--- a/output/19_北塩原村第10期_策定委員会参考資料_交付金の評価と第10期の目標.docx
+++ b/output/19_北塩原村第10期_策定委員会参考資料_交付金の評価と第10期の目標.docx
@@ -1377,7 +1377,7 @@
           <w:sz w:val="21"/>
           <w:szCs w:val="21"/>
         </w:rPr>
-        <w:t xml:space="preserve">評価指標は284項目に分かれています。令和6年度から令和8年度までの動きを得点率（得点÷その年度の配点）で分けると次のとおりです。</w:t>
+        <w:t xml:space="preserve">令和8年度の評価指標は299項目に分かれており、このうち3か年とも指標がある284項目について、令和6年度から令和8年度までの動きを得点率（得点÷その年度の配点）で分けると次のとおりです。令和7年度・令和8年度の新設等により3か年がそろわない15項目は別に掲げ、合計が令和8年度の得点447点に一致するようにしています。</w:t>
       </w:r>
     </w:p>
     <w:tbl>
@@ -1686,7 +1686,6 @@
           </w:tcPr>
           <w:p>
             <w:pPr>
-              <w:keepNext/>
               <w:spacing w:after="0" w:line="240" w:lineRule="exact"/>
             </w:pPr>
             <w:r>
@@ -1715,7 +1714,6 @@
           </w:tcPr>
           <w:p>
             <w:pPr>
-              <w:keepNext/>
               <w:spacing w:after="0" w:line="240" w:lineRule="exact"/>
             </w:pPr>
             <w:r>
@@ -1744,7 +1742,6 @@
           </w:tcPr>
           <w:p>
             <w:pPr>
-              <w:keepNext/>
               <w:spacing w:after="0" w:line="240" w:lineRule="exact"/>
             </w:pPr>
             <w:r>
@@ -1846,6 +1843,187 @@
                 <w:szCs w:val="17"/>
               </w:rPr>
               <w:t xml:space="preserve">0点</w:t>
+            </w:r>
+          </w:p>
+        </w:tc>
+      </w:tr>
+      <w:tr>
+        <w:trPr>
+          <w:cantSplit/>
+        </w:trPr>
+        <w:tc>
+          <w:tcPr>
+            <w:tcW w:type="dxa" w:w="3557"/>
+            <w:shd w:fill="FFFFFF" w:val="clear"/>
+            <w:tcMar>
+              <w:top w:type="dxa" w:w="60"/>
+              <w:left w:type="dxa" w:w="90"/>
+              <w:bottom w:type="dxa" w:w="60"/>
+              <w:right w:type="dxa" w:w="90"/>
+            </w:tcMar>
+          </w:tcPr>
+          <w:p>
+            <w:pPr>
+              <w:keepNext/>
+              <w:spacing w:after="0" w:line="240" w:lineRule="exact"/>
+            </w:pPr>
+            <w:r>
+              <w:rPr>
+                <w:rFonts w:ascii="游ゴシック" w:cs="游ゴシック" w:eastAsia="游ゴシック" w:hAnsi="游ゴシック"/>
+                <w:b w:val="false"/>
+                <w:bCs w:val="false"/>
+                <w:color w:val="000000"/>
+                <w:sz w:val="17"/>
+                <w:szCs w:val="17"/>
+              </w:rPr>
+              <w:t xml:space="preserve">3か年そろわない項目（令和7・8年度の新設等）</w:t>
+            </w:r>
+          </w:p>
+        </w:tc>
+        <w:tc>
+          <w:tcPr>
+            <w:tcW w:type="dxa" w:w="1498"/>
+            <w:shd w:fill="FFFFFF" w:val="clear"/>
+            <w:tcMar>
+              <w:top w:type="dxa" w:w="60"/>
+              <w:left w:type="dxa" w:w="90"/>
+              <w:bottom w:type="dxa" w:w="60"/>
+              <w:right w:type="dxa" w:w="90"/>
+            </w:tcMar>
+          </w:tcPr>
+          <w:p>
+            <w:pPr>
+              <w:keepNext/>
+              <w:spacing w:after="0" w:line="240" w:lineRule="exact"/>
+            </w:pPr>
+            <w:r>
+              <w:rPr>
+                <w:rFonts w:ascii="游ゴシック" w:cs="游ゴシック" w:eastAsia="游ゴシック" w:hAnsi="游ゴシック"/>
+                <w:b w:val="false"/>
+                <w:bCs w:val="false"/>
+                <w:color w:val="000000"/>
+                <w:sz w:val="17"/>
+                <w:szCs w:val="17"/>
+              </w:rPr>
+              <w:t xml:space="preserve">15項目</w:t>
+            </w:r>
+          </w:p>
+        </w:tc>
+        <w:tc>
+          <w:tcPr>
+            <w:tcW w:type="dxa" w:w="4305"/>
+            <w:shd w:fill="FFFFFF" w:val="clear"/>
+            <w:tcMar>
+              <w:top w:type="dxa" w:w="60"/>
+              <w:left w:type="dxa" w:w="90"/>
+              <w:bottom w:type="dxa" w:w="60"/>
+              <w:right w:type="dxa" w:w="90"/>
+            </w:tcMar>
+          </w:tcPr>
+          <w:p>
+            <w:pPr>
+              <w:keepNext/>
+              <w:spacing w:after="0" w:line="240" w:lineRule="exact"/>
+            </w:pPr>
+            <w:r>
+              <w:rPr>
+                <w:rFonts w:ascii="游ゴシック" w:cs="游ゴシック" w:eastAsia="游ゴシック" w:hAnsi="游ゴシック"/>
+                <w:b w:val="false"/>
+                <w:bCs w:val="false"/>
+                <w:color w:val="000000"/>
+                <w:sz w:val="17"/>
+                <w:szCs w:val="17"/>
+              </w:rPr>
+              <w:t xml:space="preserve">16点</w:t>
+            </w:r>
+          </w:p>
+        </w:tc>
+      </w:tr>
+      <w:tr>
+        <w:trPr>
+          <w:cantSplit/>
+        </w:trPr>
+        <w:tc>
+          <w:tcPr>
+            <w:tcW w:type="dxa" w:w="3557"/>
+            <w:shd w:fill="FFFFFF" w:val="clear"/>
+            <w:tcMar>
+              <w:top w:type="dxa" w:w="60"/>
+              <w:left w:type="dxa" w:w="90"/>
+              <w:bottom w:type="dxa" w:w="60"/>
+              <w:right w:type="dxa" w:w="90"/>
+            </w:tcMar>
+          </w:tcPr>
+          <w:p>
+            <w:pPr>
+              <w:spacing w:after="0" w:line="240" w:lineRule="exact"/>
+            </w:pPr>
+            <w:r>
+              <w:rPr>
+                <w:rFonts w:ascii="游ゴシック" w:cs="游ゴシック" w:eastAsia="游ゴシック" w:hAnsi="游ゴシック"/>
+                <w:b w:val="false"/>
+                <w:bCs w:val="false"/>
+                <w:color w:val="000000"/>
+                <w:sz w:val="17"/>
+                <w:szCs w:val="17"/>
+              </w:rPr>
+              <w:t xml:space="preserve">計</w:t>
+            </w:r>
+          </w:p>
+        </w:tc>
+        <w:tc>
+          <w:tcPr>
+            <w:tcW w:type="dxa" w:w="1498"/>
+            <w:shd w:fill="FFFFFF" w:val="clear"/>
+            <w:tcMar>
+              <w:top w:type="dxa" w:w="60"/>
+              <w:left w:type="dxa" w:w="90"/>
+              <w:bottom w:type="dxa" w:w="60"/>
+              <w:right w:type="dxa" w:w="90"/>
+            </w:tcMar>
+          </w:tcPr>
+          <w:p>
+            <w:pPr>
+              <w:spacing w:after="0" w:line="240" w:lineRule="exact"/>
+            </w:pPr>
+            <w:r>
+              <w:rPr>
+                <w:rFonts w:ascii="游ゴシック" w:cs="游ゴシック" w:eastAsia="游ゴシック" w:hAnsi="游ゴシック"/>
+                <w:b w:val="false"/>
+                <w:bCs w:val="false"/>
+                <w:color w:val="000000"/>
+                <w:sz w:val="17"/>
+                <w:szCs w:val="17"/>
+              </w:rPr>
+              <w:t xml:space="preserve">299項目</w:t>
+            </w:r>
+          </w:p>
+        </w:tc>
+        <w:tc>
+          <w:tcPr>
+            <w:tcW w:type="dxa" w:w="4305"/>
+            <w:shd w:fill="FFFFFF" w:val="clear"/>
+            <w:tcMar>
+              <w:top w:type="dxa" w:w="60"/>
+              <w:left w:type="dxa" w:w="90"/>
+              <w:bottom w:type="dxa" w:w="60"/>
+              <w:right w:type="dxa" w:w="90"/>
+            </w:tcMar>
+          </w:tcPr>
+          <w:p>
+            <w:pPr>
+              <w:spacing w:after="0" w:line="240" w:lineRule="exact"/>
+            </w:pPr>
+            <w:r>
+              <w:rPr>
+                <w:rFonts w:ascii="游ゴシック" w:cs="游ゴシック" w:eastAsia="游ゴシック" w:hAnsi="游ゴシック"/>
+                <w:b w:val="false"/>
+                <w:bCs w:val="false"/>
+                <w:color w:val="000000"/>
+                <w:sz w:val="17"/>
+                <w:szCs w:val="17"/>
+              </w:rPr>
+              <w:t xml:space="preserve">447点</w:t>
             </w:r>
           </w:p>
         </w:tc>
@@ -6621,7 +6799,7 @@
           <w:sz w:val="20"/>
           <w:szCs w:val="20"/>
         </w:rPr>
-        <w:t xml:space="preserve">計画への記載・要綱の整備・手順の明文化で取得できるのが11項目62点です。本業務（ニーズ調査・在宅介護実態調査・見える化分析・認知症施策推進計画の策定）の実施で取得できるのが3項目9点です。この2つは本計画の策定により取得できます。</w:t>
+        <w:t xml:space="preserve">計画への記載・要綱の整備・手順の明文化と、それに沿った実施・記録で取得をめざせるのが11項目62点です。本業務（ニーズ調査・在宅介護実態調査・見える化分析・認知症施策推進計画の策定）の実施で取得できるのが3項目9点です。この2つは本計画の策定により取得できます。</w:t>
       </w:r>
     </w:p>
     <w:p>
@@ -8755,6 +8933,684 @@
     </w:p>
     <w:p>
       <w:pPr>
+        <w:keepNext/>
+        <w:keepLines/>
+        <w:spacing w:after="100" w:line="300" w:lineRule="exact"/>
+      </w:pPr>
+      <w:r>
+        <w:rPr>
+          <w:rFonts w:ascii="游ゴシック" w:cs="游ゴシック" w:eastAsia="游ゴシック" w:hAnsi="游ゴシック"/>
+          <w:b/>
+          <w:bCs/>
+          <w:color w:val="2E75B6"/>
+          <w:sz w:val="22"/>
+          <w:szCs w:val="22"/>
+        </w:rPr>
+        <w:t xml:space="preserve">取得に必要なことで分ける</w:t>
+      </w:r>
+    </w:p>
+    <w:p>
+      <w:pPr>
+        <w:spacing w:after="120" w:line="300" w:lineRule="exact"/>
+      </w:pPr>
+      <w:r>
+        <w:rPr>
+          <w:rFonts w:ascii="游ゴシック" w:cs="游ゴシック" w:eastAsia="游ゴシック" w:hAnsi="游ゴシック"/>
+          <w:sz w:val="21"/>
+          <w:szCs w:val="21"/>
+        </w:rPr>
+        <w:t xml:space="preserve">上表の項目は、計画に書くだけで点になるものではありません。評価の対象は前年度に実施した取組であり、取組の実施と、それを示す記録（証跡）が要ります。令和8年度の時点の状態により、次の4つに分けました。</w:t>
+      </w:r>
+    </w:p>
+    <w:tbl>
+      <w:tblPr>
+        <w:tblW w:type="dxa" w:w="9360"/>
+        <w:tblBorders>
+          <w:top w:val="single" w:color="auto" w:sz="4"/>
+          <w:left w:val="single" w:color="auto" w:sz="4"/>
+          <w:bottom w:val="single" w:color="auto" w:sz="4"/>
+          <w:right w:val="single" w:color="auto" w:sz="4"/>
+          <w:insideH w:val="single" w:color="auto" w:sz="4"/>
+          <w:insideV w:val="single" w:color="auto" w:sz="4"/>
+        </w:tblBorders>
+        <w:tblLayout w:type="fixed"/>
+      </w:tblPr>
+      <w:tblGrid>
+        <w:gridCol w:w="2434"/>
+        <w:gridCol w:w="1123"/>
+        <w:gridCol w:w="1123"/>
+        <w:gridCol w:w="4680"/>
+      </w:tblGrid>
+      <w:tr>
+        <w:trPr>
+          <w:cantSplit/>
+          <w:tblHeader/>
+        </w:trPr>
+        <w:tc>
+          <w:tcPr>
+            <w:tcW w:type="dxa" w:w="2434"/>
+            <w:shd w:fill="2E75B6" w:val="clear"/>
+            <w:tcMar>
+              <w:top w:type="dxa" w:w="60"/>
+              <w:left w:type="dxa" w:w="90"/>
+              <w:bottom w:type="dxa" w:w="60"/>
+              <w:right w:type="dxa" w:w="90"/>
+            </w:tcMar>
+          </w:tcPr>
+          <w:p>
+            <w:pPr>
+              <w:spacing w:after="0" w:line="240" w:lineRule="exact"/>
+              <w:jc w:val="center"/>
+            </w:pPr>
+            <w:r>
+              <w:rPr>
+                <w:rFonts w:ascii="游ゴシック" w:cs="游ゴシック" w:eastAsia="游ゴシック" w:hAnsi="游ゴシック"/>
+                <w:b/>
+                <w:bCs/>
+                <w:color w:val="FFFFFF"/>
+                <w:sz w:val="17"/>
+                <w:szCs w:val="17"/>
+              </w:rPr>
+              <w:t xml:space="preserve">区分</w:t>
+            </w:r>
+          </w:p>
+        </w:tc>
+        <w:tc>
+          <w:tcPr>
+            <w:tcW w:type="dxa" w:w="1123"/>
+            <w:shd w:fill="2E75B6" w:val="clear"/>
+            <w:tcMar>
+              <w:top w:type="dxa" w:w="60"/>
+              <w:left w:type="dxa" w:w="90"/>
+              <w:bottom w:type="dxa" w:w="60"/>
+              <w:right w:type="dxa" w:w="90"/>
+            </w:tcMar>
+          </w:tcPr>
+          <w:p>
+            <w:pPr>
+              <w:spacing w:after="0" w:line="240" w:lineRule="exact"/>
+              <w:jc w:val="center"/>
+            </w:pPr>
+            <w:r>
+              <w:rPr>
+                <w:rFonts w:ascii="游ゴシック" w:cs="游ゴシック" w:eastAsia="游ゴシック" w:hAnsi="游ゴシック"/>
+                <w:b/>
+                <w:bCs/>
+                <w:color w:val="FFFFFF"/>
+                <w:sz w:val="17"/>
+                <w:szCs w:val="17"/>
+              </w:rPr>
+              <w:t xml:space="preserve">項目数</w:t>
+            </w:r>
+          </w:p>
+        </w:tc>
+        <w:tc>
+          <w:tcPr>
+            <w:tcW w:type="dxa" w:w="1123"/>
+            <w:shd w:fill="2E75B6" w:val="clear"/>
+            <w:tcMar>
+              <w:top w:type="dxa" w:w="60"/>
+              <w:left w:type="dxa" w:w="90"/>
+              <w:bottom w:type="dxa" w:w="60"/>
+              <w:right w:type="dxa" w:w="90"/>
+            </w:tcMar>
+          </w:tcPr>
+          <w:p>
+            <w:pPr>
+              <w:spacing w:after="0" w:line="240" w:lineRule="exact"/>
+              <w:jc w:val="center"/>
+            </w:pPr>
+            <w:r>
+              <w:rPr>
+                <w:rFonts w:ascii="游ゴシック" w:cs="游ゴシック" w:eastAsia="游ゴシック" w:hAnsi="游ゴシック"/>
+                <w:b/>
+                <w:bCs/>
+                <w:color w:val="FFFFFF"/>
+                <w:sz w:val="17"/>
+                <w:szCs w:val="17"/>
+              </w:rPr>
+              <w:t xml:space="preserve">配点</w:t>
+            </w:r>
+          </w:p>
+        </w:tc>
+        <w:tc>
+          <w:tcPr>
+            <w:tcW w:type="dxa" w:w="4680"/>
+            <w:shd w:fill="2E75B6" w:val="clear"/>
+            <w:tcMar>
+              <w:top w:type="dxa" w:w="60"/>
+              <w:left w:type="dxa" w:w="90"/>
+              <w:bottom w:type="dxa" w:w="60"/>
+              <w:right w:type="dxa" w:w="90"/>
+            </w:tcMar>
+          </w:tcPr>
+          <w:p>
+            <w:pPr>
+              <w:spacing w:after="0" w:line="240" w:lineRule="exact"/>
+              <w:jc w:val="center"/>
+            </w:pPr>
+            <w:r>
+              <w:rPr>
+                <w:rFonts w:ascii="游ゴシック" w:cs="游ゴシック" w:eastAsia="游ゴシック" w:hAnsi="游ゴシック"/>
+                <w:b/>
+                <w:bCs/>
+                <w:color w:val="FFFFFF"/>
+                <w:sz w:val="17"/>
+                <w:szCs w:val="17"/>
+              </w:rPr>
+              <w:t xml:space="preserve">必要なこと</w:t>
+            </w:r>
+          </w:p>
+        </w:tc>
+      </w:tr>
+      <w:tr>
+        <w:trPr>
+          <w:cantSplit/>
+        </w:trPr>
+        <w:tc>
+          <w:tcPr>
+            <w:tcW w:type="dxa" w:w="2434"/>
+            <w:shd w:fill="FFFFFF" w:val="clear"/>
+            <w:tcMar>
+              <w:top w:type="dxa" w:w="60"/>
+              <w:left w:type="dxa" w:w="90"/>
+              <w:bottom w:type="dxa" w:w="60"/>
+              <w:right w:type="dxa" w:w="90"/>
+            </w:tcMar>
+          </w:tcPr>
+          <w:p>
+            <w:pPr>
+              <w:spacing w:after="0" w:line="240" w:lineRule="exact"/>
+            </w:pPr>
+            <w:r>
+              <w:rPr>
+                <w:rFonts w:ascii="游ゴシック" w:cs="游ゴシック" w:eastAsia="游ゴシック" w:hAnsi="游ゴシック"/>
+                <w:b w:val="false"/>
+                <w:bCs w:val="false"/>
+                <w:color w:val="000000"/>
+                <w:sz w:val="17"/>
+                <w:szCs w:val="17"/>
+              </w:rPr>
+              <w:t xml:space="preserve">取得済み・証跡あり</w:t>
+            </w:r>
+          </w:p>
+        </w:tc>
+        <w:tc>
+          <w:tcPr>
+            <w:tcW w:type="dxa" w:w="1123"/>
+            <w:shd w:fill="FFFFFF" w:val="clear"/>
+            <w:tcMar>
+              <w:top w:type="dxa" w:w="60"/>
+              <w:left w:type="dxa" w:w="90"/>
+              <w:bottom w:type="dxa" w:w="60"/>
+              <w:right w:type="dxa" w:w="90"/>
+            </w:tcMar>
+          </w:tcPr>
+          <w:p>
+            <w:pPr>
+              <w:spacing w:after="0" w:line="240" w:lineRule="exact"/>
+            </w:pPr>
+            <w:r>
+              <w:rPr>
+                <w:rFonts w:ascii="游ゴシック" w:cs="游ゴシック" w:eastAsia="游ゴシック" w:hAnsi="游ゴシック"/>
+                <w:b w:val="false"/>
+                <w:bCs w:val="false"/>
+                <w:color w:val="000000"/>
+                <w:sz w:val="17"/>
+                <w:szCs w:val="17"/>
+              </w:rPr>
+              <w:t xml:space="preserve">0項目</w:t>
+            </w:r>
+          </w:p>
+        </w:tc>
+        <w:tc>
+          <w:tcPr>
+            <w:tcW w:type="dxa" w:w="1123"/>
+            <w:shd w:fill="FFFFFF" w:val="clear"/>
+            <w:tcMar>
+              <w:top w:type="dxa" w:w="60"/>
+              <w:left w:type="dxa" w:w="90"/>
+              <w:bottom w:type="dxa" w:w="60"/>
+              <w:right w:type="dxa" w:w="90"/>
+            </w:tcMar>
+          </w:tcPr>
+          <w:p>
+            <w:pPr>
+              <w:spacing w:after="0" w:line="240" w:lineRule="exact"/>
+            </w:pPr>
+            <w:r>
+              <w:rPr>
+                <w:rFonts w:ascii="游ゴシック" w:cs="游ゴシック" w:eastAsia="游ゴシック" w:hAnsi="游ゴシック"/>
+                <w:b w:val="false"/>
+                <w:bCs w:val="false"/>
+                <w:color w:val="000000"/>
+                <w:sz w:val="17"/>
+                <w:szCs w:val="17"/>
+              </w:rPr>
+              <w:t xml:space="preserve">0点</w:t>
+            </w:r>
+          </w:p>
+        </w:tc>
+        <w:tc>
+          <w:tcPr>
+            <w:tcW w:type="dxa" w:w="4680"/>
+            <w:shd w:fill="FFFFFF" w:val="clear"/>
+            <w:tcMar>
+              <w:top w:type="dxa" w:w="60"/>
+              <w:left w:type="dxa" w:w="90"/>
+              <w:bottom w:type="dxa" w:w="60"/>
+              <w:right w:type="dxa" w:w="90"/>
+            </w:tcMar>
+          </w:tcPr>
+          <w:p>
+            <w:pPr>
+              <w:spacing w:after="0" w:line="240" w:lineRule="exact"/>
+            </w:pPr>
+            <w:r>
+              <w:rPr>
+                <w:rFonts w:ascii="游ゴシック" w:cs="游ゴシック" w:eastAsia="游ゴシック" w:hAnsi="游ゴシック"/>
+                <w:b w:val="false"/>
+                <w:bCs w:val="false"/>
+                <w:color w:val="000000"/>
+                <w:sz w:val="17"/>
+                <w:szCs w:val="17"/>
+              </w:rPr>
+              <w:t xml:space="preserve">―（目標の項目はいずれも令和8年度に0点）</w:t>
+            </w:r>
+          </w:p>
+        </w:tc>
+      </w:tr>
+      <w:tr>
+        <w:trPr>
+          <w:cantSplit/>
+        </w:trPr>
+        <w:tc>
+          <w:tcPr>
+            <w:tcW w:type="dxa" w:w="2434"/>
+            <w:shd w:fill="FFFFFF" w:val="clear"/>
+            <w:tcMar>
+              <w:top w:type="dxa" w:w="60"/>
+              <w:left w:type="dxa" w:w="90"/>
+              <w:bottom w:type="dxa" w:w="60"/>
+              <w:right w:type="dxa" w:w="90"/>
+            </w:tcMar>
+          </w:tcPr>
+          <w:p>
+            <w:pPr>
+              <w:spacing w:after="0" w:line="240" w:lineRule="exact"/>
+            </w:pPr>
+            <w:r>
+              <w:rPr>
+                <w:rFonts w:ascii="游ゴシック" w:cs="游ゴシック" w:eastAsia="游ゴシック" w:hAnsi="游ゴシック"/>
+                <w:b w:val="false"/>
+                <w:bCs w:val="false"/>
+                <w:color w:val="000000"/>
+                <w:sz w:val="17"/>
+                <w:szCs w:val="17"/>
+              </w:rPr>
+              <w:t xml:space="preserve">実施済み・証跡要確認</w:t>
+            </w:r>
+          </w:p>
+        </w:tc>
+        <w:tc>
+          <w:tcPr>
+            <w:tcW w:type="dxa" w:w="1123"/>
+            <w:shd w:fill="FFFFFF" w:val="clear"/>
+            <w:tcMar>
+              <w:top w:type="dxa" w:w="60"/>
+              <w:left w:type="dxa" w:w="90"/>
+              <w:bottom w:type="dxa" w:w="60"/>
+              <w:right w:type="dxa" w:w="90"/>
+            </w:tcMar>
+          </w:tcPr>
+          <w:p>
+            <w:pPr>
+              <w:spacing w:after="0" w:line="240" w:lineRule="exact"/>
+            </w:pPr>
+            <w:r>
+              <w:rPr>
+                <w:rFonts w:ascii="游ゴシック" w:cs="游ゴシック" w:eastAsia="游ゴシック" w:hAnsi="游ゴシック"/>
+                <w:b w:val="false"/>
+                <w:bCs w:val="false"/>
+                <w:color w:val="000000"/>
+                <w:sz w:val="17"/>
+                <w:szCs w:val="17"/>
+              </w:rPr>
+              <w:t xml:space="preserve">4項目</w:t>
+            </w:r>
+          </w:p>
+        </w:tc>
+        <w:tc>
+          <w:tcPr>
+            <w:tcW w:type="dxa" w:w="1123"/>
+            <w:shd w:fill="FFFFFF" w:val="clear"/>
+            <w:tcMar>
+              <w:top w:type="dxa" w:w="60"/>
+              <w:left w:type="dxa" w:w="90"/>
+              <w:bottom w:type="dxa" w:w="60"/>
+              <w:right w:type="dxa" w:w="90"/>
+            </w:tcMar>
+          </w:tcPr>
+          <w:p>
+            <w:pPr>
+              <w:spacing w:after="0" w:line="240" w:lineRule="exact"/>
+            </w:pPr>
+            <w:r>
+              <w:rPr>
+                <w:rFonts w:ascii="游ゴシック" w:cs="游ゴシック" w:eastAsia="游ゴシック" w:hAnsi="游ゴシック"/>
+                <w:b w:val="false"/>
+                <w:bCs w:val="false"/>
+                <w:color w:val="000000"/>
+                <w:sz w:val="17"/>
+                <w:szCs w:val="17"/>
+              </w:rPr>
+              <w:t xml:space="preserve">21点</w:t>
+            </w:r>
+          </w:p>
+        </w:tc>
+        <w:tc>
+          <w:tcPr>
+            <w:tcW w:type="dxa" w:w="4680"/>
+            <w:shd w:fill="FFFFFF" w:val="clear"/>
+            <w:tcMar>
+              <w:top w:type="dxa" w:w="60"/>
+              <w:left w:type="dxa" w:w="90"/>
+              <w:bottom w:type="dxa" w:w="60"/>
+              <w:right w:type="dxa" w:w="90"/>
+            </w:tcMar>
+          </w:tcPr>
+          <w:p>
+            <w:pPr>
+              <w:spacing w:after="0" w:line="240" w:lineRule="exact"/>
+            </w:pPr>
+            <w:r>
+              <w:rPr>
+                <w:rFonts w:ascii="游ゴシック" w:cs="游ゴシック" w:eastAsia="游ゴシック" w:hAnsi="游ゴシック"/>
+                <w:b w:val="false"/>
+                <w:bCs w:val="false"/>
+                <w:color w:val="000000"/>
+                <w:sz w:val="17"/>
+                <w:szCs w:val="17"/>
+              </w:rPr>
+              <w:t xml:space="preserve">令和6・7年度に点があった項目。実施の状況と記録を確かめ、記録の形を整える</w:t>
+            </w:r>
+          </w:p>
+        </w:tc>
+      </w:tr>
+      <w:tr>
+        <w:trPr>
+          <w:cantSplit/>
+        </w:trPr>
+        <w:tc>
+          <w:tcPr>
+            <w:tcW w:type="dxa" w:w="2434"/>
+            <w:shd w:fill="FFFFFF" w:val="clear"/>
+            <w:tcMar>
+              <w:top w:type="dxa" w:w="60"/>
+              <w:left w:type="dxa" w:w="90"/>
+              <w:bottom w:type="dxa" w:w="60"/>
+              <w:right w:type="dxa" w:w="90"/>
+            </w:tcMar>
+          </w:tcPr>
+          <w:p>
+            <w:pPr>
+              <w:keepNext/>
+              <w:spacing w:after="0" w:line="240" w:lineRule="exact"/>
+            </w:pPr>
+            <w:r>
+              <w:rPr>
+                <w:rFonts w:ascii="游ゴシック" w:cs="游ゴシック" w:eastAsia="游ゴシック" w:hAnsi="游ゴシック"/>
+                <w:b w:val="false"/>
+                <w:bCs w:val="false"/>
+                <w:color w:val="000000"/>
+                <w:sz w:val="17"/>
+                <w:szCs w:val="17"/>
+              </w:rPr>
+              <w:t xml:space="preserve">新規整備が必要</w:t>
+            </w:r>
+          </w:p>
+        </w:tc>
+        <w:tc>
+          <w:tcPr>
+            <w:tcW w:type="dxa" w:w="1123"/>
+            <w:shd w:fill="FFFFFF" w:val="clear"/>
+            <w:tcMar>
+              <w:top w:type="dxa" w:w="60"/>
+              <w:left w:type="dxa" w:w="90"/>
+              <w:bottom w:type="dxa" w:w="60"/>
+              <w:right w:type="dxa" w:w="90"/>
+            </w:tcMar>
+          </w:tcPr>
+          <w:p>
+            <w:pPr>
+              <w:keepNext/>
+              <w:spacing w:after="0" w:line="240" w:lineRule="exact"/>
+            </w:pPr>
+            <w:r>
+              <w:rPr>
+                <w:rFonts w:ascii="游ゴシック" w:cs="游ゴシック" w:eastAsia="游ゴシック" w:hAnsi="游ゴシック"/>
+                <w:b w:val="false"/>
+                <w:bCs w:val="false"/>
+                <w:color w:val="000000"/>
+                <w:sz w:val="17"/>
+                <w:szCs w:val="17"/>
+              </w:rPr>
+              <w:t xml:space="preserve">8項目</w:t>
+            </w:r>
+          </w:p>
+        </w:tc>
+        <w:tc>
+          <w:tcPr>
+            <w:tcW w:type="dxa" w:w="1123"/>
+            <w:shd w:fill="FFFFFF" w:val="clear"/>
+            <w:tcMar>
+              <w:top w:type="dxa" w:w="60"/>
+              <w:left w:type="dxa" w:w="90"/>
+              <w:bottom w:type="dxa" w:w="60"/>
+              <w:right w:type="dxa" w:w="90"/>
+            </w:tcMar>
+          </w:tcPr>
+          <w:p>
+            <w:pPr>
+              <w:keepNext/>
+              <w:spacing w:after="0" w:line="240" w:lineRule="exact"/>
+            </w:pPr>
+            <w:r>
+              <w:rPr>
+                <w:rFonts w:ascii="游ゴシック" w:cs="游ゴシック" w:eastAsia="游ゴシック" w:hAnsi="游ゴシック"/>
+                <w:b w:val="false"/>
+                <w:bCs w:val="false"/>
+                <w:color w:val="000000"/>
+                <w:sz w:val="17"/>
+                <w:szCs w:val="17"/>
+              </w:rPr>
+              <w:t xml:space="preserve">46点</w:t>
+            </w:r>
+          </w:p>
+        </w:tc>
+        <w:tc>
+          <w:tcPr>
+            <w:tcW w:type="dxa" w:w="4680"/>
+            <w:shd w:fill="FFFFFF" w:val="clear"/>
+            <w:tcMar>
+              <w:top w:type="dxa" w:w="60"/>
+              <w:left w:type="dxa" w:w="90"/>
+              <w:bottom w:type="dxa" w:w="60"/>
+              <w:right w:type="dxa" w:w="90"/>
+            </w:tcMar>
+          </w:tcPr>
+          <w:p>
+            <w:pPr>
+              <w:keepNext/>
+              <w:spacing w:after="0" w:line="240" w:lineRule="exact"/>
+            </w:pPr>
+            <w:r>
+              <w:rPr>
+                <w:rFonts w:ascii="游ゴシック" w:cs="游ゴシック" w:eastAsia="游ゴシック" w:hAnsi="游ゴシック"/>
+                <w:b w:val="false"/>
+                <w:bCs w:val="false"/>
+                <w:color w:val="000000"/>
+                <w:sz w:val="17"/>
+                <w:szCs w:val="17"/>
+              </w:rPr>
+              <w:t xml:space="preserve">要綱の改正・目標の設定・公表・普及啓発等を新たに行い、記録を残す（認知症施策推進計画の策定5点を含む）</w:t>
+            </w:r>
+          </w:p>
+        </w:tc>
+      </w:tr>
+      <w:tr>
+        <w:trPr>
+          <w:cantSplit/>
+        </w:trPr>
+        <w:tc>
+          <w:tcPr>
+            <w:tcW w:type="dxa" w:w="2434"/>
+            <w:shd w:fill="FFFFFF" w:val="clear"/>
+            <w:tcMar>
+              <w:top w:type="dxa" w:w="60"/>
+              <w:left w:type="dxa" w:w="90"/>
+              <w:bottom w:type="dxa" w:w="60"/>
+              <w:right w:type="dxa" w:w="90"/>
+            </w:tcMar>
+          </w:tcPr>
+          <w:p>
+            <w:pPr>
+              <w:spacing w:after="0" w:line="240" w:lineRule="exact"/>
+            </w:pPr>
+            <w:r>
+              <w:rPr>
+                <w:rFonts w:ascii="游ゴシック" w:cs="游ゴシック" w:eastAsia="游ゴシック" w:hAnsi="游ゴシック"/>
+                <w:b w:val="false"/>
+                <w:bCs w:val="false"/>
+                <w:color w:val="000000"/>
+                <w:sz w:val="17"/>
+                <w:szCs w:val="17"/>
+              </w:rPr>
+              <w:t xml:space="preserve">制度改正待ち</w:t>
+            </w:r>
+          </w:p>
+        </w:tc>
+        <w:tc>
+          <w:tcPr>
+            <w:tcW w:type="dxa" w:w="1123"/>
+            <w:shd w:fill="FFFFFF" w:val="clear"/>
+            <w:tcMar>
+              <w:top w:type="dxa" w:w="60"/>
+              <w:left w:type="dxa" w:w="90"/>
+              <w:bottom w:type="dxa" w:w="60"/>
+              <w:right w:type="dxa" w:w="90"/>
+            </w:tcMar>
+          </w:tcPr>
+          <w:p>
+            <w:pPr>
+              <w:spacing w:after="0" w:line="240" w:lineRule="exact"/>
+            </w:pPr>
+            <w:r>
+              <w:rPr>
+                <w:rFonts w:ascii="游ゴシック" w:cs="游ゴシック" w:eastAsia="游ゴシック" w:hAnsi="游ゴシック"/>
+                <w:b w:val="false"/>
+                <w:bCs w:val="false"/>
+                <w:color w:val="000000"/>
+                <w:sz w:val="17"/>
+                <w:szCs w:val="17"/>
+              </w:rPr>
+              <w:t xml:space="preserve">0項目</w:t>
+            </w:r>
+          </w:p>
+        </w:tc>
+        <w:tc>
+          <w:tcPr>
+            <w:tcW w:type="dxa" w:w="1123"/>
+            <w:shd w:fill="FFFFFF" w:val="clear"/>
+            <w:tcMar>
+              <w:top w:type="dxa" w:w="60"/>
+              <w:left w:type="dxa" w:w="90"/>
+              <w:bottom w:type="dxa" w:w="60"/>
+              <w:right w:type="dxa" w:w="90"/>
+            </w:tcMar>
+          </w:tcPr>
+          <w:p>
+            <w:pPr>
+              <w:spacing w:after="0" w:line="240" w:lineRule="exact"/>
+            </w:pPr>
+            <w:r>
+              <w:rPr>
+                <w:rFonts w:ascii="游ゴシック" w:cs="游ゴシック" w:eastAsia="游ゴシック" w:hAnsi="游ゴシック"/>
+                <w:b w:val="false"/>
+                <w:bCs w:val="false"/>
+                <w:color w:val="000000"/>
+                <w:sz w:val="17"/>
+                <w:szCs w:val="17"/>
+              </w:rPr>
+              <w:t xml:space="preserve">0点</w:t>
+            </w:r>
+          </w:p>
+        </w:tc>
+        <w:tc>
+          <w:tcPr>
+            <w:tcW w:type="dxa" w:w="4680"/>
+            <w:shd w:fill="FFFFFF" w:val="clear"/>
+            <w:tcMar>
+              <w:top w:type="dxa" w:w="60"/>
+              <w:left w:type="dxa" w:w="90"/>
+              <w:bottom w:type="dxa" w:w="60"/>
+              <w:right w:type="dxa" w:w="90"/>
+            </w:tcMar>
+          </w:tcPr>
+          <w:p>
+            <w:pPr>
+              <w:spacing w:after="0" w:line="240" w:lineRule="exact"/>
+            </w:pPr>
+            <w:r>
+              <w:rPr>
+                <w:rFonts w:ascii="游ゴシック" w:cs="游ゴシック" w:eastAsia="游ゴシック" w:hAnsi="游ゴシック"/>
+                <w:b w:val="false"/>
+                <w:bCs w:val="false"/>
+                <w:color w:val="000000"/>
+                <w:sz w:val="17"/>
+                <w:szCs w:val="17"/>
+              </w:rPr>
+              <w:t xml:space="preserve">―（ただし第10期に適用される評価指標は未公表であり、全項目が改定の影響を受け得る）</w:t>
+            </w:r>
+          </w:p>
+        </w:tc>
+      </w:tr>
+    </w:tbl>
+    <w:p>
+      <w:pPr>
+        <w:spacing w:after="160" w:line="300" w:lineRule="exact"/>
+      </w:pPr>
+      <w:r>
+        <w:rPr>
+          <w:rFonts w:ascii="游ゴシック" w:cs="游ゴシック" w:eastAsia="游ゴシック" w:hAnsi="游ゴシック"/>
+          <w:sz w:val="21"/>
+          <w:szCs w:val="21"/>
+        </w:rPr>
+        <w:t xml:space="preserve"/>
+      </w:r>
+    </w:p>
+    <w:p>
+      <w:pPr>
+        <w:pBdr>
+          <w:left w:val="single" w:color="BF8F00" w:sz="18" w:space="8"/>
+        </w:pBdr>
+        <w:shd w:fill="FFF2CC" w:val="clear"/>
+        <w:spacing w:after="200" w:before="140" w:line="300" w:lineRule="exact"/>
+        <w:ind w:left="200" w:right="200"/>
+      </w:pPr>
+      <w:r>
+        <w:rPr>
+          <w:rFonts w:ascii="游ゴシック" w:cs="游ゴシック" w:eastAsia="游ゴシック" w:hAnsi="游ゴシック"/>
+          <w:b/>
+          <w:bCs/>
+          <w:sz w:val="20"/>
+          <w:szCs w:val="20"/>
+        </w:rPr>
+        <w:t xml:space="preserve">令和6・7年度に点があり令和8年度に0点となった4項目21点は、取組が続いていれば記録の整え方で取り戻せる可能性があります。まず実施の状況と記録の有無を確かめます（【要確認】）。新たに整える8項目46点は、令和9年度に実施して記録を残し、令和10年度の評価で取得することになります。</w:t>
+      </w:r>
+    </w:p>
+    <w:p>
+      <w:pPr>
         <w:pBdr>
           <w:left w:val="single" w:color="BF8F00" w:sz="18" w:space="8"/>
         </w:pBdr>
@@ -8802,7 +9658,7 @@
           <w:sz w:val="17"/>
           <w:szCs w:val="17"/>
         </w:rPr>
-        <w:t xml:space="preserve">※ 上の順位は、ほかの団体が令和8年度の得点のままであると仮定して並べ替えた場合の位置である。全国平均は令和6年度422.4点・令和7年度435.0点・令和8年度455.1点と2年で32.7点上がっており、本村が横ばいであれば順位は下がる。順位は目安として見ていただきたい。</w:t>
+        <w:t xml:space="preserve">※ 上の順位は機械的な試算であり、ほかの団体が令和8年度の得点のままであると仮定して並べ替えた場合の位置である。全国平均は令和6年度422.4点・令和7年度435.0点・令和8年度455.1点と2年で32.7点上がっており、本村が横ばいであれば順位は下がる。順位は目安として見ていただきたい。</w:t>
       </w:r>
     </w:p>
     <w:p>
@@ -14688,7 +15544,7 @@
           <w:sz w:val="20"/>
           <w:szCs w:val="20"/>
         </w:rPr>
-        <w:t xml:space="preserve">段Ａ（計画への記載で取得できる11項目62点）は、本計画に書くことで取得できます。第2回策定委員会でご承認をいただければ、素案6-3の取得目標として確定します。</w:t>
+        <w:t xml:space="preserve">段Ａ（計画への記載で取得をめざす11項目62点）は、本計画に書いたうえで、令和9年度に実施し記録を残すことで取得できます。書くだけでは点になりません。第2回策定委員会でご承認をいただければ、素案6-3の取得目標として確定します。</w:t>
       </w:r>
     </w:p>
     <w:p>
@@ -14804,6 +15660,805 @@
           <w:szCs w:val="21"/>
         </w:rPr>
         <w:t xml:space="preserve">交付額は、得点に第1号被保険者数等を乗じて国が配分します。配分の総額やほかの団体の得点によっても変わるため、本資料は得点までをお示ししています。</w:t>
+      </w:r>
+    </w:p>
+    <w:p>
+      <w:pPr>
+        <w:keepNext/>
+        <w:keepLines/>
+        <w:spacing w:after="100" w:line="300" w:lineRule="exact"/>
+      </w:pPr>
+      <w:r>
+        <w:rPr>
+          <w:rFonts w:ascii="游ゴシック" w:cs="游ゴシック" w:eastAsia="游ゴシック" w:hAnsi="游ゴシック"/>
+          <w:b/>
+          <w:bCs/>
+          <w:color w:val="2E75B6"/>
+          <w:sz w:val="22"/>
+          <w:szCs w:val="22"/>
+        </w:rPr>
+        <w:t xml:space="preserve">本資料の番号</w:t>
+      </w:r>
+    </w:p>
+    <w:p>
+      <w:pPr>
+        <w:spacing w:after="120" w:line="300" w:lineRule="exact"/>
+      </w:pPr>
+      <w:r>
+        <w:rPr>
+          <w:rFonts w:ascii="游ゴシック" w:cs="游ゴシック" w:eastAsia="游ゴシック" w:hAnsi="游ゴシック"/>
+          <w:sz w:val="21"/>
+          <w:szCs w:val="21"/>
+        </w:rPr>
+        <w:t xml:space="preserve">本資料の節・施策の番号（6-3・施策4-4など）は、策定委員会でご協議いただく素案（協議用）の番号です。公表用の計画書は第9期計画の章立てに合わせて組み替えているため、番号が異なります。本資料に出てくる番号の対応は次のとおりです。</w:t>
+      </w:r>
+    </w:p>
+    <w:tbl>
+      <w:tblPr>
+        <w:tblW w:type="dxa" w:w="9360"/>
+        <w:tblBorders>
+          <w:top w:val="single" w:color="auto" w:sz="4"/>
+          <w:left w:val="single" w:color="auto" w:sz="4"/>
+          <w:bottom w:val="single" w:color="auto" w:sz="4"/>
+          <w:right w:val="single" w:color="auto" w:sz="4"/>
+          <w:insideH w:val="single" w:color="auto" w:sz="4"/>
+          <w:insideV w:val="single" w:color="auto" w:sz="4"/>
+        </w:tblBorders>
+        <w:tblLayout w:type="fixed"/>
+      </w:tblPr>
+      <w:tblGrid>
+        <w:gridCol w:w="4680"/>
+        <w:gridCol w:w="4680"/>
+      </w:tblGrid>
+      <w:tr>
+        <w:trPr>
+          <w:cantSplit/>
+          <w:tblHeader/>
+        </w:trPr>
+        <w:tc>
+          <w:tcPr>
+            <w:tcW w:type="dxa" w:w="4680"/>
+            <w:shd w:fill="2E75B6" w:val="clear"/>
+            <w:tcMar>
+              <w:top w:type="dxa" w:w="60"/>
+              <w:left w:type="dxa" w:w="90"/>
+              <w:bottom w:type="dxa" w:w="60"/>
+              <w:right w:type="dxa" w:w="90"/>
+            </w:tcMar>
+          </w:tcPr>
+          <w:p>
+            <w:pPr>
+              <w:spacing w:after="0" w:line="240" w:lineRule="exact"/>
+              <w:jc w:val="center"/>
+            </w:pPr>
+            <w:r>
+              <w:rPr>
+                <w:rFonts w:ascii="游ゴシック" w:cs="游ゴシック" w:eastAsia="游ゴシック" w:hAnsi="游ゴシック"/>
+                <w:b/>
+                <w:bCs/>
+                <w:color w:val="FFFFFF"/>
+                <w:sz w:val="17"/>
+                <w:szCs w:val="17"/>
+              </w:rPr>
+              <w:t xml:space="preserve">協議用素案の番号</w:t>
+            </w:r>
+          </w:p>
+        </w:tc>
+        <w:tc>
+          <w:tcPr>
+            <w:tcW w:type="dxa" w:w="4680"/>
+            <w:shd w:fill="2E75B6" w:val="clear"/>
+            <w:tcMar>
+              <w:top w:type="dxa" w:w="60"/>
+              <w:left w:type="dxa" w:w="90"/>
+              <w:bottom w:type="dxa" w:w="60"/>
+              <w:right w:type="dxa" w:w="90"/>
+            </w:tcMar>
+          </w:tcPr>
+          <w:p>
+            <w:pPr>
+              <w:spacing w:after="0" w:line="240" w:lineRule="exact"/>
+              <w:jc w:val="center"/>
+            </w:pPr>
+            <w:r>
+              <w:rPr>
+                <w:rFonts w:ascii="游ゴシック" w:cs="游ゴシック" w:eastAsia="游ゴシック" w:hAnsi="游ゴシック"/>
+                <w:b/>
+                <w:bCs/>
+                <w:color w:val="FFFFFF"/>
+                <w:sz w:val="17"/>
+                <w:szCs w:val="17"/>
+              </w:rPr>
+              <w:t xml:space="preserve">公表用の計画書の番号</w:t>
+            </w:r>
+          </w:p>
+        </w:tc>
+      </w:tr>
+      <w:tr>
+        <w:trPr>
+          <w:cantSplit/>
+        </w:trPr>
+        <w:tc>
+          <w:tcPr>
+            <w:tcW w:type="dxa" w:w="4680"/>
+            <w:shd w:fill="FFFFFF" w:val="clear"/>
+            <w:tcMar>
+              <w:top w:type="dxa" w:w="60"/>
+              <w:left w:type="dxa" w:w="90"/>
+              <w:bottom w:type="dxa" w:w="60"/>
+              <w:right w:type="dxa" w:w="90"/>
+            </w:tcMar>
+          </w:tcPr>
+          <w:p>
+            <w:pPr>
+              <w:spacing w:after="0" w:line="240" w:lineRule="exact"/>
+            </w:pPr>
+            <w:r>
+              <w:rPr>
+                <w:rFonts w:ascii="游ゴシック" w:cs="游ゴシック" w:eastAsia="游ゴシック" w:hAnsi="游ゴシック"/>
+                <w:b w:val="false"/>
+                <w:bCs w:val="false"/>
+                <w:color w:val="000000"/>
+                <w:sz w:val="17"/>
+                <w:szCs w:val="17"/>
+              </w:rPr>
+              <w:t xml:space="preserve">4-7</w:t>
+            </w:r>
+          </w:p>
+        </w:tc>
+        <w:tc>
+          <w:tcPr>
+            <w:tcW w:type="dxa" w:w="4680"/>
+            <w:shd w:fill="FFFFFF" w:val="clear"/>
+            <w:tcMar>
+              <w:top w:type="dxa" w:w="60"/>
+              <w:left w:type="dxa" w:w="90"/>
+              <w:bottom w:type="dxa" w:w="60"/>
+              <w:right w:type="dxa" w:w="90"/>
+            </w:tcMar>
+          </w:tcPr>
+          <w:p>
+            <w:pPr>
+              <w:spacing w:after="0" w:line="240" w:lineRule="exact"/>
+            </w:pPr>
+            <w:r>
+              <w:rPr>
+                <w:rFonts w:ascii="游ゴシック" w:cs="游ゴシック" w:eastAsia="游ゴシック" w:hAnsi="游ゴシック"/>
+                <w:b w:val="false"/>
+                <w:bCs w:val="false"/>
+                <w:color w:val="000000"/>
+                <w:sz w:val="17"/>
+                <w:szCs w:val="17"/>
+              </w:rPr>
+              <w:t xml:space="preserve">第4章6</w:t>
+            </w:r>
+          </w:p>
+        </w:tc>
+      </w:tr>
+      <w:tr>
+        <w:trPr>
+          <w:cantSplit/>
+        </w:trPr>
+        <w:tc>
+          <w:tcPr>
+            <w:tcW w:type="dxa" w:w="4680"/>
+            <w:shd w:fill="FFFFFF" w:val="clear"/>
+            <w:tcMar>
+              <w:top w:type="dxa" w:w="60"/>
+              <w:left w:type="dxa" w:w="90"/>
+              <w:bottom w:type="dxa" w:w="60"/>
+              <w:right w:type="dxa" w:w="90"/>
+            </w:tcMar>
+          </w:tcPr>
+          <w:p>
+            <w:pPr>
+              <w:spacing w:after="0" w:line="240" w:lineRule="exact"/>
+            </w:pPr>
+            <w:r>
+              <w:rPr>
+                <w:rFonts w:ascii="游ゴシック" w:cs="游ゴシック" w:eastAsia="游ゴシック" w:hAnsi="游ゴシック"/>
+                <w:b w:val="false"/>
+                <w:bCs w:val="false"/>
+                <w:color w:val="000000"/>
+                <w:sz w:val="17"/>
+                <w:szCs w:val="17"/>
+              </w:rPr>
+              <w:t xml:space="preserve">5-8</w:t>
+            </w:r>
+          </w:p>
+        </w:tc>
+        <w:tc>
+          <w:tcPr>
+            <w:tcW w:type="dxa" w:w="4680"/>
+            <w:shd w:fill="FFFFFF" w:val="clear"/>
+            <w:tcMar>
+              <w:top w:type="dxa" w:w="60"/>
+              <w:left w:type="dxa" w:w="90"/>
+              <w:bottom w:type="dxa" w:w="60"/>
+              <w:right w:type="dxa" w:w="90"/>
+            </w:tcMar>
+          </w:tcPr>
+          <w:p>
+            <w:pPr>
+              <w:spacing w:after="0" w:line="240" w:lineRule="exact"/>
+            </w:pPr>
+            <w:r>
+              <w:rPr>
+                <w:rFonts w:ascii="游ゴシック" w:cs="游ゴシック" w:eastAsia="游ゴシック" w:hAnsi="游ゴシック"/>
+                <w:b w:val="false"/>
+                <w:bCs w:val="false"/>
+                <w:color w:val="000000"/>
+                <w:sz w:val="17"/>
+                <w:szCs w:val="17"/>
+              </w:rPr>
+              <w:t xml:space="preserve">5-3</w:t>
+            </w:r>
+          </w:p>
+        </w:tc>
+      </w:tr>
+      <w:tr>
+        <w:trPr>
+          <w:cantSplit/>
+        </w:trPr>
+        <w:tc>
+          <w:tcPr>
+            <w:tcW w:type="dxa" w:w="4680"/>
+            <w:shd w:fill="FFFFFF" w:val="clear"/>
+            <w:tcMar>
+              <w:top w:type="dxa" w:w="60"/>
+              <w:left w:type="dxa" w:w="90"/>
+              <w:bottom w:type="dxa" w:w="60"/>
+              <w:right w:type="dxa" w:w="90"/>
+            </w:tcMar>
+          </w:tcPr>
+          <w:p>
+            <w:pPr>
+              <w:spacing w:after="0" w:line="240" w:lineRule="exact"/>
+            </w:pPr>
+            <w:r>
+              <w:rPr>
+                <w:rFonts w:ascii="游ゴシック" w:cs="游ゴシック" w:eastAsia="游ゴシック" w:hAnsi="游ゴシック"/>
+                <w:b w:val="false"/>
+                <w:bCs w:val="false"/>
+                <w:color w:val="000000"/>
+                <w:sz w:val="17"/>
+                <w:szCs w:val="17"/>
+              </w:rPr>
+              <w:t xml:space="preserve">6-3</w:t>
+            </w:r>
+          </w:p>
+        </w:tc>
+        <w:tc>
+          <w:tcPr>
+            <w:tcW w:type="dxa" w:w="4680"/>
+            <w:shd w:fill="FFFFFF" w:val="clear"/>
+            <w:tcMar>
+              <w:top w:type="dxa" w:w="60"/>
+              <w:left w:type="dxa" w:w="90"/>
+              <w:bottom w:type="dxa" w:w="60"/>
+              <w:right w:type="dxa" w:w="90"/>
+            </w:tcMar>
+          </w:tcPr>
+          <w:p>
+            <w:pPr>
+              <w:spacing w:after="0" w:line="240" w:lineRule="exact"/>
+            </w:pPr>
+            <w:r>
+              <w:rPr>
+                <w:rFonts w:ascii="游ゴシック" w:cs="游ゴシック" w:eastAsia="游ゴシック" w:hAnsi="游ゴシック"/>
+                <w:b w:val="false"/>
+                <w:bCs w:val="false"/>
+                <w:color w:val="000000"/>
+                <w:sz w:val="17"/>
+                <w:szCs w:val="17"/>
+              </w:rPr>
+              <w:t xml:space="preserve">6-1</w:t>
+            </w:r>
+          </w:p>
+        </w:tc>
+      </w:tr>
+      <w:tr>
+        <w:trPr>
+          <w:cantSplit/>
+        </w:trPr>
+        <w:tc>
+          <w:tcPr>
+            <w:tcW w:type="dxa" w:w="4680"/>
+            <w:shd w:fill="FFFFFF" w:val="clear"/>
+            <w:tcMar>
+              <w:top w:type="dxa" w:w="60"/>
+              <w:left w:type="dxa" w:w="90"/>
+              <w:bottom w:type="dxa" w:w="60"/>
+              <w:right w:type="dxa" w:w="90"/>
+            </w:tcMar>
+          </w:tcPr>
+          <w:p>
+            <w:pPr>
+              <w:spacing w:after="0" w:line="240" w:lineRule="exact"/>
+            </w:pPr>
+            <w:r>
+              <w:rPr>
+                <w:rFonts w:ascii="游ゴシック" w:cs="游ゴシック" w:eastAsia="游ゴシック" w:hAnsi="游ゴシック"/>
+                <w:b w:val="false"/>
+                <w:bCs w:val="false"/>
+                <w:color w:val="000000"/>
+                <w:sz w:val="17"/>
+                <w:szCs w:val="17"/>
+              </w:rPr>
+              <w:t xml:space="preserve">6-4</w:t>
+            </w:r>
+          </w:p>
+        </w:tc>
+        <w:tc>
+          <w:tcPr>
+            <w:tcW w:type="dxa" w:w="4680"/>
+            <w:shd w:fill="FFFFFF" w:val="clear"/>
+            <w:tcMar>
+              <w:top w:type="dxa" w:w="60"/>
+              <w:left w:type="dxa" w:w="90"/>
+              <w:bottom w:type="dxa" w:w="60"/>
+              <w:right w:type="dxa" w:w="90"/>
+            </w:tcMar>
+          </w:tcPr>
+          <w:p>
+            <w:pPr>
+              <w:spacing w:after="0" w:line="240" w:lineRule="exact"/>
+            </w:pPr>
+            <w:r>
+              <w:rPr>
+                <w:rFonts w:ascii="游ゴシック" w:cs="游ゴシック" w:eastAsia="游ゴシック" w:hAnsi="游ゴシック"/>
+                <w:b w:val="false"/>
+                <w:bCs w:val="false"/>
+                <w:color w:val="000000"/>
+                <w:sz w:val="17"/>
+                <w:szCs w:val="17"/>
+              </w:rPr>
+              <w:t xml:space="preserve">6-1</w:t>
+            </w:r>
+          </w:p>
+        </w:tc>
+      </w:tr>
+      <w:tr>
+        <w:trPr>
+          <w:cantSplit/>
+        </w:trPr>
+        <w:tc>
+          <w:tcPr>
+            <w:tcW w:type="dxa" w:w="4680"/>
+            <w:shd w:fill="FFFFFF" w:val="clear"/>
+            <w:tcMar>
+              <w:top w:type="dxa" w:w="60"/>
+              <w:left w:type="dxa" w:w="90"/>
+              <w:bottom w:type="dxa" w:w="60"/>
+              <w:right w:type="dxa" w:w="90"/>
+            </w:tcMar>
+          </w:tcPr>
+          <w:p>
+            <w:pPr>
+              <w:spacing w:after="0" w:line="240" w:lineRule="exact"/>
+            </w:pPr>
+            <w:r>
+              <w:rPr>
+                <w:rFonts w:ascii="游ゴシック" w:cs="游ゴシック" w:eastAsia="游ゴシック" w:hAnsi="游ゴシック"/>
+                <w:b w:val="false"/>
+                <w:bCs w:val="false"/>
+                <w:color w:val="000000"/>
+                <w:sz w:val="17"/>
+                <w:szCs w:val="17"/>
+              </w:rPr>
+              <w:t xml:space="preserve">施策1-2</w:t>
+            </w:r>
+          </w:p>
+        </w:tc>
+        <w:tc>
+          <w:tcPr>
+            <w:tcW w:type="dxa" w:w="4680"/>
+            <w:shd w:fill="FFFFFF" w:val="clear"/>
+            <w:tcMar>
+              <w:top w:type="dxa" w:w="60"/>
+              <w:left w:type="dxa" w:w="90"/>
+              <w:bottom w:type="dxa" w:w="60"/>
+              <w:right w:type="dxa" w:w="90"/>
+            </w:tcMar>
+          </w:tcPr>
+          <w:p>
+            <w:pPr>
+              <w:spacing w:after="0" w:line="240" w:lineRule="exact"/>
+            </w:pPr>
+            <w:r>
+              <w:rPr>
+                <w:rFonts w:ascii="游ゴシック" w:cs="游ゴシック" w:eastAsia="游ゴシック" w:hAnsi="游ゴシック"/>
+                <w:b w:val="false"/>
+                <w:bCs w:val="false"/>
+                <w:color w:val="000000"/>
+                <w:sz w:val="17"/>
+                <w:szCs w:val="17"/>
+              </w:rPr>
+              <w:t xml:space="preserve">施策1-3</w:t>
+            </w:r>
+          </w:p>
+        </w:tc>
+      </w:tr>
+      <w:tr>
+        <w:trPr>
+          <w:cantSplit/>
+        </w:trPr>
+        <w:tc>
+          <w:tcPr>
+            <w:tcW w:type="dxa" w:w="4680"/>
+            <w:shd w:fill="FFFFFF" w:val="clear"/>
+            <w:tcMar>
+              <w:top w:type="dxa" w:w="60"/>
+              <w:left w:type="dxa" w:w="90"/>
+              <w:bottom w:type="dxa" w:w="60"/>
+              <w:right w:type="dxa" w:w="90"/>
+            </w:tcMar>
+          </w:tcPr>
+          <w:p>
+            <w:pPr>
+              <w:spacing w:after="0" w:line="240" w:lineRule="exact"/>
+            </w:pPr>
+            <w:r>
+              <w:rPr>
+                <w:rFonts w:ascii="游ゴシック" w:cs="游ゴシック" w:eastAsia="游ゴシック" w:hAnsi="游ゴシック"/>
+                <w:b w:val="false"/>
+                <w:bCs w:val="false"/>
+                <w:color w:val="000000"/>
+                <w:sz w:val="17"/>
+                <w:szCs w:val="17"/>
+              </w:rPr>
+              <w:t xml:space="preserve">施策1-6</w:t>
+            </w:r>
+          </w:p>
+        </w:tc>
+        <w:tc>
+          <w:tcPr>
+            <w:tcW w:type="dxa" w:w="4680"/>
+            <w:shd w:fill="FFFFFF" w:val="clear"/>
+            <w:tcMar>
+              <w:top w:type="dxa" w:w="60"/>
+              <w:left w:type="dxa" w:w="90"/>
+              <w:bottom w:type="dxa" w:w="60"/>
+              <w:right w:type="dxa" w:w="90"/>
+            </w:tcMar>
+          </w:tcPr>
+          <w:p>
+            <w:pPr>
+              <w:spacing w:after="0" w:line="240" w:lineRule="exact"/>
+            </w:pPr>
+            <w:r>
+              <w:rPr>
+                <w:rFonts w:ascii="游ゴシック" w:cs="游ゴシック" w:eastAsia="游ゴシック" w:hAnsi="游ゴシック"/>
+                <w:b w:val="false"/>
+                <w:bCs w:val="false"/>
+                <w:color w:val="000000"/>
+                <w:sz w:val="17"/>
+                <w:szCs w:val="17"/>
+              </w:rPr>
+              <w:t xml:space="preserve">施策1-2</w:t>
+            </w:r>
+          </w:p>
+        </w:tc>
+      </w:tr>
+      <w:tr>
+        <w:trPr>
+          <w:cantSplit/>
+        </w:trPr>
+        <w:tc>
+          <w:tcPr>
+            <w:tcW w:type="dxa" w:w="4680"/>
+            <w:shd w:fill="FFFFFF" w:val="clear"/>
+            <w:tcMar>
+              <w:top w:type="dxa" w:w="60"/>
+              <w:left w:type="dxa" w:w="90"/>
+              <w:bottom w:type="dxa" w:w="60"/>
+              <w:right w:type="dxa" w:w="90"/>
+            </w:tcMar>
+          </w:tcPr>
+          <w:p>
+            <w:pPr>
+              <w:spacing w:after="0" w:line="240" w:lineRule="exact"/>
+            </w:pPr>
+            <w:r>
+              <w:rPr>
+                <w:rFonts w:ascii="游ゴシック" w:cs="游ゴシック" w:eastAsia="游ゴシック" w:hAnsi="游ゴシック"/>
+                <w:b w:val="false"/>
+                <w:bCs w:val="false"/>
+                <w:color w:val="000000"/>
+                <w:sz w:val="17"/>
+                <w:szCs w:val="17"/>
+              </w:rPr>
+              <w:t xml:space="preserve">施策3-5</w:t>
+            </w:r>
+          </w:p>
+        </w:tc>
+        <w:tc>
+          <w:tcPr>
+            <w:tcW w:type="dxa" w:w="4680"/>
+            <w:shd w:fill="FFFFFF" w:val="clear"/>
+            <w:tcMar>
+              <w:top w:type="dxa" w:w="60"/>
+              <w:left w:type="dxa" w:w="90"/>
+              <w:bottom w:type="dxa" w:w="60"/>
+              <w:right w:type="dxa" w:w="90"/>
+            </w:tcMar>
+          </w:tcPr>
+          <w:p>
+            <w:pPr>
+              <w:spacing w:after="0" w:line="240" w:lineRule="exact"/>
+            </w:pPr>
+            <w:r>
+              <w:rPr>
+                <w:rFonts w:ascii="游ゴシック" w:cs="游ゴシック" w:eastAsia="游ゴシック" w:hAnsi="游ゴシック"/>
+                <w:b w:val="false"/>
+                <w:bCs w:val="false"/>
+                <w:color w:val="000000"/>
+                <w:sz w:val="17"/>
+                <w:szCs w:val="17"/>
+              </w:rPr>
+              <w:t xml:space="preserve">5-3</w:t>
+            </w:r>
+          </w:p>
+        </w:tc>
+      </w:tr>
+      <w:tr>
+        <w:trPr>
+          <w:cantSplit/>
+        </w:trPr>
+        <w:tc>
+          <w:tcPr>
+            <w:tcW w:type="dxa" w:w="4680"/>
+            <w:shd w:fill="FFFFFF" w:val="clear"/>
+            <w:tcMar>
+              <w:top w:type="dxa" w:w="60"/>
+              <w:left w:type="dxa" w:w="90"/>
+              <w:bottom w:type="dxa" w:w="60"/>
+              <w:right w:type="dxa" w:w="90"/>
+            </w:tcMar>
+          </w:tcPr>
+          <w:p>
+            <w:pPr>
+              <w:spacing w:after="0" w:line="240" w:lineRule="exact"/>
+            </w:pPr>
+            <w:r>
+              <w:rPr>
+                <w:rFonts w:ascii="游ゴシック" w:cs="游ゴシック" w:eastAsia="游ゴシック" w:hAnsi="游ゴシック"/>
+                <w:b w:val="false"/>
+                <w:bCs w:val="false"/>
+                <w:color w:val="000000"/>
+                <w:sz w:val="17"/>
+                <w:szCs w:val="17"/>
+              </w:rPr>
+              <w:t xml:space="preserve">施策4-3</w:t>
+            </w:r>
+          </w:p>
+        </w:tc>
+        <w:tc>
+          <w:tcPr>
+            <w:tcW w:type="dxa" w:w="4680"/>
+            <w:shd w:fill="FFFFFF" w:val="clear"/>
+            <w:tcMar>
+              <w:top w:type="dxa" w:w="60"/>
+              <w:left w:type="dxa" w:w="90"/>
+              <w:bottom w:type="dxa" w:w="60"/>
+              <w:right w:type="dxa" w:w="90"/>
+            </w:tcMar>
+          </w:tcPr>
+          <w:p>
+            <w:pPr>
+              <w:spacing w:after="0" w:line="240" w:lineRule="exact"/>
+            </w:pPr>
+            <w:r>
+              <w:rPr>
+                <w:rFonts w:ascii="游ゴシック" w:cs="游ゴシック" w:eastAsia="游ゴシック" w:hAnsi="游ゴシック"/>
+                <w:b w:val="false"/>
+                <w:bCs w:val="false"/>
+                <w:color w:val="000000"/>
+                <w:sz w:val="17"/>
+                <w:szCs w:val="17"/>
+              </w:rPr>
+              <w:t xml:space="preserve">施策4-1</w:t>
+            </w:r>
+          </w:p>
+        </w:tc>
+      </w:tr>
+      <w:tr>
+        <w:trPr>
+          <w:cantSplit/>
+        </w:trPr>
+        <w:tc>
+          <w:tcPr>
+            <w:tcW w:type="dxa" w:w="4680"/>
+            <w:shd w:fill="FFFFFF" w:val="clear"/>
+            <w:tcMar>
+              <w:top w:type="dxa" w:w="60"/>
+              <w:left w:type="dxa" w:w="90"/>
+              <w:bottom w:type="dxa" w:w="60"/>
+              <w:right w:type="dxa" w:w="90"/>
+            </w:tcMar>
+          </w:tcPr>
+          <w:p>
+            <w:pPr>
+              <w:spacing w:after="0" w:line="240" w:lineRule="exact"/>
+            </w:pPr>
+            <w:r>
+              <w:rPr>
+                <w:rFonts w:ascii="游ゴシック" w:cs="游ゴシック" w:eastAsia="游ゴシック" w:hAnsi="游ゴシック"/>
+                <w:b w:val="false"/>
+                <w:bCs w:val="false"/>
+                <w:color w:val="000000"/>
+                <w:sz w:val="17"/>
+                <w:szCs w:val="17"/>
+              </w:rPr>
+              <w:t xml:space="preserve">施策4-4</w:t>
+            </w:r>
+          </w:p>
+        </w:tc>
+        <w:tc>
+          <w:tcPr>
+            <w:tcW w:type="dxa" w:w="4680"/>
+            <w:shd w:fill="FFFFFF" w:val="clear"/>
+            <w:tcMar>
+              <w:top w:type="dxa" w:w="60"/>
+              <w:left w:type="dxa" w:w="90"/>
+              <w:bottom w:type="dxa" w:w="60"/>
+              <w:right w:type="dxa" w:w="90"/>
+            </w:tcMar>
+          </w:tcPr>
+          <w:p>
+            <w:pPr>
+              <w:spacing w:after="0" w:line="240" w:lineRule="exact"/>
+            </w:pPr>
+            <w:r>
+              <w:rPr>
+                <w:rFonts w:ascii="游ゴシック" w:cs="游ゴシック" w:eastAsia="游ゴシック" w:hAnsi="游ゴシック"/>
+                <w:b w:val="false"/>
+                <w:bCs w:val="false"/>
+                <w:color w:val="000000"/>
+                <w:sz w:val="17"/>
+                <w:szCs w:val="17"/>
+              </w:rPr>
+              <w:t xml:space="preserve">施策4-2</w:t>
+            </w:r>
+          </w:p>
+        </w:tc>
+      </w:tr>
+      <w:tr>
+        <w:trPr>
+          <w:cantSplit/>
+        </w:trPr>
+        <w:tc>
+          <w:tcPr>
+            <w:tcW w:type="dxa" w:w="4680"/>
+            <w:shd w:fill="FFFFFF" w:val="clear"/>
+            <w:tcMar>
+              <w:top w:type="dxa" w:w="60"/>
+              <w:left w:type="dxa" w:w="90"/>
+              <w:bottom w:type="dxa" w:w="60"/>
+              <w:right w:type="dxa" w:w="90"/>
+            </w:tcMar>
+          </w:tcPr>
+          <w:p>
+            <w:pPr>
+              <w:keepNext/>
+              <w:spacing w:after="0" w:line="240" w:lineRule="exact"/>
+            </w:pPr>
+            <w:r>
+              <w:rPr>
+                <w:rFonts w:ascii="游ゴシック" w:cs="游ゴシック" w:eastAsia="游ゴシック" w:hAnsi="游ゴシック"/>
+                <w:b w:val="false"/>
+                <w:bCs w:val="false"/>
+                <w:color w:val="000000"/>
+                <w:sz w:val="17"/>
+                <w:szCs w:val="17"/>
+              </w:rPr>
+              <w:t xml:space="preserve">施策4-6</w:t>
+            </w:r>
+          </w:p>
+        </w:tc>
+        <w:tc>
+          <w:tcPr>
+            <w:tcW w:type="dxa" w:w="4680"/>
+            <w:shd w:fill="FFFFFF" w:val="clear"/>
+            <w:tcMar>
+              <w:top w:type="dxa" w:w="60"/>
+              <w:left w:type="dxa" w:w="90"/>
+              <w:bottom w:type="dxa" w:w="60"/>
+              <w:right w:type="dxa" w:w="90"/>
+            </w:tcMar>
+          </w:tcPr>
+          <w:p>
+            <w:pPr>
+              <w:keepNext/>
+              <w:spacing w:after="0" w:line="240" w:lineRule="exact"/>
+            </w:pPr>
+            <w:r>
+              <w:rPr>
+                <w:rFonts w:ascii="游ゴシック" w:cs="游ゴシック" w:eastAsia="游ゴシック" w:hAnsi="游ゴシック"/>
+                <w:b w:val="false"/>
+                <w:bCs w:val="false"/>
+                <w:color w:val="000000"/>
+                <w:sz w:val="17"/>
+                <w:szCs w:val="17"/>
+              </w:rPr>
+              <w:t xml:space="preserve">施策4-5</w:t>
+            </w:r>
+          </w:p>
+        </w:tc>
+      </w:tr>
+      <w:tr>
+        <w:trPr>
+          <w:cantSplit/>
+        </w:trPr>
+        <w:tc>
+          <w:tcPr>
+            <w:tcW w:type="dxa" w:w="4680"/>
+            <w:shd w:fill="FFFFFF" w:val="clear"/>
+            <w:tcMar>
+              <w:top w:type="dxa" w:w="60"/>
+              <w:left w:type="dxa" w:w="90"/>
+              <w:bottom w:type="dxa" w:w="60"/>
+              <w:right w:type="dxa" w:w="90"/>
+            </w:tcMar>
+          </w:tcPr>
+          <w:p>
+            <w:pPr>
+              <w:spacing w:after="0" w:line="240" w:lineRule="exact"/>
+            </w:pPr>
+            <w:r>
+              <w:rPr>
+                <w:rFonts w:ascii="游ゴシック" w:cs="游ゴシック" w:eastAsia="游ゴシック" w:hAnsi="游ゴシック"/>
+                <w:b w:val="false"/>
+                <w:bCs w:val="false"/>
+                <w:color w:val="000000"/>
+                <w:sz w:val="17"/>
+                <w:szCs w:val="17"/>
+              </w:rPr>
+              <w:t xml:space="preserve">施策4-7</w:t>
+            </w:r>
+          </w:p>
+        </w:tc>
+        <w:tc>
+          <w:tcPr>
+            <w:tcW w:type="dxa" w:w="4680"/>
+            <w:shd w:fill="FFFFFF" w:val="clear"/>
+            <w:tcMar>
+              <w:top w:type="dxa" w:w="60"/>
+              <w:left w:type="dxa" w:w="90"/>
+              <w:bottom w:type="dxa" w:w="60"/>
+              <w:right w:type="dxa" w:w="90"/>
+            </w:tcMar>
+          </w:tcPr>
+          <w:p>
+            <w:pPr>
+              <w:spacing w:after="0" w:line="240" w:lineRule="exact"/>
+            </w:pPr>
+            <w:r>
+              <w:rPr>
+                <w:rFonts w:ascii="游ゴシック" w:cs="游ゴシック" w:eastAsia="游ゴシック" w:hAnsi="游ゴシック"/>
+                <w:b w:val="false"/>
+                <w:bCs w:val="false"/>
+                <w:color w:val="000000"/>
+                <w:sz w:val="17"/>
+                <w:szCs w:val="17"/>
+              </w:rPr>
+              <w:t xml:space="preserve">施策4-4</w:t>
+            </w:r>
+          </w:p>
+        </w:tc>
+      </w:tr>
+    </w:tbl>
+    <w:p>
+      <w:pPr>
+        <w:spacing w:after="160" w:line="300" w:lineRule="exact"/>
+      </w:pPr>
+      <w:r>
+        <w:rPr>
+          <w:rFonts w:ascii="游ゴシック" w:cs="游ゴシック" w:eastAsia="游ゴシック" w:hAnsi="游ゴシック"/>
+          <w:sz w:val="21"/>
+          <w:szCs w:val="21"/>
+        </w:rPr>
+        <w:t xml:space="preserve"/>
       </w:r>
     </w:p>
     <w:p>

--- a/output/19_北塩原村第10期_策定委員会参考資料_交付金の評価と第10期の目標.docx
+++ b/output/19_北塩原村第10期_策定委員会参考資料_交付金の評価と第10期の目標.docx
@@ -8,7 +8,7 @@
       </w:pPr>
       <w:r>
         <w:rPr>
-          <w:rFonts w:ascii="游ゴシック" w:cs="游ゴシック" w:eastAsia="游ゴシック" w:hAnsi="游ゴシック"/>
+          <w:rFonts w:ascii="BIZ UDPゴシック" w:cs="BIZ UDPゴシック" w:eastAsia="BIZ UDPゴシック" w:hAnsi="BIZ UDPゴシック"/>
           <w:sz w:val="21"/>
           <w:szCs w:val="21"/>
         </w:rPr>
@@ -17,12 +17,12 @@
     </w:p>
     <w:p>
       <w:pPr>
-        <w:spacing w:after="160" w:line="300" w:lineRule="exact"/>
+        <w:spacing w:after="160" w:line="432" w:lineRule="atLeast"/>
         <w:jc w:val="center"/>
       </w:pPr>
       <w:r>
         <w:rPr>
-          <w:rFonts w:ascii="游ゴシック" w:cs="游ゴシック" w:eastAsia="游ゴシック" w:hAnsi="游ゴシック"/>
+          <w:rFonts w:ascii="BIZ UDPゴシック" w:cs="BIZ UDPゴシック" w:eastAsia="BIZ UDPゴシック" w:hAnsi="BIZ UDPゴシック"/>
           <w:b/>
           <w:bCs/>
           <w:color w:val="1F3864"/>
@@ -34,12 +34,12 @@
     </w:p>
     <w:p>
       <w:pPr>
-        <w:spacing w:after="700" w:line="300" w:lineRule="exact"/>
+        <w:spacing w:after="700" w:line="432" w:lineRule="atLeast"/>
         <w:jc w:val="center"/>
       </w:pPr>
       <w:r>
         <w:rPr>
-          <w:rFonts w:ascii="游ゴシック" w:cs="游ゴシック" w:eastAsia="游ゴシック" w:hAnsi="游ゴシック"/>
+          <w:rFonts w:ascii="BIZ UDPゴシック" w:cs="BIZ UDPゴシック" w:eastAsia="BIZ UDPゴシック" w:hAnsi="BIZ UDPゴシック"/>
           <w:b/>
           <w:bCs/>
           <w:color w:val="1F3864"/>
@@ -51,12 +51,12 @@
     </w:p>
     <w:p>
       <w:pPr>
-        <w:spacing w:after="1600" w:line="300" w:lineRule="exact"/>
+        <w:spacing w:after="1600" w:line="324" w:lineRule="atLeast"/>
         <w:jc w:val="center"/>
       </w:pPr>
       <w:r>
         <w:rPr>
-          <w:rFonts w:ascii="游ゴシック" w:cs="游ゴシック" w:eastAsia="游ゴシック" w:hAnsi="游ゴシック"/>
+          <w:rFonts w:ascii="BIZ UDPゴシック" w:cs="BIZ UDPゴシック" w:eastAsia="BIZ UDPゴシック" w:hAnsi="BIZ UDPゴシック"/>
           <w:sz w:val="24"/>
           <w:szCs w:val="24"/>
         </w:rPr>
@@ -65,12 +65,12 @@
     </w:p>
     <w:p>
       <w:pPr>
-        <w:spacing w:after="100" w:line="300" w:lineRule="exact"/>
+        <w:spacing w:after="100" w:line="324" w:lineRule="atLeast"/>
         <w:jc w:val="center"/>
       </w:pPr>
       <w:r>
         <w:rPr>
-          <w:rFonts w:ascii="游ゴシック" w:cs="游ゴシック" w:eastAsia="游ゴシック" w:hAnsi="游ゴシック"/>
+          <w:rFonts w:ascii="BIZ UDPゴシック" w:cs="BIZ UDPゴシック" w:eastAsia="BIZ UDPゴシック" w:hAnsi="BIZ UDPゴシック"/>
           <w:sz w:val="24"/>
           <w:szCs w:val="24"/>
         </w:rPr>
@@ -79,12 +79,12 @@
     </w:p>
     <w:p>
       <w:pPr>
-        <w:spacing w:after="100" w:line="300" w:lineRule="exact"/>
+        <w:spacing w:after="100" w:line="324" w:lineRule="atLeast"/>
         <w:jc w:val="center"/>
       </w:pPr>
       <w:r>
         <w:rPr>
-          <w:rFonts w:ascii="游ゴシック" w:cs="游ゴシック" w:eastAsia="游ゴシック" w:hAnsi="游ゴシック"/>
+          <w:rFonts w:ascii="BIZ UDPゴシック" w:cs="BIZ UDPゴシック" w:eastAsia="BIZ UDPゴシック" w:hAnsi="BIZ UDPゴシック"/>
           <w:sz w:val="24"/>
           <w:szCs w:val="24"/>
         </w:rPr>
@@ -93,12 +93,12 @@
     </w:p>
     <w:p>
       <w:pPr>
-        <w:spacing w:after="100" w:line="300" w:lineRule="exact"/>
+        <w:spacing w:after="100" w:line="324" w:lineRule="atLeast"/>
         <w:jc w:val="center"/>
       </w:pPr>
       <w:r>
         <w:rPr>
-          <w:rFonts w:ascii="游ゴシック" w:cs="游ゴシック" w:eastAsia="游ゴシック" w:hAnsi="游ゴシック"/>
+          <w:rFonts w:ascii="BIZ UDPゴシック" w:cs="BIZ UDPゴシック" w:eastAsia="BIZ UDPゴシック" w:hAnsi="BIZ UDPゴシック"/>
           <w:sz w:val="24"/>
           <w:szCs w:val="24"/>
         </w:rPr>
@@ -107,12 +107,12 @@
     </w:p>
     <w:p>
       <w:pPr>
-        <w:spacing w:after="1600" w:line="300" w:lineRule="exact"/>
+        <w:spacing w:after="1600" w:line="324" w:lineRule="atLeast"/>
         <w:jc w:val="center"/>
       </w:pPr>
       <w:r>
         <w:rPr>
-          <w:rFonts w:ascii="游ゴシック" w:cs="游ゴシック" w:eastAsia="游ゴシック" w:hAnsi="游ゴシック"/>
+          <w:rFonts w:ascii="BIZ UDPゴシック" w:cs="BIZ UDPゴシック" w:eastAsia="BIZ UDPゴシック" w:hAnsi="BIZ UDPゴシック"/>
           <w:sz w:val="24"/>
           <w:szCs w:val="24"/>
         </w:rPr>
@@ -121,12 +121,12 @@
     </w:p>
     <w:p>
       <w:pPr>
-        <w:spacing w:after="120" w:line="300" w:lineRule="exact"/>
+        <w:spacing w:after="120" w:line="324" w:lineRule="atLeast"/>
         <w:jc w:val="center"/>
       </w:pPr>
       <w:r>
         <w:rPr>
-          <w:rFonts w:ascii="游ゴシック" w:cs="游ゴシック" w:eastAsia="游ゴシック" w:hAnsi="游ゴシック"/>
+          <w:rFonts w:ascii="BIZ UDPゴシック" w:cs="BIZ UDPゴシック" w:eastAsia="BIZ UDPゴシック" w:hAnsi="BIZ UDPゴシック"/>
           <w:sz w:val="24"/>
           <w:szCs w:val="24"/>
         </w:rPr>
@@ -135,12 +135,12 @@
     </w:p>
     <w:p>
       <w:pPr>
-        <w:spacing w:after="0" w:line="300" w:lineRule="exact"/>
+        <w:spacing w:after="0" w:line="378" w:lineRule="atLeast"/>
         <w:jc w:val="center"/>
       </w:pPr>
       <w:r>
         <w:rPr>
-          <w:rFonts w:ascii="游ゴシック" w:cs="游ゴシック" w:eastAsia="游ゴシック" w:hAnsi="游ゴシック"/>
+          <w:rFonts w:ascii="BIZ UDPゴシック" w:cs="BIZ UDPゴシック" w:eastAsia="BIZ UDPゴシック" w:hAnsi="BIZ UDPゴシック"/>
           <w:b/>
           <w:bCs/>
           <w:sz w:val="28"/>
@@ -156,11 +156,11 @@
     </w:p>
     <w:p>
       <w:pPr>
-        <w:spacing w:after="240" w:line="300" w:lineRule="exact"/>
+        <w:spacing w:after="240" w:line="378" w:lineRule="atLeast"/>
       </w:pPr>
       <w:r>
         <w:rPr>
-          <w:rFonts w:ascii="游ゴシック" w:cs="游ゴシック" w:eastAsia="游ゴシック" w:hAnsi="游ゴシック"/>
+          <w:rFonts w:ascii="BIZ UDPゴシック" w:cs="BIZ UDPゴシック" w:eastAsia="BIZ UDPゴシック" w:hAnsi="BIZ UDPゴシック"/>
           <w:b/>
           <w:bCs/>
           <w:color w:val="1F3864"/>
@@ -176,7 +176,7 @@
       </w:pPr>
       <w:r>
         <w:rPr>
-          <w:rFonts w:ascii="游ゴシック" w:cs="游ゴシック" w:eastAsia="游ゴシック" w:hAnsi="游ゴシック"/>
+          <w:rFonts w:ascii="BIZ UDPゴシック" w:cs="BIZ UDPゴシック" w:eastAsia="BIZ UDPゴシック" w:hAnsi="BIZ UDPゴシック"/>
           <w:sz w:val="21"/>
           <w:szCs w:val="21"/>
         </w:rPr>
@@ -223,7 +223,7 @@
             </w:pPr>
             <w:r>
               <w:rPr>
-                <w:rFonts w:ascii="游ゴシック" w:cs="游ゴシック" w:eastAsia="游ゴシック" w:hAnsi="游ゴシック"/>
+                <w:rFonts w:ascii="BIZ UDPゴシック" w:cs="BIZ UDPゴシック" w:eastAsia="BIZ UDPゴシック" w:hAnsi="BIZ UDPゴシック"/>
                 <w:b/>
                 <w:bCs/>
                 <w:color w:val="FFFFFF"/>
@@ -252,7 +252,7 @@
             </w:pPr>
             <w:r>
               <w:rPr>
-                <w:rFonts w:ascii="游ゴシック" w:cs="游ゴシック" w:eastAsia="游ゴシック" w:hAnsi="游ゴシック"/>
+                <w:rFonts w:ascii="BIZ UDPゴシック" w:cs="BIZ UDPゴシック" w:eastAsia="BIZ UDPゴシック" w:hAnsi="BIZ UDPゴシック"/>
                 <w:b/>
                 <w:bCs/>
                 <w:color w:val="FFFFFF"/>
@@ -285,7 +285,7 @@
             </w:pPr>
             <w:r>
               <w:rPr>
-                <w:rFonts w:ascii="游ゴシック" w:cs="游ゴシック" w:eastAsia="游ゴシック" w:hAnsi="游ゴシック"/>
+                <w:rFonts w:ascii="BIZ UDPゴシック" w:cs="BIZ UDPゴシック" w:eastAsia="BIZ UDPゴシック" w:hAnsi="BIZ UDPゴシック"/>
                 <w:b w:val="false"/>
                 <w:bCs w:val="false"/>
                 <w:color w:val="000000"/>
@@ -313,7 +313,7 @@
             </w:pPr>
             <w:r>
               <w:rPr>
-                <w:rFonts w:ascii="游ゴシック" w:cs="游ゴシック" w:eastAsia="游ゴシック" w:hAnsi="游ゴシック"/>
+                <w:rFonts w:ascii="BIZ UDPゴシック" w:cs="BIZ UDPゴシック" w:eastAsia="BIZ UDPゴシック" w:hAnsi="BIZ UDPゴシック"/>
                 <w:b w:val="false"/>
                 <w:bCs w:val="false"/>
                 <w:color w:val="000000"/>
@@ -347,7 +347,7 @@
             </w:pPr>
             <w:r>
               <w:rPr>
-                <w:rFonts w:ascii="游ゴシック" w:cs="游ゴシック" w:eastAsia="游ゴシック" w:hAnsi="游ゴシック"/>
+                <w:rFonts w:ascii="BIZ UDPゴシック" w:cs="BIZ UDPゴシック" w:eastAsia="BIZ UDPゴシック" w:hAnsi="BIZ UDPゴシック"/>
                 <w:b w:val="false"/>
                 <w:bCs w:val="false"/>
                 <w:color w:val="000000"/>
@@ -376,7 +376,7 @@
             </w:pPr>
             <w:r>
               <w:rPr>
-                <w:rFonts w:ascii="游ゴシック" w:cs="游ゴシック" w:eastAsia="游ゴシック" w:hAnsi="游ゴシック"/>
+                <w:rFonts w:ascii="BIZ UDPゴシック" w:cs="BIZ UDPゴシック" w:eastAsia="BIZ UDPゴシック" w:hAnsi="BIZ UDPゴシック"/>
                 <w:b w:val="false"/>
                 <w:bCs w:val="false"/>
                 <w:color w:val="000000"/>
@@ -409,7 +409,7 @@
             </w:pPr>
             <w:r>
               <w:rPr>
-                <w:rFonts w:ascii="游ゴシック" w:cs="游ゴシック" w:eastAsia="游ゴシック" w:hAnsi="游ゴシック"/>
+                <w:rFonts w:ascii="BIZ UDPゴシック" w:cs="BIZ UDPゴシック" w:eastAsia="BIZ UDPゴシック" w:hAnsi="BIZ UDPゴシック"/>
                 <w:b w:val="false"/>
                 <w:bCs w:val="false"/>
                 <w:color w:val="000000"/>
@@ -437,7 +437,7 @@
             </w:pPr>
             <w:r>
               <w:rPr>
-                <w:rFonts w:ascii="游ゴシック" w:cs="游ゴシック" w:eastAsia="游ゴシック" w:hAnsi="游ゴシック"/>
+                <w:rFonts w:ascii="BIZ UDPゴシック" w:cs="BIZ UDPゴシック" w:eastAsia="BIZ UDPゴシック" w:hAnsi="BIZ UDPゴシック"/>
                 <w:b w:val="false"/>
                 <w:bCs w:val="false"/>
                 <w:color w:val="000000"/>
@@ -456,7 +456,7 @@
       </w:pPr>
       <w:r>
         <w:rPr>
-          <w:rFonts w:ascii="游ゴシック" w:cs="游ゴシック" w:eastAsia="游ゴシック" w:hAnsi="游ゴシック"/>
+          <w:rFonts w:ascii="BIZ UDPゴシック" w:cs="BIZ UDPゴシック" w:eastAsia="BIZ UDPゴシック" w:hAnsi="BIZ UDPゴシック"/>
           <w:sz w:val="21"/>
           <w:szCs w:val="21"/>
         </w:rPr>
@@ -469,7 +469,7 @@
       </w:pPr>
       <w:r>
         <w:rPr>
-          <w:rFonts w:ascii="游ゴシック" w:cs="游ゴシック" w:eastAsia="游ゴシック" w:hAnsi="游ゴシック"/>
+          <w:rFonts w:ascii="BIZ UDPゴシック" w:cs="BIZ UDPゴシック" w:eastAsia="BIZ UDPゴシック" w:hAnsi="BIZ UDPゴシック"/>
           <w:sz w:val="21"/>
           <w:szCs w:val="21"/>
         </w:rPr>
@@ -482,7 +482,7 @@
       </w:pPr>
       <w:r>
         <w:rPr>
-          <w:rFonts w:ascii="游ゴシック" w:cs="游ゴシック" w:eastAsia="游ゴシック" w:hAnsi="游ゴシック"/>
+          <w:rFonts w:ascii="BIZ UDPゴシック" w:cs="BIZ UDPゴシック" w:eastAsia="BIZ UDPゴシック" w:hAnsi="BIZ UDPゴシック"/>
           <w:sz w:val="21"/>
           <w:szCs w:val="21"/>
         </w:rPr>
@@ -496,12 +496,12 @@
     </w:p>
     <w:p>
       <w:pPr>
-        <w:spacing w:after="360" w:line="300" w:lineRule="exact"/>
+        <w:spacing w:after="360" w:line="432" w:lineRule="atLeast"/>
         <w:jc w:val="center"/>
       </w:pPr>
       <w:r>
         <w:rPr>
-          <w:rFonts w:ascii="游ゴシック" w:cs="游ゴシック" w:eastAsia="游ゴシック" w:hAnsi="游ゴシック"/>
+          <w:rFonts w:ascii="BIZ UDPゴシック" w:cs="BIZ UDPゴシック" w:eastAsia="BIZ UDPゴシック" w:hAnsi="BIZ UDPゴシック"/>
           <w:b/>
           <w:bCs/>
           <w:color w:val="1F3864"/>
@@ -545,7 +545,7 @@
       </w:pPr>
       <w:r>
         <w:rPr>
-          <w:rFonts w:ascii="游ゴシック" w:cs="游ゴシック" w:eastAsia="游ゴシック" w:hAnsi="游ゴシック"/>
+          <w:rFonts w:ascii="BIZ UDPゴシック" w:cs="BIZ UDPゴシック" w:eastAsia="BIZ UDPゴシック" w:hAnsi="BIZ UDPゴシック"/>
           <w:b/>
           <w:bCs/>
           <w:color w:val="FFFFFF"/>
@@ -567,7 +567,7 @@
       </w:pPr>
       <w:r>
         <w:rPr>
-          <w:rFonts w:ascii="游ゴシック" w:cs="游ゴシック" w:eastAsia="游ゴシック" w:hAnsi="游ゴシック"/>
+          <w:rFonts w:ascii="BIZ UDPゴシック" w:cs="BIZ UDPゴシック" w:eastAsia="BIZ UDPゴシック" w:hAnsi="BIZ UDPゴシック"/>
           <w:b/>
           <w:bCs/>
           <w:color w:val="1F3864"/>
@@ -583,7 +583,7 @@
       </w:pPr>
       <w:r>
         <w:rPr>
-          <w:rFonts w:ascii="游ゴシック" w:cs="游ゴシック" w:eastAsia="游ゴシック" w:hAnsi="游ゴシック"/>
+          <w:rFonts w:ascii="BIZ UDPゴシック" w:cs="BIZ UDPゴシック" w:eastAsia="BIZ UDPゴシック" w:hAnsi="BIZ UDPゴシック"/>
           <w:sz w:val="21"/>
           <w:szCs w:val="21"/>
         </w:rPr>
@@ -634,7 +634,7 @@
             </w:pPr>
             <w:r>
               <w:rPr>
-                <w:rFonts w:ascii="游ゴシック" w:cs="游ゴシック" w:eastAsia="游ゴシック" w:hAnsi="游ゴシック"/>
+                <w:rFonts w:ascii="BIZ UDPゴシック" w:cs="BIZ UDPゴシック" w:eastAsia="BIZ UDPゴシック" w:hAnsi="BIZ UDPゴシック"/>
                 <w:b/>
                 <w:bCs/>
                 <w:color w:val="FFFFFF"/>
@@ -663,7 +663,7 @@
             </w:pPr>
             <w:r>
               <w:rPr>
-                <w:rFonts w:ascii="游ゴシック" w:cs="游ゴシック" w:eastAsia="游ゴシック" w:hAnsi="游ゴシック"/>
+                <w:rFonts w:ascii="BIZ UDPゴシック" w:cs="BIZ UDPゴシック" w:eastAsia="BIZ UDPゴシック" w:hAnsi="BIZ UDPゴシック"/>
                 <w:b/>
                 <w:bCs/>
                 <w:color w:val="FFFFFF"/>
@@ -692,7 +692,7 @@
             </w:pPr>
             <w:r>
               <w:rPr>
-                <w:rFonts w:ascii="游ゴシック" w:cs="游ゴシック" w:eastAsia="游ゴシック" w:hAnsi="游ゴシック"/>
+                <w:rFonts w:ascii="BIZ UDPゴシック" w:cs="BIZ UDPゴシック" w:eastAsia="BIZ UDPゴシック" w:hAnsi="BIZ UDPゴシック"/>
                 <w:b/>
                 <w:bCs/>
                 <w:color w:val="FFFFFF"/>
@@ -721,7 +721,7 @@
             </w:pPr>
             <w:r>
               <w:rPr>
-                <w:rFonts w:ascii="游ゴシック" w:cs="游ゴシック" w:eastAsia="游ゴシック" w:hAnsi="游ゴシック"/>
+                <w:rFonts w:ascii="BIZ UDPゴシック" w:cs="BIZ UDPゴシック" w:eastAsia="BIZ UDPゴシック" w:hAnsi="BIZ UDPゴシック"/>
                 <w:b/>
                 <w:bCs/>
                 <w:color w:val="FFFFFF"/>
@@ -750,7 +750,7 @@
             </w:pPr>
             <w:r>
               <w:rPr>
-                <w:rFonts w:ascii="游ゴシック" w:cs="游ゴシック" w:eastAsia="游ゴシック" w:hAnsi="游ゴシック"/>
+                <w:rFonts w:ascii="BIZ UDPゴシック" w:cs="BIZ UDPゴシック" w:eastAsia="BIZ UDPゴシック" w:hAnsi="BIZ UDPゴシック"/>
                 <w:b/>
                 <w:bCs/>
                 <w:color w:val="FFFFFF"/>
@@ -779,7 +779,7 @@
             </w:pPr>
             <w:r>
               <w:rPr>
-                <w:rFonts w:ascii="游ゴシック" w:cs="游ゴシック" w:eastAsia="游ゴシック" w:hAnsi="游ゴシック"/>
+                <w:rFonts w:ascii="BIZ UDPゴシック" w:cs="BIZ UDPゴシック" w:eastAsia="BIZ UDPゴシック" w:hAnsi="BIZ UDPゴシック"/>
                 <w:b/>
                 <w:bCs/>
                 <w:color w:val="FFFFFF"/>
@@ -812,7 +812,7 @@
             </w:pPr>
             <w:r>
               <w:rPr>
-                <w:rFonts w:ascii="游ゴシック" w:cs="游ゴシック" w:eastAsia="游ゴシック" w:hAnsi="游ゴシック"/>
+                <w:rFonts w:ascii="BIZ UDPゴシック" w:cs="BIZ UDPゴシック" w:eastAsia="BIZ UDPゴシック" w:hAnsi="BIZ UDPゴシック"/>
                 <w:b w:val="false"/>
                 <w:bCs w:val="false"/>
                 <w:color w:val="000000"/>
@@ -840,7 +840,7 @@
             </w:pPr>
             <w:r>
               <w:rPr>
-                <w:rFonts w:ascii="游ゴシック" w:cs="游ゴシック" w:eastAsia="游ゴシック" w:hAnsi="游ゴシック"/>
+                <w:rFonts w:ascii="BIZ UDPゴシック" w:cs="BIZ UDPゴシック" w:eastAsia="BIZ UDPゴシック" w:hAnsi="BIZ UDPゴシック"/>
                 <w:b w:val="false"/>
                 <w:bCs w:val="false"/>
                 <w:color w:val="000000"/>
@@ -868,7 +868,7 @@
             </w:pPr>
             <w:r>
               <w:rPr>
-                <w:rFonts w:ascii="游ゴシック" w:cs="游ゴシック" w:eastAsia="游ゴシック" w:hAnsi="游ゴシック"/>
+                <w:rFonts w:ascii="BIZ UDPゴシック" w:cs="BIZ UDPゴシック" w:eastAsia="BIZ UDPゴシック" w:hAnsi="BIZ UDPゴシック"/>
                 <w:b w:val="false"/>
                 <w:bCs w:val="false"/>
                 <w:color w:val="000000"/>
@@ -896,7 +896,7 @@
             </w:pPr>
             <w:r>
               <w:rPr>
-                <w:rFonts w:ascii="游ゴシック" w:cs="游ゴシック" w:eastAsia="游ゴシック" w:hAnsi="游ゴシック"/>
+                <w:rFonts w:ascii="BIZ UDPゴシック" w:cs="BIZ UDPゴシック" w:eastAsia="BIZ UDPゴシック" w:hAnsi="BIZ UDPゴシック"/>
                 <w:b w:val="false"/>
                 <w:bCs w:val="false"/>
                 <w:color w:val="000000"/>
@@ -924,7 +924,7 @@
             </w:pPr>
             <w:r>
               <w:rPr>
-                <w:rFonts w:ascii="游ゴシック" w:cs="游ゴシック" w:eastAsia="游ゴシック" w:hAnsi="游ゴシック"/>
+                <w:rFonts w:ascii="BIZ UDPゴシック" w:cs="BIZ UDPゴシック" w:eastAsia="BIZ UDPゴシック" w:hAnsi="BIZ UDPゴシック"/>
                 <w:b w:val="false"/>
                 <w:bCs w:val="false"/>
                 <w:color w:val="000000"/>
@@ -952,7 +952,7 @@
             </w:pPr>
             <w:r>
               <w:rPr>
-                <w:rFonts w:ascii="游ゴシック" w:cs="游ゴシック" w:eastAsia="游ゴシック" w:hAnsi="游ゴシック"/>
+                <w:rFonts w:ascii="BIZ UDPゴシック" w:cs="BIZ UDPゴシック" w:eastAsia="BIZ UDPゴシック" w:hAnsi="BIZ UDPゴシック"/>
                 <w:b w:val="false"/>
                 <w:bCs w:val="false"/>
                 <w:color w:val="000000"/>
@@ -986,7 +986,7 @@
             </w:pPr>
             <w:r>
               <w:rPr>
-                <w:rFonts w:ascii="游ゴシック" w:cs="游ゴシック" w:eastAsia="游ゴシック" w:hAnsi="游ゴシック"/>
+                <w:rFonts w:ascii="BIZ UDPゴシック" w:cs="BIZ UDPゴシック" w:eastAsia="BIZ UDPゴシック" w:hAnsi="BIZ UDPゴシック"/>
                 <w:b w:val="false"/>
                 <w:bCs w:val="false"/>
                 <w:color w:val="000000"/>
@@ -1015,7 +1015,7 @@
             </w:pPr>
             <w:r>
               <w:rPr>
-                <w:rFonts w:ascii="游ゴシック" w:cs="游ゴシック" w:eastAsia="游ゴシック" w:hAnsi="游ゴシック"/>
+                <w:rFonts w:ascii="BIZ UDPゴシック" w:cs="BIZ UDPゴシック" w:eastAsia="BIZ UDPゴシック" w:hAnsi="BIZ UDPゴシック"/>
                 <w:b w:val="false"/>
                 <w:bCs w:val="false"/>
                 <w:color w:val="000000"/>
@@ -1044,7 +1044,7 @@
             </w:pPr>
             <w:r>
               <w:rPr>
-                <w:rFonts w:ascii="游ゴシック" w:cs="游ゴシック" w:eastAsia="游ゴシック" w:hAnsi="游ゴシック"/>
+                <w:rFonts w:ascii="BIZ UDPゴシック" w:cs="BIZ UDPゴシック" w:eastAsia="BIZ UDPゴシック" w:hAnsi="BIZ UDPゴシック"/>
                 <w:b w:val="false"/>
                 <w:bCs w:val="false"/>
                 <w:color w:val="000000"/>
@@ -1073,7 +1073,7 @@
             </w:pPr>
             <w:r>
               <w:rPr>
-                <w:rFonts w:ascii="游ゴシック" w:cs="游ゴシック" w:eastAsia="游ゴシック" w:hAnsi="游ゴシック"/>
+                <w:rFonts w:ascii="BIZ UDPゴシック" w:cs="BIZ UDPゴシック" w:eastAsia="BIZ UDPゴシック" w:hAnsi="BIZ UDPゴシック"/>
                 <w:b w:val="false"/>
                 <w:bCs w:val="false"/>
                 <w:color w:val="000000"/>
@@ -1102,7 +1102,7 @@
             </w:pPr>
             <w:r>
               <w:rPr>
-                <w:rFonts w:ascii="游ゴシック" w:cs="游ゴシック" w:eastAsia="游ゴシック" w:hAnsi="游ゴシック"/>
+                <w:rFonts w:ascii="BIZ UDPゴシック" w:cs="BIZ UDPゴシック" w:eastAsia="BIZ UDPゴシック" w:hAnsi="BIZ UDPゴシック"/>
                 <w:b w:val="false"/>
                 <w:bCs w:val="false"/>
                 <w:color w:val="000000"/>
@@ -1131,7 +1131,7 @@
             </w:pPr>
             <w:r>
               <w:rPr>
-                <w:rFonts w:ascii="游ゴシック" w:cs="游ゴシック" w:eastAsia="游ゴシック" w:hAnsi="游ゴシック"/>
+                <w:rFonts w:ascii="BIZ UDPゴシック" w:cs="BIZ UDPゴシック" w:eastAsia="BIZ UDPゴシック" w:hAnsi="BIZ UDPゴシック"/>
                 <w:b w:val="false"/>
                 <w:bCs w:val="false"/>
                 <w:color w:val="000000"/>
@@ -1164,7 +1164,7 @@
             </w:pPr>
             <w:r>
               <w:rPr>
-                <w:rFonts w:ascii="游ゴシック" w:cs="游ゴシック" w:eastAsia="游ゴシック" w:hAnsi="游ゴシック"/>
+                <w:rFonts w:ascii="BIZ UDPゴシック" w:cs="BIZ UDPゴシック" w:eastAsia="BIZ UDPゴシック" w:hAnsi="BIZ UDPゴシック"/>
                 <w:b w:val="false"/>
                 <w:bCs w:val="false"/>
                 <w:color w:val="000000"/>
@@ -1192,7 +1192,7 @@
             </w:pPr>
             <w:r>
               <w:rPr>
-                <w:rFonts w:ascii="游ゴシック" w:cs="游ゴシック" w:eastAsia="游ゴシック" w:hAnsi="游ゴシック"/>
+                <w:rFonts w:ascii="BIZ UDPゴシック" w:cs="BIZ UDPゴシック" w:eastAsia="BIZ UDPゴシック" w:hAnsi="BIZ UDPゴシック"/>
                 <w:b w:val="false"/>
                 <w:bCs w:val="false"/>
                 <w:color w:val="000000"/>
@@ -1220,7 +1220,7 @@
             </w:pPr>
             <w:r>
               <w:rPr>
-                <w:rFonts w:ascii="游ゴシック" w:cs="游ゴシック" w:eastAsia="游ゴシック" w:hAnsi="游ゴシック"/>
+                <w:rFonts w:ascii="BIZ UDPゴシック" w:cs="BIZ UDPゴシック" w:eastAsia="BIZ UDPゴシック" w:hAnsi="BIZ UDPゴシック"/>
                 <w:b w:val="false"/>
                 <w:bCs w:val="false"/>
                 <w:color w:val="000000"/>
@@ -1248,7 +1248,7 @@
             </w:pPr>
             <w:r>
               <w:rPr>
-                <w:rFonts w:ascii="游ゴシック" w:cs="游ゴシック" w:eastAsia="游ゴシック" w:hAnsi="游ゴシック"/>
+                <w:rFonts w:ascii="BIZ UDPゴシック" w:cs="BIZ UDPゴシック" w:eastAsia="BIZ UDPゴシック" w:hAnsi="BIZ UDPゴシック"/>
                 <w:b w:val="false"/>
                 <w:bCs w:val="false"/>
                 <w:color w:val="000000"/>
@@ -1276,7 +1276,7 @@
             </w:pPr>
             <w:r>
               <w:rPr>
-                <w:rFonts w:ascii="游ゴシック" w:cs="游ゴシック" w:eastAsia="游ゴシック" w:hAnsi="游ゴシック"/>
+                <w:rFonts w:ascii="BIZ UDPゴシック" w:cs="BIZ UDPゴシック" w:eastAsia="BIZ UDPゴシック" w:hAnsi="BIZ UDPゴシック"/>
                 <w:b w:val="false"/>
                 <w:bCs w:val="false"/>
                 <w:color w:val="000000"/>
@@ -1304,7 +1304,7 @@
             </w:pPr>
             <w:r>
               <w:rPr>
-                <w:rFonts w:ascii="游ゴシック" w:cs="游ゴシック" w:eastAsia="游ゴシック" w:hAnsi="游ゴシック"/>
+                <w:rFonts w:ascii="BIZ UDPゴシック" w:cs="BIZ UDPゴシック" w:eastAsia="BIZ UDPゴシック" w:hAnsi="BIZ UDPゴシック"/>
                 <w:b w:val="false"/>
                 <w:bCs w:val="false"/>
                 <w:color w:val="000000"/>
@@ -1323,7 +1323,7 @@
       </w:pPr>
       <w:r>
         <w:rPr>
-          <w:rFonts w:ascii="游ゴシック" w:cs="游ゴシック" w:eastAsia="游ゴシック" w:hAnsi="游ゴシック"/>
+          <w:rFonts w:ascii="BIZ UDPゴシック" w:cs="BIZ UDPゴシック" w:eastAsia="BIZ UDPゴシック" w:hAnsi="BIZ UDPゴシック"/>
           <w:sz w:val="21"/>
           <w:szCs w:val="21"/>
         </w:rPr>
@@ -1341,7 +1341,7 @@
       </w:pPr>
       <w:r>
         <w:rPr>
-          <w:rFonts w:ascii="游ゴシック" w:cs="游ゴシック" w:eastAsia="游ゴシック" w:hAnsi="游ゴシック"/>
+          <w:rFonts w:ascii="BIZ UDPゴシック" w:cs="BIZ UDPゴシック" w:eastAsia="BIZ UDPゴシック" w:hAnsi="BIZ UDPゴシック"/>
           <w:color w:val="595959"/>
           <w:sz w:val="17"/>
           <w:szCs w:val="17"/>
@@ -1357,7 +1357,7 @@
       </w:pPr>
       <w:r>
         <w:rPr>
-          <w:rFonts w:ascii="游ゴシック" w:cs="游ゴシック" w:eastAsia="游ゴシック" w:hAnsi="游ゴシック"/>
+          <w:rFonts w:ascii="BIZ UDPゴシック" w:cs="BIZ UDPゴシック" w:eastAsia="BIZ UDPゴシック" w:hAnsi="BIZ UDPゴシック"/>
           <w:b/>
           <w:bCs/>
           <w:color w:val="2E75B6"/>
@@ -1373,7 +1373,7 @@
       </w:pPr>
       <w:r>
         <w:rPr>
-          <w:rFonts w:ascii="游ゴシック" w:cs="游ゴシック" w:eastAsia="游ゴシック" w:hAnsi="游ゴシック"/>
+          <w:rFonts w:ascii="BIZ UDPゴシック" w:cs="BIZ UDPゴシック" w:eastAsia="BIZ UDPゴシック" w:hAnsi="BIZ UDPゴシック"/>
           <w:sz w:val="21"/>
           <w:szCs w:val="21"/>
         </w:rPr>
@@ -1421,7 +1421,7 @@
             </w:pPr>
             <w:r>
               <w:rPr>
-                <w:rFonts w:ascii="游ゴシック" w:cs="游ゴシック" w:eastAsia="游ゴシック" w:hAnsi="游ゴシック"/>
+                <w:rFonts w:ascii="BIZ UDPゴシック" w:cs="BIZ UDPゴシック" w:eastAsia="BIZ UDPゴシック" w:hAnsi="BIZ UDPゴシック"/>
                 <w:b/>
                 <w:bCs/>
                 <w:color w:val="FFFFFF"/>
@@ -1450,7 +1450,7 @@
             </w:pPr>
             <w:r>
               <w:rPr>
-                <w:rFonts w:ascii="游ゴシック" w:cs="游ゴシック" w:eastAsia="游ゴシック" w:hAnsi="游ゴシック"/>
+                <w:rFonts w:ascii="BIZ UDPゴシック" w:cs="BIZ UDPゴシック" w:eastAsia="BIZ UDPゴシック" w:hAnsi="BIZ UDPゴシック"/>
                 <w:b/>
                 <w:bCs/>
                 <w:color w:val="FFFFFF"/>
@@ -1479,7 +1479,7 @@
             </w:pPr>
             <w:r>
               <w:rPr>
-                <w:rFonts w:ascii="游ゴシック" w:cs="游ゴシック" w:eastAsia="游ゴシック" w:hAnsi="游ゴシック"/>
+                <w:rFonts w:ascii="BIZ UDPゴシック" w:cs="BIZ UDPゴシック" w:eastAsia="BIZ UDPゴシック" w:hAnsi="BIZ UDPゴシック"/>
                 <w:b/>
                 <w:bCs/>
                 <w:color w:val="FFFFFF"/>
@@ -1512,7 +1512,7 @@
             </w:pPr>
             <w:r>
               <w:rPr>
-                <w:rFonts w:ascii="游ゴシック" w:cs="游ゴシック" w:eastAsia="游ゴシック" w:hAnsi="游ゴシック"/>
+                <w:rFonts w:ascii="BIZ UDPゴシック" w:cs="BIZ UDPゴシック" w:eastAsia="BIZ UDPゴシック" w:hAnsi="BIZ UDPゴシック"/>
                 <w:b w:val="false"/>
                 <w:bCs w:val="false"/>
                 <w:color w:val="000000"/>
@@ -1540,7 +1540,7 @@
             </w:pPr>
             <w:r>
               <w:rPr>
-                <w:rFonts w:ascii="游ゴシック" w:cs="游ゴシック" w:eastAsia="游ゴシック" w:hAnsi="游ゴシック"/>
+                <w:rFonts w:ascii="BIZ UDPゴシック" w:cs="BIZ UDPゴシック" w:eastAsia="BIZ UDPゴシック" w:hAnsi="BIZ UDPゴシック"/>
                 <w:b w:val="false"/>
                 <w:bCs w:val="false"/>
                 <w:color w:val="000000"/>
@@ -1568,7 +1568,7 @@
             </w:pPr>
             <w:r>
               <w:rPr>
-                <w:rFonts w:ascii="游ゴシック" w:cs="游ゴシック" w:eastAsia="游ゴシック" w:hAnsi="游ゴシック"/>
+                <w:rFonts w:ascii="BIZ UDPゴシック" w:cs="BIZ UDPゴシック" w:eastAsia="BIZ UDPゴシック" w:hAnsi="BIZ UDPゴシック"/>
                 <w:b w:val="false"/>
                 <w:bCs w:val="false"/>
                 <w:color w:val="000000"/>
@@ -1601,7 +1601,7 @@
             </w:pPr>
             <w:r>
               <w:rPr>
-                <w:rFonts w:ascii="游ゴシック" w:cs="游ゴシック" w:eastAsia="游ゴシック" w:hAnsi="游ゴシック"/>
+                <w:rFonts w:ascii="BIZ UDPゴシック" w:cs="BIZ UDPゴシック" w:eastAsia="BIZ UDPゴシック" w:hAnsi="BIZ UDPゴシック"/>
                 <w:b w:val="false"/>
                 <w:bCs w:val="false"/>
                 <w:color w:val="000000"/>
@@ -1629,7 +1629,7 @@
             </w:pPr>
             <w:r>
               <w:rPr>
-                <w:rFonts w:ascii="游ゴシック" w:cs="游ゴシック" w:eastAsia="游ゴシック" w:hAnsi="游ゴシック"/>
+                <w:rFonts w:ascii="BIZ UDPゴシック" w:cs="BIZ UDPゴシック" w:eastAsia="BIZ UDPゴシック" w:hAnsi="BIZ UDPゴシック"/>
                 <w:b w:val="false"/>
                 <w:bCs w:val="false"/>
                 <w:color w:val="000000"/>
@@ -1657,7 +1657,7 @@
             </w:pPr>
             <w:r>
               <w:rPr>
-                <w:rFonts w:ascii="游ゴシック" w:cs="游ゴシック" w:eastAsia="游ゴシック" w:hAnsi="游ゴシック"/>
+                <w:rFonts w:ascii="BIZ UDPゴシック" w:cs="BIZ UDPゴシック" w:eastAsia="BIZ UDPゴシック" w:hAnsi="BIZ UDPゴシック"/>
                 <w:b w:val="false"/>
                 <w:bCs w:val="false"/>
                 <w:color w:val="000000"/>
@@ -1690,7 +1690,7 @@
             </w:pPr>
             <w:r>
               <w:rPr>
-                <w:rFonts w:ascii="游ゴシック" w:cs="游ゴシック" w:eastAsia="游ゴシック" w:hAnsi="游ゴシック"/>
+                <w:rFonts w:ascii="BIZ UDPゴシック" w:cs="BIZ UDPゴシック" w:eastAsia="BIZ UDPゴシック" w:hAnsi="BIZ UDPゴシック"/>
                 <w:b w:val="false"/>
                 <w:bCs w:val="false"/>
                 <w:color w:val="000000"/>
@@ -1718,7 +1718,7 @@
             </w:pPr>
             <w:r>
               <w:rPr>
-                <w:rFonts w:ascii="游ゴシック" w:cs="游ゴシック" w:eastAsia="游ゴシック" w:hAnsi="游ゴシック"/>
+                <w:rFonts w:ascii="BIZ UDPゴシック" w:cs="BIZ UDPゴシック" w:eastAsia="BIZ UDPゴシック" w:hAnsi="BIZ UDPゴシック"/>
                 <w:b w:val="false"/>
                 <w:bCs w:val="false"/>
                 <w:color w:val="000000"/>
@@ -1746,7 +1746,7 @@
             </w:pPr>
             <w:r>
               <w:rPr>
-                <w:rFonts w:ascii="游ゴシック" w:cs="游ゴシック" w:eastAsia="游ゴシック" w:hAnsi="游ゴシック"/>
+                <w:rFonts w:ascii="BIZ UDPゴシック" w:cs="BIZ UDPゴシック" w:eastAsia="BIZ UDPゴシック" w:hAnsi="BIZ UDPゴシック"/>
                 <w:b w:val="false"/>
                 <w:bCs w:val="false"/>
                 <w:color w:val="000000"/>
@@ -1779,7 +1779,7 @@
             </w:pPr>
             <w:r>
               <w:rPr>
-                <w:rFonts w:ascii="游ゴシック" w:cs="游ゴシック" w:eastAsia="游ゴシック" w:hAnsi="游ゴシック"/>
+                <w:rFonts w:ascii="BIZ UDPゴシック" w:cs="BIZ UDPゴシック" w:eastAsia="BIZ UDPゴシック" w:hAnsi="BIZ UDPゴシック"/>
                 <w:b w:val="false"/>
                 <w:bCs w:val="false"/>
                 <w:color w:val="000000"/>
@@ -1807,7 +1807,7 @@
             </w:pPr>
             <w:r>
               <w:rPr>
-                <w:rFonts w:ascii="游ゴシック" w:cs="游ゴシック" w:eastAsia="游ゴシック" w:hAnsi="游ゴシック"/>
+                <w:rFonts w:ascii="BIZ UDPゴシック" w:cs="BIZ UDPゴシック" w:eastAsia="BIZ UDPゴシック" w:hAnsi="BIZ UDPゴシック"/>
                 <w:b w:val="false"/>
                 <w:bCs w:val="false"/>
                 <w:color w:val="000000"/>
@@ -1835,7 +1835,7 @@
             </w:pPr>
             <w:r>
               <w:rPr>
-                <w:rFonts w:ascii="游ゴシック" w:cs="游ゴシック" w:eastAsia="游ゴシック" w:hAnsi="游ゴシック"/>
+                <w:rFonts w:ascii="BIZ UDPゴシック" w:cs="BIZ UDPゴシック" w:eastAsia="BIZ UDPゴシック" w:hAnsi="BIZ UDPゴシック"/>
                 <w:b w:val="false"/>
                 <w:bCs w:val="false"/>
                 <w:color w:val="000000"/>
@@ -1869,7 +1869,7 @@
             </w:pPr>
             <w:r>
               <w:rPr>
-                <w:rFonts w:ascii="游ゴシック" w:cs="游ゴシック" w:eastAsia="游ゴシック" w:hAnsi="游ゴシック"/>
+                <w:rFonts w:ascii="BIZ UDPゴシック" w:cs="BIZ UDPゴシック" w:eastAsia="BIZ UDPゴシック" w:hAnsi="BIZ UDPゴシック"/>
                 <w:b w:val="false"/>
                 <w:bCs w:val="false"/>
                 <w:color w:val="000000"/>
@@ -1898,7 +1898,7 @@
             </w:pPr>
             <w:r>
               <w:rPr>
-                <w:rFonts w:ascii="游ゴシック" w:cs="游ゴシック" w:eastAsia="游ゴシック" w:hAnsi="游ゴシック"/>
+                <w:rFonts w:ascii="BIZ UDPゴシック" w:cs="BIZ UDPゴシック" w:eastAsia="BIZ UDPゴシック" w:hAnsi="BIZ UDPゴシック"/>
                 <w:b w:val="false"/>
                 <w:bCs w:val="false"/>
                 <w:color w:val="000000"/>
@@ -1927,7 +1927,7 @@
             </w:pPr>
             <w:r>
               <w:rPr>
-                <w:rFonts w:ascii="游ゴシック" w:cs="游ゴシック" w:eastAsia="游ゴシック" w:hAnsi="游ゴシック"/>
+                <w:rFonts w:ascii="BIZ UDPゴシック" w:cs="BIZ UDPゴシック" w:eastAsia="BIZ UDPゴシック" w:hAnsi="BIZ UDPゴシック"/>
                 <w:b w:val="false"/>
                 <w:bCs w:val="false"/>
                 <w:color w:val="000000"/>
@@ -1960,7 +1960,7 @@
             </w:pPr>
             <w:r>
               <w:rPr>
-                <w:rFonts w:ascii="游ゴシック" w:cs="游ゴシック" w:eastAsia="游ゴシック" w:hAnsi="游ゴシック"/>
+                <w:rFonts w:ascii="BIZ UDPゴシック" w:cs="BIZ UDPゴシック" w:eastAsia="BIZ UDPゴシック" w:hAnsi="BIZ UDPゴシック"/>
                 <w:b w:val="false"/>
                 <w:bCs w:val="false"/>
                 <w:color w:val="000000"/>
@@ -1988,7 +1988,7 @@
             </w:pPr>
             <w:r>
               <w:rPr>
-                <w:rFonts w:ascii="游ゴシック" w:cs="游ゴシック" w:eastAsia="游ゴシック" w:hAnsi="游ゴシック"/>
+                <w:rFonts w:ascii="BIZ UDPゴシック" w:cs="BIZ UDPゴシック" w:eastAsia="BIZ UDPゴシック" w:hAnsi="BIZ UDPゴシック"/>
                 <w:b w:val="false"/>
                 <w:bCs w:val="false"/>
                 <w:color w:val="000000"/>
@@ -2016,7 +2016,7 @@
             </w:pPr>
             <w:r>
               <w:rPr>
-                <w:rFonts w:ascii="游ゴシック" w:cs="游ゴシック" w:eastAsia="游ゴシック" w:hAnsi="游ゴシック"/>
+                <w:rFonts w:ascii="BIZ UDPゴシック" w:cs="BIZ UDPゴシック" w:eastAsia="BIZ UDPゴシック" w:hAnsi="BIZ UDPゴシック"/>
                 <w:b w:val="false"/>
                 <w:bCs w:val="false"/>
                 <w:color w:val="000000"/>
@@ -2035,7 +2035,7 @@
       </w:pPr>
       <w:r>
         <w:rPr>
-          <w:rFonts w:ascii="游ゴシック" w:cs="游ゴシック" w:eastAsia="游ゴシック" w:hAnsi="游ゴシック"/>
+          <w:rFonts w:ascii="BIZ UDPゴシック" w:cs="BIZ UDPゴシック" w:eastAsia="BIZ UDPゴシック" w:hAnsi="BIZ UDPゴシック"/>
           <w:sz w:val="21"/>
           <w:szCs w:val="21"/>
         </w:rPr>
@@ -2048,7 +2048,7 @@
       </w:pPr>
       <w:r>
         <w:rPr>
-          <w:rFonts w:ascii="游ゴシック" w:cs="游ゴシック" w:eastAsia="游ゴシック" w:hAnsi="游ゴシック"/>
+          <w:rFonts w:ascii="BIZ UDPゴシック" w:cs="BIZ UDPゴシック" w:eastAsia="BIZ UDPゴシック" w:hAnsi="BIZ UDPゴシック"/>
           <w:sz w:val="21"/>
           <w:szCs w:val="21"/>
         </w:rPr>
@@ -2066,7 +2066,7 @@
       </w:pPr>
       <w:r>
         <w:rPr>
-          <w:rFonts w:ascii="游ゴシック" w:cs="游ゴシック" w:eastAsia="游ゴシック" w:hAnsi="游ゴシック"/>
+          <w:rFonts w:ascii="BIZ UDPゴシック" w:cs="BIZ UDPゴシック" w:eastAsia="BIZ UDPゴシック" w:hAnsi="BIZ UDPゴシック"/>
           <w:color w:val="595959"/>
           <w:sz w:val="17"/>
           <w:szCs w:val="17"/>
@@ -2086,7 +2086,7 @@
       </w:pPr>
       <w:r>
         <w:rPr>
-          <w:rFonts w:ascii="游ゴシック" w:cs="游ゴシック" w:eastAsia="游ゴシック" w:hAnsi="游ゴシック"/>
+          <w:rFonts w:ascii="BIZ UDPゴシック" w:cs="BIZ UDPゴシック" w:eastAsia="BIZ UDPゴシック" w:hAnsi="BIZ UDPゴシック"/>
           <w:b/>
           <w:bCs/>
           <w:color w:val="1F3864"/>
@@ -2102,7 +2102,7 @@
       </w:pPr>
       <w:r>
         <w:rPr>
-          <w:rFonts w:ascii="游ゴシック" w:cs="游ゴシック" w:eastAsia="游ゴシック" w:hAnsi="游ゴシック"/>
+          <w:rFonts w:ascii="BIZ UDPゴシック" w:cs="BIZ UDPゴシック" w:eastAsia="BIZ UDPゴシック" w:hAnsi="BIZ UDPゴシック"/>
           <w:sz w:val="21"/>
           <w:szCs w:val="21"/>
         </w:rPr>
@@ -2151,7 +2151,7 @@
             </w:pPr>
             <w:r>
               <w:rPr>
-                <w:rFonts w:ascii="游ゴシック" w:cs="游ゴシック" w:eastAsia="游ゴシック" w:hAnsi="游ゴシック"/>
+                <w:rFonts w:ascii="BIZ UDPゴシック" w:cs="BIZ UDPゴシック" w:eastAsia="BIZ UDPゴシック" w:hAnsi="BIZ UDPゴシック"/>
                 <w:b/>
                 <w:bCs/>
                 <w:color w:val="FFFFFF"/>
@@ -2180,7 +2180,7 @@
             </w:pPr>
             <w:r>
               <w:rPr>
-                <w:rFonts w:ascii="游ゴシック" w:cs="游ゴシック" w:eastAsia="游ゴシック" w:hAnsi="游ゴシック"/>
+                <w:rFonts w:ascii="BIZ UDPゴシック" w:cs="BIZ UDPゴシック" w:eastAsia="BIZ UDPゴシック" w:hAnsi="BIZ UDPゴシック"/>
                 <w:b/>
                 <w:bCs/>
                 <w:color w:val="FFFFFF"/>
@@ -2209,7 +2209,7 @@
             </w:pPr>
             <w:r>
               <w:rPr>
-                <w:rFonts w:ascii="游ゴシック" w:cs="游ゴシック" w:eastAsia="游ゴシック" w:hAnsi="游ゴシック"/>
+                <w:rFonts w:ascii="BIZ UDPゴシック" w:cs="BIZ UDPゴシック" w:eastAsia="BIZ UDPゴシック" w:hAnsi="BIZ UDPゴシック"/>
                 <w:b/>
                 <w:bCs/>
                 <w:color w:val="FFFFFF"/>
@@ -2238,7 +2238,7 @@
             </w:pPr>
             <w:r>
               <w:rPr>
-                <w:rFonts w:ascii="游ゴシック" w:cs="游ゴシック" w:eastAsia="游ゴシック" w:hAnsi="游ゴシック"/>
+                <w:rFonts w:ascii="BIZ UDPゴシック" w:cs="BIZ UDPゴシック" w:eastAsia="BIZ UDPゴシック" w:hAnsi="BIZ UDPゴシック"/>
                 <w:b/>
                 <w:bCs/>
                 <w:color w:val="FFFFFF"/>
@@ -2271,7 +2271,7 @@
             </w:pPr>
             <w:r>
               <w:rPr>
-                <w:rFonts w:ascii="游ゴシック" w:cs="游ゴシック" w:eastAsia="游ゴシック" w:hAnsi="游ゴシック"/>
+                <w:rFonts w:ascii="BIZ UDPゴシック" w:cs="BIZ UDPゴシック" w:eastAsia="BIZ UDPゴシック" w:hAnsi="BIZ UDPゴシック"/>
                 <w:b w:val="false"/>
                 <w:bCs w:val="false"/>
                 <w:color w:val="000000"/>
@@ -2299,7 +2299,7 @@
             </w:pPr>
             <w:r>
               <w:rPr>
-                <w:rFonts w:ascii="游ゴシック" w:cs="游ゴシック" w:eastAsia="游ゴシック" w:hAnsi="游ゴシック"/>
+                <w:rFonts w:ascii="BIZ UDPゴシック" w:cs="BIZ UDPゴシック" w:eastAsia="BIZ UDPゴシック" w:hAnsi="BIZ UDPゴシック"/>
                 <w:b w:val="false"/>
                 <w:bCs w:val="false"/>
                 <w:color w:val="000000"/>
@@ -2327,7 +2327,7 @@
             </w:pPr>
             <w:r>
               <w:rPr>
-                <w:rFonts w:ascii="游ゴシック" w:cs="游ゴシック" w:eastAsia="游ゴシック" w:hAnsi="游ゴシック"/>
+                <w:rFonts w:ascii="BIZ UDPゴシック" w:cs="BIZ UDPゴシック" w:eastAsia="BIZ UDPゴシック" w:hAnsi="BIZ UDPゴシック"/>
                 <w:b w:val="false"/>
                 <w:bCs w:val="false"/>
                 <w:color w:val="000000"/>
@@ -2355,7 +2355,7 @@
             </w:pPr>
             <w:r>
               <w:rPr>
-                <w:rFonts w:ascii="游ゴシック" w:cs="游ゴシック" w:eastAsia="游ゴシック" w:hAnsi="游ゴシック"/>
+                <w:rFonts w:ascii="BIZ UDPゴシック" w:cs="BIZ UDPゴシック" w:eastAsia="BIZ UDPゴシック" w:hAnsi="BIZ UDPゴシック"/>
                 <w:b w:val="false"/>
                 <w:bCs w:val="false"/>
                 <w:color w:val="000000"/>
@@ -2388,7 +2388,7 @@
             </w:pPr>
             <w:r>
               <w:rPr>
-                <w:rFonts w:ascii="游ゴシック" w:cs="游ゴシック" w:eastAsia="游ゴシック" w:hAnsi="游ゴシック"/>
+                <w:rFonts w:ascii="BIZ UDPゴシック" w:cs="BIZ UDPゴシック" w:eastAsia="BIZ UDPゴシック" w:hAnsi="BIZ UDPゴシック"/>
                 <w:b w:val="false"/>
                 <w:bCs w:val="false"/>
                 <w:color w:val="000000"/>
@@ -2416,7 +2416,7 @@
             </w:pPr>
             <w:r>
               <w:rPr>
-                <w:rFonts w:ascii="游ゴシック" w:cs="游ゴシック" w:eastAsia="游ゴシック" w:hAnsi="游ゴシック"/>
+                <w:rFonts w:ascii="BIZ UDPゴシック" w:cs="BIZ UDPゴシック" w:eastAsia="BIZ UDPゴシック" w:hAnsi="BIZ UDPゴシック"/>
                 <w:b w:val="false"/>
                 <w:bCs w:val="false"/>
                 <w:color w:val="000000"/>
@@ -2444,7 +2444,7 @@
             </w:pPr>
             <w:r>
               <w:rPr>
-                <w:rFonts w:ascii="游ゴシック" w:cs="游ゴシック" w:eastAsia="游ゴシック" w:hAnsi="游ゴシック"/>
+                <w:rFonts w:ascii="BIZ UDPゴシック" w:cs="BIZ UDPゴシック" w:eastAsia="BIZ UDPゴシック" w:hAnsi="BIZ UDPゴシック"/>
                 <w:b w:val="false"/>
                 <w:bCs w:val="false"/>
                 <w:color w:val="000000"/>
@@ -2472,7 +2472,7 @@
             </w:pPr>
             <w:r>
               <w:rPr>
-                <w:rFonts w:ascii="游ゴシック" w:cs="游ゴシック" w:eastAsia="游ゴシック" w:hAnsi="游ゴシック"/>
+                <w:rFonts w:ascii="BIZ UDPゴシック" w:cs="BIZ UDPゴシック" w:eastAsia="BIZ UDPゴシック" w:hAnsi="BIZ UDPゴシック"/>
                 <w:b w:val="false"/>
                 <w:bCs w:val="false"/>
                 <w:color w:val="000000"/>
@@ -2506,7 +2506,7 @@
             </w:pPr>
             <w:r>
               <w:rPr>
-                <w:rFonts w:ascii="游ゴシック" w:cs="游ゴシック" w:eastAsia="游ゴシック" w:hAnsi="游ゴシック"/>
+                <w:rFonts w:ascii="BIZ UDPゴシック" w:cs="BIZ UDPゴシック" w:eastAsia="BIZ UDPゴシック" w:hAnsi="BIZ UDPゴシック"/>
                 <w:b w:val="false"/>
                 <w:bCs w:val="false"/>
                 <w:color w:val="000000"/>
@@ -2535,7 +2535,7 @@
             </w:pPr>
             <w:r>
               <w:rPr>
-                <w:rFonts w:ascii="游ゴシック" w:cs="游ゴシック" w:eastAsia="游ゴシック" w:hAnsi="游ゴシック"/>
+                <w:rFonts w:ascii="BIZ UDPゴシック" w:cs="BIZ UDPゴシック" w:eastAsia="BIZ UDPゴシック" w:hAnsi="BIZ UDPゴシック"/>
                 <w:b w:val="false"/>
                 <w:bCs w:val="false"/>
                 <w:color w:val="000000"/>
@@ -2564,7 +2564,7 @@
             </w:pPr>
             <w:r>
               <w:rPr>
-                <w:rFonts w:ascii="游ゴシック" w:cs="游ゴシック" w:eastAsia="游ゴシック" w:hAnsi="游ゴシック"/>
+                <w:rFonts w:ascii="BIZ UDPゴシック" w:cs="BIZ UDPゴシック" w:eastAsia="BIZ UDPゴシック" w:hAnsi="BIZ UDPゴシック"/>
                 <w:b w:val="false"/>
                 <w:bCs w:val="false"/>
                 <w:color w:val="000000"/>
@@ -2593,7 +2593,7 @@
             </w:pPr>
             <w:r>
               <w:rPr>
-                <w:rFonts w:ascii="游ゴシック" w:cs="游ゴシック" w:eastAsia="游ゴシック" w:hAnsi="游ゴシック"/>
+                <w:rFonts w:ascii="BIZ UDPゴシック" w:cs="BIZ UDPゴシック" w:eastAsia="BIZ UDPゴシック" w:hAnsi="BIZ UDPゴシック"/>
                 <w:b w:val="false"/>
                 <w:bCs w:val="false"/>
                 <w:color w:val="000000"/>
@@ -2626,7 +2626,7 @@
             </w:pPr>
             <w:r>
               <w:rPr>
-                <w:rFonts w:ascii="游ゴシック" w:cs="游ゴシック" w:eastAsia="游ゴシック" w:hAnsi="游ゴシック"/>
+                <w:rFonts w:ascii="BIZ UDPゴシック" w:cs="BIZ UDPゴシック" w:eastAsia="BIZ UDPゴシック" w:hAnsi="BIZ UDPゴシック"/>
                 <w:b w:val="false"/>
                 <w:bCs w:val="false"/>
                 <w:color w:val="000000"/>
@@ -2654,7 +2654,7 @@
             </w:pPr>
             <w:r>
               <w:rPr>
-                <w:rFonts w:ascii="游ゴシック" w:cs="游ゴシック" w:eastAsia="游ゴシック" w:hAnsi="游ゴシック"/>
+                <w:rFonts w:ascii="BIZ UDPゴシック" w:cs="BIZ UDPゴシック" w:eastAsia="BIZ UDPゴシック" w:hAnsi="BIZ UDPゴシック"/>
                 <w:b w:val="false"/>
                 <w:bCs w:val="false"/>
                 <w:color w:val="000000"/>
@@ -2682,7 +2682,7 @@
             </w:pPr>
             <w:r>
               <w:rPr>
-                <w:rFonts w:ascii="游ゴシック" w:cs="游ゴシック" w:eastAsia="游ゴシック" w:hAnsi="游ゴシック"/>
+                <w:rFonts w:ascii="BIZ UDPゴシック" w:cs="BIZ UDPゴシック" w:eastAsia="BIZ UDPゴシック" w:hAnsi="BIZ UDPゴシック"/>
                 <w:b w:val="false"/>
                 <w:bCs w:val="false"/>
                 <w:color w:val="000000"/>
@@ -2710,7 +2710,7 @@
             </w:pPr>
             <w:r>
               <w:rPr>
-                <w:rFonts w:ascii="游ゴシック" w:cs="游ゴシック" w:eastAsia="游ゴシック" w:hAnsi="游ゴシック"/>
+                <w:rFonts w:ascii="BIZ UDPゴシック" w:cs="BIZ UDPゴシック" w:eastAsia="BIZ UDPゴシック" w:hAnsi="BIZ UDPゴシック"/>
                 <w:b w:val="false"/>
                 <w:bCs w:val="false"/>
                 <w:color w:val="000000"/>
@@ -2729,7 +2729,7 @@
       </w:pPr>
       <w:r>
         <w:rPr>
-          <w:rFonts w:ascii="游ゴシック" w:cs="游ゴシック" w:eastAsia="游ゴシック" w:hAnsi="游ゴシック"/>
+          <w:rFonts w:ascii="BIZ UDPゴシック" w:cs="BIZ UDPゴシック" w:eastAsia="BIZ UDPゴシック" w:hAnsi="BIZ UDPゴシック"/>
           <w:sz w:val="21"/>
           <w:szCs w:val="21"/>
         </w:rPr>
@@ -2747,7 +2747,7 @@
       </w:pPr>
       <w:r>
         <w:rPr>
-          <w:rFonts w:ascii="游ゴシック" w:cs="游ゴシック" w:eastAsia="游ゴシック" w:hAnsi="游ゴシック"/>
+          <w:rFonts w:ascii="BIZ UDPゴシック" w:cs="BIZ UDPゴシック" w:eastAsia="BIZ UDPゴシック" w:hAnsi="BIZ UDPゴシック"/>
           <w:b/>
           <w:bCs/>
           <w:sz w:val="20"/>
@@ -2797,7 +2797,7 @@
             </w:pPr>
             <w:r>
               <w:rPr>
-                <w:rFonts w:ascii="游ゴシック" w:cs="游ゴシック" w:eastAsia="游ゴシック" w:hAnsi="游ゴシック"/>
+                <w:rFonts w:ascii="BIZ UDPゴシック" w:cs="BIZ UDPゴシック" w:eastAsia="BIZ UDPゴシック" w:hAnsi="BIZ UDPゴシック"/>
                 <w:b/>
                 <w:bCs/>
                 <w:color w:val="FFFFFF"/>
@@ -2826,7 +2826,7 @@
             </w:pPr>
             <w:r>
               <w:rPr>
-                <w:rFonts w:ascii="游ゴシック" w:cs="游ゴシック" w:eastAsia="游ゴシック" w:hAnsi="游ゴシック"/>
+                <w:rFonts w:ascii="BIZ UDPゴシック" w:cs="BIZ UDPゴシック" w:eastAsia="BIZ UDPゴシック" w:hAnsi="BIZ UDPゴシック"/>
                 <w:b/>
                 <w:bCs/>
                 <w:color w:val="FFFFFF"/>
@@ -2855,7 +2855,7 @@
             </w:pPr>
             <w:r>
               <w:rPr>
-                <w:rFonts w:ascii="游ゴシック" w:cs="游ゴシック" w:eastAsia="游ゴシック" w:hAnsi="游ゴシック"/>
+                <w:rFonts w:ascii="BIZ UDPゴシック" w:cs="BIZ UDPゴシック" w:eastAsia="BIZ UDPゴシック" w:hAnsi="BIZ UDPゴシック"/>
                 <w:b/>
                 <w:bCs/>
                 <w:color w:val="FFFFFF"/>
@@ -2888,7 +2888,7 @@
             </w:pPr>
             <w:r>
               <w:rPr>
-                <w:rFonts w:ascii="游ゴシック" w:cs="游ゴシック" w:eastAsia="游ゴシック" w:hAnsi="游ゴシック"/>
+                <w:rFonts w:ascii="BIZ UDPゴシック" w:cs="BIZ UDPゴシック" w:eastAsia="BIZ UDPゴシック" w:hAnsi="BIZ UDPゴシック"/>
                 <w:b w:val="false"/>
                 <w:bCs w:val="false"/>
                 <w:color w:val="000000"/>
@@ -2916,7 +2916,7 @@
             </w:pPr>
             <w:r>
               <w:rPr>
-                <w:rFonts w:ascii="游ゴシック" w:cs="游ゴシック" w:eastAsia="游ゴシック" w:hAnsi="游ゴシック"/>
+                <w:rFonts w:ascii="BIZ UDPゴシック" w:cs="BIZ UDPゴシック" w:eastAsia="BIZ UDPゴシック" w:hAnsi="BIZ UDPゴシック"/>
                 <w:b w:val="false"/>
                 <w:bCs w:val="false"/>
                 <w:color w:val="000000"/>
@@ -2944,7 +2944,7 @@
             </w:pPr>
             <w:r>
               <w:rPr>
-                <w:rFonts w:ascii="游ゴシック" w:cs="游ゴシック" w:eastAsia="游ゴシック" w:hAnsi="游ゴシック"/>
+                <w:rFonts w:ascii="BIZ UDPゴシック" w:cs="BIZ UDPゴシック" w:eastAsia="BIZ UDPゴシック" w:hAnsi="BIZ UDPゴシック"/>
                 <w:b w:val="false"/>
                 <w:bCs w:val="false"/>
                 <w:color w:val="000000"/>
@@ -2977,7 +2977,7 @@
             </w:pPr>
             <w:r>
               <w:rPr>
-                <w:rFonts w:ascii="游ゴシック" w:cs="游ゴシック" w:eastAsia="游ゴシック" w:hAnsi="游ゴシック"/>
+                <w:rFonts w:ascii="BIZ UDPゴシック" w:cs="BIZ UDPゴシック" w:eastAsia="BIZ UDPゴシック" w:hAnsi="BIZ UDPゴシック"/>
                 <w:b w:val="false"/>
                 <w:bCs w:val="false"/>
                 <w:color w:val="000000"/>
@@ -3005,7 +3005,7 @@
             </w:pPr>
             <w:r>
               <w:rPr>
-                <w:rFonts w:ascii="游ゴシック" w:cs="游ゴシック" w:eastAsia="游ゴシック" w:hAnsi="游ゴシック"/>
+                <w:rFonts w:ascii="BIZ UDPゴシック" w:cs="BIZ UDPゴシック" w:eastAsia="BIZ UDPゴシック" w:hAnsi="BIZ UDPゴシック"/>
                 <w:b w:val="false"/>
                 <w:bCs w:val="false"/>
                 <w:color w:val="000000"/>
@@ -3033,7 +3033,7 @@
             </w:pPr>
             <w:r>
               <w:rPr>
-                <w:rFonts w:ascii="游ゴシック" w:cs="游ゴシック" w:eastAsia="游ゴシック" w:hAnsi="游ゴシック"/>
+                <w:rFonts w:ascii="BIZ UDPゴシック" w:cs="BIZ UDPゴシック" w:eastAsia="BIZ UDPゴシック" w:hAnsi="BIZ UDPゴシック"/>
                 <w:b w:val="false"/>
                 <w:bCs w:val="false"/>
                 <w:color w:val="000000"/>
@@ -3066,7 +3066,7 @@
             </w:pPr>
             <w:r>
               <w:rPr>
-                <w:rFonts w:ascii="游ゴシック" w:cs="游ゴシック" w:eastAsia="游ゴシック" w:hAnsi="游ゴシック"/>
+                <w:rFonts w:ascii="BIZ UDPゴシック" w:cs="BIZ UDPゴシック" w:eastAsia="BIZ UDPゴシック" w:hAnsi="BIZ UDPゴシック"/>
                 <w:b w:val="false"/>
                 <w:bCs w:val="false"/>
                 <w:color w:val="000000"/>
@@ -3094,7 +3094,7 @@
             </w:pPr>
             <w:r>
               <w:rPr>
-                <w:rFonts w:ascii="游ゴシック" w:cs="游ゴシック" w:eastAsia="游ゴシック" w:hAnsi="游ゴシック"/>
+                <w:rFonts w:ascii="BIZ UDPゴシック" w:cs="BIZ UDPゴシック" w:eastAsia="BIZ UDPゴシック" w:hAnsi="BIZ UDPゴシック"/>
                 <w:b w:val="false"/>
                 <w:bCs w:val="false"/>
                 <w:color w:val="000000"/>
@@ -3122,7 +3122,7 @@
             </w:pPr>
             <w:r>
               <w:rPr>
-                <w:rFonts w:ascii="游ゴシック" w:cs="游ゴシック" w:eastAsia="游ゴシック" w:hAnsi="游ゴシック"/>
+                <w:rFonts w:ascii="BIZ UDPゴシック" w:cs="BIZ UDPゴシック" w:eastAsia="BIZ UDPゴシック" w:hAnsi="BIZ UDPゴシック"/>
                 <w:b w:val="false"/>
                 <w:bCs w:val="false"/>
                 <w:color w:val="000000"/>
@@ -3156,7 +3156,7 @@
             </w:pPr>
             <w:r>
               <w:rPr>
-                <w:rFonts w:ascii="游ゴシック" w:cs="游ゴシック" w:eastAsia="游ゴシック" w:hAnsi="游ゴシック"/>
+                <w:rFonts w:ascii="BIZ UDPゴシック" w:cs="BIZ UDPゴシック" w:eastAsia="BIZ UDPゴシック" w:hAnsi="BIZ UDPゴシック"/>
                 <w:b w:val="false"/>
                 <w:bCs w:val="false"/>
                 <w:color w:val="000000"/>
@@ -3185,7 +3185,7 @@
             </w:pPr>
             <w:r>
               <w:rPr>
-                <w:rFonts w:ascii="游ゴシック" w:cs="游ゴシック" w:eastAsia="游ゴシック" w:hAnsi="游ゴシック"/>
+                <w:rFonts w:ascii="BIZ UDPゴシック" w:cs="BIZ UDPゴシック" w:eastAsia="BIZ UDPゴシック" w:hAnsi="BIZ UDPゴシック"/>
                 <w:b w:val="false"/>
                 <w:bCs w:val="false"/>
                 <w:color w:val="000000"/>
@@ -3214,7 +3214,7 @@
             </w:pPr>
             <w:r>
               <w:rPr>
-                <w:rFonts w:ascii="游ゴシック" w:cs="游ゴシック" w:eastAsia="游ゴシック" w:hAnsi="游ゴシック"/>
+                <w:rFonts w:ascii="BIZ UDPゴシック" w:cs="BIZ UDPゴシック" w:eastAsia="BIZ UDPゴシック" w:hAnsi="BIZ UDPゴシック"/>
                 <w:b w:val="false"/>
                 <w:bCs w:val="false"/>
                 <w:color w:val="000000"/>
@@ -3247,7 +3247,7 @@
             </w:pPr>
             <w:r>
               <w:rPr>
-                <w:rFonts w:ascii="游ゴシック" w:cs="游ゴシック" w:eastAsia="游ゴシック" w:hAnsi="游ゴシック"/>
+                <w:rFonts w:ascii="BIZ UDPゴシック" w:cs="BIZ UDPゴシック" w:eastAsia="BIZ UDPゴシック" w:hAnsi="BIZ UDPゴシック"/>
                 <w:b w:val="false"/>
                 <w:bCs w:val="false"/>
                 <w:color w:val="000000"/>
@@ -3275,7 +3275,7 @@
             </w:pPr>
             <w:r>
               <w:rPr>
-                <w:rFonts w:ascii="游ゴシック" w:cs="游ゴシック" w:eastAsia="游ゴシック" w:hAnsi="游ゴシック"/>
+                <w:rFonts w:ascii="BIZ UDPゴシック" w:cs="BIZ UDPゴシック" w:eastAsia="BIZ UDPゴシック" w:hAnsi="BIZ UDPゴシック"/>
                 <w:b w:val="false"/>
                 <w:bCs w:val="false"/>
                 <w:color w:val="000000"/>
@@ -3303,7 +3303,7 @@
             </w:pPr>
             <w:r>
               <w:rPr>
-                <w:rFonts w:ascii="游ゴシック" w:cs="游ゴシック" w:eastAsia="游ゴシック" w:hAnsi="游ゴシック"/>
+                <w:rFonts w:ascii="BIZ UDPゴシック" w:cs="BIZ UDPゴシック" w:eastAsia="BIZ UDPゴシック" w:hAnsi="BIZ UDPゴシック"/>
                 <w:b w:val="false"/>
                 <w:bCs w:val="false"/>
                 <w:color w:val="000000"/>
@@ -3322,7 +3322,7 @@
       </w:pPr>
       <w:r>
         <w:rPr>
-          <w:rFonts w:ascii="游ゴシック" w:cs="游ゴシック" w:eastAsia="游ゴシック" w:hAnsi="游ゴシック"/>
+          <w:rFonts w:ascii="BIZ UDPゴシック" w:cs="BIZ UDPゴシック" w:eastAsia="BIZ UDPゴシック" w:hAnsi="BIZ UDPゴシック"/>
           <w:sz w:val="21"/>
           <w:szCs w:val="21"/>
         </w:rPr>
@@ -3340,7 +3340,7 @@
       </w:pPr>
       <w:r>
         <w:rPr>
-          <w:rFonts w:ascii="游ゴシック" w:cs="游ゴシック" w:eastAsia="游ゴシック" w:hAnsi="游ゴシック"/>
+          <w:rFonts w:ascii="BIZ UDPゴシック" w:cs="BIZ UDPゴシック" w:eastAsia="BIZ UDPゴシック" w:hAnsi="BIZ UDPゴシック"/>
           <w:color w:val="595959"/>
           <w:sz w:val="17"/>
           <w:szCs w:val="17"/>
@@ -3360,7 +3360,7 @@
       </w:pPr>
       <w:r>
         <w:rPr>
-          <w:rFonts w:ascii="游ゴシック" w:cs="游ゴシック" w:eastAsia="游ゴシック" w:hAnsi="游ゴシック"/>
+          <w:rFonts w:ascii="BIZ UDPゴシック" w:cs="BIZ UDPゴシック" w:eastAsia="BIZ UDPゴシック" w:hAnsi="BIZ UDPゴシック"/>
           <w:b/>
           <w:bCs/>
           <w:color w:val="1F3864"/>
@@ -3376,7 +3376,7 @@
       </w:pPr>
       <w:r>
         <w:rPr>
-          <w:rFonts w:ascii="游ゴシック" w:cs="游ゴシック" w:eastAsia="游ゴシック" w:hAnsi="游ゴシック"/>
+          <w:rFonts w:ascii="BIZ UDPゴシック" w:cs="BIZ UDPゴシック" w:eastAsia="BIZ UDPゴシック" w:hAnsi="BIZ UDPゴシック"/>
           <w:sz w:val="21"/>
           <w:szCs w:val="21"/>
         </w:rPr>
@@ -3427,7 +3427,7 @@
             </w:pPr>
             <w:r>
               <w:rPr>
-                <w:rFonts w:ascii="游ゴシック" w:cs="游ゴシック" w:eastAsia="游ゴシック" w:hAnsi="游ゴシック"/>
+                <w:rFonts w:ascii="BIZ UDPゴシック" w:cs="BIZ UDPゴシック" w:eastAsia="BIZ UDPゴシック" w:hAnsi="BIZ UDPゴシック"/>
                 <w:b/>
                 <w:bCs/>
                 <w:color w:val="FFFFFF"/>
@@ -3456,7 +3456,7 @@
             </w:pPr>
             <w:r>
               <w:rPr>
-                <w:rFonts w:ascii="游ゴシック" w:cs="游ゴシック" w:eastAsia="游ゴシック" w:hAnsi="游ゴシック"/>
+                <w:rFonts w:ascii="BIZ UDPゴシック" w:cs="BIZ UDPゴシック" w:eastAsia="BIZ UDPゴシック" w:hAnsi="BIZ UDPゴシック"/>
                 <w:b/>
                 <w:bCs/>
                 <w:color w:val="FFFFFF"/>
@@ -3485,7 +3485,7 @@
             </w:pPr>
             <w:r>
               <w:rPr>
-                <w:rFonts w:ascii="游ゴシック" w:cs="游ゴシック" w:eastAsia="游ゴシック" w:hAnsi="游ゴシック"/>
+                <w:rFonts w:ascii="BIZ UDPゴシック" w:cs="BIZ UDPゴシック" w:eastAsia="BIZ UDPゴシック" w:hAnsi="BIZ UDPゴシック"/>
                 <w:b/>
                 <w:bCs/>
                 <w:color w:val="FFFFFF"/>
@@ -3514,7 +3514,7 @@
             </w:pPr>
             <w:r>
               <w:rPr>
-                <w:rFonts w:ascii="游ゴシック" w:cs="游ゴシック" w:eastAsia="游ゴシック" w:hAnsi="游ゴシック"/>
+                <w:rFonts w:ascii="BIZ UDPゴシック" w:cs="BIZ UDPゴシック" w:eastAsia="BIZ UDPゴシック" w:hAnsi="BIZ UDPゴシック"/>
                 <w:b/>
                 <w:bCs/>
                 <w:color w:val="FFFFFF"/>
@@ -3543,7 +3543,7 @@
             </w:pPr>
             <w:r>
               <w:rPr>
-                <w:rFonts w:ascii="游ゴシック" w:cs="游ゴシック" w:eastAsia="游ゴシック" w:hAnsi="游ゴシック"/>
+                <w:rFonts w:ascii="BIZ UDPゴシック" w:cs="BIZ UDPゴシック" w:eastAsia="BIZ UDPゴシック" w:hAnsi="BIZ UDPゴシック"/>
                 <w:b/>
                 <w:bCs/>
                 <w:color w:val="FFFFFF"/>
@@ -3572,7 +3572,7 @@
             </w:pPr>
             <w:r>
               <w:rPr>
-                <w:rFonts w:ascii="游ゴシック" w:cs="游ゴシック" w:eastAsia="游ゴシック" w:hAnsi="游ゴシック"/>
+                <w:rFonts w:ascii="BIZ UDPゴシック" w:cs="BIZ UDPゴシック" w:eastAsia="BIZ UDPゴシック" w:hAnsi="BIZ UDPゴシック"/>
                 <w:b/>
                 <w:bCs/>
                 <w:color w:val="FFFFFF"/>
@@ -3605,7 +3605,7 @@
             </w:pPr>
             <w:r>
               <w:rPr>
-                <w:rFonts w:ascii="游ゴシック" w:cs="游ゴシック" w:eastAsia="游ゴシック" w:hAnsi="游ゴシック"/>
+                <w:rFonts w:ascii="BIZ UDPゴシック" w:cs="BIZ UDPゴシック" w:eastAsia="BIZ UDPゴシック" w:hAnsi="BIZ UDPゴシック"/>
                 <w:b w:val="false"/>
                 <w:bCs w:val="false"/>
                 <w:color w:val="000000"/>
@@ -3633,7 +3633,7 @@
             </w:pPr>
             <w:r>
               <w:rPr>
-                <w:rFonts w:ascii="游ゴシック" w:cs="游ゴシック" w:eastAsia="游ゴシック" w:hAnsi="游ゴシック"/>
+                <w:rFonts w:ascii="BIZ UDPゴシック" w:cs="BIZ UDPゴシック" w:eastAsia="BIZ UDPゴシック" w:hAnsi="BIZ UDPゴシック"/>
                 <w:b w:val="false"/>
                 <w:bCs w:val="false"/>
                 <w:color w:val="000000"/>
@@ -3661,7 +3661,7 @@
             </w:pPr>
             <w:r>
               <w:rPr>
-                <w:rFonts w:ascii="游ゴシック" w:cs="游ゴシック" w:eastAsia="游ゴシック" w:hAnsi="游ゴシック"/>
+                <w:rFonts w:ascii="BIZ UDPゴシック" w:cs="BIZ UDPゴシック" w:eastAsia="BIZ UDPゴシック" w:hAnsi="BIZ UDPゴシック"/>
                 <w:b w:val="false"/>
                 <w:bCs w:val="false"/>
                 <w:color w:val="000000"/>
@@ -3689,7 +3689,7 @@
             </w:pPr>
             <w:r>
               <w:rPr>
-                <w:rFonts w:ascii="游ゴシック" w:cs="游ゴシック" w:eastAsia="游ゴシック" w:hAnsi="游ゴシック"/>
+                <w:rFonts w:ascii="BIZ UDPゴシック" w:cs="BIZ UDPゴシック" w:eastAsia="BIZ UDPゴシック" w:hAnsi="BIZ UDPゴシック"/>
                 <w:b w:val="false"/>
                 <w:bCs w:val="false"/>
                 <w:color w:val="000000"/>
@@ -3717,7 +3717,7 @@
             </w:pPr>
             <w:r>
               <w:rPr>
-                <w:rFonts w:ascii="游ゴシック" w:cs="游ゴシック" w:eastAsia="游ゴシック" w:hAnsi="游ゴシック"/>
+                <w:rFonts w:ascii="BIZ UDPゴシック" w:cs="BIZ UDPゴシック" w:eastAsia="BIZ UDPゴシック" w:hAnsi="BIZ UDPゴシック"/>
                 <w:b w:val="false"/>
                 <w:bCs w:val="false"/>
                 <w:color w:val="000000"/>
@@ -3745,7 +3745,7 @@
             </w:pPr>
             <w:r>
               <w:rPr>
-                <w:rFonts w:ascii="游ゴシック" w:cs="游ゴシック" w:eastAsia="游ゴシック" w:hAnsi="游ゴシック"/>
+                <w:rFonts w:ascii="BIZ UDPゴシック" w:cs="BIZ UDPゴシック" w:eastAsia="BIZ UDPゴシック" w:hAnsi="BIZ UDPゴシック"/>
                 <w:b w:val="false"/>
                 <w:bCs w:val="false"/>
                 <w:color w:val="000000"/>
@@ -3778,7 +3778,7 @@
             </w:pPr>
             <w:r>
               <w:rPr>
-                <w:rFonts w:ascii="游ゴシック" w:cs="游ゴシック" w:eastAsia="游ゴシック" w:hAnsi="游ゴシック"/>
+                <w:rFonts w:ascii="BIZ UDPゴシック" w:cs="BIZ UDPゴシック" w:eastAsia="BIZ UDPゴシック" w:hAnsi="BIZ UDPゴシック"/>
                 <w:b w:val="false"/>
                 <w:bCs w:val="false"/>
                 <w:color w:val="000000"/>
@@ -3806,7 +3806,7 @@
             </w:pPr>
             <w:r>
               <w:rPr>
-                <w:rFonts w:ascii="游ゴシック" w:cs="游ゴシック" w:eastAsia="游ゴシック" w:hAnsi="游ゴシック"/>
+                <w:rFonts w:ascii="BIZ UDPゴシック" w:cs="BIZ UDPゴシック" w:eastAsia="BIZ UDPゴシック" w:hAnsi="BIZ UDPゴシック"/>
                 <w:b w:val="false"/>
                 <w:bCs w:val="false"/>
                 <w:color w:val="000000"/>
@@ -3834,7 +3834,7 @@
             </w:pPr>
             <w:r>
               <w:rPr>
-                <w:rFonts w:ascii="游ゴシック" w:cs="游ゴシック" w:eastAsia="游ゴシック" w:hAnsi="游ゴシック"/>
+                <w:rFonts w:ascii="BIZ UDPゴシック" w:cs="BIZ UDPゴシック" w:eastAsia="BIZ UDPゴシック" w:hAnsi="BIZ UDPゴシック"/>
                 <w:b w:val="false"/>
                 <w:bCs w:val="false"/>
                 <w:color w:val="000000"/>
@@ -3862,7 +3862,7 @@
             </w:pPr>
             <w:r>
               <w:rPr>
-                <w:rFonts w:ascii="游ゴシック" w:cs="游ゴシック" w:eastAsia="游ゴシック" w:hAnsi="游ゴシック"/>
+                <w:rFonts w:ascii="BIZ UDPゴシック" w:cs="BIZ UDPゴシック" w:eastAsia="BIZ UDPゴシック" w:hAnsi="BIZ UDPゴシック"/>
                 <w:b w:val="false"/>
                 <w:bCs w:val="false"/>
                 <w:color w:val="000000"/>
@@ -3890,7 +3890,7 @@
             </w:pPr>
             <w:r>
               <w:rPr>
-                <w:rFonts w:ascii="游ゴシック" w:cs="游ゴシック" w:eastAsia="游ゴシック" w:hAnsi="游ゴシック"/>
+                <w:rFonts w:ascii="BIZ UDPゴシック" w:cs="BIZ UDPゴシック" w:eastAsia="BIZ UDPゴシック" w:hAnsi="BIZ UDPゴシック"/>
                 <w:b w:val="false"/>
                 <w:bCs w:val="false"/>
                 <w:color w:val="000000"/>
@@ -3918,7 +3918,7 @@
             </w:pPr>
             <w:r>
               <w:rPr>
-                <w:rFonts w:ascii="游ゴシック" w:cs="游ゴシック" w:eastAsia="游ゴシック" w:hAnsi="游ゴシック"/>
+                <w:rFonts w:ascii="BIZ UDPゴシック" w:cs="BIZ UDPゴシック" w:eastAsia="BIZ UDPゴシック" w:hAnsi="BIZ UDPゴシック"/>
                 <w:b w:val="false"/>
                 <w:bCs w:val="false"/>
                 <w:color w:val="000000"/>
@@ -3951,7 +3951,7 @@
             </w:pPr>
             <w:r>
               <w:rPr>
-                <w:rFonts w:ascii="游ゴシック" w:cs="游ゴシック" w:eastAsia="游ゴシック" w:hAnsi="游ゴシック"/>
+                <w:rFonts w:ascii="BIZ UDPゴシック" w:cs="BIZ UDPゴシック" w:eastAsia="BIZ UDPゴシック" w:hAnsi="BIZ UDPゴシック"/>
                 <w:b w:val="false"/>
                 <w:bCs w:val="false"/>
                 <w:color w:val="000000"/>
@@ -3979,7 +3979,7 @@
             </w:pPr>
             <w:r>
               <w:rPr>
-                <w:rFonts w:ascii="游ゴシック" w:cs="游ゴシック" w:eastAsia="游ゴシック" w:hAnsi="游ゴシック"/>
+                <w:rFonts w:ascii="BIZ UDPゴシック" w:cs="BIZ UDPゴシック" w:eastAsia="BIZ UDPゴシック" w:hAnsi="BIZ UDPゴシック"/>
                 <w:b w:val="false"/>
                 <w:bCs w:val="false"/>
                 <w:color w:val="000000"/>
@@ -4007,7 +4007,7 @@
             </w:pPr>
             <w:r>
               <w:rPr>
-                <w:rFonts w:ascii="游ゴシック" w:cs="游ゴシック" w:eastAsia="游ゴシック" w:hAnsi="游ゴシック"/>
+                <w:rFonts w:ascii="BIZ UDPゴシック" w:cs="BIZ UDPゴシック" w:eastAsia="BIZ UDPゴシック" w:hAnsi="BIZ UDPゴシック"/>
                 <w:b w:val="false"/>
                 <w:bCs w:val="false"/>
                 <w:color w:val="000000"/>
@@ -4035,7 +4035,7 @@
             </w:pPr>
             <w:r>
               <w:rPr>
-                <w:rFonts w:ascii="游ゴシック" w:cs="游ゴシック" w:eastAsia="游ゴシック" w:hAnsi="游ゴシック"/>
+                <w:rFonts w:ascii="BIZ UDPゴシック" w:cs="BIZ UDPゴシック" w:eastAsia="BIZ UDPゴシック" w:hAnsi="BIZ UDPゴシック"/>
                 <w:b w:val="false"/>
                 <w:bCs w:val="false"/>
                 <w:color w:val="000000"/>
@@ -4063,7 +4063,7 @@
             </w:pPr>
             <w:r>
               <w:rPr>
-                <w:rFonts w:ascii="游ゴシック" w:cs="游ゴシック" w:eastAsia="游ゴシック" w:hAnsi="游ゴシック"/>
+                <w:rFonts w:ascii="BIZ UDPゴシック" w:cs="BIZ UDPゴシック" w:eastAsia="BIZ UDPゴシック" w:hAnsi="BIZ UDPゴシック"/>
                 <w:b w:val="false"/>
                 <w:bCs w:val="false"/>
                 <w:color w:val="000000"/>
@@ -4091,7 +4091,7 @@
             </w:pPr>
             <w:r>
               <w:rPr>
-                <w:rFonts w:ascii="游ゴシック" w:cs="游ゴシック" w:eastAsia="游ゴシック" w:hAnsi="游ゴシック"/>
+                <w:rFonts w:ascii="BIZ UDPゴシック" w:cs="BIZ UDPゴシック" w:eastAsia="BIZ UDPゴシック" w:hAnsi="BIZ UDPゴシック"/>
                 <w:b w:val="false"/>
                 <w:bCs w:val="false"/>
                 <w:color w:val="000000"/>
@@ -4124,7 +4124,7 @@
             </w:pPr>
             <w:r>
               <w:rPr>
-                <w:rFonts w:ascii="游ゴシック" w:cs="游ゴシック" w:eastAsia="游ゴシック" w:hAnsi="游ゴシック"/>
+                <w:rFonts w:ascii="BIZ UDPゴシック" w:cs="BIZ UDPゴシック" w:eastAsia="BIZ UDPゴシック" w:hAnsi="BIZ UDPゴシック"/>
                 <w:b w:val="false"/>
                 <w:bCs w:val="false"/>
                 <w:color w:val="000000"/>
@@ -4152,7 +4152,7 @@
             </w:pPr>
             <w:r>
               <w:rPr>
-                <w:rFonts w:ascii="游ゴシック" w:cs="游ゴシック" w:eastAsia="游ゴシック" w:hAnsi="游ゴシック"/>
+                <w:rFonts w:ascii="BIZ UDPゴシック" w:cs="BIZ UDPゴシック" w:eastAsia="BIZ UDPゴシック" w:hAnsi="BIZ UDPゴシック"/>
                 <w:b w:val="false"/>
                 <w:bCs w:val="false"/>
                 <w:color w:val="000000"/>
@@ -4180,7 +4180,7 @@
             </w:pPr>
             <w:r>
               <w:rPr>
-                <w:rFonts w:ascii="游ゴシック" w:cs="游ゴシック" w:eastAsia="游ゴシック" w:hAnsi="游ゴシック"/>
+                <w:rFonts w:ascii="BIZ UDPゴシック" w:cs="BIZ UDPゴシック" w:eastAsia="BIZ UDPゴシック" w:hAnsi="BIZ UDPゴシック"/>
                 <w:b w:val="false"/>
                 <w:bCs w:val="false"/>
                 <w:color w:val="000000"/>
@@ -4208,7 +4208,7 @@
             </w:pPr>
             <w:r>
               <w:rPr>
-                <w:rFonts w:ascii="游ゴシック" w:cs="游ゴシック" w:eastAsia="游ゴシック" w:hAnsi="游ゴシック"/>
+                <w:rFonts w:ascii="BIZ UDPゴシック" w:cs="BIZ UDPゴシック" w:eastAsia="BIZ UDPゴシック" w:hAnsi="BIZ UDPゴシック"/>
                 <w:b w:val="false"/>
                 <w:bCs w:val="false"/>
                 <w:color w:val="000000"/>
@@ -4236,7 +4236,7 @@
             </w:pPr>
             <w:r>
               <w:rPr>
-                <w:rFonts w:ascii="游ゴシック" w:cs="游ゴシック" w:eastAsia="游ゴシック" w:hAnsi="游ゴシック"/>
+                <w:rFonts w:ascii="BIZ UDPゴシック" w:cs="BIZ UDPゴシック" w:eastAsia="BIZ UDPゴシック" w:hAnsi="BIZ UDPゴシック"/>
                 <w:b w:val="false"/>
                 <w:bCs w:val="false"/>
                 <w:color w:val="000000"/>
@@ -4264,7 +4264,7 @@
             </w:pPr>
             <w:r>
               <w:rPr>
-                <w:rFonts w:ascii="游ゴシック" w:cs="游ゴシック" w:eastAsia="游ゴシック" w:hAnsi="游ゴシック"/>
+                <w:rFonts w:ascii="BIZ UDPゴシック" w:cs="BIZ UDPゴシック" w:eastAsia="BIZ UDPゴシック" w:hAnsi="BIZ UDPゴシック"/>
                 <w:b w:val="false"/>
                 <w:bCs w:val="false"/>
                 <w:color w:val="000000"/>
@@ -4297,7 +4297,7 @@
             </w:pPr>
             <w:r>
               <w:rPr>
-                <w:rFonts w:ascii="游ゴシック" w:cs="游ゴシック" w:eastAsia="游ゴシック" w:hAnsi="游ゴシック"/>
+                <w:rFonts w:ascii="BIZ UDPゴシック" w:cs="BIZ UDPゴシック" w:eastAsia="BIZ UDPゴシック" w:hAnsi="BIZ UDPゴシック"/>
                 <w:b w:val="false"/>
                 <w:bCs w:val="false"/>
                 <w:color w:val="000000"/>
@@ -4325,7 +4325,7 @@
             </w:pPr>
             <w:r>
               <w:rPr>
-                <w:rFonts w:ascii="游ゴシック" w:cs="游ゴシック" w:eastAsia="游ゴシック" w:hAnsi="游ゴシック"/>
+                <w:rFonts w:ascii="BIZ UDPゴシック" w:cs="BIZ UDPゴシック" w:eastAsia="BIZ UDPゴシック" w:hAnsi="BIZ UDPゴシック"/>
                 <w:b w:val="false"/>
                 <w:bCs w:val="false"/>
                 <w:color w:val="000000"/>
@@ -4353,7 +4353,7 @@
             </w:pPr>
             <w:r>
               <w:rPr>
-                <w:rFonts w:ascii="游ゴシック" w:cs="游ゴシック" w:eastAsia="游ゴシック" w:hAnsi="游ゴシック"/>
+                <w:rFonts w:ascii="BIZ UDPゴシック" w:cs="BIZ UDPゴシック" w:eastAsia="BIZ UDPゴシック" w:hAnsi="BIZ UDPゴシック"/>
                 <w:b w:val="false"/>
                 <w:bCs w:val="false"/>
                 <w:color w:val="000000"/>
@@ -4381,7 +4381,7 @@
             </w:pPr>
             <w:r>
               <w:rPr>
-                <w:rFonts w:ascii="游ゴシック" w:cs="游ゴシック" w:eastAsia="游ゴシック" w:hAnsi="游ゴシック"/>
+                <w:rFonts w:ascii="BIZ UDPゴシック" w:cs="BIZ UDPゴシック" w:eastAsia="BIZ UDPゴシック" w:hAnsi="BIZ UDPゴシック"/>
                 <w:b w:val="false"/>
                 <w:bCs w:val="false"/>
                 <w:color w:val="000000"/>
@@ -4409,7 +4409,7 @@
             </w:pPr>
             <w:r>
               <w:rPr>
-                <w:rFonts w:ascii="游ゴシック" w:cs="游ゴシック" w:eastAsia="游ゴシック" w:hAnsi="游ゴシック"/>
+                <w:rFonts w:ascii="BIZ UDPゴシック" w:cs="BIZ UDPゴシック" w:eastAsia="BIZ UDPゴシック" w:hAnsi="BIZ UDPゴシック"/>
                 <w:b w:val="false"/>
                 <w:bCs w:val="false"/>
                 <w:color w:val="000000"/>
@@ -4437,7 +4437,7 @@
             </w:pPr>
             <w:r>
               <w:rPr>
-                <w:rFonts w:ascii="游ゴシック" w:cs="游ゴシック" w:eastAsia="游ゴシック" w:hAnsi="游ゴシック"/>
+                <w:rFonts w:ascii="BIZ UDPゴシック" w:cs="BIZ UDPゴシック" w:eastAsia="BIZ UDPゴシック" w:hAnsi="BIZ UDPゴシック"/>
                 <w:b w:val="false"/>
                 <w:bCs w:val="false"/>
                 <w:color w:val="000000"/>
@@ -4470,7 +4470,7 @@
             </w:pPr>
             <w:r>
               <w:rPr>
-                <w:rFonts w:ascii="游ゴシック" w:cs="游ゴシック" w:eastAsia="游ゴシック" w:hAnsi="游ゴシック"/>
+                <w:rFonts w:ascii="BIZ UDPゴシック" w:cs="BIZ UDPゴシック" w:eastAsia="BIZ UDPゴシック" w:hAnsi="BIZ UDPゴシック"/>
                 <w:b w:val="false"/>
                 <w:bCs w:val="false"/>
                 <w:color w:val="000000"/>
@@ -4498,7 +4498,7 @@
             </w:pPr>
             <w:r>
               <w:rPr>
-                <w:rFonts w:ascii="游ゴシック" w:cs="游ゴシック" w:eastAsia="游ゴシック" w:hAnsi="游ゴシック"/>
+                <w:rFonts w:ascii="BIZ UDPゴシック" w:cs="BIZ UDPゴシック" w:eastAsia="BIZ UDPゴシック" w:hAnsi="BIZ UDPゴシック"/>
                 <w:b w:val="false"/>
                 <w:bCs w:val="false"/>
                 <w:color w:val="000000"/>
@@ -4526,7 +4526,7 @@
             </w:pPr>
             <w:r>
               <w:rPr>
-                <w:rFonts w:ascii="游ゴシック" w:cs="游ゴシック" w:eastAsia="游ゴシック" w:hAnsi="游ゴシック"/>
+                <w:rFonts w:ascii="BIZ UDPゴシック" w:cs="BIZ UDPゴシック" w:eastAsia="BIZ UDPゴシック" w:hAnsi="BIZ UDPゴシック"/>
                 <w:b w:val="false"/>
                 <w:bCs w:val="false"/>
                 <w:color w:val="000000"/>
@@ -4554,7 +4554,7 @@
             </w:pPr>
             <w:r>
               <w:rPr>
-                <w:rFonts w:ascii="游ゴシック" w:cs="游ゴシック" w:eastAsia="游ゴシック" w:hAnsi="游ゴシック"/>
+                <w:rFonts w:ascii="BIZ UDPゴシック" w:cs="BIZ UDPゴシック" w:eastAsia="BIZ UDPゴシック" w:hAnsi="BIZ UDPゴシック"/>
                 <w:b w:val="false"/>
                 <w:bCs w:val="false"/>
                 <w:color w:val="000000"/>
@@ -4582,7 +4582,7 @@
             </w:pPr>
             <w:r>
               <w:rPr>
-                <w:rFonts w:ascii="游ゴシック" w:cs="游ゴシック" w:eastAsia="游ゴシック" w:hAnsi="游ゴシック"/>
+                <w:rFonts w:ascii="BIZ UDPゴシック" w:cs="BIZ UDPゴシック" w:eastAsia="BIZ UDPゴシック" w:hAnsi="BIZ UDPゴシック"/>
                 <w:b w:val="false"/>
                 <w:bCs w:val="false"/>
                 <w:color w:val="000000"/>
@@ -4610,7 +4610,7 @@
             </w:pPr>
             <w:r>
               <w:rPr>
-                <w:rFonts w:ascii="游ゴシック" w:cs="游ゴシック" w:eastAsia="游ゴシック" w:hAnsi="游ゴシック"/>
+                <w:rFonts w:ascii="BIZ UDPゴシック" w:cs="BIZ UDPゴシック" w:eastAsia="BIZ UDPゴシック" w:hAnsi="BIZ UDPゴシック"/>
                 <w:b w:val="false"/>
                 <w:bCs w:val="false"/>
                 <w:color w:val="000000"/>
@@ -4644,7 +4644,7 @@
             </w:pPr>
             <w:r>
               <w:rPr>
-                <w:rFonts w:ascii="游ゴシック" w:cs="游ゴシック" w:eastAsia="游ゴシック" w:hAnsi="游ゴシック"/>
+                <w:rFonts w:ascii="BIZ UDPゴシック" w:cs="BIZ UDPゴシック" w:eastAsia="BIZ UDPゴシック" w:hAnsi="BIZ UDPゴシック"/>
                 <w:b w:val="false"/>
                 <w:bCs w:val="false"/>
                 <w:color w:val="000000"/>
@@ -4673,7 +4673,7 @@
             </w:pPr>
             <w:r>
               <w:rPr>
-                <w:rFonts w:ascii="游ゴシック" w:cs="游ゴシック" w:eastAsia="游ゴシック" w:hAnsi="游ゴシック"/>
+                <w:rFonts w:ascii="BIZ UDPゴシック" w:cs="BIZ UDPゴシック" w:eastAsia="BIZ UDPゴシック" w:hAnsi="BIZ UDPゴシック"/>
                 <w:b w:val="false"/>
                 <w:bCs w:val="false"/>
                 <w:color w:val="000000"/>
@@ -4702,7 +4702,7 @@
             </w:pPr>
             <w:r>
               <w:rPr>
-                <w:rFonts w:ascii="游ゴシック" w:cs="游ゴシック" w:eastAsia="游ゴシック" w:hAnsi="游ゴシック"/>
+                <w:rFonts w:ascii="BIZ UDPゴシック" w:cs="BIZ UDPゴシック" w:eastAsia="BIZ UDPゴシック" w:hAnsi="BIZ UDPゴシック"/>
                 <w:b w:val="false"/>
                 <w:bCs w:val="false"/>
                 <w:color w:val="000000"/>
@@ -4731,7 +4731,7 @@
             </w:pPr>
             <w:r>
               <w:rPr>
-                <w:rFonts w:ascii="游ゴシック" w:cs="游ゴシック" w:eastAsia="游ゴシック" w:hAnsi="游ゴシック"/>
+                <w:rFonts w:ascii="BIZ UDPゴシック" w:cs="BIZ UDPゴシック" w:eastAsia="BIZ UDPゴシック" w:hAnsi="BIZ UDPゴシック"/>
                 <w:b w:val="false"/>
                 <w:bCs w:val="false"/>
                 <w:color w:val="000000"/>
@@ -4760,7 +4760,7 @@
             </w:pPr>
             <w:r>
               <w:rPr>
-                <w:rFonts w:ascii="游ゴシック" w:cs="游ゴシック" w:eastAsia="游ゴシック" w:hAnsi="游ゴシック"/>
+                <w:rFonts w:ascii="BIZ UDPゴシック" w:cs="BIZ UDPゴシック" w:eastAsia="BIZ UDPゴシック" w:hAnsi="BIZ UDPゴシック"/>
                 <w:b w:val="false"/>
                 <w:bCs w:val="false"/>
                 <w:color w:val="000000"/>
@@ -4789,7 +4789,7 @@
             </w:pPr>
             <w:r>
               <w:rPr>
-                <w:rFonts w:ascii="游ゴシック" w:cs="游ゴシック" w:eastAsia="游ゴシック" w:hAnsi="游ゴシック"/>
+                <w:rFonts w:ascii="BIZ UDPゴシック" w:cs="BIZ UDPゴシック" w:eastAsia="BIZ UDPゴシック" w:hAnsi="BIZ UDPゴシック"/>
                 <w:b w:val="false"/>
                 <w:bCs w:val="false"/>
                 <w:color w:val="000000"/>
@@ -4822,7 +4822,7 @@
             </w:pPr>
             <w:r>
               <w:rPr>
-                <w:rFonts w:ascii="游ゴシック" w:cs="游ゴシック" w:eastAsia="游ゴシック" w:hAnsi="游ゴシック"/>
+                <w:rFonts w:ascii="BIZ UDPゴシック" w:cs="BIZ UDPゴシック" w:eastAsia="BIZ UDPゴシック" w:hAnsi="BIZ UDPゴシック"/>
                 <w:b w:val="false"/>
                 <w:bCs w:val="false"/>
                 <w:color w:val="000000"/>
@@ -4850,7 +4850,7 @@
             </w:pPr>
             <w:r>
               <w:rPr>
-                <w:rFonts w:ascii="游ゴシック" w:cs="游ゴシック" w:eastAsia="游ゴシック" w:hAnsi="游ゴシック"/>
+                <w:rFonts w:ascii="BIZ UDPゴシック" w:cs="BIZ UDPゴシック" w:eastAsia="BIZ UDPゴシック" w:hAnsi="BIZ UDPゴシック"/>
                 <w:b w:val="false"/>
                 <w:bCs w:val="false"/>
                 <w:color w:val="000000"/>
@@ -4878,7 +4878,7 @@
             </w:pPr>
             <w:r>
               <w:rPr>
-                <w:rFonts w:ascii="游ゴシック" w:cs="游ゴシック" w:eastAsia="游ゴシック" w:hAnsi="游ゴシック"/>
+                <w:rFonts w:ascii="BIZ UDPゴシック" w:cs="BIZ UDPゴシック" w:eastAsia="BIZ UDPゴシック" w:hAnsi="BIZ UDPゴシック"/>
                 <w:b w:val="false"/>
                 <w:bCs w:val="false"/>
                 <w:color w:val="000000"/>
@@ -4906,7 +4906,7 @@
             </w:pPr>
             <w:r>
               <w:rPr>
-                <w:rFonts w:ascii="游ゴシック" w:cs="游ゴシック" w:eastAsia="游ゴシック" w:hAnsi="游ゴシック"/>
+                <w:rFonts w:ascii="BIZ UDPゴシック" w:cs="BIZ UDPゴシック" w:eastAsia="BIZ UDPゴシック" w:hAnsi="BIZ UDPゴシック"/>
                 <w:b w:val="false"/>
                 <w:bCs w:val="false"/>
                 <w:color w:val="000000"/>
@@ -4934,7 +4934,7 @@
             </w:pPr>
             <w:r>
               <w:rPr>
-                <w:rFonts w:ascii="游ゴシック" w:cs="游ゴシック" w:eastAsia="游ゴシック" w:hAnsi="游ゴシック"/>
+                <w:rFonts w:ascii="BIZ UDPゴシック" w:cs="BIZ UDPゴシック" w:eastAsia="BIZ UDPゴシック" w:hAnsi="BIZ UDPゴシック"/>
                 <w:b w:val="false"/>
                 <w:bCs w:val="false"/>
                 <w:color w:val="000000"/>
@@ -4962,7 +4962,7 @@
             </w:pPr>
             <w:r>
               <w:rPr>
-                <w:rFonts w:ascii="游ゴシック" w:cs="游ゴシック" w:eastAsia="游ゴシック" w:hAnsi="游ゴシック"/>
+                <w:rFonts w:ascii="BIZ UDPゴシック" w:cs="BIZ UDPゴシック" w:eastAsia="BIZ UDPゴシック" w:hAnsi="BIZ UDPゴシック"/>
                 <w:b w:val="false"/>
                 <w:bCs w:val="false"/>
                 <w:color w:val="000000"/>
@@ -4981,7 +4981,7 @@
       </w:pPr>
       <w:r>
         <w:rPr>
-          <w:rFonts w:ascii="游ゴシック" w:cs="游ゴシック" w:eastAsia="游ゴシック" w:hAnsi="游ゴシック"/>
+          <w:rFonts w:ascii="BIZ UDPゴシック" w:cs="BIZ UDPゴシック" w:eastAsia="BIZ UDPゴシック" w:hAnsi="BIZ UDPゴシック"/>
           <w:sz w:val="21"/>
           <w:szCs w:val="21"/>
         </w:rPr>
@@ -4994,7 +4994,7 @@
       </w:pPr>
       <w:r>
         <w:rPr>
-          <w:rFonts w:ascii="游ゴシック" w:cs="游ゴシック" w:eastAsia="游ゴシック" w:hAnsi="游ゴシック"/>
+          <w:rFonts w:ascii="BIZ UDPゴシック" w:cs="BIZ UDPゴシック" w:eastAsia="BIZ UDPゴシック" w:hAnsi="BIZ UDPゴシック"/>
           <w:sz w:val="21"/>
           <w:szCs w:val="21"/>
         </w:rPr>
@@ -5012,7 +5012,7 @@
       </w:pPr>
       <w:r>
         <w:rPr>
-          <w:rFonts w:ascii="游ゴシック" w:cs="游ゴシック" w:eastAsia="游ゴシック" w:hAnsi="游ゴシック"/>
+          <w:rFonts w:ascii="BIZ UDPゴシック" w:cs="BIZ UDPゴシック" w:eastAsia="BIZ UDPゴシック" w:hAnsi="BIZ UDPゴシック"/>
           <w:color w:val="595959"/>
           <w:sz w:val="17"/>
           <w:szCs w:val="17"/>
@@ -5035,7 +5035,7 @@
       </w:pPr>
       <w:r>
         <w:rPr>
-          <w:rFonts w:ascii="游ゴシック" w:cs="游ゴシック" w:eastAsia="游ゴシック" w:hAnsi="游ゴシック"/>
+          <w:rFonts w:ascii="BIZ UDPゴシック" w:cs="BIZ UDPゴシック" w:eastAsia="BIZ UDPゴシック" w:hAnsi="BIZ UDPゴシック"/>
           <w:b/>
           <w:bCs/>
           <w:color w:val="FFFFFF"/>
@@ -5057,7 +5057,7 @@
       </w:pPr>
       <w:r>
         <w:rPr>
-          <w:rFonts w:ascii="游ゴシック" w:cs="游ゴシック" w:eastAsia="游ゴシック" w:hAnsi="游ゴシック"/>
+          <w:rFonts w:ascii="BIZ UDPゴシック" w:cs="BIZ UDPゴシック" w:eastAsia="BIZ UDPゴシック" w:hAnsi="BIZ UDPゴシック"/>
           <w:b/>
           <w:bCs/>
           <w:color w:val="1F3864"/>
@@ -5073,7 +5073,7 @@
       </w:pPr>
       <w:r>
         <w:rPr>
-          <w:rFonts w:ascii="游ゴシック" w:cs="游ゴシック" w:eastAsia="游ゴシック" w:hAnsi="游ゴシック"/>
+          <w:rFonts w:ascii="BIZ UDPゴシック" w:cs="BIZ UDPゴシック" w:eastAsia="BIZ UDPゴシック" w:hAnsi="BIZ UDPゴシック"/>
           <w:sz w:val="21"/>
           <w:szCs w:val="21"/>
         </w:rPr>
@@ -5120,7 +5120,7 @@
             </w:pPr>
             <w:r>
               <w:rPr>
-                <w:rFonts w:ascii="游ゴシック" w:cs="游ゴシック" w:eastAsia="游ゴシック" w:hAnsi="游ゴシック"/>
+                <w:rFonts w:ascii="BIZ UDPゴシック" w:cs="BIZ UDPゴシック" w:eastAsia="BIZ UDPゴシック" w:hAnsi="BIZ UDPゴシック"/>
                 <w:b/>
                 <w:bCs/>
                 <w:color w:val="FFFFFF"/>
@@ -5149,7 +5149,7 @@
             </w:pPr>
             <w:r>
               <w:rPr>
-                <w:rFonts w:ascii="游ゴシック" w:cs="游ゴシック" w:eastAsia="游ゴシック" w:hAnsi="游ゴシック"/>
+                <w:rFonts w:ascii="BIZ UDPゴシック" w:cs="BIZ UDPゴシック" w:eastAsia="BIZ UDPゴシック" w:hAnsi="BIZ UDPゴシック"/>
                 <w:b/>
                 <w:bCs/>
                 <w:color w:val="FFFFFF"/>
@@ -5182,7 +5182,7 @@
             </w:pPr>
             <w:r>
               <w:rPr>
-                <w:rFonts w:ascii="游ゴシック" w:cs="游ゴシック" w:eastAsia="游ゴシック" w:hAnsi="游ゴシック"/>
+                <w:rFonts w:ascii="BIZ UDPゴシック" w:cs="BIZ UDPゴシック" w:eastAsia="BIZ UDPゴシック" w:hAnsi="BIZ UDPゴシック"/>
                 <w:b w:val="false"/>
                 <w:bCs w:val="false"/>
                 <w:color w:val="000000"/>
@@ -5210,7 +5210,7 @@
             </w:pPr>
             <w:r>
               <w:rPr>
-                <w:rFonts w:ascii="游ゴシック" w:cs="游ゴシック" w:eastAsia="游ゴシック" w:hAnsi="游ゴシック"/>
+                <w:rFonts w:ascii="BIZ UDPゴシック" w:cs="BIZ UDPゴシック" w:eastAsia="BIZ UDPゴシック" w:hAnsi="BIZ UDPゴシック"/>
                 <w:b w:val="false"/>
                 <w:bCs w:val="false"/>
                 <w:color w:val="000000"/>
@@ -5243,7 +5243,7 @@
             </w:pPr>
             <w:r>
               <w:rPr>
-                <w:rFonts w:ascii="游ゴシック" w:cs="游ゴシック" w:eastAsia="游ゴシック" w:hAnsi="游ゴシック"/>
+                <w:rFonts w:ascii="BIZ UDPゴシック" w:cs="BIZ UDPゴシック" w:eastAsia="BIZ UDPゴシック" w:hAnsi="BIZ UDPゴシック"/>
                 <w:b w:val="false"/>
                 <w:bCs w:val="false"/>
                 <w:color w:val="000000"/>
@@ -5271,7 +5271,7 @@
             </w:pPr>
             <w:r>
               <w:rPr>
-                <w:rFonts w:ascii="游ゴシック" w:cs="游ゴシック" w:eastAsia="游ゴシック" w:hAnsi="游ゴシック"/>
+                <w:rFonts w:ascii="BIZ UDPゴシック" w:cs="BIZ UDPゴシック" w:eastAsia="BIZ UDPゴシック" w:hAnsi="BIZ UDPゴシック"/>
                 <w:b w:val="false"/>
                 <w:bCs w:val="false"/>
                 <w:color w:val="000000"/>
@@ -5304,7 +5304,7 @@
             </w:pPr>
             <w:r>
               <w:rPr>
-                <w:rFonts w:ascii="游ゴシック" w:cs="游ゴシック" w:eastAsia="游ゴシック" w:hAnsi="游ゴシック"/>
+                <w:rFonts w:ascii="BIZ UDPゴシック" w:cs="BIZ UDPゴシック" w:eastAsia="BIZ UDPゴシック" w:hAnsi="BIZ UDPゴシック"/>
                 <w:b w:val="false"/>
                 <w:bCs w:val="false"/>
                 <w:color w:val="000000"/>
@@ -5332,7 +5332,7 @@
             </w:pPr>
             <w:r>
               <w:rPr>
-                <w:rFonts w:ascii="游ゴシック" w:cs="游ゴシック" w:eastAsia="游ゴシック" w:hAnsi="游ゴシック"/>
+                <w:rFonts w:ascii="BIZ UDPゴシック" w:cs="BIZ UDPゴシック" w:eastAsia="BIZ UDPゴシック" w:hAnsi="BIZ UDPゴシック"/>
                 <w:b w:val="false"/>
                 <w:bCs w:val="false"/>
                 <w:color w:val="000000"/>
@@ -5365,7 +5365,7 @@
             </w:pPr>
             <w:r>
               <w:rPr>
-                <w:rFonts w:ascii="游ゴシック" w:cs="游ゴシック" w:eastAsia="游ゴシック" w:hAnsi="游ゴシック"/>
+                <w:rFonts w:ascii="BIZ UDPゴシック" w:cs="BIZ UDPゴシック" w:eastAsia="BIZ UDPゴシック" w:hAnsi="BIZ UDPゴシック"/>
                 <w:b w:val="false"/>
                 <w:bCs w:val="false"/>
                 <w:color w:val="000000"/>
@@ -5393,7 +5393,7 @@
             </w:pPr>
             <w:r>
               <w:rPr>
-                <w:rFonts w:ascii="游ゴシック" w:cs="游ゴシック" w:eastAsia="游ゴシック" w:hAnsi="游ゴシック"/>
+                <w:rFonts w:ascii="BIZ UDPゴシック" w:cs="BIZ UDPゴシック" w:eastAsia="BIZ UDPゴシック" w:hAnsi="BIZ UDPゴシック"/>
                 <w:b w:val="false"/>
                 <w:bCs w:val="false"/>
                 <w:color w:val="000000"/>
@@ -5426,7 +5426,7 @@
             </w:pPr>
             <w:r>
               <w:rPr>
-                <w:rFonts w:ascii="游ゴシック" w:cs="游ゴシック" w:eastAsia="游ゴシック" w:hAnsi="游ゴシック"/>
+                <w:rFonts w:ascii="BIZ UDPゴシック" w:cs="BIZ UDPゴシック" w:eastAsia="BIZ UDPゴシック" w:hAnsi="BIZ UDPゴシック"/>
                 <w:b w:val="false"/>
                 <w:bCs w:val="false"/>
                 <w:color w:val="000000"/>
@@ -5454,7 +5454,7 @@
             </w:pPr>
             <w:r>
               <w:rPr>
-                <w:rFonts w:ascii="游ゴシック" w:cs="游ゴシック" w:eastAsia="游ゴシック" w:hAnsi="游ゴシック"/>
+                <w:rFonts w:ascii="BIZ UDPゴシック" w:cs="BIZ UDPゴシック" w:eastAsia="BIZ UDPゴシック" w:hAnsi="BIZ UDPゴシック"/>
                 <w:b w:val="false"/>
                 <w:bCs w:val="false"/>
                 <w:color w:val="000000"/>
@@ -5487,7 +5487,7 @@
             </w:pPr>
             <w:r>
               <w:rPr>
-                <w:rFonts w:ascii="游ゴシック" w:cs="游ゴシック" w:eastAsia="游ゴシック" w:hAnsi="游ゴシック"/>
+                <w:rFonts w:ascii="BIZ UDPゴシック" w:cs="BIZ UDPゴシック" w:eastAsia="BIZ UDPゴシック" w:hAnsi="BIZ UDPゴシック"/>
                 <w:b w:val="false"/>
                 <w:bCs w:val="false"/>
                 <w:color w:val="000000"/>
@@ -5515,7 +5515,7 @@
             </w:pPr>
             <w:r>
               <w:rPr>
-                <w:rFonts w:ascii="游ゴシック" w:cs="游ゴシック" w:eastAsia="游ゴシック" w:hAnsi="游ゴシック"/>
+                <w:rFonts w:ascii="BIZ UDPゴシック" w:cs="BIZ UDPゴシック" w:eastAsia="BIZ UDPゴシック" w:hAnsi="BIZ UDPゴシック"/>
                 <w:b w:val="false"/>
                 <w:bCs w:val="false"/>
                 <w:color w:val="000000"/>
@@ -5549,7 +5549,7 @@
             </w:pPr>
             <w:r>
               <w:rPr>
-                <w:rFonts w:ascii="游ゴシック" w:cs="游ゴシック" w:eastAsia="游ゴシック" w:hAnsi="游ゴシック"/>
+                <w:rFonts w:ascii="BIZ UDPゴシック" w:cs="BIZ UDPゴシック" w:eastAsia="BIZ UDPゴシック" w:hAnsi="BIZ UDPゴシック"/>
                 <w:b w:val="false"/>
                 <w:bCs w:val="false"/>
                 <w:color w:val="000000"/>
@@ -5578,7 +5578,7 @@
             </w:pPr>
             <w:r>
               <w:rPr>
-                <w:rFonts w:ascii="游ゴシック" w:cs="游ゴシック" w:eastAsia="游ゴシック" w:hAnsi="游ゴシック"/>
+                <w:rFonts w:ascii="BIZ UDPゴシック" w:cs="BIZ UDPゴシック" w:eastAsia="BIZ UDPゴシック" w:hAnsi="BIZ UDPゴシック"/>
                 <w:b w:val="false"/>
                 <w:bCs w:val="false"/>
                 <w:color w:val="000000"/>
@@ -5611,7 +5611,7 @@
             </w:pPr>
             <w:r>
               <w:rPr>
-                <w:rFonts w:ascii="游ゴシック" w:cs="游ゴシック" w:eastAsia="游ゴシック" w:hAnsi="游ゴシック"/>
+                <w:rFonts w:ascii="BIZ UDPゴシック" w:cs="BIZ UDPゴシック" w:eastAsia="BIZ UDPゴシック" w:hAnsi="BIZ UDPゴシック"/>
                 <w:b w:val="false"/>
                 <w:bCs w:val="false"/>
                 <w:color w:val="000000"/>
@@ -5639,7 +5639,7 @@
             </w:pPr>
             <w:r>
               <w:rPr>
-                <w:rFonts w:ascii="游ゴシック" w:cs="游ゴシック" w:eastAsia="游ゴシック" w:hAnsi="游ゴシック"/>
+                <w:rFonts w:ascii="BIZ UDPゴシック" w:cs="BIZ UDPゴシック" w:eastAsia="BIZ UDPゴシック" w:hAnsi="BIZ UDPゴシック"/>
                 <w:b w:val="false"/>
                 <w:bCs w:val="false"/>
                 <w:color w:val="000000"/>
@@ -5658,7 +5658,7 @@
       </w:pPr>
       <w:r>
         <w:rPr>
-          <w:rFonts w:ascii="游ゴシック" w:cs="游ゴシック" w:eastAsia="游ゴシック" w:hAnsi="游ゴシック"/>
+          <w:rFonts w:ascii="BIZ UDPゴシック" w:cs="BIZ UDPゴシック" w:eastAsia="BIZ UDPゴシック" w:hAnsi="BIZ UDPゴシック"/>
           <w:sz w:val="21"/>
           <w:szCs w:val="21"/>
         </w:rPr>
@@ -5673,7 +5673,7 @@
       </w:pPr>
       <w:r>
         <w:rPr>
-          <w:rFonts w:ascii="游ゴシック" w:cs="游ゴシック" w:eastAsia="游ゴシック" w:hAnsi="游ゴシック"/>
+          <w:rFonts w:ascii="BIZ UDPゴシック" w:cs="BIZ UDPゴシック" w:eastAsia="BIZ UDPゴシック" w:hAnsi="BIZ UDPゴシック"/>
           <w:b/>
           <w:bCs/>
           <w:color w:val="2E75B6"/>
@@ -5689,7 +5689,7 @@
       </w:pPr>
       <w:r>
         <w:rPr>
-          <w:rFonts w:ascii="游ゴシック" w:cs="游ゴシック" w:eastAsia="游ゴシック" w:hAnsi="游ゴシック"/>
+          <w:rFonts w:ascii="BIZ UDPゴシック" w:cs="BIZ UDPゴシック" w:eastAsia="BIZ UDPゴシック" w:hAnsi="BIZ UDPゴシック"/>
           <w:sz w:val="21"/>
           <w:szCs w:val="21"/>
         </w:rPr>
@@ -5740,7 +5740,7 @@
             </w:pPr>
             <w:r>
               <w:rPr>
-                <w:rFonts w:ascii="游ゴシック" w:cs="游ゴシック" w:eastAsia="游ゴシック" w:hAnsi="游ゴシック"/>
+                <w:rFonts w:ascii="BIZ UDPゴシック" w:cs="BIZ UDPゴシック" w:eastAsia="BIZ UDPゴシック" w:hAnsi="BIZ UDPゴシック"/>
                 <w:b/>
                 <w:bCs/>
                 <w:color w:val="FFFFFF"/>
@@ -5769,7 +5769,7 @@
             </w:pPr>
             <w:r>
               <w:rPr>
-                <w:rFonts w:ascii="游ゴシック" w:cs="游ゴシック" w:eastAsia="游ゴシック" w:hAnsi="游ゴシック"/>
+                <w:rFonts w:ascii="BIZ UDPゴシック" w:cs="BIZ UDPゴシック" w:eastAsia="BIZ UDPゴシック" w:hAnsi="BIZ UDPゴシック"/>
                 <w:b/>
                 <w:bCs/>
                 <w:color w:val="FFFFFF"/>
@@ -5798,7 +5798,7 @@
             </w:pPr>
             <w:r>
               <w:rPr>
-                <w:rFonts w:ascii="游ゴシック" w:cs="游ゴシック" w:eastAsia="游ゴシック" w:hAnsi="游ゴシック"/>
+                <w:rFonts w:ascii="BIZ UDPゴシック" w:cs="BIZ UDPゴシック" w:eastAsia="BIZ UDPゴシック" w:hAnsi="BIZ UDPゴシック"/>
                 <w:b/>
                 <w:bCs/>
                 <w:color w:val="FFFFFF"/>
@@ -5827,7 +5827,7 @@
             </w:pPr>
             <w:r>
               <w:rPr>
-                <w:rFonts w:ascii="游ゴシック" w:cs="游ゴシック" w:eastAsia="游ゴシック" w:hAnsi="游ゴシック"/>
+                <w:rFonts w:ascii="BIZ UDPゴシック" w:cs="BIZ UDPゴシック" w:eastAsia="BIZ UDPゴシック" w:hAnsi="BIZ UDPゴシック"/>
                 <w:b/>
                 <w:bCs/>
                 <w:color w:val="FFFFFF"/>
@@ -5856,7 +5856,7 @@
             </w:pPr>
             <w:r>
               <w:rPr>
-                <w:rFonts w:ascii="游ゴシック" w:cs="游ゴシック" w:eastAsia="游ゴシック" w:hAnsi="游ゴシック"/>
+                <w:rFonts w:ascii="BIZ UDPゴシック" w:cs="BIZ UDPゴシック" w:eastAsia="BIZ UDPゴシック" w:hAnsi="BIZ UDPゴシック"/>
                 <w:b/>
                 <w:bCs/>
                 <w:color w:val="FFFFFF"/>
@@ -5885,7 +5885,7 @@
             </w:pPr>
             <w:r>
               <w:rPr>
-                <w:rFonts w:ascii="游ゴシック" w:cs="游ゴシック" w:eastAsia="游ゴシック" w:hAnsi="游ゴシック"/>
+                <w:rFonts w:ascii="BIZ UDPゴシック" w:cs="BIZ UDPゴシック" w:eastAsia="BIZ UDPゴシック" w:hAnsi="BIZ UDPゴシック"/>
                 <w:b/>
                 <w:bCs/>
                 <w:color w:val="FFFFFF"/>
@@ -5918,7 +5918,7 @@
             </w:pPr>
             <w:r>
               <w:rPr>
-                <w:rFonts w:ascii="游ゴシック" w:cs="游ゴシック" w:eastAsia="游ゴシック" w:hAnsi="游ゴシック"/>
+                <w:rFonts w:ascii="BIZ UDPゴシック" w:cs="BIZ UDPゴシック" w:eastAsia="BIZ UDPゴシック" w:hAnsi="BIZ UDPゴシック"/>
                 <w:b w:val="false"/>
                 <w:bCs w:val="false"/>
                 <w:color w:val="000000"/>
@@ -5946,7 +5946,7 @@
             </w:pPr>
             <w:r>
               <w:rPr>
-                <w:rFonts w:ascii="游ゴシック" w:cs="游ゴシック" w:eastAsia="游ゴシック" w:hAnsi="游ゴシック"/>
+                <w:rFonts w:ascii="BIZ UDPゴシック" w:cs="BIZ UDPゴシック" w:eastAsia="BIZ UDPゴシック" w:hAnsi="BIZ UDPゴシック"/>
                 <w:b w:val="false"/>
                 <w:bCs w:val="false"/>
                 <w:color w:val="000000"/>
@@ -5974,7 +5974,7 @@
             </w:pPr>
             <w:r>
               <w:rPr>
-                <w:rFonts w:ascii="游ゴシック" w:cs="游ゴシック" w:eastAsia="游ゴシック" w:hAnsi="游ゴシック"/>
+                <w:rFonts w:ascii="BIZ UDPゴシック" w:cs="BIZ UDPゴシック" w:eastAsia="BIZ UDPゴシック" w:hAnsi="BIZ UDPゴシック"/>
                 <w:b w:val="false"/>
                 <w:bCs w:val="false"/>
                 <w:color w:val="000000"/>
@@ -6002,7 +6002,7 @@
             </w:pPr>
             <w:r>
               <w:rPr>
-                <w:rFonts w:ascii="游ゴシック" w:cs="游ゴシック" w:eastAsia="游ゴシック" w:hAnsi="游ゴシック"/>
+                <w:rFonts w:ascii="BIZ UDPゴシック" w:cs="BIZ UDPゴシック" w:eastAsia="BIZ UDPゴシック" w:hAnsi="BIZ UDPゴシック"/>
                 <w:b w:val="false"/>
                 <w:bCs w:val="false"/>
                 <w:color w:val="000000"/>
@@ -6030,7 +6030,7 @@
             </w:pPr>
             <w:r>
               <w:rPr>
-                <w:rFonts w:ascii="游ゴシック" w:cs="游ゴシック" w:eastAsia="游ゴシック" w:hAnsi="游ゴシック"/>
+                <w:rFonts w:ascii="BIZ UDPゴシック" w:cs="BIZ UDPゴシック" w:eastAsia="BIZ UDPゴシック" w:hAnsi="BIZ UDPゴシック"/>
                 <w:b w:val="false"/>
                 <w:bCs w:val="false"/>
                 <w:color w:val="000000"/>
@@ -6058,7 +6058,7 @@
             </w:pPr>
             <w:r>
               <w:rPr>
-                <w:rFonts w:ascii="游ゴシック" w:cs="游ゴシック" w:eastAsia="游ゴシック" w:hAnsi="游ゴシック"/>
+                <w:rFonts w:ascii="BIZ UDPゴシック" w:cs="BIZ UDPゴシック" w:eastAsia="BIZ UDPゴシック" w:hAnsi="BIZ UDPゴシック"/>
                 <w:b w:val="false"/>
                 <w:bCs w:val="false"/>
                 <w:color w:val="000000"/>
@@ -6091,7 +6091,7 @@
             </w:pPr>
             <w:r>
               <w:rPr>
-                <w:rFonts w:ascii="游ゴシック" w:cs="游ゴシック" w:eastAsia="游ゴシック" w:hAnsi="游ゴシック"/>
+                <w:rFonts w:ascii="BIZ UDPゴシック" w:cs="BIZ UDPゴシック" w:eastAsia="BIZ UDPゴシック" w:hAnsi="BIZ UDPゴシック"/>
                 <w:b w:val="false"/>
                 <w:bCs w:val="false"/>
                 <w:color w:val="000000"/>
@@ -6119,7 +6119,7 @@
             </w:pPr>
             <w:r>
               <w:rPr>
-                <w:rFonts w:ascii="游ゴシック" w:cs="游ゴシック" w:eastAsia="游ゴシック" w:hAnsi="游ゴシック"/>
+                <w:rFonts w:ascii="BIZ UDPゴシック" w:cs="BIZ UDPゴシック" w:eastAsia="BIZ UDPゴシック" w:hAnsi="BIZ UDPゴシック"/>
                 <w:b w:val="false"/>
                 <w:bCs w:val="false"/>
                 <w:color w:val="000000"/>
@@ -6147,7 +6147,7 @@
             </w:pPr>
             <w:r>
               <w:rPr>
-                <w:rFonts w:ascii="游ゴシック" w:cs="游ゴシック" w:eastAsia="游ゴシック" w:hAnsi="游ゴシック"/>
+                <w:rFonts w:ascii="BIZ UDPゴシック" w:cs="BIZ UDPゴシック" w:eastAsia="BIZ UDPゴシック" w:hAnsi="BIZ UDPゴシック"/>
                 <w:b w:val="false"/>
                 <w:bCs w:val="false"/>
                 <w:color w:val="000000"/>
@@ -6175,7 +6175,7 @@
             </w:pPr>
             <w:r>
               <w:rPr>
-                <w:rFonts w:ascii="游ゴシック" w:cs="游ゴシック" w:eastAsia="游ゴシック" w:hAnsi="游ゴシック"/>
+                <w:rFonts w:ascii="BIZ UDPゴシック" w:cs="BIZ UDPゴシック" w:eastAsia="BIZ UDPゴシック" w:hAnsi="BIZ UDPゴシック"/>
                 <w:b w:val="false"/>
                 <w:bCs w:val="false"/>
                 <w:color w:val="000000"/>
@@ -6203,7 +6203,7 @@
             </w:pPr>
             <w:r>
               <w:rPr>
-                <w:rFonts w:ascii="游ゴシック" w:cs="游ゴシック" w:eastAsia="游ゴシック" w:hAnsi="游ゴシック"/>
+                <w:rFonts w:ascii="BIZ UDPゴシック" w:cs="BIZ UDPゴシック" w:eastAsia="BIZ UDPゴシック" w:hAnsi="BIZ UDPゴシック"/>
                 <w:b w:val="false"/>
                 <w:bCs w:val="false"/>
                 <w:color w:val="000000"/>
@@ -6231,7 +6231,7 @@
             </w:pPr>
             <w:r>
               <w:rPr>
-                <w:rFonts w:ascii="游ゴシック" w:cs="游ゴシック" w:eastAsia="游ゴシック" w:hAnsi="游ゴシック"/>
+                <w:rFonts w:ascii="BIZ UDPゴシック" w:cs="BIZ UDPゴシック" w:eastAsia="BIZ UDPゴシック" w:hAnsi="BIZ UDPゴシック"/>
                 <w:b w:val="false"/>
                 <w:bCs w:val="false"/>
                 <w:color w:val="000000"/>
@@ -6264,7 +6264,7 @@
             </w:pPr>
             <w:r>
               <w:rPr>
-                <w:rFonts w:ascii="游ゴシック" w:cs="游ゴシック" w:eastAsia="游ゴシック" w:hAnsi="游ゴシック"/>
+                <w:rFonts w:ascii="BIZ UDPゴシック" w:cs="BIZ UDPゴシック" w:eastAsia="BIZ UDPゴシック" w:hAnsi="BIZ UDPゴシック"/>
                 <w:b w:val="false"/>
                 <w:bCs w:val="false"/>
                 <w:color w:val="000000"/>
@@ -6292,7 +6292,7 @@
             </w:pPr>
             <w:r>
               <w:rPr>
-                <w:rFonts w:ascii="游ゴシック" w:cs="游ゴシック" w:eastAsia="游ゴシック" w:hAnsi="游ゴシック"/>
+                <w:rFonts w:ascii="BIZ UDPゴシック" w:cs="BIZ UDPゴシック" w:eastAsia="BIZ UDPゴシック" w:hAnsi="BIZ UDPゴシック"/>
                 <w:b w:val="false"/>
                 <w:bCs w:val="false"/>
                 <w:color w:val="000000"/>
@@ -6320,7 +6320,7 @@
             </w:pPr>
             <w:r>
               <w:rPr>
-                <w:rFonts w:ascii="游ゴシック" w:cs="游ゴシック" w:eastAsia="游ゴシック" w:hAnsi="游ゴシック"/>
+                <w:rFonts w:ascii="BIZ UDPゴシック" w:cs="BIZ UDPゴシック" w:eastAsia="BIZ UDPゴシック" w:hAnsi="BIZ UDPゴシック"/>
                 <w:b w:val="false"/>
                 <w:bCs w:val="false"/>
                 <w:color w:val="000000"/>
@@ -6348,7 +6348,7 @@
             </w:pPr>
             <w:r>
               <w:rPr>
-                <w:rFonts w:ascii="游ゴシック" w:cs="游ゴシック" w:eastAsia="游ゴシック" w:hAnsi="游ゴシック"/>
+                <w:rFonts w:ascii="BIZ UDPゴシック" w:cs="BIZ UDPゴシック" w:eastAsia="BIZ UDPゴシック" w:hAnsi="BIZ UDPゴシック"/>
                 <w:b w:val="false"/>
                 <w:bCs w:val="false"/>
                 <w:color w:val="000000"/>
@@ -6376,7 +6376,7 @@
             </w:pPr>
             <w:r>
               <w:rPr>
-                <w:rFonts w:ascii="游ゴシック" w:cs="游ゴシック" w:eastAsia="游ゴシック" w:hAnsi="游ゴシック"/>
+                <w:rFonts w:ascii="BIZ UDPゴシック" w:cs="BIZ UDPゴシック" w:eastAsia="BIZ UDPゴシック" w:hAnsi="BIZ UDPゴシック"/>
                 <w:b w:val="false"/>
                 <w:bCs w:val="false"/>
                 <w:color w:val="000000"/>
@@ -6404,7 +6404,7 @@
             </w:pPr>
             <w:r>
               <w:rPr>
-                <w:rFonts w:ascii="游ゴシック" w:cs="游ゴシック" w:eastAsia="游ゴシック" w:hAnsi="游ゴシック"/>
+                <w:rFonts w:ascii="BIZ UDPゴシック" w:cs="BIZ UDPゴシック" w:eastAsia="BIZ UDPゴシック" w:hAnsi="BIZ UDPゴシック"/>
                 <w:b w:val="false"/>
                 <w:bCs w:val="false"/>
                 <w:color w:val="000000"/>
@@ -6438,7 +6438,7 @@
             </w:pPr>
             <w:r>
               <w:rPr>
-                <w:rFonts w:ascii="游ゴシック" w:cs="游ゴシック" w:eastAsia="游ゴシック" w:hAnsi="游ゴシック"/>
+                <w:rFonts w:ascii="BIZ UDPゴシック" w:cs="BIZ UDPゴシック" w:eastAsia="BIZ UDPゴシック" w:hAnsi="BIZ UDPゴシック"/>
                 <w:b w:val="false"/>
                 <w:bCs w:val="false"/>
                 <w:color w:val="000000"/>
@@ -6467,7 +6467,7 @@
             </w:pPr>
             <w:r>
               <w:rPr>
-                <w:rFonts w:ascii="游ゴシック" w:cs="游ゴシック" w:eastAsia="游ゴシック" w:hAnsi="游ゴシック"/>
+                <w:rFonts w:ascii="BIZ UDPゴシック" w:cs="BIZ UDPゴシック" w:eastAsia="BIZ UDPゴシック" w:hAnsi="BIZ UDPゴシック"/>
                 <w:b w:val="false"/>
                 <w:bCs w:val="false"/>
                 <w:color w:val="000000"/>
@@ -6496,7 +6496,7 @@
             </w:pPr>
             <w:r>
               <w:rPr>
-                <w:rFonts w:ascii="游ゴシック" w:cs="游ゴシック" w:eastAsia="游ゴシック" w:hAnsi="游ゴシック"/>
+                <w:rFonts w:ascii="BIZ UDPゴシック" w:cs="BIZ UDPゴシック" w:eastAsia="BIZ UDPゴシック" w:hAnsi="BIZ UDPゴシック"/>
                 <w:b w:val="false"/>
                 <w:bCs w:val="false"/>
                 <w:color w:val="000000"/>
@@ -6525,7 +6525,7 @@
             </w:pPr>
             <w:r>
               <w:rPr>
-                <w:rFonts w:ascii="游ゴシック" w:cs="游ゴシック" w:eastAsia="游ゴシック" w:hAnsi="游ゴシック"/>
+                <w:rFonts w:ascii="BIZ UDPゴシック" w:cs="BIZ UDPゴシック" w:eastAsia="BIZ UDPゴシック" w:hAnsi="BIZ UDPゴシック"/>
                 <w:b w:val="false"/>
                 <w:bCs w:val="false"/>
                 <w:color w:val="000000"/>
@@ -6554,7 +6554,7 @@
             </w:pPr>
             <w:r>
               <w:rPr>
-                <w:rFonts w:ascii="游ゴシック" w:cs="游ゴシック" w:eastAsia="游ゴシック" w:hAnsi="游ゴシック"/>
+                <w:rFonts w:ascii="BIZ UDPゴシック" w:cs="BIZ UDPゴシック" w:eastAsia="BIZ UDPゴシック" w:hAnsi="BIZ UDPゴシック"/>
                 <w:b w:val="false"/>
                 <w:bCs w:val="false"/>
                 <w:color w:val="000000"/>
@@ -6583,7 +6583,7 @@
             </w:pPr>
             <w:r>
               <w:rPr>
-                <w:rFonts w:ascii="游ゴシック" w:cs="游ゴシック" w:eastAsia="游ゴシック" w:hAnsi="游ゴシック"/>
+                <w:rFonts w:ascii="BIZ UDPゴシック" w:cs="BIZ UDPゴシック" w:eastAsia="BIZ UDPゴシック" w:hAnsi="BIZ UDPゴシック"/>
                 <w:b w:val="false"/>
                 <w:bCs w:val="false"/>
                 <w:color w:val="000000"/>
@@ -6616,7 +6616,7 @@
             </w:pPr>
             <w:r>
               <w:rPr>
-                <w:rFonts w:ascii="游ゴシック" w:cs="游ゴシック" w:eastAsia="游ゴシック" w:hAnsi="游ゴシック"/>
+                <w:rFonts w:ascii="BIZ UDPゴシック" w:cs="BIZ UDPゴシック" w:eastAsia="BIZ UDPゴシック" w:hAnsi="BIZ UDPゴシック"/>
                 <w:b w:val="false"/>
                 <w:bCs w:val="false"/>
                 <w:color w:val="000000"/>
@@ -6644,7 +6644,7 @@
             </w:pPr>
             <w:r>
               <w:rPr>
-                <w:rFonts w:ascii="游ゴシック" w:cs="游ゴシック" w:eastAsia="游ゴシック" w:hAnsi="游ゴシック"/>
+                <w:rFonts w:ascii="BIZ UDPゴシック" w:cs="BIZ UDPゴシック" w:eastAsia="BIZ UDPゴシック" w:hAnsi="BIZ UDPゴシック"/>
                 <w:b w:val="false"/>
                 <w:bCs w:val="false"/>
                 <w:color w:val="000000"/>
@@ -6672,7 +6672,7 @@
             </w:pPr>
             <w:r>
               <w:rPr>
-                <w:rFonts w:ascii="游ゴシック" w:cs="游ゴシック" w:eastAsia="游ゴシック" w:hAnsi="游ゴシック"/>
+                <w:rFonts w:ascii="BIZ UDPゴシック" w:cs="BIZ UDPゴシック" w:eastAsia="BIZ UDPゴシック" w:hAnsi="BIZ UDPゴシック"/>
                 <w:b w:val="false"/>
                 <w:bCs w:val="false"/>
                 <w:color w:val="000000"/>
@@ -6700,7 +6700,7 @@
             </w:pPr>
             <w:r>
               <w:rPr>
-                <w:rFonts w:ascii="游ゴシック" w:cs="游ゴシック" w:eastAsia="游ゴシック" w:hAnsi="游ゴシック"/>
+                <w:rFonts w:ascii="BIZ UDPゴシック" w:cs="BIZ UDPゴシック" w:eastAsia="BIZ UDPゴシック" w:hAnsi="BIZ UDPゴシック"/>
                 <w:b w:val="false"/>
                 <w:bCs w:val="false"/>
                 <w:color w:val="000000"/>
@@ -6728,7 +6728,7 @@
             </w:pPr>
             <w:r>
               <w:rPr>
-                <w:rFonts w:ascii="游ゴシック" w:cs="游ゴシック" w:eastAsia="游ゴシック" w:hAnsi="游ゴシック"/>
+                <w:rFonts w:ascii="BIZ UDPゴシック" w:cs="BIZ UDPゴシック" w:eastAsia="BIZ UDPゴシック" w:hAnsi="BIZ UDPゴシック"/>
                 <w:b w:val="false"/>
                 <w:bCs w:val="false"/>
                 <w:color w:val="000000"/>
@@ -6756,7 +6756,7 @@
             </w:pPr>
             <w:r>
               <w:rPr>
-                <w:rFonts w:ascii="游ゴシック" w:cs="游ゴシック" w:eastAsia="游ゴシック" w:hAnsi="游ゴシック"/>
+                <w:rFonts w:ascii="BIZ UDPゴシック" w:cs="BIZ UDPゴシック" w:eastAsia="BIZ UDPゴシック" w:hAnsi="BIZ UDPゴシック"/>
                 <w:b w:val="false"/>
                 <w:bCs w:val="false"/>
                 <w:color w:val="000000"/>
@@ -6775,7 +6775,7 @@
       </w:pPr>
       <w:r>
         <w:rPr>
-          <w:rFonts w:ascii="游ゴシック" w:cs="游ゴシック" w:eastAsia="游ゴシック" w:hAnsi="游ゴシック"/>
+          <w:rFonts w:ascii="BIZ UDPゴシック" w:cs="BIZ UDPゴシック" w:eastAsia="BIZ UDPゴシック" w:hAnsi="BIZ UDPゴシック"/>
           <w:sz w:val="21"/>
           <w:szCs w:val="21"/>
         </w:rPr>
@@ -6793,7 +6793,7 @@
       </w:pPr>
       <w:r>
         <w:rPr>
-          <w:rFonts w:ascii="游ゴシック" w:cs="游ゴシック" w:eastAsia="游ゴシック" w:hAnsi="游ゴシック"/>
+          <w:rFonts w:ascii="BIZ UDPゴシック" w:cs="BIZ UDPゴシック" w:eastAsia="BIZ UDPゴシック" w:hAnsi="BIZ UDPゴシック"/>
           <w:b/>
           <w:bCs/>
           <w:sz w:val="20"/>
@@ -6813,7 +6813,7 @@
       </w:pPr>
       <w:r>
         <w:rPr>
-          <w:rFonts w:ascii="游ゴシック" w:cs="游ゴシック" w:eastAsia="游ゴシック" w:hAnsi="游ゴシック"/>
+          <w:rFonts w:ascii="BIZ UDPゴシック" w:cs="BIZ UDPゴシック" w:eastAsia="BIZ UDPゴシック" w:hAnsi="BIZ UDPゴシック"/>
           <w:color w:val="595959"/>
           <w:sz w:val="17"/>
           <w:szCs w:val="17"/>
@@ -6833,7 +6833,7 @@
       </w:pPr>
       <w:r>
         <w:rPr>
-          <w:rFonts w:ascii="游ゴシック" w:cs="游ゴシック" w:eastAsia="游ゴシック" w:hAnsi="游ゴシック"/>
+          <w:rFonts w:ascii="BIZ UDPゴシック" w:cs="BIZ UDPゴシック" w:eastAsia="BIZ UDPゴシック" w:hAnsi="BIZ UDPゴシック"/>
           <w:b/>
           <w:bCs/>
           <w:color w:val="1F3864"/>
@@ -6849,7 +6849,7 @@
       </w:pPr>
       <w:r>
         <w:rPr>
-          <w:rFonts w:ascii="游ゴシック" w:cs="游ゴシック" w:eastAsia="游ゴシック" w:hAnsi="游ゴシック"/>
+          <w:rFonts w:ascii="BIZ UDPゴシック" w:cs="BIZ UDPゴシック" w:eastAsia="BIZ UDPゴシック" w:hAnsi="BIZ UDPゴシック"/>
           <w:sz w:val="21"/>
           <w:szCs w:val="21"/>
         </w:rPr>
@@ -6899,7 +6899,7 @@
             </w:pPr>
             <w:r>
               <w:rPr>
-                <w:rFonts w:ascii="游ゴシック" w:cs="游ゴシック" w:eastAsia="游ゴシック" w:hAnsi="游ゴシック"/>
+                <w:rFonts w:ascii="BIZ UDPゴシック" w:cs="BIZ UDPゴシック" w:eastAsia="BIZ UDPゴシック" w:hAnsi="BIZ UDPゴシック"/>
                 <w:b/>
                 <w:bCs/>
                 <w:color w:val="FFFFFF"/>
@@ -6928,7 +6928,7 @@
             </w:pPr>
             <w:r>
               <w:rPr>
-                <w:rFonts w:ascii="游ゴシック" w:cs="游ゴシック" w:eastAsia="游ゴシック" w:hAnsi="游ゴシック"/>
+                <w:rFonts w:ascii="BIZ UDPゴシック" w:cs="BIZ UDPゴシック" w:eastAsia="BIZ UDPゴシック" w:hAnsi="BIZ UDPゴシック"/>
                 <w:b/>
                 <w:bCs/>
                 <w:color w:val="FFFFFF"/>
@@ -6957,7 +6957,7 @@
             </w:pPr>
             <w:r>
               <w:rPr>
-                <w:rFonts w:ascii="游ゴシック" w:cs="游ゴシック" w:eastAsia="游ゴシック" w:hAnsi="游ゴシック"/>
+                <w:rFonts w:ascii="BIZ UDPゴシック" w:cs="BIZ UDPゴシック" w:eastAsia="BIZ UDPゴシック" w:hAnsi="BIZ UDPゴシック"/>
                 <w:b/>
                 <w:bCs/>
                 <w:color w:val="FFFFFF"/>
@@ -6986,7 +6986,7 @@
             </w:pPr>
             <w:r>
               <w:rPr>
-                <w:rFonts w:ascii="游ゴシック" w:cs="游ゴシック" w:eastAsia="游ゴシック" w:hAnsi="游ゴシック"/>
+                <w:rFonts w:ascii="BIZ UDPゴシック" w:cs="BIZ UDPゴシック" w:eastAsia="BIZ UDPゴシック" w:hAnsi="BIZ UDPゴシック"/>
                 <w:b/>
                 <w:bCs/>
                 <w:color w:val="FFFFFF"/>
@@ -7015,7 +7015,7 @@
             </w:pPr>
             <w:r>
               <w:rPr>
-                <w:rFonts w:ascii="游ゴシック" w:cs="游ゴシック" w:eastAsia="游ゴシック" w:hAnsi="游ゴシック"/>
+                <w:rFonts w:ascii="BIZ UDPゴシック" w:cs="BIZ UDPゴシック" w:eastAsia="BIZ UDPゴシック" w:hAnsi="BIZ UDPゴシック"/>
                 <w:b/>
                 <w:bCs/>
                 <w:color w:val="FFFFFF"/>
@@ -7048,7 +7048,7 @@
             </w:pPr>
             <w:r>
               <w:rPr>
-                <w:rFonts w:ascii="游ゴシック" w:cs="游ゴシック" w:eastAsia="游ゴシック" w:hAnsi="游ゴシック"/>
+                <w:rFonts w:ascii="BIZ UDPゴシック" w:cs="BIZ UDPゴシック" w:eastAsia="BIZ UDPゴシック" w:hAnsi="BIZ UDPゴシック"/>
                 <w:b w:val="false"/>
                 <w:bCs w:val="false"/>
                 <w:color w:val="000000"/>
@@ -7076,7 +7076,7 @@
             </w:pPr>
             <w:r>
               <w:rPr>
-                <w:rFonts w:ascii="游ゴシック" w:cs="游ゴシック" w:eastAsia="游ゴシック" w:hAnsi="游ゴシック"/>
+                <w:rFonts w:ascii="BIZ UDPゴシック" w:cs="BIZ UDPゴシック" w:eastAsia="BIZ UDPゴシック" w:hAnsi="BIZ UDPゴシック"/>
                 <w:b w:val="false"/>
                 <w:bCs w:val="false"/>
                 <w:color w:val="000000"/>
@@ -7104,7 +7104,7 @@
             </w:pPr>
             <w:r>
               <w:rPr>
-                <w:rFonts w:ascii="游ゴシック" w:cs="游ゴシック" w:eastAsia="游ゴシック" w:hAnsi="游ゴシック"/>
+                <w:rFonts w:ascii="BIZ UDPゴシック" w:cs="BIZ UDPゴシック" w:eastAsia="BIZ UDPゴシック" w:hAnsi="BIZ UDPゴシック"/>
                 <w:b w:val="false"/>
                 <w:bCs w:val="false"/>
                 <w:color w:val="000000"/>
@@ -7132,7 +7132,7 @@
             </w:pPr>
             <w:r>
               <w:rPr>
-                <w:rFonts w:ascii="游ゴシック" w:cs="游ゴシック" w:eastAsia="游ゴシック" w:hAnsi="游ゴシック"/>
+                <w:rFonts w:ascii="BIZ UDPゴシック" w:cs="BIZ UDPゴシック" w:eastAsia="BIZ UDPゴシック" w:hAnsi="BIZ UDPゴシック"/>
                 <w:b w:val="false"/>
                 <w:bCs w:val="false"/>
                 <w:color w:val="000000"/>
@@ -7160,7 +7160,7 @@
             </w:pPr>
             <w:r>
               <w:rPr>
-                <w:rFonts w:ascii="游ゴシック" w:cs="游ゴシック" w:eastAsia="游ゴシック" w:hAnsi="游ゴシック"/>
+                <w:rFonts w:ascii="BIZ UDPゴシック" w:cs="BIZ UDPゴシック" w:eastAsia="BIZ UDPゴシック" w:hAnsi="BIZ UDPゴシック"/>
                 <w:b w:val="false"/>
                 <w:bCs w:val="false"/>
                 <w:color w:val="000000"/>
@@ -7193,7 +7193,7 @@
             </w:pPr>
             <w:r>
               <w:rPr>
-                <w:rFonts w:ascii="游ゴシック" w:cs="游ゴシック" w:eastAsia="游ゴシック" w:hAnsi="游ゴシック"/>
+                <w:rFonts w:ascii="BIZ UDPゴシック" w:cs="BIZ UDPゴシック" w:eastAsia="BIZ UDPゴシック" w:hAnsi="BIZ UDPゴシック"/>
                 <w:b w:val="false"/>
                 <w:bCs w:val="false"/>
                 <w:color w:val="000000"/>
@@ -7221,7 +7221,7 @@
             </w:pPr>
             <w:r>
               <w:rPr>
-                <w:rFonts w:ascii="游ゴシック" w:cs="游ゴシック" w:eastAsia="游ゴシック" w:hAnsi="游ゴシック"/>
+                <w:rFonts w:ascii="BIZ UDPゴシック" w:cs="BIZ UDPゴシック" w:eastAsia="BIZ UDPゴシック" w:hAnsi="BIZ UDPゴシック"/>
                 <w:b w:val="false"/>
                 <w:bCs w:val="false"/>
                 <w:color w:val="000000"/>
@@ -7249,7 +7249,7 @@
             </w:pPr>
             <w:r>
               <w:rPr>
-                <w:rFonts w:ascii="游ゴシック" w:cs="游ゴシック" w:eastAsia="游ゴシック" w:hAnsi="游ゴシック"/>
+                <w:rFonts w:ascii="BIZ UDPゴシック" w:cs="BIZ UDPゴシック" w:eastAsia="BIZ UDPゴシック" w:hAnsi="BIZ UDPゴシック"/>
                 <w:b w:val="false"/>
                 <w:bCs w:val="false"/>
                 <w:color w:val="000000"/>
@@ -7277,7 +7277,7 @@
             </w:pPr>
             <w:r>
               <w:rPr>
-                <w:rFonts w:ascii="游ゴシック" w:cs="游ゴシック" w:eastAsia="游ゴシック" w:hAnsi="游ゴシック"/>
+                <w:rFonts w:ascii="BIZ UDPゴシック" w:cs="BIZ UDPゴシック" w:eastAsia="BIZ UDPゴシック" w:hAnsi="BIZ UDPゴシック"/>
                 <w:b w:val="false"/>
                 <w:bCs w:val="false"/>
                 <w:color w:val="000000"/>
@@ -7305,7 +7305,7 @@
             </w:pPr>
             <w:r>
               <w:rPr>
-                <w:rFonts w:ascii="游ゴシック" w:cs="游ゴシック" w:eastAsia="游ゴシック" w:hAnsi="游ゴシック"/>
+                <w:rFonts w:ascii="BIZ UDPゴシック" w:cs="BIZ UDPゴシック" w:eastAsia="BIZ UDPゴシック" w:hAnsi="BIZ UDPゴシック"/>
                 <w:b w:val="false"/>
                 <w:bCs w:val="false"/>
                 <w:color w:val="000000"/>
@@ -7338,7 +7338,7 @@
             </w:pPr>
             <w:r>
               <w:rPr>
-                <w:rFonts w:ascii="游ゴシック" w:cs="游ゴシック" w:eastAsia="游ゴシック" w:hAnsi="游ゴシック"/>
+                <w:rFonts w:ascii="BIZ UDPゴシック" w:cs="BIZ UDPゴシック" w:eastAsia="BIZ UDPゴシック" w:hAnsi="BIZ UDPゴシック"/>
                 <w:b w:val="false"/>
                 <w:bCs w:val="false"/>
                 <w:color w:val="000000"/>
@@ -7366,7 +7366,7 @@
             </w:pPr>
             <w:r>
               <w:rPr>
-                <w:rFonts w:ascii="游ゴシック" w:cs="游ゴシック" w:eastAsia="游ゴシック" w:hAnsi="游ゴシック"/>
+                <w:rFonts w:ascii="BIZ UDPゴシック" w:cs="BIZ UDPゴシック" w:eastAsia="BIZ UDPゴシック" w:hAnsi="BIZ UDPゴシック"/>
                 <w:b w:val="false"/>
                 <w:bCs w:val="false"/>
                 <w:color w:val="000000"/>
@@ -7394,7 +7394,7 @@
             </w:pPr>
             <w:r>
               <w:rPr>
-                <w:rFonts w:ascii="游ゴシック" w:cs="游ゴシック" w:eastAsia="游ゴシック" w:hAnsi="游ゴシック"/>
+                <w:rFonts w:ascii="BIZ UDPゴシック" w:cs="BIZ UDPゴシック" w:eastAsia="BIZ UDPゴシック" w:hAnsi="BIZ UDPゴシック"/>
                 <w:b w:val="false"/>
                 <w:bCs w:val="false"/>
                 <w:color w:val="000000"/>
@@ -7422,7 +7422,7 @@
             </w:pPr>
             <w:r>
               <w:rPr>
-                <w:rFonts w:ascii="游ゴシック" w:cs="游ゴシック" w:eastAsia="游ゴシック" w:hAnsi="游ゴシック"/>
+                <w:rFonts w:ascii="BIZ UDPゴシック" w:cs="BIZ UDPゴシック" w:eastAsia="BIZ UDPゴシック" w:hAnsi="BIZ UDPゴシック"/>
                 <w:b w:val="false"/>
                 <w:bCs w:val="false"/>
                 <w:color w:val="000000"/>
@@ -7450,7 +7450,7 @@
             </w:pPr>
             <w:r>
               <w:rPr>
-                <w:rFonts w:ascii="游ゴシック" w:cs="游ゴシック" w:eastAsia="游ゴシック" w:hAnsi="游ゴシック"/>
+                <w:rFonts w:ascii="BIZ UDPゴシック" w:cs="BIZ UDPゴシック" w:eastAsia="BIZ UDPゴシック" w:hAnsi="BIZ UDPゴシック"/>
                 <w:b w:val="false"/>
                 <w:bCs w:val="false"/>
                 <w:color w:val="000000"/>
@@ -7483,7 +7483,7 @@
             </w:pPr>
             <w:r>
               <w:rPr>
-                <w:rFonts w:ascii="游ゴシック" w:cs="游ゴシック" w:eastAsia="游ゴシック" w:hAnsi="游ゴシック"/>
+                <w:rFonts w:ascii="BIZ UDPゴシック" w:cs="BIZ UDPゴシック" w:eastAsia="BIZ UDPゴシック" w:hAnsi="BIZ UDPゴシック"/>
                 <w:b w:val="false"/>
                 <w:bCs w:val="false"/>
                 <w:color w:val="000000"/>
@@ -7511,7 +7511,7 @@
             </w:pPr>
             <w:r>
               <w:rPr>
-                <w:rFonts w:ascii="游ゴシック" w:cs="游ゴシック" w:eastAsia="游ゴシック" w:hAnsi="游ゴシック"/>
+                <w:rFonts w:ascii="BIZ UDPゴシック" w:cs="BIZ UDPゴシック" w:eastAsia="BIZ UDPゴシック" w:hAnsi="BIZ UDPゴシック"/>
                 <w:b w:val="false"/>
                 <w:bCs w:val="false"/>
                 <w:color w:val="000000"/>
@@ -7539,7 +7539,7 @@
             </w:pPr>
             <w:r>
               <w:rPr>
-                <w:rFonts w:ascii="游ゴシック" w:cs="游ゴシック" w:eastAsia="游ゴシック" w:hAnsi="游ゴシック"/>
+                <w:rFonts w:ascii="BIZ UDPゴシック" w:cs="BIZ UDPゴシック" w:eastAsia="BIZ UDPゴシック" w:hAnsi="BIZ UDPゴシック"/>
                 <w:b w:val="false"/>
                 <w:bCs w:val="false"/>
                 <w:color w:val="000000"/>
@@ -7567,7 +7567,7 @@
             </w:pPr>
             <w:r>
               <w:rPr>
-                <w:rFonts w:ascii="游ゴシック" w:cs="游ゴシック" w:eastAsia="游ゴシック" w:hAnsi="游ゴシック"/>
+                <w:rFonts w:ascii="BIZ UDPゴシック" w:cs="BIZ UDPゴシック" w:eastAsia="BIZ UDPゴシック" w:hAnsi="BIZ UDPゴシック"/>
                 <w:b w:val="false"/>
                 <w:bCs w:val="false"/>
                 <w:color w:val="000000"/>
@@ -7595,7 +7595,7 @@
             </w:pPr>
             <w:r>
               <w:rPr>
-                <w:rFonts w:ascii="游ゴシック" w:cs="游ゴシック" w:eastAsia="游ゴシック" w:hAnsi="游ゴシック"/>
+                <w:rFonts w:ascii="BIZ UDPゴシック" w:cs="BIZ UDPゴシック" w:eastAsia="BIZ UDPゴシック" w:hAnsi="BIZ UDPゴシック"/>
                 <w:b w:val="false"/>
                 <w:bCs w:val="false"/>
                 <w:color w:val="000000"/>
@@ -7628,7 +7628,7 @@
             </w:pPr>
             <w:r>
               <w:rPr>
-                <w:rFonts w:ascii="游ゴシック" w:cs="游ゴシック" w:eastAsia="游ゴシック" w:hAnsi="游ゴシック"/>
+                <w:rFonts w:ascii="BIZ UDPゴシック" w:cs="BIZ UDPゴシック" w:eastAsia="BIZ UDPゴシック" w:hAnsi="BIZ UDPゴシック"/>
                 <w:b w:val="false"/>
                 <w:bCs w:val="false"/>
                 <w:color w:val="000000"/>
@@ -7656,7 +7656,7 @@
             </w:pPr>
             <w:r>
               <w:rPr>
-                <w:rFonts w:ascii="游ゴシック" w:cs="游ゴシック" w:eastAsia="游ゴシック" w:hAnsi="游ゴシック"/>
+                <w:rFonts w:ascii="BIZ UDPゴシック" w:cs="BIZ UDPゴシック" w:eastAsia="BIZ UDPゴシック" w:hAnsi="BIZ UDPゴシック"/>
                 <w:b w:val="false"/>
                 <w:bCs w:val="false"/>
                 <w:color w:val="000000"/>
@@ -7684,7 +7684,7 @@
             </w:pPr>
             <w:r>
               <w:rPr>
-                <w:rFonts w:ascii="游ゴシック" w:cs="游ゴシック" w:eastAsia="游ゴシック" w:hAnsi="游ゴシック"/>
+                <w:rFonts w:ascii="BIZ UDPゴシック" w:cs="BIZ UDPゴシック" w:eastAsia="BIZ UDPゴシック" w:hAnsi="BIZ UDPゴシック"/>
                 <w:b w:val="false"/>
                 <w:bCs w:val="false"/>
                 <w:color w:val="000000"/>
@@ -7712,7 +7712,7 @@
             </w:pPr>
             <w:r>
               <w:rPr>
-                <w:rFonts w:ascii="游ゴシック" w:cs="游ゴシック" w:eastAsia="游ゴシック" w:hAnsi="游ゴシック"/>
+                <w:rFonts w:ascii="BIZ UDPゴシック" w:cs="BIZ UDPゴシック" w:eastAsia="BIZ UDPゴシック" w:hAnsi="BIZ UDPゴシック"/>
                 <w:b w:val="false"/>
                 <w:bCs w:val="false"/>
                 <w:color w:val="000000"/>
@@ -7740,7 +7740,7 @@
             </w:pPr>
             <w:r>
               <w:rPr>
-                <w:rFonts w:ascii="游ゴシック" w:cs="游ゴシック" w:eastAsia="游ゴシック" w:hAnsi="游ゴシック"/>
+                <w:rFonts w:ascii="BIZ UDPゴシック" w:cs="BIZ UDPゴシック" w:eastAsia="BIZ UDPゴシック" w:hAnsi="BIZ UDPゴシック"/>
                 <w:b w:val="false"/>
                 <w:bCs w:val="false"/>
                 <w:color w:val="000000"/>
@@ -7773,7 +7773,7 @@
             </w:pPr>
             <w:r>
               <w:rPr>
-                <w:rFonts w:ascii="游ゴシック" w:cs="游ゴシック" w:eastAsia="游ゴシック" w:hAnsi="游ゴシック"/>
+                <w:rFonts w:ascii="BIZ UDPゴシック" w:cs="BIZ UDPゴシック" w:eastAsia="BIZ UDPゴシック" w:hAnsi="BIZ UDPゴシック"/>
                 <w:b w:val="false"/>
                 <w:bCs w:val="false"/>
                 <w:color w:val="000000"/>
@@ -7801,7 +7801,7 @@
             </w:pPr>
             <w:r>
               <w:rPr>
-                <w:rFonts w:ascii="游ゴシック" w:cs="游ゴシック" w:eastAsia="游ゴシック" w:hAnsi="游ゴシック"/>
+                <w:rFonts w:ascii="BIZ UDPゴシック" w:cs="BIZ UDPゴシック" w:eastAsia="BIZ UDPゴシック" w:hAnsi="BIZ UDPゴシック"/>
                 <w:b w:val="false"/>
                 <w:bCs w:val="false"/>
                 <w:color w:val="000000"/>
@@ -7829,7 +7829,7 @@
             </w:pPr>
             <w:r>
               <w:rPr>
-                <w:rFonts w:ascii="游ゴシック" w:cs="游ゴシック" w:eastAsia="游ゴシック" w:hAnsi="游ゴシック"/>
+                <w:rFonts w:ascii="BIZ UDPゴシック" w:cs="BIZ UDPゴシック" w:eastAsia="BIZ UDPゴシック" w:hAnsi="BIZ UDPゴシック"/>
                 <w:b w:val="false"/>
                 <w:bCs w:val="false"/>
                 <w:color w:val="000000"/>
@@ -7857,7 +7857,7 @@
             </w:pPr>
             <w:r>
               <w:rPr>
-                <w:rFonts w:ascii="游ゴシック" w:cs="游ゴシック" w:eastAsia="游ゴシック" w:hAnsi="游ゴシック"/>
+                <w:rFonts w:ascii="BIZ UDPゴシック" w:cs="BIZ UDPゴシック" w:eastAsia="BIZ UDPゴシック" w:hAnsi="BIZ UDPゴシック"/>
                 <w:b w:val="false"/>
                 <w:bCs w:val="false"/>
                 <w:color w:val="000000"/>
@@ -7885,7 +7885,7 @@
             </w:pPr>
             <w:r>
               <w:rPr>
-                <w:rFonts w:ascii="游ゴシック" w:cs="游ゴシック" w:eastAsia="游ゴシック" w:hAnsi="游ゴシック"/>
+                <w:rFonts w:ascii="BIZ UDPゴシック" w:cs="BIZ UDPゴシック" w:eastAsia="BIZ UDPゴシック" w:hAnsi="BIZ UDPゴシック"/>
                 <w:b w:val="false"/>
                 <w:bCs w:val="false"/>
                 <w:color w:val="000000"/>
@@ -7918,7 +7918,7 @@
             </w:pPr>
             <w:r>
               <w:rPr>
-                <w:rFonts w:ascii="游ゴシック" w:cs="游ゴシック" w:eastAsia="游ゴシック" w:hAnsi="游ゴシック"/>
+                <w:rFonts w:ascii="BIZ UDPゴシック" w:cs="BIZ UDPゴシック" w:eastAsia="BIZ UDPゴシック" w:hAnsi="BIZ UDPゴシック"/>
                 <w:b w:val="false"/>
                 <w:bCs w:val="false"/>
                 <w:color w:val="000000"/>
@@ -7946,7 +7946,7 @@
             </w:pPr>
             <w:r>
               <w:rPr>
-                <w:rFonts w:ascii="游ゴシック" w:cs="游ゴシック" w:eastAsia="游ゴシック" w:hAnsi="游ゴシック"/>
+                <w:rFonts w:ascii="BIZ UDPゴシック" w:cs="BIZ UDPゴシック" w:eastAsia="BIZ UDPゴシック" w:hAnsi="BIZ UDPゴシック"/>
                 <w:b w:val="false"/>
                 <w:bCs w:val="false"/>
                 <w:color w:val="000000"/>
@@ -7974,7 +7974,7 @@
             </w:pPr>
             <w:r>
               <w:rPr>
-                <w:rFonts w:ascii="游ゴシック" w:cs="游ゴシック" w:eastAsia="游ゴシック" w:hAnsi="游ゴシック"/>
+                <w:rFonts w:ascii="BIZ UDPゴシック" w:cs="BIZ UDPゴシック" w:eastAsia="BIZ UDPゴシック" w:hAnsi="BIZ UDPゴシック"/>
                 <w:b w:val="false"/>
                 <w:bCs w:val="false"/>
                 <w:color w:val="000000"/>
@@ -8002,7 +8002,7 @@
             </w:pPr>
             <w:r>
               <w:rPr>
-                <w:rFonts w:ascii="游ゴシック" w:cs="游ゴシック" w:eastAsia="游ゴシック" w:hAnsi="游ゴシック"/>
+                <w:rFonts w:ascii="BIZ UDPゴシック" w:cs="BIZ UDPゴシック" w:eastAsia="BIZ UDPゴシック" w:hAnsi="BIZ UDPゴシック"/>
                 <w:b w:val="false"/>
                 <w:bCs w:val="false"/>
                 <w:color w:val="000000"/>
@@ -8030,7 +8030,7 @@
             </w:pPr>
             <w:r>
               <w:rPr>
-                <w:rFonts w:ascii="游ゴシック" w:cs="游ゴシック" w:eastAsia="游ゴシック" w:hAnsi="游ゴシック"/>
+                <w:rFonts w:ascii="BIZ UDPゴシック" w:cs="BIZ UDPゴシック" w:eastAsia="BIZ UDPゴシック" w:hAnsi="BIZ UDPゴシック"/>
                 <w:b w:val="false"/>
                 <w:bCs w:val="false"/>
                 <w:color w:val="000000"/>
@@ -8063,7 +8063,7 @@
             </w:pPr>
             <w:r>
               <w:rPr>
-                <w:rFonts w:ascii="游ゴシック" w:cs="游ゴシック" w:eastAsia="游ゴシック" w:hAnsi="游ゴシック"/>
+                <w:rFonts w:ascii="BIZ UDPゴシック" w:cs="BIZ UDPゴシック" w:eastAsia="BIZ UDPゴシック" w:hAnsi="BIZ UDPゴシック"/>
                 <w:b w:val="false"/>
                 <w:bCs w:val="false"/>
                 <w:color w:val="000000"/>
@@ -8091,7 +8091,7 @@
             </w:pPr>
             <w:r>
               <w:rPr>
-                <w:rFonts w:ascii="游ゴシック" w:cs="游ゴシック" w:eastAsia="游ゴシック" w:hAnsi="游ゴシック"/>
+                <w:rFonts w:ascii="BIZ UDPゴシック" w:cs="BIZ UDPゴシック" w:eastAsia="BIZ UDPゴシック" w:hAnsi="BIZ UDPゴシック"/>
                 <w:b w:val="false"/>
                 <w:bCs w:val="false"/>
                 <w:color w:val="000000"/>
@@ -8119,7 +8119,7 @@
             </w:pPr>
             <w:r>
               <w:rPr>
-                <w:rFonts w:ascii="游ゴシック" w:cs="游ゴシック" w:eastAsia="游ゴシック" w:hAnsi="游ゴシック"/>
+                <w:rFonts w:ascii="BIZ UDPゴシック" w:cs="BIZ UDPゴシック" w:eastAsia="BIZ UDPゴシック" w:hAnsi="BIZ UDPゴシック"/>
                 <w:b w:val="false"/>
                 <w:bCs w:val="false"/>
                 <w:color w:val="000000"/>
@@ -8147,7 +8147,7 @@
             </w:pPr>
             <w:r>
               <w:rPr>
-                <w:rFonts w:ascii="游ゴシック" w:cs="游ゴシック" w:eastAsia="游ゴシック" w:hAnsi="游ゴシック"/>
+                <w:rFonts w:ascii="BIZ UDPゴシック" w:cs="BIZ UDPゴシック" w:eastAsia="BIZ UDPゴシック" w:hAnsi="BIZ UDPゴシック"/>
                 <w:b w:val="false"/>
                 <w:bCs w:val="false"/>
                 <w:color w:val="000000"/>
@@ -8175,7 +8175,7 @@
             </w:pPr>
             <w:r>
               <w:rPr>
-                <w:rFonts w:ascii="游ゴシック" w:cs="游ゴシック" w:eastAsia="游ゴシック" w:hAnsi="游ゴシック"/>
+                <w:rFonts w:ascii="BIZ UDPゴシック" w:cs="BIZ UDPゴシック" w:eastAsia="BIZ UDPゴシック" w:hAnsi="BIZ UDPゴシック"/>
                 <w:b w:val="false"/>
                 <w:bCs w:val="false"/>
                 <w:color w:val="000000"/>
@@ -8208,7 +8208,7 @@
             </w:pPr>
             <w:r>
               <w:rPr>
-                <w:rFonts w:ascii="游ゴシック" w:cs="游ゴシック" w:eastAsia="游ゴシック" w:hAnsi="游ゴシック"/>
+                <w:rFonts w:ascii="BIZ UDPゴシック" w:cs="BIZ UDPゴシック" w:eastAsia="BIZ UDPゴシック" w:hAnsi="BIZ UDPゴシック"/>
                 <w:b w:val="false"/>
                 <w:bCs w:val="false"/>
                 <w:color w:val="000000"/>
@@ -8236,7 +8236,7 @@
             </w:pPr>
             <w:r>
               <w:rPr>
-                <w:rFonts w:ascii="游ゴシック" w:cs="游ゴシック" w:eastAsia="游ゴシック" w:hAnsi="游ゴシック"/>
+                <w:rFonts w:ascii="BIZ UDPゴシック" w:cs="BIZ UDPゴシック" w:eastAsia="BIZ UDPゴシック" w:hAnsi="BIZ UDPゴシック"/>
                 <w:b w:val="false"/>
                 <w:bCs w:val="false"/>
                 <w:color w:val="000000"/>
@@ -8264,7 +8264,7 @@
             </w:pPr>
             <w:r>
               <w:rPr>
-                <w:rFonts w:ascii="游ゴシック" w:cs="游ゴシック" w:eastAsia="游ゴシック" w:hAnsi="游ゴシック"/>
+                <w:rFonts w:ascii="BIZ UDPゴシック" w:cs="BIZ UDPゴシック" w:eastAsia="BIZ UDPゴシック" w:hAnsi="BIZ UDPゴシック"/>
                 <w:b w:val="false"/>
                 <w:bCs w:val="false"/>
                 <w:color w:val="000000"/>
@@ -8292,7 +8292,7 @@
             </w:pPr>
             <w:r>
               <w:rPr>
-                <w:rFonts w:ascii="游ゴシック" w:cs="游ゴシック" w:eastAsia="游ゴシック" w:hAnsi="游ゴシック"/>
+                <w:rFonts w:ascii="BIZ UDPゴシック" w:cs="BIZ UDPゴシック" w:eastAsia="BIZ UDPゴシック" w:hAnsi="BIZ UDPゴシック"/>
                 <w:b w:val="false"/>
                 <w:bCs w:val="false"/>
                 <w:color w:val="000000"/>
@@ -8320,7 +8320,7 @@
             </w:pPr>
             <w:r>
               <w:rPr>
-                <w:rFonts w:ascii="游ゴシック" w:cs="游ゴシック" w:eastAsia="游ゴシック" w:hAnsi="游ゴシック"/>
+                <w:rFonts w:ascii="BIZ UDPゴシック" w:cs="BIZ UDPゴシック" w:eastAsia="BIZ UDPゴシック" w:hAnsi="BIZ UDPゴシック"/>
                 <w:b w:val="false"/>
                 <w:bCs w:val="false"/>
                 <w:color w:val="000000"/>
@@ -8353,7 +8353,7 @@
             </w:pPr>
             <w:r>
               <w:rPr>
-                <w:rFonts w:ascii="游ゴシック" w:cs="游ゴシック" w:eastAsia="游ゴシック" w:hAnsi="游ゴシック"/>
+                <w:rFonts w:ascii="BIZ UDPゴシック" w:cs="BIZ UDPゴシック" w:eastAsia="BIZ UDPゴシック" w:hAnsi="BIZ UDPゴシック"/>
                 <w:b w:val="false"/>
                 <w:bCs w:val="false"/>
                 <w:color w:val="000000"/>
@@ -8381,7 +8381,7 @@
             </w:pPr>
             <w:r>
               <w:rPr>
-                <w:rFonts w:ascii="游ゴシック" w:cs="游ゴシック" w:eastAsia="游ゴシック" w:hAnsi="游ゴシック"/>
+                <w:rFonts w:ascii="BIZ UDPゴシック" w:cs="BIZ UDPゴシック" w:eastAsia="BIZ UDPゴシック" w:hAnsi="BIZ UDPゴシック"/>
                 <w:b w:val="false"/>
                 <w:bCs w:val="false"/>
                 <w:color w:val="000000"/>
@@ -8409,7 +8409,7 @@
             </w:pPr>
             <w:r>
               <w:rPr>
-                <w:rFonts w:ascii="游ゴシック" w:cs="游ゴシック" w:eastAsia="游ゴシック" w:hAnsi="游ゴシック"/>
+                <w:rFonts w:ascii="BIZ UDPゴシック" w:cs="BIZ UDPゴシック" w:eastAsia="BIZ UDPゴシック" w:hAnsi="BIZ UDPゴシック"/>
                 <w:b w:val="false"/>
                 <w:bCs w:val="false"/>
                 <w:color w:val="000000"/>
@@ -8437,7 +8437,7 @@
             </w:pPr>
             <w:r>
               <w:rPr>
-                <w:rFonts w:ascii="游ゴシック" w:cs="游ゴシック" w:eastAsia="游ゴシック" w:hAnsi="游ゴシック"/>
+                <w:rFonts w:ascii="BIZ UDPゴシック" w:cs="BIZ UDPゴシック" w:eastAsia="BIZ UDPゴシック" w:hAnsi="BIZ UDPゴシック"/>
                 <w:b w:val="false"/>
                 <w:bCs w:val="false"/>
                 <w:color w:val="000000"/>
@@ -8465,7 +8465,7 @@
             </w:pPr>
             <w:r>
               <w:rPr>
-                <w:rFonts w:ascii="游ゴシック" w:cs="游ゴシック" w:eastAsia="游ゴシック" w:hAnsi="游ゴシック"/>
+                <w:rFonts w:ascii="BIZ UDPゴシック" w:cs="BIZ UDPゴシック" w:eastAsia="BIZ UDPゴシック" w:hAnsi="BIZ UDPゴシック"/>
                 <w:b w:val="false"/>
                 <w:bCs w:val="false"/>
                 <w:color w:val="000000"/>
@@ -8498,7 +8498,7 @@
             </w:pPr>
             <w:r>
               <w:rPr>
-                <w:rFonts w:ascii="游ゴシック" w:cs="游ゴシック" w:eastAsia="游ゴシック" w:hAnsi="游ゴシック"/>
+                <w:rFonts w:ascii="BIZ UDPゴシック" w:cs="BIZ UDPゴシック" w:eastAsia="BIZ UDPゴシック" w:hAnsi="BIZ UDPゴシック"/>
                 <w:b w:val="false"/>
                 <w:bCs w:val="false"/>
                 <w:color w:val="000000"/>
@@ -8526,7 +8526,7 @@
             </w:pPr>
             <w:r>
               <w:rPr>
-                <w:rFonts w:ascii="游ゴシック" w:cs="游ゴシック" w:eastAsia="游ゴシック" w:hAnsi="游ゴシック"/>
+                <w:rFonts w:ascii="BIZ UDPゴシック" w:cs="BIZ UDPゴシック" w:eastAsia="BIZ UDPゴシック" w:hAnsi="BIZ UDPゴシック"/>
                 <w:b w:val="false"/>
                 <w:bCs w:val="false"/>
                 <w:color w:val="000000"/>
@@ -8554,7 +8554,7 @@
             </w:pPr>
             <w:r>
               <w:rPr>
-                <w:rFonts w:ascii="游ゴシック" w:cs="游ゴシック" w:eastAsia="游ゴシック" w:hAnsi="游ゴシック"/>
+                <w:rFonts w:ascii="BIZ UDPゴシック" w:cs="BIZ UDPゴシック" w:eastAsia="BIZ UDPゴシック" w:hAnsi="BIZ UDPゴシック"/>
                 <w:b w:val="false"/>
                 <w:bCs w:val="false"/>
                 <w:color w:val="000000"/>
@@ -8582,7 +8582,7 @@
             </w:pPr>
             <w:r>
               <w:rPr>
-                <w:rFonts w:ascii="游ゴシック" w:cs="游ゴシック" w:eastAsia="游ゴシック" w:hAnsi="游ゴシック"/>
+                <w:rFonts w:ascii="BIZ UDPゴシック" w:cs="BIZ UDPゴシック" w:eastAsia="BIZ UDPゴシック" w:hAnsi="BIZ UDPゴシック"/>
                 <w:b w:val="false"/>
                 <w:bCs w:val="false"/>
                 <w:color w:val="000000"/>
@@ -8610,7 +8610,7 @@
             </w:pPr>
             <w:r>
               <w:rPr>
-                <w:rFonts w:ascii="游ゴシック" w:cs="游ゴシック" w:eastAsia="游ゴシック" w:hAnsi="游ゴシック"/>
+                <w:rFonts w:ascii="BIZ UDPゴシック" w:cs="BIZ UDPゴシック" w:eastAsia="BIZ UDPゴシック" w:hAnsi="BIZ UDPゴシック"/>
                 <w:b w:val="false"/>
                 <w:bCs w:val="false"/>
                 <w:color w:val="000000"/>
@@ -8644,7 +8644,7 @@
             </w:pPr>
             <w:r>
               <w:rPr>
-                <w:rFonts w:ascii="游ゴシック" w:cs="游ゴシック" w:eastAsia="游ゴシック" w:hAnsi="游ゴシック"/>
+                <w:rFonts w:ascii="BIZ UDPゴシック" w:cs="BIZ UDPゴシック" w:eastAsia="BIZ UDPゴシック" w:hAnsi="BIZ UDPゴシック"/>
                 <w:b w:val="false"/>
                 <w:bCs w:val="false"/>
                 <w:color w:val="000000"/>
@@ -8673,7 +8673,7 @@
             </w:pPr>
             <w:r>
               <w:rPr>
-                <w:rFonts w:ascii="游ゴシック" w:cs="游ゴシック" w:eastAsia="游ゴシック" w:hAnsi="游ゴシック"/>
+                <w:rFonts w:ascii="BIZ UDPゴシック" w:cs="BIZ UDPゴシック" w:eastAsia="BIZ UDPゴシック" w:hAnsi="BIZ UDPゴシック"/>
                 <w:b w:val="false"/>
                 <w:bCs w:val="false"/>
                 <w:color w:val="000000"/>
@@ -8702,7 +8702,7 @@
             </w:pPr>
             <w:r>
               <w:rPr>
-                <w:rFonts w:ascii="游ゴシック" w:cs="游ゴシック" w:eastAsia="游ゴシック" w:hAnsi="游ゴシック"/>
+                <w:rFonts w:ascii="BIZ UDPゴシック" w:cs="BIZ UDPゴシック" w:eastAsia="BIZ UDPゴシック" w:hAnsi="BIZ UDPゴシック"/>
                 <w:b w:val="false"/>
                 <w:bCs w:val="false"/>
                 <w:color w:val="000000"/>
@@ -8731,7 +8731,7 @@
             </w:pPr>
             <w:r>
               <w:rPr>
-                <w:rFonts w:ascii="游ゴシック" w:cs="游ゴシック" w:eastAsia="游ゴシック" w:hAnsi="游ゴシック"/>
+                <w:rFonts w:ascii="BIZ UDPゴシック" w:cs="BIZ UDPゴシック" w:eastAsia="BIZ UDPゴシック" w:hAnsi="BIZ UDPゴシック"/>
                 <w:b w:val="false"/>
                 <w:bCs w:val="false"/>
                 <w:color w:val="000000"/>
@@ -8760,7 +8760,7 @@
             </w:pPr>
             <w:r>
               <w:rPr>
-                <w:rFonts w:ascii="游ゴシック" w:cs="游ゴシック" w:eastAsia="游ゴシック" w:hAnsi="游ゴシック"/>
+                <w:rFonts w:ascii="BIZ UDPゴシック" w:cs="BIZ UDPゴシック" w:eastAsia="BIZ UDPゴシック" w:hAnsi="BIZ UDPゴシック"/>
                 <w:b w:val="false"/>
                 <w:bCs w:val="false"/>
                 <w:color w:val="000000"/>
@@ -8793,7 +8793,7 @@
             </w:pPr>
             <w:r>
               <w:rPr>
-                <w:rFonts w:ascii="游ゴシック" w:cs="游ゴシック" w:eastAsia="游ゴシック" w:hAnsi="游ゴシック"/>
+                <w:rFonts w:ascii="BIZ UDPゴシック" w:cs="BIZ UDPゴシック" w:eastAsia="BIZ UDPゴシック" w:hAnsi="BIZ UDPゴシック"/>
                 <w:b w:val="false"/>
                 <w:bCs w:val="false"/>
                 <w:color w:val="000000"/>
@@ -8821,7 +8821,7 @@
             </w:pPr>
             <w:r>
               <w:rPr>
-                <w:rFonts w:ascii="游ゴシック" w:cs="游ゴシック" w:eastAsia="游ゴシック" w:hAnsi="游ゴシック"/>
+                <w:rFonts w:ascii="BIZ UDPゴシック" w:cs="BIZ UDPゴシック" w:eastAsia="BIZ UDPゴシック" w:hAnsi="BIZ UDPゴシック"/>
                 <w:b w:val="false"/>
                 <w:bCs w:val="false"/>
                 <w:color w:val="000000"/>
@@ -8849,7 +8849,7 @@
             </w:pPr>
             <w:r>
               <w:rPr>
-                <w:rFonts w:ascii="游ゴシック" w:cs="游ゴシック" w:eastAsia="游ゴシック" w:hAnsi="游ゴシック"/>
+                <w:rFonts w:ascii="BIZ UDPゴシック" w:cs="BIZ UDPゴシック" w:eastAsia="BIZ UDPゴシック" w:hAnsi="BIZ UDPゴシック"/>
                 <w:b w:val="false"/>
                 <w:bCs w:val="false"/>
                 <w:color w:val="000000"/>
@@ -8877,7 +8877,7 @@
             </w:pPr>
             <w:r>
               <w:rPr>
-                <w:rFonts w:ascii="游ゴシック" w:cs="游ゴシック" w:eastAsia="游ゴシック" w:hAnsi="游ゴシック"/>
+                <w:rFonts w:ascii="BIZ UDPゴシック" w:cs="BIZ UDPゴシック" w:eastAsia="BIZ UDPゴシック" w:hAnsi="BIZ UDPゴシック"/>
                 <w:b w:val="false"/>
                 <w:bCs w:val="false"/>
                 <w:color w:val="000000"/>
@@ -8905,7 +8905,7 @@
             </w:pPr>
             <w:r>
               <w:rPr>
-                <w:rFonts w:ascii="游ゴシック" w:cs="游ゴシック" w:eastAsia="游ゴシック" w:hAnsi="游ゴシック"/>
+                <w:rFonts w:ascii="BIZ UDPゴシック" w:cs="BIZ UDPゴシック" w:eastAsia="BIZ UDPゴシック" w:hAnsi="BIZ UDPゴシック"/>
                 <w:b w:val="false"/>
                 <w:bCs w:val="false"/>
                 <w:color w:val="000000"/>
@@ -8924,7 +8924,7 @@
       </w:pPr>
       <w:r>
         <w:rPr>
-          <w:rFonts w:ascii="游ゴシック" w:cs="游ゴシック" w:eastAsia="游ゴシック" w:hAnsi="游ゴシック"/>
+          <w:rFonts w:ascii="BIZ UDPゴシック" w:cs="BIZ UDPゴシック" w:eastAsia="BIZ UDPゴシック" w:hAnsi="BIZ UDPゴシック"/>
           <w:sz w:val="21"/>
           <w:szCs w:val="21"/>
         </w:rPr>
@@ -8939,7 +8939,7 @@
       </w:pPr>
       <w:r>
         <w:rPr>
-          <w:rFonts w:ascii="游ゴシック" w:cs="游ゴシック" w:eastAsia="游ゴシック" w:hAnsi="游ゴシック"/>
+          <w:rFonts w:ascii="BIZ UDPゴシック" w:cs="BIZ UDPゴシック" w:eastAsia="BIZ UDPゴシック" w:hAnsi="BIZ UDPゴシック"/>
           <w:b/>
           <w:bCs/>
           <w:color w:val="2E75B6"/>
@@ -8955,7 +8955,7 @@
       </w:pPr>
       <w:r>
         <w:rPr>
-          <w:rFonts w:ascii="游ゴシック" w:cs="游ゴシック" w:eastAsia="游ゴシック" w:hAnsi="游ゴシック"/>
+          <w:rFonts w:ascii="BIZ UDPゴシック" w:cs="BIZ UDPゴシック" w:eastAsia="BIZ UDPゴシック" w:hAnsi="BIZ UDPゴシック"/>
           <w:sz w:val="21"/>
           <w:szCs w:val="21"/>
         </w:rPr>
@@ -9004,7 +9004,7 @@
             </w:pPr>
             <w:r>
               <w:rPr>
-                <w:rFonts w:ascii="游ゴシック" w:cs="游ゴシック" w:eastAsia="游ゴシック" w:hAnsi="游ゴシック"/>
+                <w:rFonts w:ascii="BIZ UDPゴシック" w:cs="BIZ UDPゴシック" w:eastAsia="BIZ UDPゴシック" w:hAnsi="BIZ UDPゴシック"/>
                 <w:b/>
                 <w:bCs/>
                 <w:color w:val="FFFFFF"/>
@@ -9033,7 +9033,7 @@
             </w:pPr>
             <w:r>
               <w:rPr>
-                <w:rFonts w:ascii="游ゴシック" w:cs="游ゴシック" w:eastAsia="游ゴシック" w:hAnsi="游ゴシック"/>
+                <w:rFonts w:ascii="BIZ UDPゴシック" w:cs="BIZ UDPゴシック" w:eastAsia="BIZ UDPゴシック" w:hAnsi="BIZ UDPゴシック"/>
                 <w:b/>
                 <w:bCs/>
                 <w:color w:val="FFFFFF"/>
@@ -9062,7 +9062,7 @@
             </w:pPr>
             <w:r>
               <w:rPr>
-                <w:rFonts w:ascii="游ゴシック" w:cs="游ゴシック" w:eastAsia="游ゴシック" w:hAnsi="游ゴシック"/>
+                <w:rFonts w:ascii="BIZ UDPゴシック" w:cs="BIZ UDPゴシック" w:eastAsia="BIZ UDPゴシック" w:hAnsi="BIZ UDPゴシック"/>
                 <w:b/>
                 <w:bCs/>
                 <w:color w:val="FFFFFF"/>
@@ -9091,7 +9091,7 @@
             </w:pPr>
             <w:r>
               <w:rPr>
-                <w:rFonts w:ascii="游ゴシック" w:cs="游ゴシック" w:eastAsia="游ゴシック" w:hAnsi="游ゴシック"/>
+                <w:rFonts w:ascii="BIZ UDPゴシック" w:cs="BIZ UDPゴシック" w:eastAsia="BIZ UDPゴシック" w:hAnsi="BIZ UDPゴシック"/>
                 <w:b/>
                 <w:bCs/>
                 <w:color w:val="FFFFFF"/>
@@ -9124,7 +9124,7 @@
             </w:pPr>
             <w:r>
               <w:rPr>
-                <w:rFonts w:ascii="游ゴシック" w:cs="游ゴシック" w:eastAsia="游ゴシック" w:hAnsi="游ゴシック"/>
+                <w:rFonts w:ascii="BIZ UDPゴシック" w:cs="BIZ UDPゴシック" w:eastAsia="BIZ UDPゴシック" w:hAnsi="BIZ UDPゴシック"/>
                 <w:b w:val="false"/>
                 <w:bCs w:val="false"/>
                 <w:color w:val="000000"/>
@@ -9152,7 +9152,7 @@
             </w:pPr>
             <w:r>
               <w:rPr>
-                <w:rFonts w:ascii="游ゴシック" w:cs="游ゴシック" w:eastAsia="游ゴシック" w:hAnsi="游ゴシック"/>
+                <w:rFonts w:ascii="BIZ UDPゴシック" w:cs="BIZ UDPゴシック" w:eastAsia="BIZ UDPゴシック" w:hAnsi="BIZ UDPゴシック"/>
                 <w:b w:val="false"/>
                 <w:bCs w:val="false"/>
                 <w:color w:val="000000"/>
@@ -9180,7 +9180,7 @@
             </w:pPr>
             <w:r>
               <w:rPr>
-                <w:rFonts w:ascii="游ゴシック" w:cs="游ゴシック" w:eastAsia="游ゴシック" w:hAnsi="游ゴシック"/>
+                <w:rFonts w:ascii="BIZ UDPゴシック" w:cs="BIZ UDPゴシック" w:eastAsia="BIZ UDPゴシック" w:hAnsi="BIZ UDPゴシック"/>
                 <w:b w:val="false"/>
                 <w:bCs w:val="false"/>
                 <w:color w:val="000000"/>
@@ -9208,7 +9208,7 @@
             </w:pPr>
             <w:r>
               <w:rPr>
-                <w:rFonts w:ascii="游ゴシック" w:cs="游ゴシック" w:eastAsia="游ゴシック" w:hAnsi="游ゴシック"/>
+                <w:rFonts w:ascii="BIZ UDPゴシック" w:cs="BIZ UDPゴシック" w:eastAsia="BIZ UDPゴシック" w:hAnsi="BIZ UDPゴシック"/>
                 <w:b w:val="false"/>
                 <w:bCs w:val="false"/>
                 <w:color w:val="000000"/>
@@ -9241,7 +9241,7 @@
             </w:pPr>
             <w:r>
               <w:rPr>
-                <w:rFonts w:ascii="游ゴシック" w:cs="游ゴシック" w:eastAsia="游ゴシック" w:hAnsi="游ゴシック"/>
+                <w:rFonts w:ascii="BIZ UDPゴシック" w:cs="BIZ UDPゴシック" w:eastAsia="BIZ UDPゴシック" w:hAnsi="BIZ UDPゴシック"/>
                 <w:b w:val="false"/>
                 <w:bCs w:val="false"/>
                 <w:color w:val="000000"/>
@@ -9269,7 +9269,7 @@
             </w:pPr>
             <w:r>
               <w:rPr>
-                <w:rFonts w:ascii="游ゴシック" w:cs="游ゴシック" w:eastAsia="游ゴシック" w:hAnsi="游ゴシック"/>
+                <w:rFonts w:ascii="BIZ UDPゴシック" w:cs="BIZ UDPゴシック" w:eastAsia="BIZ UDPゴシック" w:hAnsi="BIZ UDPゴシック"/>
                 <w:b w:val="false"/>
                 <w:bCs w:val="false"/>
                 <w:color w:val="000000"/>
@@ -9297,7 +9297,7 @@
             </w:pPr>
             <w:r>
               <w:rPr>
-                <w:rFonts w:ascii="游ゴシック" w:cs="游ゴシック" w:eastAsia="游ゴシック" w:hAnsi="游ゴシック"/>
+                <w:rFonts w:ascii="BIZ UDPゴシック" w:cs="BIZ UDPゴシック" w:eastAsia="BIZ UDPゴシック" w:hAnsi="BIZ UDPゴシック"/>
                 <w:b w:val="false"/>
                 <w:bCs w:val="false"/>
                 <w:color w:val="000000"/>
@@ -9325,7 +9325,7 @@
             </w:pPr>
             <w:r>
               <w:rPr>
-                <w:rFonts w:ascii="游ゴシック" w:cs="游ゴシック" w:eastAsia="游ゴシック" w:hAnsi="游ゴシック"/>
+                <w:rFonts w:ascii="BIZ UDPゴシック" w:cs="BIZ UDPゴシック" w:eastAsia="BIZ UDPゴシック" w:hAnsi="BIZ UDPゴシック"/>
                 <w:b w:val="false"/>
                 <w:bCs w:val="false"/>
                 <w:color w:val="000000"/>
@@ -9359,7 +9359,7 @@
             </w:pPr>
             <w:r>
               <w:rPr>
-                <w:rFonts w:ascii="游ゴシック" w:cs="游ゴシック" w:eastAsia="游ゴシック" w:hAnsi="游ゴシック"/>
+                <w:rFonts w:ascii="BIZ UDPゴシック" w:cs="BIZ UDPゴシック" w:eastAsia="BIZ UDPゴシック" w:hAnsi="BIZ UDPゴシック"/>
                 <w:b w:val="false"/>
                 <w:bCs w:val="false"/>
                 <w:color w:val="000000"/>
@@ -9388,7 +9388,7 @@
             </w:pPr>
             <w:r>
               <w:rPr>
-                <w:rFonts w:ascii="游ゴシック" w:cs="游ゴシック" w:eastAsia="游ゴシック" w:hAnsi="游ゴシック"/>
+                <w:rFonts w:ascii="BIZ UDPゴシック" w:cs="BIZ UDPゴシック" w:eastAsia="BIZ UDPゴシック" w:hAnsi="BIZ UDPゴシック"/>
                 <w:b w:val="false"/>
                 <w:bCs w:val="false"/>
                 <w:color w:val="000000"/>
@@ -9417,7 +9417,7 @@
             </w:pPr>
             <w:r>
               <w:rPr>
-                <w:rFonts w:ascii="游ゴシック" w:cs="游ゴシック" w:eastAsia="游ゴシック" w:hAnsi="游ゴシック"/>
+                <w:rFonts w:ascii="BIZ UDPゴシック" w:cs="BIZ UDPゴシック" w:eastAsia="BIZ UDPゴシック" w:hAnsi="BIZ UDPゴシック"/>
                 <w:b w:val="false"/>
                 <w:bCs w:val="false"/>
                 <w:color w:val="000000"/>
@@ -9446,7 +9446,7 @@
             </w:pPr>
             <w:r>
               <w:rPr>
-                <w:rFonts w:ascii="游ゴシック" w:cs="游ゴシック" w:eastAsia="游ゴシック" w:hAnsi="游ゴシック"/>
+                <w:rFonts w:ascii="BIZ UDPゴシック" w:cs="BIZ UDPゴシック" w:eastAsia="BIZ UDPゴシック" w:hAnsi="BIZ UDPゴシック"/>
                 <w:b w:val="false"/>
                 <w:bCs w:val="false"/>
                 <w:color w:val="000000"/>
@@ -9479,7 +9479,7 @@
             </w:pPr>
             <w:r>
               <w:rPr>
-                <w:rFonts w:ascii="游ゴシック" w:cs="游ゴシック" w:eastAsia="游ゴシック" w:hAnsi="游ゴシック"/>
+                <w:rFonts w:ascii="BIZ UDPゴシック" w:cs="BIZ UDPゴシック" w:eastAsia="BIZ UDPゴシック" w:hAnsi="BIZ UDPゴシック"/>
                 <w:b w:val="false"/>
                 <w:bCs w:val="false"/>
                 <w:color w:val="000000"/>
@@ -9507,7 +9507,7 @@
             </w:pPr>
             <w:r>
               <w:rPr>
-                <w:rFonts w:ascii="游ゴシック" w:cs="游ゴシック" w:eastAsia="游ゴシック" w:hAnsi="游ゴシック"/>
+                <w:rFonts w:ascii="BIZ UDPゴシック" w:cs="BIZ UDPゴシック" w:eastAsia="BIZ UDPゴシック" w:hAnsi="BIZ UDPゴシック"/>
                 <w:b w:val="false"/>
                 <w:bCs w:val="false"/>
                 <w:color w:val="000000"/>
@@ -9535,7 +9535,7 @@
             </w:pPr>
             <w:r>
               <w:rPr>
-                <w:rFonts w:ascii="游ゴシック" w:cs="游ゴシック" w:eastAsia="游ゴシック" w:hAnsi="游ゴシック"/>
+                <w:rFonts w:ascii="BIZ UDPゴシック" w:cs="BIZ UDPゴシック" w:eastAsia="BIZ UDPゴシック" w:hAnsi="BIZ UDPゴシック"/>
                 <w:b w:val="false"/>
                 <w:bCs w:val="false"/>
                 <w:color w:val="000000"/>
@@ -9563,7 +9563,7 @@
             </w:pPr>
             <w:r>
               <w:rPr>
-                <w:rFonts w:ascii="游ゴシック" w:cs="游ゴシック" w:eastAsia="游ゴシック" w:hAnsi="游ゴシック"/>
+                <w:rFonts w:ascii="BIZ UDPゴシック" w:cs="BIZ UDPゴシック" w:eastAsia="BIZ UDPゴシック" w:hAnsi="BIZ UDPゴシック"/>
                 <w:b w:val="false"/>
                 <w:bCs w:val="false"/>
                 <w:color w:val="000000"/>
@@ -9582,7 +9582,7 @@
       </w:pPr>
       <w:r>
         <w:rPr>
-          <w:rFonts w:ascii="游ゴシック" w:cs="游ゴシック" w:eastAsia="游ゴシック" w:hAnsi="游ゴシック"/>
+          <w:rFonts w:ascii="BIZ UDPゴシック" w:cs="BIZ UDPゴシック" w:eastAsia="BIZ UDPゴシック" w:hAnsi="BIZ UDPゴシック"/>
           <w:sz w:val="21"/>
           <w:szCs w:val="21"/>
         </w:rPr>
@@ -9600,7 +9600,7 @@
       </w:pPr>
       <w:r>
         <w:rPr>
-          <w:rFonts w:ascii="游ゴシック" w:cs="游ゴシック" w:eastAsia="游ゴシック" w:hAnsi="游ゴシック"/>
+          <w:rFonts w:ascii="BIZ UDPゴシック" w:cs="BIZ UDPゴシック" w:eastAsia="BIZ UDPゴシック" w:hAnsi="BIZ UDPゴシック"/>
           <w:b/>
           <w:bCs/>
           <w:sz w:val="20"/>
@@ -9620,7 +9620,7 @@
       </w:pPr>
       <w:r>
         <w:rPr>
-          <w:rFonts w:ascii="游ゴシック" w:cs="游ゴシック" w:eastAsia="游ゴシック" w:hAnsi="游ゴシック"/>
+          <w:rFonts w:ascii="BIZ UDPゴシック" w:cs="BIZ UDPゴシック" w:eastAsia="BIZ UDPゴシック" w:hAnsi="BIZ UDPゴシック"/>
           <w:b/>
           <w:bCs/>
           <w:sz w:val="20"/>
@@ -9635,7 +9635,7 @@
       </w:pPr>
       <w:r>
         <w:rPr>
-          <w:rFonts w:ascii="游ゴシック" w:cs="游ゴシック" w:eastAsia="游ゴシック" w:hAnsi="游ゴシック"/>
+          <w:rFonts w:ascii="BIZ UDPゴシック" w:cs="BIZ UDPゴシック" w:eastAsia="BIZ UDPゴシック" w:hAnsi="BIZ UDPゴシック"/>
           <w:sz w:val="21"/>
           <w:szCs w:val="21"/>
         </w:rPr>
@@ -9653,7 +9653,7 @@
       </w:pPr>
       <w:r>
         <w:rPr>
-          <w:rFonts w:ascii="游ゴシック" w:cs="游ゴシック" w:eastAsia="游ゴシック" w:hAnsi="游ゴシック"/>
+          <w:rFonts w:ascii="BIZ UDPゴシック" w:cs="BIZ UDPゴシック" w:eastAsia="BIZ UDPゴシック" w:hAnsi="BIZ UDPゴシック"/>
           <w:color w:val="595959"/>
           <w:sz w:val="17"/>
           <w:szCs w:val="17"/>
@@ -9676,7 +9676,7 @@
       </w:pPr>
       <w:r>
         <w:rPr>
-          <w:rFonts w:ascii="游ゴシック" w:cs="游ゴシック" w:eastAsia="游ゴシック" w:hAnsi="游ゴシック"/>
+          <w:rFonts w:ascii="BIZ UDPゴシック" w:cs="BIZ UDPゴシック" w:eastAsia="BIZ UDPゴシック" w:hAnsi="BIZ UDPゴシック"/>
           <w:b/>
           <w:bCs/>
           <w:color w:val="FFFFFF"/>
@@ -9698,7 +9698,7 @@
       </w:pPr>
       <w:r>
         <w:rPr>
-          <w:rFonts w:ascii="游ゴシック" w:cs="游ゴシック" w:eastAsia="游ゴシック" w:hAnsi="游ゴシック"/>
+          <w:rFonts w:ascii="BIZ UDPゴシック" w:cs="BIZ UDPゴシック" w:eastAsia="BIZ UDPゴシック" w:hAnsi="BIZ UDPゴシック"/>
           <w:b/>
           <w:bCs/>
           <w:color w:val="1F3864"/>
@@ -9714,7 +9714,7 @@
       </w:pPr>
       <w:r>
         <w:rPr>
-          <w:rFonts w:ascii="游ゴシック" w:cs="游ゴシック" w:eastAsia="游ゴシック" w:hAnsi="游ゴシック"/>
+          <w:rFonts w:ascii="BIZ UDPゴシック" w:cs="BIZ UDPゴシック" w:eastAsia="BIZ UDPゴシック" w:hAnsi="BIZ UDPゴシック"/>
           <w:sz w:val="21"/>
           <w:szCs w:val="21"/>
         </w:rPr>
@@ -9766,7 +9766,7 @@
             </w:pPr>
             <w:r>
               <w:rPr>
-                <w:rFonts w:ascii="游ゴシック" w:cs="游ゴシック" w:eastAsia="游ゴシック" w:hAnsi="游ゴシック"/>
+                <w:rFonts w:ascii="BIZ UDPゴシック" w:cs="BIZ UDPゴシック" w:eastAsia="BIZ UDPゴシック" w:hAnsi="BIZ UDPゴシック"/>
                 <w:b/>
                 <w:bCs/>
                 <w:color w:val="FFFFFF"/>
@@ -9795,7 +9795,7 @@
             </w:pPr>
             <w:r>
               <w:rPr>
-                <w:rFonts w:ascii="游ゴシック" w:cs="游ゴシック" w:eastAsia="游ゴシック" w:hAnsi="游ゴシック"/>
+                <w:rFonts w:ascii="BIZ UDPゴシック" w:cs="BIZ UDPゴシック" w:eastAsia="BIZ UDPゴシック" w:hAnsi="BIZ UDPゴシック"/>
                 <w:b/>
                 <w:bCs/>
                 <w:color w:val="FFFFFF"/>
@@ -9824,7 +9824,7 @@
             </w:pPr>
             <w:r>
               <w:rPr>
-                <w:rFonts w:ascii="游ゴシック" w:cs="游ゴシック" w:eastAsia="游ゴシック" w:hAnsi="游ゴシック"/>
+                <w:rFonts w:ascii="BIZ UDPゴシック" w:cs="BIZ UDPゴシック" w:eastAsia="BIZ UDPゴシック" w:hAnsi="BIZ UDPゴシック"/>
                 <w:b/>
                 <w:bCs/>
                 <w:color w:val="FFFFFF"/>
@@ -9853,7 +9853,7 @@
             </w:pPr>
             <w:r>
               <w:rPr>
-                <w:rFonts w:ascii="游ゴシック" w:cs="游ゴシック" w:eastAsia="游ゴシック" w:hAnsi="游ゴシック"/>
+                <w:rFonts w:ascii="BIZ UDPゴシック" w:cs="BIZ UDPゴシック" w:eastAsia="BIZ UDPゴシック" w:hAnsi="BIZ UDPゴシック"/>
                 <w:b/>
                 <w:bCs/>
                 <w:color w:val="FFFFFF"/>
@@ -9882,7 +9882,7 @@
             </w:pPr>
             <w:r>
               <w:rPr>
-                <w:rFonts w:ascii="游ゴシック" w:cs="游ゴシック" w:eastAsia="游ゴシック" w:hAnsi="游ゴシック"/>
+                <w:rFonts w:ascii="BIZ UDPゴシック" w:cs="BIZ UDPゴシック" w:eastAsia="BIZ UDPゴシック" w:hAnsi="BIZ UDPゴシック"/>
                 <w:b/>
                 <w:bCs/>
                 <w:color w:val="FFFFFF"/>
@@ -9911,7 +9911,7 @@
             </w:pPr>
             <w:r>
               <w:rPr>
-                <w:rFonts w:ascii="游ゴシック" w:cs="游ゴシック" w:eastAsia="游ゴシック" w:hAnsi="游ゴシック"/>
+                <w:rFonts w:ascii="BIZ UDPゴシック" w:cs="BIZ UDPゴシック" w:eastAsia="BIZ UDPゴシック" w:hAnsi="BIZ UDPゴシック"/>
                 <w:b/>
                 <w:bCs/>
                 <w:color w:val="FFFFFF"/>
@@ -9940,7 +9940,7 @@
             </w:pPr>
             <w:r>
               <w:rPr>
-                <w:rFonts w:ascii="游ゴシック" w:cs="游ゴシック" w:eastAsia="游ゴシック" w:hAnsi="游ゴシック"/>
+                <w:rFonts w:ascii="BIZ UDPゴシック" w:cs="BIZ UDPゴシック" w:eastAsia="BIZ UDPゴシック" w:hAnsi="BIZ UDPゴシック"/>
                 <w:b/>
                 <w:bCs/>
                 <w:color w:val="FFFFFF"/>
@@ -9973,7 +9973,7 @@
             </w:pPr>
             <w:r>
               <w:rPr>
-                <w:rFonts w:ascii="游ゴシック" w:cs="游ゴシック" w:eastAsia="游ゴシック" w:hAnsi="游ゴシック"/>
+                <w:rFonts w:ascii="BIZ UDPゴシック" w:cs="BIZ UDPゴシック" w:eastAsia="BIZ UDPゴシック" w:hAnsi="BIZ UDPゴシック"/>
                 <w:b w:val="false"/>
                 <w:bCs w:val="false"/>
                 <w:color w:val="000000"/>
@@ -10001,7 +10001,7 @@
             </w:pPr>
             <w:r>
               <w:rPr>
-                <w:rFonts w:ascii="游ゴシック" w:cs="游ゴシック" w:eastAsia="游ゴシック" w:hAnsi="游ゴシック"/>
+                <w:rFonts w:ascii="BIZ UDPゴシック" w:cs="BIZ UDPゴシック" w:eastAsia="BIZ UDPゴシック" w:hAnsi="BIZ UDPゴシック"/>
                 <w:b w:val="false"/>
                 <w:bCs w:val="false"/>
                 <w:color w:val="000000"/>
@@ -10029,7 +10029,7 @@
             </w:pPr>
             <w:r>
               <w:rPr>
-                <w:rFonts w:ascii="游ゴシック" w:cs="游ゴシック" w:eastAsia="游ゴシック" w:hAnsi="游ゴシック"/>
+                <w:rFonts w:ascii="BIZ UDPゴシック" w:cs="BIZ UDPゴシック" w:eastAsia="BIZ UDPゴシック" w:hAnsi="BIZ UDPゴシック"/>
                 <w:b w:val="false"/>
                 <w:bCs w:val="false"/>
                 <w:color w:val="000000"/>
@@ -10057,7 +10057,7 @@
             </w:pPr>
             <w:r>
               <w:rPr>
-                <w:rFonts w:ascii="游ゴシック" w:cs="游ゴシック" w:eastAsia="游ゴシック" w:hAnsi="游ゴシック"/>
+                <w:rFonts w:ascii="BIZ UDPゴシック" w:cs="BIZ UDPゴシック" w:eastAsia="BIZ UDPゴシック" w:hAnsi="BIZ UDPゴシック"/>
                 <w:b w:val="false"/>
                 <w:bCs w:val="false"/>
                 <w:color w:val="000000"/>
@@ -10085,7 +10085,7 @@
             </w:pPr>
             <w:r>
               <w:rPr>
-                <w:rFonts w:ascii="游ゴシック" w:cs="游ゴシック" w:eastAsia="游ゴシック" w:hAnsi="游ゴシック"/>
+                <w:rFonts w:ascii="BIZ UDPゴシック" w:cs="BIZ UDPゴシック" w:eastAsia="BIZ UDPゴシック" w:hAnsi="BIZ UDPゴシック"/>
                 <w:b w:val="false"/>
                 <w:bCs w:val="false"/>
                 <w:color w:val="000000"/>
@@ -10113,7 +10113,7 @@
             </w:pPr>
             <w:r>
               <w:rPr>
-                <w:rFonts w:ascii="游ゴシック" w:cs="游ゴシック" w:eastAsia="游ゴシック" w:hAnsi="游ゴシック"/>
+                <w:rFonts w:ascii="BIZ UDPゴシック" w:cs="BIZ UDPゴシック" w:eastAsia="BIZ UDPゴシック" w:hAnsi="BIZ UDPゴシック"/>
                 <w:b w:val="false"/>
                 <w:bCs w:val="false"/>
                 <w:color w:val="000000"/>
@@ -10141,7 +10141,7 @@
             </w:pPr>
             <w:r>
               <w:rPr>
-                <w:rFonts w:ascii="游ゴシック" w:cs="游ゴシック" w:eastAsia="游ゴシック" w:hAnsi="游ゴシック"/>
+                <w:rFonts w:ascii="BIZ UDPゴシック" w:cs="BIZ UDPゴシック" w:eastAsia="BIZ UDPゴシック" w:hAnsi="BIZ UDPゴシック"/>
                 <w:b w:val="false"/>
                 <w:bCs w:val="false"/>
                 <w:color w:val="000000"/>
@@ -10174,7 +10174,7 @@
             </w:pPr>
             <w:r>
               <w:rPr>
-                <w:rFonts w:ascii="游ゴシック" w:cs="游ゴシック" w:eastAsia="游ゴシック" w:hAnsi="游ゴシック"/>
+                <w:rFonts w:ascii="BIZ UDPゴシック" w:cs="BIZ UDPゴシック" w:eastAsia="BIZ UDPゴシック" w:hAnsi="BIZ UDPゴシック"/>
                 <w:b w:val="false"/>
                 <w:bCs w:val="false"/>
                 <w:color w:val="000000"/>
@@ -10202,7 +10202,7 @@
             </w:pPr>
             <w:r>
               <w:rPr>
-                <w:rFonts w:ascii="游ゴシック" w:cs="游ゴシック" w:eastAsia="游ゴシック" w:hAnsi="游ゴシック"/>
+                <w:rFonts w:ascii="BIZ UDPゴシック" w:cs="BIZ UDPゴシック" w:eastAsia="BIZ UDPゴシック" w:hAnsi="BIZ UDPゴシック"/>
                 <w:b w:val="false"/>
                 <w:bCs w:val="false"/>
                 <w:color w:val="000000"/>
@@ -10230,7 +10230,7 @@
             </w:pPr>
             <w:r>
               <w:rPr>
-                <w:rFonts w:ascii="游ゴシック" w:cs="游ゴシック" w:eastAsia="游ゴシック" w:hAnsi="游ゴシック"/>
+                <w:rFonts w:ascii="BIZ UDPゴシック" w:cs="BIZ UDPゴシック" w:eastAsia="BIZ UDPゴシック" w:hAnsi="BIZ UDPゴシック"/>
                 <w:b w:val="false"/>
                 <w:bCs w:val="false"/>
                 <w:color w:val="000000"/>
@@ -10258,7 +10258,7 @@
             </w:pPr>
             <w:r>
               <w:rPr>
-                <w:rFonts w:ascii="游ゴシック" w:cs="游ゴシック" w:eastAsia="游ゴシック" w:hAnsi="游ゴシック"/>
+                <w:rFonts w:ascii="BIZ UDPゴシック" w:cs="BIZ UDPゴシック" w:eastAsia="BIZ UDPゴシック" w:hAnsi="BIZ UDPゴシック"/>
                 <w:b w:val="false"/>
                 <w:bCs w:val="false"/>
                 <w:color w:val="000000"/>
@@ -10286,7 +10286,7 @@
             </w:pPr>
             <w:r>
               <w:rPr>
-                <w:rFonts w:ascii="游ゴシック" w:cs="游ゴシック" w:eastAsia="游ゴシック" w:hAnsi="游ゴシック"/>
+                <w:rFonts w:ascii="BIZ UDPゴシック" w:cs="BIZ UDPゴシック" w:eastAsia="BIZ UDPゴシック" w:hAnsi="BIZ UDPゴシック"/>
                 <w:b w:val="false"/>
                 <w:bCs w:val="false"/>
                 <w:color w:val="000000"/>
@@ -10314,7 +10314,7 @@
             </w:pPr>
             <w:r>
               <w:rPr>
-                <w:rFonts w:ascii="游ゴシック" w:cs="游ゴシック" w:eastAsia="游ゴシック" w:hAnsi="游ゴシック"/>
+                <w:rFonts w:ascii="BIZ UDPゴシック" w:cs="BIZ UDPゴシック" w:eastAsia="BIZ UDPゴシック" w:hAnsi="BIZ UDPゴシック"/>
                 <w:b w:val="false"/>
                 <w:bCs w:val="false"/>
                 <w:color w:val="000000"/>
@@ -10342,7 +10342,7 @@
             </w:pPr>
             <w:r>
               <w:rPr>
-                <w:rFonts w:ascii="游ゴシック" w:cs="游ゴシック" w:eastAsia="游ゴシック" w:hAnsi="游ゴシック"/>
+                <w:rFonts w:ascii="BIZ UDPゴシック" w:cs="BIZ UDPゴシック" w:eastAsia="BIZ UDPゴシック" w:hAnsi="BIZ UDPゴシック"/>
                 <w:b w:val="false"/>
                 <w:bCs w:val="false"/>
                 <w:color w:val="000000"/>
@@ -10375,7 +10375,7 @@
             </w:pPr>
             <w:r>
               <w:rPr>
-                <w:rFonts w:ascii="游ゴシック" w:cs="游ゴシック" w:eastAsia="游ゴシック" w:hAnsi="游ゴシック"/>
+                <w:rFonts w:ascii="BIZ UDPゴシック" w:cs="BIZ UDPゴシック" w:eastAsia="BIZ UDPゴシック" w:hAnsi="BIZ UDPゴシック"/>
                 <w:b w:val="false"/>
                 <w:bCs w:val="false"/>
                 <w:color w:val="000000"/>
@@ -10403,7 +10403,7 @@
             </w:pPr>
             <w:r>
               <w:rPr>
-                <w:rFonts w:ascii="游ゴシック" w:cs="游ゴシック" w:eastAsia="游ゴシック" w:hAnsi="游ゴシック"/>
+                <w:rFonts w:ascii="BIZ UDPゴシック" w:cs="BIZ UDPゴシック" w:eastAsia="BIZ UDPゴシック" w:hAnsi="BIZ UDPゴシック"/>
                 <w:b w:val="false"/>
                 <w:bCs w:val="false"/>
                 <w:color w:val="000000"/>
@@ -10431,7 +10431,7 @@
             </w:pPr>
             <w:r>
               <w:rPr>
-                <w:rFonts w:ascii="游ゴシック" w:cs="游ゴシック" w:eastAsia="游ゴシック" w:hAnsi="游ゴシック"/>
+                <w:rFonts w:ascii="BIZ UDPゴシック" w:cs="BIZ UDPゴシック" w:eastAsia="BIZ UDPゴシック" w:hAnsi="BIZ UDPゴシック"/>
                 <w:b w:val="false"/>
                 <w:bCs w:val="false"/>
                 <w:color w:val="000000"/>
@@ -10459,7 +10459,7 @@
             </w:pPr>
             <w:r>
               <w:rPr>
-                <w:rFonts w:ascii="游ゴシック" w:cs="游ゴシック" w:eastAsia="游ゴシック" w:hAnsi="游ゴシック"/>
+                <w:rFonts w:ascii="BIZ UDPゴシック" w:cs="BIZ UDPゴシック" w:eastAsia="BIZ UDPゴシック" w:hAnsi="BIZ UDPゴシック"/>
                 <w:b w:val="false"/>
                 <w:bCs w:val="false"/>
                 <w:color w:val="000000"/>
@@ -10487,7 +10487,7 @@
             </w:pPr>
             <w:r>
               <w:rPr>
-                <w:rFonts w:ascii="游ゴシック" w:cs="游ゴシック" w:eastAsia="游ゴシック" w:hAnsi="游ゴシック"/>
+                <w:rFonts w:ascii="BIZ UDPゴシック" w:cs="BIZ UDPゴシック" w:eastAsia="BIZ UDPゴシック" w:hAnsi="BIZ UDPゴシック"/>
                 <w:b w:val="false"/>
                 <w:bCs w:val="false"/>
                 <w:color w:val="000000"/>
@@ -10515,7 +10515,7 @@
             </w:pPr>
             <w:r>
               <w:rPr>
-                <w:rFonts w:ascii="游ゴシック" w:cs="游ゴシック" w:eastAsia="游ゴシック" w:hAnsi="游ゴシック"/>
+                <w:rFonts w:ascii="BIZ UDPゴシック" w:cs="BIZ UDPゴシック" w:eastAsia="BIZ UDPゴシック" w:hAnsi="BIZ UDPゴシック"/>
                 <w:b w:val="false"/>
                 <w:bCs w:val="false"/>
                 <w:color w:val="000000"/>
@@ -10543,7 +10543,7 @@
             </w:pPr>
             <w:r>
               <w:rPr>
-                <w:rFonts w:ascii="游ゴシック" w:cs="游ゴシック" w:eastAsia="游ゴシック" w:hAnsi="游ゴシック"/>
+                <w:rFonts w:ascii="BIZ UDPゴシック" w:cs="BIZ UDPゴシック" w:eastAsia="BIZ UDPゴシック" w:hAnsi="BIZ UDPゴシック"/>
                 <w:b w:val="false"/>
                 <w:bCs w:val="false"/>
                 <w:color w:val="000000"/>
@@ -10576,7 +10576,7 @@
             </w:pPr>
             <w:r>
               <w:rPr>
-                <w:rFonts w:ascii="游ゴシック" w:cs="游ゴシック" w:eastAsia="游ゴシック" w:hAnsi="游ゴシック"/>
+                <w:rFonts w:ascii="BIZ UDPゴシック" w:cs="BIZ UDPゴシック" w:eastAsia="BIZ UDPゴシック" w:hAnsi="BIZ UDPゴシック"/>
                 <w:b w:val="false"/>
                 <w:bCs w:val="false"/>
                 <w:color w:val="000000"/>
@@ -10604,7 +10604,7 @@
             </w:pPr>
             <w:r>
               <w:rPr>
-                <w:rFonts w:ascii="游ゴシック" w:cs="游ゴシック" w:eastAsia="游ゴシック" w:hAnsi="游ゴシック"/>
+                <w:rFonts w:ascii="BIZ UDPゴシック" w:cs="BIZ UDPゴシック" w:eastAsia="BIZ UDPゴシック" w:hAnsi="BIZ UDPゴシック"/>
                 <w:b w:val="false"/>
                 <w:bCs w:val="false"/>
                 <w:color w:val="000000"/>
@@ -10632,7 +10632,7 @@
             </w:pPr>
             <w:r>
               <w:rPr>
-                <w:rFonts w:ascii="游ゴシック" w:cs="游ゴシック" w:eastAsia="游ゴシック" w:hAnsi="游ゴシック"/>
+                <w:rFonts w:ascii="BIZ UDPゴシック" w:cs="BIZ UDPゴシック" w:eastAsia="BIZ UDPゴシック" w:hAnsi="BIZ UDPゴシック"/>
                 <w:b w:val="false"/>
                 <w:bCs w:val="false"/>
                 <w:color w:val="000000"/>
@@ -10660,7 +10660,7 @@
             </w:pPr>
             <w:r>
               <w:rPr>
-                <w:rFonts w:ascii="游ゴシック" w:cs="游ゴシック" w:eastAsia="游ゴシック" w:hAnsi="游ゴシック"/>
+                <w:rFonts w:ascii="BIZ UDPゴシック" w:cs="BIZ UDPゴシック" w:eastAsia="BIZ UDPゴシック" w:hAnsi="BIZ UDPゴシック"/>
                 <w:b w:val="false"/>
                 <w:bCs w:val="false"/>
                 <w:color w:val="000000"/>
@@ -10688,7 +10688,7 @@
             </w:pPr>
             <w:r>
               <w:rPr>
-                <w:rFonts w:ascii="游ゴシック" w:cs="游ゴシック" w:eastAsia="游ゴシック" w:hAnsi="游ゴシック"/>
+                <w:rFonts w:ascii="BIZ UDPゴシック" w:cs="BIZ UDPゴシック" w:eastAsia="BIZ UDPゴシック" w:hAnsi="BIZ UDPゴシック"/>
                 <w:b w:val="false"/>
                 <w:bCs w:val="false"/>
                 <w:color w:val="000000"/>
@@ -10716,7 +10716,7 @@
             </w:pPr>
             <w:r>
               <w:rPr>
-                <w:rFonts w:ascii="游ゴシック" w:cs="游ゴシック" w:eastAsia="游ゴシック" w:hAnsi="游ゴシック"/>
+                <w:rFonts w:ascii="BIZ UDPゴシック" w:cs="BIZ UDPゴシック" w:eastAsia="BIZ UDPゴシック" w:hAnsi="BIZ UDPゴシック"/>
                 <w:b w:val="false"/>
                 <w:bCs w:val="false"/>
                 <w:color w:val="000000"/>
@@ -10744,7 +10744,7 @@
             </w:pPr>
             <w:r>
               <w:rPr>
-                <w:rFonts w:ascii="游ゴシック" w:cs="游ゴシック" w:eastAsia="游ゴシック" w:hAnsi="游ゴシック"/>
+                <w:rFonts w:ascii="BIZ UDPゴシック" w:cs="BIZ UDPゴシック" w:eastAsia="BIZ UDPゴシック" w:hAnsi="BIZ UDPゴシック"/>
                 <w:b w:val="false"/>
                 <w:bCs w:val="false"/>
                 <w:color w:val="000000"/>
@@ -10777,7 +10777,7 @@
             </w:pPr>
             <w:r>
               <w:rPr>
-                <w:rFonts w:ascii="游ゴシック" w:cs="游ゴシック" w:eastAsia="游ゴシック" w:hAnsi="游ゴシック"/>
+                <w:rFonts w:ascii="BIZ UDPゴシック" w:cs="BIZ UDPゴシック" w:eastAsia="BIZ UDPゴシック" w:hAnsi="BIZ UDPゴシック"/>
                 <w:b w:val="false"/>
                 <w:bCs w:val="false"/>
                 <w:color w:val="000000"/>
@@ -10805,7 +10805,7 @@
             </w:pPr>
             <w:r>
               <w:rPr>
-                <w:rFonts w:ascii="游ゴシック" w:cs="游ゴシック" w:eastAsia="游ゴシック" w:hAnsi="游ゴシック"/>
+                <w:rFonts w:ascii="BIZ UDPゴシック" w:cs="BIZ UDPゴシック" w:eastAsia="BIZ UDPゴシック" w:hAnsi="BIZ UDPゴシック"/>
                 <w:b w:val="false"/>
                 <w:bCs w:val="false"/>
                 <w:color w:val="000000"/>
@@ -10833,7 +10833,7 @@
             </w:pPr>
             <w:r>
               <w:rPr>
-                <w:rFonts w:ascii="游ゴシック" w:cs="游ゴシック" w:eastAsia="游ゴシック" w:hAnsi="游ゴシック"/>
+                <w:rFonts w:ascii="BIZ UDPゴシック" w:cs="BIZ UDPゴシック" w:eastAsia="BIZ UDPゴシック" w:hAnsi="BIZ UDPゴシック"/>
                 <w:b w:val="false"/>
                 <w:bCs w:val="false"/>
                 <w:color w:val="000000"/>
@@ -10861,7 +10861,7 @@
             </w:pPr>
             <w:r>
               <w:rPr>
-                <w:rFonts w:ascii="游ゴシック" w:cs="游ゴシック" w:eastAsia="游ゴシック" w:hAnsi="游ゴシック"/>
+                <w:rFonts w:ascii="BIZ UDPゴシック" w:cs="BIZ UDPゴシック" w:eastAsia="BIZ UDPゴシック" w:hAnsi="BIZ UDPゴシック"/>
                 <w:b w:val="false"/>
                 <w:bCs w:val="false"/>
                 <w:color w:val="000000"/>
@@ -10889,7 +10889,7 @@
             </w:pPr>
             <w:r>
               <w:rPr>
-                <w:rFonts w:ascii="游ゴシック" w:cs="游ゴシック" w:eastAsia="游ゴシック" w:hAnsi="游ゴシック"/>
+                <w:rFonts w:ascii="BIZ UDPゴシック" w:cs="BIZ UDPゴシック" w:eastAsia="BIZ UDPゴシック" w:hAnsi="BIZ UDPゴシック"/>
                 <w:b w:val="false"/>
                 <w:bCs w:val="false"/>
                 <w:color w:val="000000"/>
@@ -10917,7 +10917,7 @@
             </w:pPr>
             <w:r>
               <w:rPr>
-                <w:rFonts w:ascii="游ゴシック" w:cs="游ゴシック" w:eastAsia="游ゴシック" w:hAnsi="游ゴシック"/>
+                <w:rFonts w:ascii="BIZ UDPゴシック" w:cs="BIZ UDPゴシック" w:eastAsia="BIZ UDPゴシック" w:hAnsi="BIZ UDPゴシック"/>
                 <w:b w:val="false"/>
                 <w:bCs w:val="false"/>
                 <w:color w:val="000000"/>
@@ -10945,7 +10945,7 @@
             </w:pPr>
             <w:r>
               <w:rPr>
-                <w:rFonts w:ascii="游ゴシック" w:cs="游ゴシック" w:eastAsia="游ゴシック" w:hAnsi="游ゴシック"/>
+                <w:rFonts w:ascii="BIZ UDPゴシック" w:cs="BIZ UDPゴシック" w:eastAsia="BIZ UDPゴシック" w:hAnsi="BIZ UDPゴシック"/>
                 <w:b w:val="false"/>
                 <w:bCs w:val="false"/>
                 <w:color w:val="000000"/>
@@ -10978,7 +10978,7 @@
             </w:pPr>
             <w:r>
               <w:rPr>
-                <w:rFonts w:ascii="游ゴシック" w:cs="游ゴシック" w:eastAsia="游ゴシック" w:hAnsi="游ゴシック"/>
+                <w:rFonts w:ascii="BIZ UDPゴシック" w:cs="BIZ UDPゴシック" w:eastAsia="BIZ UDPゴシック" w:hAnsi="BIZ UDPゴシック"/>
                 <w:b w:val="false"/>
                 <w:bCs w:val="false"/>
                 <w:color w:val="000000"/>
@@ -11006,7 +11006,7 @@
             </w:pPr>
             <w:r>
               <w:rPr>
-                <w:rFonts w:ascii="游ゴシック" w:cs="游ゴシック" w:eastAsia="游ゴシック" w:hAnsi="游ゴシック"/>
+                <w:rFonts w:ascii="BIZ UDPゴシック" w:cs="BIZ UDPゴシック" w:eastAsia="BIZ UDPゴシック" w:hAnsi="BIZ UDPゴシック"/>
                 <w:b w:val="false"/>
                 <w:bCs w:val="false"/>
                 <w:color w:val="000000"/>
@@ -11034,7 +11034,7 @@
             </w:pPr>
             <w:r>
               <w:rPr>
-                <w:rFonts w:ascii="游ゴシック" w:cs="游ゴシック" w:eastAsia="游ゴシック" w:hAnsi="游ゴシック"/>
+                <w:rFonts w:ascii="BIZ UDPゴシック" w:cs="BIZ UDPゴシック" w:eastAsia="BIZ UDPゴシック" w:hAnsi="BIZ UDPゴシック"/>
                 <w:b w:val="false"/>
                 <w:bCs w:val="false"/>
                 <w:color w:val="000000"/>
@@ -11062,7 +11062,7 @@
             </w:pPr>
             <w:r>
               <w:rPr>
-                <w:rFonts w:ascii="游ゴシック" w:cs="游ゴシック" w:eastAsia="游ゴシック" w:hAnsi="游ゴシック"/>
+                <w:rFonts w:ascii="BIZ UDPゴシック" w:cs="BIZ UDPゴシック" w:eastAsia="BIZ UDPゴシック" w:hAnsi="BIZ UDPゴシック"/>
                 <w:b w:val="false"/>
                 <w:bCs w:val="false"/>
                 <w:color w:val="000000"/>
@@ -11090,7 +11090,7 @@
             </w:pPr>
             <w:r>
               <w:rPr>
-                <w:rFonts w:ascii="游ゴシック" w:cs="游ゴシック" w:eastAsia="游ゴシック" w:hAnsi="游ゴシック"/>
+                <w:rFonts w:ascii="BIZ UDPゴシック" w:cs="BIZ UDPゴシック" w:eastAsia="BIZ UDPゴシック" w:hAnsi="BIZ UDPゴシック"/>
                 <w:b w:val="false"/>
                 <w:bCs w:val="false"/>
                 <w:color w:val="000000"/>
@@ -11118,7 +11118,7 @@
             </w:pPr>
             <w:r>
               <w:rPr>
-                <w:rFonts w:ascii="游ゴシック" w:cs="游ゴシック" w:eastAsia="游ゴシック" w:hAnsi="游ゴシック"/>
+                <w:rFonts w:ascii="BIZ UDPゴシック" w:cs="BIZ UDPゴシック" w:eastAsia="BIZ UDPゴシック" w:hAnsi="BIZ UDPゴシック"/>
                 <w:b w:val="false"/>
                 <w:bCs w:val="false"/>
                 <w:color w:val="000000"/>
@@ -11146,7 +11146,7 @@
             </w:pPr>
             <w:r>
               <w:rPr>
-                <w:rFonts w:ascii="游ゴシック" w:cs="游ゴシック" w:eastAsia="游ゴシック" w:hAnsi="游ゴシック"/>
+                <w:rFonts w:ascii="BIZ UDPゴシック" w:cs="BIZ UDPゴシック" w:eastAsia="BIZ UDPゴシック" w:hAnsi="BIZ UDPゴシック"/>
                 <w:b w:val="false"/>
                 <w:bCs w:val="false"/>
                 <w:color w:val="000000"/>
@@ -11179,7 +11179,7 @@
             </w:pPr>
             <w:r>
               <w:rPr>
-                <w:rFonts w:ascii="游ゴシック" w:cs="游ゴシック" w:eastAsia="游ゴシック" w:hAnsi="游ゴシック"/>
+                <w:rFonts w:ascii="BIZ UDPゴシック" w:cs="BIZ UDPゴシック" w:eastAsia="BIZ UDPゴシック" w:hAnsi="BIZ UDPゴシック"/>
                 <w:b w:val="false"/>
                 <w:bCs w:val="false"/>
                 <w:color w:val="000000"/>
@@ -11207,7 +11207,7 @@
             </w:pPr>
             <w:r>
               <w:rPr>
-                <w:rFonts w:ascii="游ゴシック" w:cs="游ゴシック" w:eastAsia="游ゴシック" w:hAnsi="游ゴシック"/>
+                <w:rFonts w:ascii="BIZ UDPゴシック" w:cs="BIZ UDPゴシック" w:eastAsia="BIZ UDPゴシック" w:hAnsi="BIZ UDPゴシック"/>
                 <w:b w:val="false"/>
                 <w:bCs w:val="false"/>
                 <w:color w:val="000000"/>
@@ -11235,7 +11235,7 @@
             </w:pPr>
             <w:r>
               <w:rPr>
-                <w:rFonts w:ascii="游ゴシック" w:cs="游ゴシック" w:eastAsia="游ゴシック" w:hAnsi="游ゴシック"/>
+                <w:rFonts w:ascii="BIZ UDPゴシック" w:cs="BIZ UDPゴシック" w:eastAsia="BIZ UDPゴシック" w:hAnsi="BIZ UDPゴシック"/>
                 <w:b w:val="false"/>
                 <w:bCs w:val="false"/>
                 <w:color w:val="000000"/>
@@ -11263,7 +11263,7 @@
             </w:pPr>
             <w:r>
               <w:rPr>
-                <w:rFonts w:ascii="游ゴシック" w:cs="游ゴシック" w:eastAsia="游ゴシック" w:hAnsi="游ゴシック"/>
+                <w:rFonts w:ascii="BIZ UDPゴシック" w:cs="BIZ UDPゴシック" w:eastAsia="BIZ UDPゴシック" w:hAnsi="BIZ UDPゴシック"/>
                 <w:b w:val="false"/>
                 <w:bCs w:val="false"/>
                 <w:color w:val="000000"/>
@@ -11291,7 +11291,7 @@
             </w:pPr>
             <w:r>
               <w:rPr>
-                <w:rFonts w:ascii="游ゴシック" w:cs="游ゴシック" w:eastAsia="游ゴシック" w:hAnsi="游ゴシック"/>
+                <w:rFonts w:ascii="BIZ UDPゴシック" w:cs="BIZ UDPゴシック" w:eastAsia="BIZ UDPゴシック" w:hAnsi="BIZ UDPゴシック"/>
                 <w:b w:val="false"/>
                 <w:bCs w:val="false"/>
                 <w:color w:val="000000"/>
@@ -11319,7 +11319,7 @@
             </w:pPr>
             <w:r>
               <w:rPr>
-                <w:rFonts w:ascii="游ゴシック" w:cs="游ゴシック" w:eastAsia="游ゴシック" w:hAnsi="游ゴシック"/>
+                <w:rFonts w:ascii="BIZ UDPゴシック" w:cs="BIZ UDPゴシック" w:eastAsia="BIZ UDPゴシック" w:hAnsi="BIZ UDPゴシック"/>
                 <w:b w:val="false"/>
                 <w:bCs w:val="false"/>
                 <w:color w:val="000000"/>
@@ -11347,7 +11347,7 @@
             </w:pPr>
             <w:r>
               <w:rPr>
-                <w:rFonts w:ascii="游ゴシック" w:cs="游ゴシック" w:eastAsia="游ゴシック" w:hAnsi="游ゴシック"/>
+                <w:rFonts w:ascii="BIZ UDPゴシック" w:cs="BIZ UDPゴシック" w:eastAsia="BIZ UDPゴシック" w:hAnsi="BIZ UDPゴシック"/>
                 <w:b w:val="false"/>
                 <w:bCs w:val="false"/>
                 <w:color w:val="000000"/>
@@ -11380,7 +11380,7 @@
             </w:pPr>
             <w:r>
               <w:rPr>
-                <w:rFonts w:ascii="游ゴシック" w:cs="游ゴシック" w:eastAsia="游ゴシック" w:hAnsi="游ゴシック"/>
+                <w:rFonts w:ascii="BIZ UDPゴシック" w:cs="BIZ UDPゴシック" w:eastAsia="BIZ UDPゴシック" w:hAnsi="BIZ UDPゴシック"/>
                 <w:b w:val="false"/>
                 <w:bCs w:val="false"/>
                 <w:color w:val="000000"/>
@@ -11408,7 +11408,7 @@
             </w:pPr>
             <w:r>
               <w:rPr>
-                <w:rFonts w:ascii="游ゴシック" w:cs="游ゴシック" w:eastAsia="游ゴシック" w:hAnsi="游ゴシック"/>
+                <w:rFonts w:ascii="BIZ UDPゴシック" w:cs="BIZ UDPゴシック" w:eastAsia="BIZ UDPゴシック" w:hAnsi="BIZ UDPゴシック"/>
                 <w:b w:val="false"/>
                 <w:bCs w:val="false"/>
                 <w:color w:val="000000"/>
@@ -11436,7 +11436,7 @@
             </w:pPr>
             <w:r>
               <w:rPr>
-                <w:rFonts w:ascii="游ゴシック" w:cs="游ゴシック" w:eastAsia="游ゴシック" w:hAnsi="游ゴシック"/>
+                <w:rFonts w:ascii="BIZ UDPゴシック" w:cs="BIZ UDPゴシック" w:eastAsia="BIZ UDPゴシック" w:hAnsi="BIZ UDPゴシック"/>
                 <w:b w:val="false"/>
                 <w:bCs w:val="false"/>
                 <w:color w:val="000000"/>
@@ -11464,7 +11464,7 @@
             </w:pPr>
             <w:r>
               <w:rPr>
-                <w:rFonts w:ascii="游ゴシック" w:cs="游ゴシック" w:eastAsia="游ゴシック" w:hAnsi="游ゴシック"/>
+                <w:rFonts w:ascii="BIZ UDPゴシック" w:cs="BIZ UDPゴシック" w:eastAsia="BIZ UDPゴシック" w:hAnsi="BIZ UDPゴシック"/>
                 <w:b w:val="false"/>
                 <w:bCs w:val="false"/>
                 <w:color w:val="000000"/>
@@ -11492,7 +11492,7 @@
             </w:pPr>
             <w:r>
               <w:rPr>
-                <w:rFonts w:ascii="游ゴシック" w:cs="游ゴシック" w:eastAsia="游ゴシック" w:hAnsi="游ゴシック"/>
+                <w:rFonts w:ascii="BIZ UDPゴシック" w:cs="BIZ UDPゴシック" w:eastAsia="BIZ UDPゴシック" w:hAnsi="BIZ UDPゴシック"/>
                 <w:b w:val="false"/>
                 <w:bCs w:val="false"/>
                 <w:color w:val="000000"/>
@@ -11520,7 +11520,7 @@
             </w:pPr>
             <w:r>
               <w:rPr>
-                <w:rFonts w:ascii="游ゴシック" w:cs="游ゴシック" w:eastAsia="游ゴシック" w:hAnsi="游ゴシック"/>
+                <w:rFonts w:ascii="BIZ UDPゴシック" w:cs="BIZ UDPゴシック" w:eastAsia="BIZ UDPゴシック" w:hAnsi="BIZ UDPゴシック"/>
                 <w:b w:val="false"/>
                 <w:bCs w:val="false"/>
                 <w:color w:val="000000"/>
@@ -11548,7 +11548,7 @@
             </w:pPr>
             <w:r>
               <w:rPr>
-                <w:rFonts w:ascii="游ゴシック" w:cs="游ゴシック" w:eastAsia="游ゴシック" w:hAnsi="游ゴシック"/>
+                <w:rFonts w:ascii="BIZ UDPゴシック" w:cs="BIZ UDPゴシック" w:eastAsia="BIZ UDPゴシック" w:hAnsi="BIZ UDPゴシック"/>
                 <w:b w:val="false"/>
                 <w:bCs w:val="false"/>
                 <w:color w:val="000000"/>
@@ -11581,7 +11581,7 @@
             </w:pPr>
             <w:r>
               <w:rPr>
-                <w:rFonts w:ascii="游ゴシック" w:cs="游ゴシック" w:eastAsia="游ゴシック" w:hAnsi="游ゴシック"/>
+                <w:rFonts w:ascii="BIZ UDPゴシック" w:cs="BIZ UDPゴシック" w:eastAsia="BIZ UDPゴシック" w:hAnsi="BIZ UDPゴシック"/>
                 <w:b w:val="false"/>
                 <w:bCs w:val="false"/>
                 <w:color w:val="000000"/>
@@ -11609,7 +11609,7 @@
             </w:pPr>
             <w:r>
               <w:rPr>
-                <w:rFonts w:ascii="游ゴシック" w:cs="游ゴシック" w:eastAsia="游ゴシック" w:hAnsi="游ゴシック"/>
+                <w:rFonts w:ascii="BIZ UDPゴシック" w:cs="BIZ UDPゴシック" w:eastAsia="BIZ UDPゴシック" w:hAnsi="BIZ UDPゴシック"/>
                 <w:b w:val="false"/>
                 <w:bCs w:val="false"/>
                 <w:color w:val="000000"/>
@@ -11637,7 +11637,7 @@
             </w:pPr>
             <w:r>
               <w:rPr>
-                <w:rFonts w:ascii="游ゴシック" w:cs="游ゴシック" w:eastAsia="游ゴシック" w:hAnsi="游ゴシック"/>
+                <w:rFonts w:ascii="BIZ UDPゴシック" w:cs="BIZ UDPゴシック" w:eastAsia="BIZ UDPゴシック" w:hAnsi="BIZ UDPゴシック"/>
                 <w:b w:val="false"/>
                 <w:bCs w:val="false"/>
                 <w:color w:val="000000"/>
@@ -11665,7 +11665,7 @@
             </w:pPr>
             <w:r>
               <w:rPr>
-                <w:rFonts w:ascii="游ゴシック" w:cs="游ゴシック" w:eastAsia="游ゴシック" w:hAnsi="游ゴシック"/>
+                <w:rFonts w:ascii="BIZ UDPゴシック" w:cs="BIZ UDPゴシック" w:eastAsia="BIZ UDPゴシック" w:hAnsi="BIZ UDPゴシック"/>
                 <w:b w:val="false"/>
                 <w:bCs w:val="false"/>
                 <w:color w:val="000000"/>
@@ -11693,7 +11693,7 @@
             </w:pPr>
             <w:r>
               <w:rPr>
-                <w:rFonts w:ascii="游ゴシック" w:cs="游ゴシック" w:eastAsia="游ゴシック" w:hAnsi="游ゴシック"/>
+                <w:rFonts w:ascii="BIZ UDPゴシック" w:cs="BIZ UDPゴシック" w:eastAsia="BIZ UDPゴシック" w:hAnsi="BIZ UDPゴシック"/>
                 <w:b w:val="false"/>
                 <w:bCs w:val="false"/>
                 <w:color w:val="000000"/>
@@ -11721,7 +11721,7 @@
             </w:pPr>
             <w:r>
               <w:rPr>
-                <w:rFonts w:ascii="游ゴシック" w:cs="游ゴシック" w:eastAsia="游ゴシック" w:hAnsi="游ゴシック"/>
+                <w:rFonts w:ascii="BIZ UDPゴシック" w:cs="BIZ UDPゴシック" w:eastAsia="BIZ UDPゴシック" w:hAnsi="BIZ UDPゴシック"/>
                 <w:b w:val="false"/>
                 <w:bCs w:val="false"/>
                 <w:color w:val="000000"/>
@@ -11749,7 +11749,7 @@
             </w:pPr>
             <w:r>
               <w:rPr>
-                <w:rFonts w:ascii="游ゴシック" w:cs="游ゴシック" w:eastAsia="游ゴシック" w:hAnsi="游ゴシック"/>
+                <w:rFonts w:ascii="BIZ UDPゴシック" w:cs="BIZ UDPゴシック" w:eastAsia="BIZ UDPゴシック" w:hAnsi="BIZ UDPゴシック"/>
                 <w:b w:val="false"/>
                 <w:bCs w:val="false"/>
                 <w:color w:val="000000"/>
@@ -11782,7 +11782,7 @@
             </w:pPr>
             <w:r>
               <w:rPr>
-                <w:rFonts w:ascii="游ゴシック" w:cs="游ゴシック" w:eastAsia="游ゴシック" w:hAnsi="游ゴシック"/>
+                <w:rFonts w:ascii="BIZ UDPゴシック" w:cs="BIZ UDPゴシック" w:eastAsia="BIZ UDPゴシック" w:hAnsi="BIZ UDPゴシック"/>
                 <w:b w:val="false"/>
                 <w:bCs w:val="false"/>
                 <w:color w:val="000000"/>
@@ -11810,7 +11810,7 @@
             </w:pPr>
             <w:r>
               <w:rPr>
-                <w:rFonts w:ascii="游ゴシック" w:cs="游ゴシック" w:eastAsia="游ゴシック" w:hAnsi="游ゴシック"/>
+                <w:rFonts w:ascii="BIZ UDPゴシック" w:cs="BIZ UDPゴシック" w:eastAsia="BIZ UDPゴシック" w:hAnsi="BIZ UDPゴシック"/>
                 <w:b w:val="false"/>
                 <w:bCs w:val="false"/>
                 <w:color w:val="000000"/>
@@ -11838,7 +11838,7 @@
             </w:pPr>
             <w:r>
               <w:rPr>
-                <w:rFonts w:ascii="游ゴシック" w:cs="游ゴシック" w:eastAsia="游ゴシック" w:hAnsi="游ゴシック"/>
+                <w:rFonts w:ascii="BIZ UDPゴシック" w:cs="BIZ UDPゴシック" w:eastAsia="BIZ UDPゴシック" w:hAnsi="BIZ UDPゴシック"/>
                 <w:b w:val="false"/>
                 <w:bCs w:val="false"/>
                 <w:color w:val="000000"/>
@@ -11866,7 +11866,7 @@
             </w:pPr>
             <w:r>
               <w:rPr>
-                <w:rFonts w:ascii="游ゴシック" w:cs="游ゴシック" w:eastAsia="游ゴシック" w:hAnsi="游ゴシック"/>
+                <w:rFonts w:ascii="BIZ UDPゴシック" w:cs="BIZ UDPゴシック" w:eastAsia="BIZ UDPゴシック" w:hAnsi="BIZ UDPゴシック"/>
                 <w:b w:val="false"/>
                 <w:bCs w:val="false"/>
                 <w:color w:val="000000"/>
@@ -11894,7 +11894,7 @@
             </w:pPr>
             <w:r>
               <w:rPr>
-                <w:rFonts w:ascii="游ゴシック" w:cs="游ゴシック" w:eastAsia="游ゴシック" w:hAnsi="游ゴシック"/>
+                <w:rFonts w:ascii="BIZ UDPゴシック" w:cs="BIZ UDPゴシック" w:eastAsia="BIZ UDPゴシック" w:hAnsi="BIZ UDPゴシック"/>
                 <w:b w:val="false"/>
                 <w:bCs w:val="false"/>
                 <w:color w:val="000000"/>
@@ -11922,7 +11922,7 @@
             </w:pPr>
             <w:r>
               <w:rPr>
-                <w:rFonts w:ascii="游ゴシック" w:cs="游ゴシック" w:eastAsia="游ゴシック" w:hAnsi="游ゴシック"/>
+                <w:rFonts w:ascii="BIZ UDPゴシック" w:cs="BIZ UDPゴシック" w:eastAsia="BIZ UDPゴシック" w:hAnsi="BIZ UDPゴシック"/>
                 <w:b w:val="false"/>
                 <w:bCs w:val="false"/>
                 <w:color w:val="000000"/>
@@ -11950,7 +11950,7 @@
             </w:pPr>
             <w:r>
               <w:rPr>
-                <w:rFonts w:ascii="游ゴシック" w:cs="游ゴシック" w:eastAsia="游ゴシック" w:hAnsi="游ゴシック"/>
+                <w:rFonts w:ascii="BIZ UDPゴシック" w:cs="BIZ UDPゴシック" w:eastAsia="BIZ UDPゴシック" w:hAnsi="BIZ UDPゴシック"/>
                 <w:b w:val="false"/>
                 <w:bCs w:val="false"/>
                 <w:color w:val="000000"/>
@@ -11983,7 +11983,7 @@
             </w:pPr>
             <w:r>
               <w:rPr>
-                <w:rFonts w:ascii="游ゴシック" w:cs="游ゴシック" w:eastAsia="游ゴシック" w:hAnsi="游ゴシック"/>
+                <w:rFonts w:ascii="BIZ UDPゴシック" w:cs="BIZ UDPゴシック" w:eastAsia="BIZ UDPゴシック" w:hAnsi="BIZ UDPゴシック"/>
                 <w:b w:val="false"/>
                 <w:bCs w:val="false"/>
                 <w:color w:val="000000"/>
@@ -12011,7 +12011,7 @@
             </w:pPr>
             <w:r>
               <w:rPr>
-                <w:rFonts w:ascii="游ゴシック" w:cs="游ゴシック" w:eastAsia="游ゴシック" w:hAnsi="游ゴシック"/>
+                <w:rFonts w:ascii="BIZ UDPゴシック" w:cs="BIZ UDPゴシック" w:eastAsia="BIZ UDPゴシック" w:hAnsi="BIZ UDPゴシック"/>
                 <w:b w:val="false"/>
                 <w:bCs w:val="false"/>
                 <w:color w:val="000000"/>
@@ -12039,7 +12039,7 @@
             </w:pPr>
             <w:r>
               <w:rPr>
-                <w:rFonts w:ascii="游ゴシック" w:cs="游ゴシック" w:eastAsia="游ゴシック" w:hAnsi="游ゴシック"/>
+                <w:rFonts w:ascii="BIZ UDPゴシック" w:cs="BIZ UDPゴシック" w:eastAsia="BIZ UDPゴシック" w:hAnsi="BIZ UDPゴシック"/>
                 <w:b w:val="false"/>
                 <w:bCs w:val="false"/>
                 <w:color w:val="000000"/>
@@ -12067,7 +12067,7 @@
             </w:pPr>
             <w:r>
               <w:rPr>
-                <w:rFonts w:ascii="游ゴシック" w:cs="游ゴシック" w:eastAsia="游ゴシック" w:hAnsi="游ゴシック"/>
+                <w:rFonts w:ascii="BIZ UDPゴシック" w:cs="BIZ UDPゴシック" w:eastAsia="BIZ UDPゴシック" w:hAnsi="BIZ UDPゴシック"/>
                 <w:b w:val="false"/>
                 <w:bCs w:val="false"/>
                 <w:color w:val="000000"/>
@@ -12095,7 +12095,7 @@
             </w:pPr>
             <w:r>
               <w:rPr>
-                <w:rFonts w:ascii="游ゴシック" w:cs="游ゴシック" w:eastAsia="游ゴシック" w:hAnsi="游ゴシック"/>
+                <w:rFonts w:ascii="BIZ UDPゴシック" w:cs="BIZ UDPゴシック" w:eastAsia="BIZ UDPゴシック" w:hAnsi="BIZ UDPゴシック"/>
                 <w:b w:val="false"/>
                 <w:bCs w:val="false"/>
                 <w:color w:val="000000"/>
@@ -12123,7 +12123,7 @@
             </w:pPr>
             <w:r>
               <w:rPr>
-                <w:rFonts w:ascii="游ゴシック" w:cs="游ゴシック" w:eastAsia="游ゴシック" w:hAnsi="游ゴシック"/>
+                <w:rFonts w:ascii="BIZ UDPゴシック" w:cs="BIZ UDPゴシック" w:eastAsia="BIZ UDPゴシック" w:hAnsi="BIZ UDPゴシック"/>
                 <w:b w:val="false"/>
                 <w:bCs w:val="false"/>
                 <w:color w:val="000000"/>
@@ -12151,7 +12151,7 @@
             </w:pPr>
             <w:r>
               <w:rPr>
-                <w:rFonts w:ascii="游ゴシック" w:cs="游ゴシック" w:eastAsia="游ゴシック" w:hAnsi="游ゴシック"/>
+                <w:rFonts w:ascii="BIZ UDPゴシック" w:cs="BIZ UDPゴシック" w:eastAsia="BIZ UDPゴシック" w:hAnsi="BIZ UDPゴシック"/>
                 <w:b w:val="false"/>
                 <w:bCs w:val="false"/>
                 <w:color w:val="000000"/>
@@ -12184,7 +12184,7 @@
             </w:pPr>
             <w:r>
               <w:rPr>
-                <w:rFonts w:ascii="游ゴシック" w:cs="游ゴシック" w:eastAsia="游ゴシック" w:hAnsi="游ゴシック"/>
+                <w:rFonts w:ascii="BIZ UDPゴシック" w:cs="BIZ UDPゴシック" w:eastAsia="BIZ UDPゴシック" w:hAnsi="BIZ UDPゴシック"/>
                 <w:b w:val="false"/>
                 <w:bCs w:val="false"/>
                 <w:color w:val="000000"/>
@@ -12212,7 +12212,7 @@
             </w:pPr>
             <w:r>
               <w:rPr>
-                <w:rFonts w:ascii="游ゴシック" w:cs="游ゴシック" w:eastAsia="游ゴシック" w:hAnsi="游ゴシック"/>
+                <w:rFonts w:ascii="BIZ UDPゴシック" w:cs="BIZ UDPゴシック" w:eastAsia="BIZ UDPゴシック" w:hAnsi="BIZ UDPゴシック"/>
                 <w:b w:val="false"/>
                 <w:bCs w:val="false"/>
                 <w:color w:val="000000"/>
@@ -12240,7 +12240,7 @@
             </w:pPr>
             <w:r>
               <w:rPr>
-                <w:rFonts w:ascii="游ゴシック" w:cs="游ゴシック" w:eastAsia="游ゴシック" w:hAnsi="游ゴシック"/>
+                <w:rFonts w:ascii="BIZ UDPゴシック" w:cs="BIZ UDPゴシック" w:eastAsia="BIZ UDPゴシック" w:hAnsi="BIZ UDPゴシック"/>
                 <w:b w:val="false"/>
                 <w:bCs w:val="false"/>
                 <w:color w:val="000000"/>
@@ -12268,7 +12268,7 @@
             </w:pPr>
             <w:r>
               <w:rPr>
-                <w:rFonts w:ascii="游ゴシック" w:cs="游ゴシック" w:eastAsia="游ゴシック" w:hAnsi="游ゴシック"/>
+                <w:rFonts w:ascii="BIZ UDPゴシック" w:cs="BIZ UDPゴシック" w:eastAsia="BIZ UDPゴシック" w:hAnsi="BIZ UDPゴシック"/>
                 <w:b w:val="false"/>
                 <w:bCs w:val="false"/>
                 <w:color w:val="000000"/>
@@ -12296,7 +12296,7 @@
             </w:pPr>
             <w:r>
               <w:rPr>
-                <w:rFonts w:ascii="游ゴシック" w:cs="游ゴシック" w:eastAsia="游ゴシック" w:hAnsi="游ゴシック"/>
+                <w:rFonts w:ascii="BIZ UDPゴシック" w:cs="BIZ UDPゴシック" w:eastAsia="BIZ UDPゴシック" w:hAnsi="BIZ UDPゴシック"/>
                 <w:b w:val="false"/>
                 <w:bCs w:val="false"/>
                 <w:color w:val="000000"/>
@@ -12324,7 +12324,7 @@
             </w:pPr>
             <w:r>
               <w:rPr>
-                <w:rFonts w:ascii="游ゴシック" w:cs="游ゴシック" w:eastAsia="游ゴシック" w:hAnsi="游ゴシック"/>
+                <w:rFonts w:ascii="BIZ UDPゴシック" w:cs="BIZ UDPゴシック" w:eastAsia="BIZ UDPゴシック" w:hAnsi="BIZ UDPゴシック"/>
                 <w:b w:val="false"/>
                 <w:bCs w:val="false"/>
                 <w:color w:val="000000"/>
@@ -12352,7 +12352,7 @@
             </w:pPr>
             <w:r>
               <w:rPr>
-                <w:rFonts w:ascii="游ゴシック" w:cs="游ゴシック" w:eastAsia="游ゴシック" w:hAnsi="游ゴシック"/>
+                <w:rFonts w:ascii="BIZ UDPゴシック" w:cs="BIZ UDPゴシック" w:eastAsia="BIZ UDPゴシック" w:hAnsi="BIZ UDPゴシック"/>
                 <w:b w:val="false"/>
                 <w:bCs w:val="false"/>
                 <w:color w:val="000000"/>
@@ -12385,7 +12385,7 @@
             </w:pPr>
             <w:r>
               <w:rPr>
-                <w:rFonts w:ascii="游ゴシック" w:cs="游ゴシック" w:eastAsia="游ゴシック" w:hAnsi="游ゴシック"/>
+                <w:rFonts w:ascii="BIZ UDPゴシック" w:cs="BIZ UDPゴシック" w:eastAsia="BIZ UDPゴシック" w:hAnsi="BIZ UDPゴシック"/>
                 <w:b w:val="false"/>
                 <w:bCs w:val="false"/>
                 <w:color w:val="000000"/>
@@ -12413,7 +12413,7 @@
             </w:pPr>
             <w:r>
               <w:rPr>
-                <w:rFonts w:ascii="游ゴシック" w:cs="游ゴシック" w:eastAsia="游ゴシック" w:hAnsi="游ゴシック"/>
+                <w:rFonts w:ascii="BIZ UDPゴシック" w:cs="BIZ UDPゴシック" w:eastAsia="BIZ UDPゴシック" w:hAnsi="BIZ UDPゴシック"/>
                 <w:b w:val="false"/>
                 <w:bCs w:val="false"/>
                 <w:color w:val="000000"/>
@@ -12441,7 +12441,7 @@
             </w:pPr>
             <w:r>
               <w:rPr>
-                <w:rFonts w:ascii="游ゴシック" w:cs="游ゴシック" w:eastAsia="游ゴシック" w:hAnsi="游ゴシック"/>
+                <w:rFonts w:ascii="BIZ UDPゴシック" w:cs="BIZ UDPゴシック" w:eastAsia="BIZ UDPゴシック" w:hAnsi="BIZ UDPゴシック"/>
                 <w:b w:val="false"/>
                 <w:bCs w:val="false"/>
                 <w:color w:val="000000"/>
@@ -12469,7 +12469,7 @@
             </w:pPr>
             <w:r>
               <w:rPr>
-                <w:rFonts w:ascii="游ゴシック" w:cs="游ゴシック" w:eastAsia="游ゴシック" w:hAnsi="游ゴシック"/>
+                <w:rFonts w:ascii="BIZ UDPゴシック" w:cs="BIZ UDPゴシック" w:eastAsia="BIZ UDPゴシック" w:hAnsi="BIZ UDPゴシック"/>
                 <w:b w:val="false"/>
                 <w:bCs w:val="false"/>
                 <w:color w:val="000000"/>
@@ -12497,7 +12497,7 @@
             </w:pPr>
             <w:r>
               <w:rPr>
-                <w:rFonts w:ascii="游ゴシック" w:cs="游ゴシック" w:eastAsia="游ゴシック" w:hAnsi="游ゴシック"/>
+                <w:rFonts w:ascii="BIZ UDPゴシック" w:cs="BIZ UDPゴシック" w:eastAsia="BIZ UDPゴシック" w:hAnsi="BIZ UDPゴシック"/>
                 <w:b w:val="false"/>
                 <w:bCs w:val="false"/>
                 <w:color w:val="000000"/>
@@ -12525,7 +12525,7 @@
             </w:pPr>
             <w:r>
               <w:rPr>
-                <w:rFonts w:ascii="游ゴシック" w:cs="游ゴシック" w:eastAsia="游ゴシック" w:hAnsi="游ゴシック"/>
+                <w:rFonts w:ascii="BIZ UDPゴシック" w:cs="BIZ UDPゴシック" w:eastAsia="BIZ UDPゴシック" w:hAnsi="BIZ UDPゴシック"/>
                 <w:b w:val="false"/>
                 <w:bCs w:val="false"/>
                 <w:color w:val="000000"/>
@@ -12553,7 +12553,7 @@
             </w:pPr>
             <w:r>
               <w:rPr>
-                <w:rFonts w:ascii="游ゴシック" w:cs="游ゴシック" w:eastAsia="游ゴシック" w:hAnsi="游ゴシック"/>
+                <w:rFonts w:ascii="BIZ UDPゴシック" w:cs="BIZ UDPゴシック" w:eastAsia="BIZ UDPゴシック" w:hAnsi="BIZ UDPゴシック"/>
                 <w:b w:val="false"/>
                 <w:bCs w:val="false"/>
                 <w:color w:val="000000"/>
@@ -12586,7 +12586,7 @@
             </w:pPr>
             <w:r>
               <w:rPr>
-                <w:rFonts w:ascii="游ゴシック" w:cs="游ゴシック" w:eastAsia="游ゴシック" w:hAnsi="游ゴシック"/>
+                <w:rFonts w:ascii="BIZ UDPゴシック" w:cs="BIZ UDPゴシック" w:eastAsia="BIZ UDPゴシック" w:hAnsi="BIZ UDPゴシック"/>
                 <w:b w:val="false"/>
                 <w:bCs w:val="false"/>
                 <w:color w:val="000000"/>
@@ -12614,7 +12614,7 @@
             </w:pPr>
             <w:r>
               <w:rPr>
-                <w:rFonts w:ascii="游ゴシック" w:cs="游ゴシック" w:eastAsia="游ゴシック" w:hAnsi="游ゴシック"/>
+                <w:rFonts w:ascii="BIZ UDPゴシック" w:cs="BIZ UDPゴシック" w:eastAsia="BIZ UDPゴシック" w:hAnsi="BIZ UDPゴシック"/>
                 <w:b w:val="false"/>
                 <w:bCs w:val="false"/>
                 <w:color w:val="000000"/>
@@ -12642,7 +12642,7 @@
             </w:pPr>
             <w:r>
               <w:rPr>
-                <w:rFonts w:ascii="游ゴシック" w:cs="游ゴシック" w:eastAsia="游ゴシック" w:hAnsi="游ゴシック"/>
+                <w:rFonts w:ascii="BIZ UDPゴシック" w:cs="BIZ UDPゴシック" w:eastAsia="BIZ UDPゴシック" w:hAnsi="BIZ UDPゴシック"/>
                 <w:b w:val="false"/>
                 <w:bCs w:val="false"/>
                 <w:color w:val="000000"/>
@@ -12670,7 +12670,7 @@
             </w:pPr>
             <w:r>
               <w:rPr>
-                <w:rFonts w:ascii="游ゴシック" w:cs="游ゴシック" w:eastAsia="游ゴシック" w:hAnsi="游ゴシック"/>
+                <w:rFonts w:ascii="BIZ UDPゴシック" w:cs="BIZ UDPゴシック" w:eastAsia="BIZ UDPゴシック" w:hAnsi="BIZ UDPゴシック"/>
                 <w:b w:val="false"/>
                 <w:bCs w:val="false"/>
                 <w:color w:val="000000"/>
@@ -12698,7 +12698,7 @@
             </w:pPr>
             <w:r>
               <w:rPr>
-                <w:rFonts w:ascii="游ゴシック" w:cs="游ゴシック" w:eastAsia="游ゴシック" w:hAnsi="游ゴシック"/>
+                <w:rFonts w:ascii="BIZ UDPゴシック" w:cs="BIZ UDPゴシック" w:eastAsia="BIZ UDPゴシック" w:hAnsi="BIZ UDPゴシック"/>
                 <w:b w:val="false"/>
                 <w:bCs w:val="false"/>
                 <w:color w:val="000000"/>
@@ -12726,7 +12726,7 @@
             </w:pPr>
             <w:r>
               <w:rPr>
-                <w:rFonts w:ascii="游ゴシック" w:cs="游ゴシック" w:eastAsia="游ゴシック" w:hAnsi="游ゴシック"/>
+                <w:rFonts w:ascii="BIZ UDPゴシック" w:cs="BIZ UDPゴシック" w:eastAsia="BIZ UDPゴシック" w:hAnsi="BIZ UDPゴシック"/>
                 <w:b w:val="false"/>
                 <w:bCs w:val="false"/>
                 <w:color w:val="000000"/>
@@ -12754,7 +12754,7 @@
             </w:pPr>
             <w:r>
               <w:rPr>
-                <w:rFonts w:ascii="游ゴシック" w:cs="游ゴシック" w:eastAsia="游ゴシック" w:hAnsi="游ゴシック"/>
+                <w:rFonts w:ascii="BIZ UDPゴシック" w:cs="BIZ UDPゴシック" w:eastAsia="BIZ UDPゴシック" w:hAnsi="BIZ UDPゴシック"/>
                 <w:b w:val="false"/>
                 <w:bCs w:val="false"/>
                 <w:color w:val="000000"/>
@@ -12787,7 +12787,7 @@
             </w:pPr>
             <w:r>
               <w:rPr>
-                <w:rFonts w:ascii="游ゴシック" w:cs="游ゴシック" w:eastAsia="游ゴシック" w:hAnsi="游ゴシック"/>
+                <w:rFonts w:ascii="BIZ UDPゴシック" w:cs="BIZ UDPゴシック" w:eastAsia="BIZ UDPゴシック" w:hAnsi="BIZ UDPゴシック"/>
                 <w:b w:val="false"/>
                 <w:bCs w:val="false"/>
                 <w:color w:val="000000"/>
@@ -12815,7 +12815,7 @@
             </w:pPr>
             <w:r>
               <w:rPr>
-                <w:rFonts w:ascii="游ゴシック" w:cs="游ゴシック" w:eastAsia="游ゴシック" w:hAnsi="游ゴシック"/>
+                <w:rFonts w:ascii="BIZ UDPゴシック" w:cs="BIZ UDPゴシック" w:eastAsia="BIZ UDPゴシック" w:hAnsi="BIZ UDPゴシック"/>
                 <w:b w:val="false"/>
                 <w:bCs w:val="false"/>
                 <w:color w:val="000000"/>
@@ -12843,7 +12843,7 @@
             </w:pPr>
             <w:r>
               <w:rPr>
-                <w:rFonts w:ascii="游ゴシック" w:cs="游ゴシック" w:eastAsia="游ゴシック" w:hAnsi="游ゴシック"/>
+                <w:rFonts w:ascii="BIZ UDPゴシック" w:cs="BIZ UDPゴシック" w:eastAsia="BIZ UDPゴシック" w:hAnsi="BIZ UDPゴシック"/>
                 <w:b w:val="false"/>
                 <w:bCs w:val="false"/>
                 <w:color w:val="000000"/>
@@ -12871,7 +12871,7 @@
             </w:pPr>
             <w:r>
               <w:rPr>
-                <w:rFonts w:ascii="游ゴシック" w:cs="游ゴシック" w:eastAsia="游ゴシック" w:hAnsi="游ゴシック"/>
+                <w:rFonts w:ascii="BIZ UDPゴシック" w:cs="BIZ UDPゴシック" w:eastAsia="BIZ UDPゴシック" w:hAnsi="BIZ UDPゴシック"/>
                 <w:b w:val="false"/>
                 <w:bCs w:val="false"/>
                 <w:color w:val="000000"/>
@@ -12899,7 +12899,7 @@
             </w:pPr>
             <w:r>
               <w:rPr>
-                <w:rFonts w:ascii="游ゴシック" w:cs="游ゴシック" w:eastAsia="游ゴシック" w:hAnsi="游ゴシック"/>
+                <w:rFonts w:ascii="BIZ UDPゴシック" w:cs="BIZ UDPゴシック" w:eastAsia="BIZ UDPゴシック" w:hAnsi="BIZ UDPゴシック"/>
                 <w:b w:val="false"/>
                 <w:bCs w:val="false"/>
                 <w:color w:val="000000"/>
@@ -12927,7 +12927,7 @@
             </w:pPr>
             <w:r>
               <w:rPr>
-                <w:rFonts w:ascii="游ゴシック" w:cs="游ゴシック" w:eastAsia="游ゴシック" w:hAnsi="游ゴシック"/>
+                <w:rFonts w:ascii="BIZ UDPゴシック" w:cs="BIZ UDPゴシック" w:eastAsia="BIZ UDPゴシック" w:hAnsi="BIZ UDPゴシック"/>
                 <w:b w:val="false"/>
                 <w:bCs w:val="false"/>
                 <w:color w:val="000000"/>
@@ -12955,7 +12955,7 @@
             </w:pPr>
             <w:r>
               <w:rPr>
-                <w:rFonts w:ascii="游ゴシック" w:cs="游ゴシック" w:eastAsia="游ゴシック" w:hAnsi="游ゴシック"/>
+                <w:rFonts w:ascii="BIZ UDPゴシック" w:cs="BIZ UDPゴシック" w:eastAsia="BIZ UDPゴシック" w:hAnsi="BIZ UDPゴシック"/>
                 <w:b w:val="false"/>
                 <w:bCs w:val="false"/>
                 <w:color w:val="000000"/>
@@ -12988,7 +12988,7 @@
             </w:pPr>
             <w:r>
               <w:rPr>
-                <w:rFonts w:ascii="游ゴシック" w:cs="游ゴシック" w:eastAsia="游ゴシック" w:hAnsi="游ゴシック"/>
+                <w:rFonts w:ascii="BIZ UDPゴシック" w:cs="BIZ UDPゴシック" w:eastAsia="BIZ UDPゴシック" w:hAnsi="BIZ UDPゴシック"/>
                 <w:b w:val="false"/>
                 <w:bCs w:val="false"/>
                 <w:color w:val="000000"/>
@@ -13016,7 +13016,7 @@
             </w:pPr>
             <w:r>
               <w:rPr>
-                <w:rFonts w:ascii="游ゴシック" w:cs="游ゴシック" w:eastAsia="游ゴシック" w:hAnsi="游ゴシック"/>
+                <w:rFonts w:ascii="BIZ UDPゴシック" w:cs="BIZ UDPゴシック" w:eastAsia="BIZ UDPゴシック" w:hAnsi="BIZ UDPゴシック"/>
                 <w:b w:val="false"/>
                 <w:bCs w:val="false"/>
                 <w:color w:val="000000"/>
@@ -13044,7 +13044,7 @@
             </w:pPr>
             <w:r>
               <w:rPr>
-                <w:rFonts w:ascii="游ゴシック" w:cs="游ゴシック" w:eastAsia="游ゴシック" w:hAnsi="游ゴシック"/>
+                <w:rFonts w:ascii="BIZ UDPゴシック" w:cs="BIZ UDPゴシック" w:eastAsia="BIZ UDPゴシック" w:hAnsi="BIZ UDPゴシック"/>
                 <w:b w:val="false"/>
                 <w:bCs w:val="false"/>
                 <w:color w:val="000000"/>
@@ -13072,7 +13072,7 @@
             </w:pPr>
             <w:r>
               <w:rPr>
-                <w:rFonts w:ascii="游ゴシック" w:cs="游ゴシック" w:eastAsia="游ゴシック" w:hAnsi="游ゴシック"/>
+                <w:rFonts w:ascii="BIZ UDPゴシック" w:cs="BIZ UDPゴシック" w:eastAsia="BIZ UDPゴシック" w:hAnsi="BIZ UDPゴシック"/>
                 <w:b w:val="false"/>
                 <w:bCs w:val="false"/>
                 <w:color w:val="000000"/>
@@ -13100,7 +13100,7 @@
             </w:pPr>
             <w:r>
               <w:rPr>
-                <w:rFonts w:ascii="游ゴシック" w:cs="游ゴシック" w:eastAsia="游ゴシック" w:hAnsi="游ゴシック"/>
+                <w:rFonts w:ascii="BIZ UDPゴシック" w:cs="BIZ UDPゴシック" w:eastAsia="BIZ UDPゴシック" w:hAnsi="BIZ UDPゴシック"/>
                 <w:b w:val="false"/>
                 <w:bCs w:val="false"/>
                 <w:color w:val="000000"/>
@@ -13128,7 +13128,7 @@
             </w:pPr>
             <w:r>
               <w:rPr>
-                <w:rFonts w:ascii="游ゴシック" w:cs="游ゴシック" w:eastAsia="游ゴシック" w:hAnsi="游ゴシック"/>
+                <w:rFonts w:ascii="BIZ UDPゴシック" w:cs="BIZ UDPゴシック" w:eastAsia="BIZ UDPゴシック" w:hAnsi="BIZ UDPゴシック"/>
                 <w:b w:val="false"/>
                 <w:bCs w:val="false"/>
                 <w:color w:val="000000"/>
@@ -13156,7 +13156,7 @@
             </w:pPr>
             <w:r>
               <w:rPr>
-                <w:rFonts w:ascii="游ゴシック" w:cs="游ゴシック" w:eastAsia="游ゴシック" w:hAnsi="游ゴシック"/>
+                <w:rFonts w:ascii="BIZ UDPゴシック" w:cs="BIZ UDPゴシック" w:eastAsia="BIZ UDPゴシック" w:hAnsi="BIZ UDPゴシック"/>
                 <w:b w:val="false"/>
                 <w:bCs w:val="false"/>
                 <w:color w:val="000000"/>
@@ -13189,7 +13189,7 @@
             </w:pPr>
             <w:r>
               <w:rPr>
-                <w:rFonts w:ascii="游ゴシック" w:cs="游ゴシック" w:eastAsia="游ゴシック" w:hAnsi="游ゴシック"/>
+                <w:rFonts w:ascii="BIZ UDPゴシック" w:cs="BIZ UDPゴシック" w:eastAsia="BIZ UDPゴシック" w:hAnsi="BIZ UDPゴシック"/>
                 <w:b w:val="false"/>
                 <w:bCs w:val="false"/>
                 <w:color w:val="000000"/>
@@ -13217,7 +13217,7 @@
             </w:pPr>
             <w:r>
               <w:rPr>
-                <w:rFonts w:ascii="游ゴシック" w:cs="游ゴシック" w:eastAsia="游ゴシック" w:hAnsi="游ゴシック"/>
+                <w:rFonts w:ascii="BIZ UDPゴシック" w:cs="BIZ UDPゴシック" w:eastAsia="BIZ UDPゴシック" w:hAnsi="BIZ UDPゴシック"/>
                 <w:b w:val="false"/>
                 <w:bCs w:val="false"/>
                 <w:color w:val="000000"/>
@@ -13245,7 +13245,7 @@
             </w:pPr>
             <w:r>
               <w:rPr>
-                <w:rFonts w:ascii="游ゴシック" w:cs="游ゴシック" w:eastAsia="游ゴシック" w:hAnsi="游ゴシック"/>
+                <w:rFonts w:ascii="BIZ UDPゴシック" w:cs="BIZ UDPゴシック" w:eastAsia="BIZ UDPゴシック" w:hAnsi="BIZ UDPゴシック"/>
                 <w:b w:val="false"/>
                 <w:bCs w:val="false"/>
                 <w:color w:val="000000"/>
@@ -13273,7 +13273,7 @@
             </w:pPr>
             <w:r>
               <w:rPr>
-                <w:rFonts w:ascii="游ゴシック" w:cs="游ゴシック" w:eastAsia="游ゴシック" w:hAnsi="游ゴシック"/>
+                <w:rFonts w:ascii="BIZ UDPゴシック" w:cs="BIZ UDPゴシック" w:eastAsia="BIZ UDPゴシック" w:hAnsi="BIZ UDPゴシック"/>
                 <w:b w:val="false"/>
                 <w:bCs w:val="false"/>
                 <w:color w:val="000000"/>
@@ -13301,7 +13301,7 @@
             </w:pPr>
             <w:r>
               <w:rPr>
-                <w:rFonts w:ascii="游ゴシック" w:cs="游ゴシック" w:eastAsia="游ゴシック" w:hAnsi="游ゴシック"/>
+                <w:rFonts w:ascii="BIZ UDPゴシック" w:cs="BIZ UDPゴシック" w:eastAsia="BIZ UDPゴシック" w:hAnsi="BIZ UDPゴシック"/>
                 <w:b w:val="false"/>
                 <w:bCs w:val="false"/>
                 <w:color w:val="000000"/>
@@ -13329,7 +13329,7 @@
             </w:pPr>
             <w:r>
               <w:rPr>
-                <w:rFonts w:ascii="游ゴシック" w:cs="游ゴシック" w:eastAsia="游ゴシック" w:hAnsi="游ゴシック"/>
+                <w:rFonts w:ascii="BIZ UDPゴシック" w:cs="BIZ UDPゴシック" w:eastAsia="BIZ UDPゴシック" w:hAnsi="BIZ UDPゴシック"/>
                 <w:b w:val="false"/>
                 <w:bCs w:val="false"/>
                 <w:color w:val="000000"/>
@@ -13357,7 +13357,7 @@
             </w:pPr>
             <w:r>
               <w:rPr>
-                <w:rFonts w:ascii="游ゴシック" w:cs="游ゴシック" w:eastAsia="游ゴシック" w:hAnsi="游ゴシック"/>
+                <w:rFonts w:ascii="BIZ UDPゴシック" w:cs="BIZ UDPゴシック" w:eastAsia="BIZ UDPゴシック" w:hAnsi="BIZ UDPゴシック"/>
                 <w:b w:val="false"/>
                 <w:bCs w:val="false"/>
                 <w:color w:val="000000"/>
@@ -13390,7 +13390,7 @@
             </w:pPr>
             <w:r>
               <w:rPr>
-                <w:rFonts w:ascii="游ゴシック" w:cs="游ゴシック" w:eastAsia="游ゴシック" w:hAnsi="游ゴシック"/>
+                <w:rFonts w:ascii="BIZ UDPゴシック" w:cs="BIZ UDPゴシック" w:eastAsia="BIZ UDPゴシック" w:hAnsi="BIZ UDPゴシック"/>
                 <w:b w:val="false"/>
                 <w:bCs w:val="false"/>
                 <w:color w:val="000000"/>
@@ -13418,7 +13418,7 @@
             </w:pPr>
             <w:r>
               <w:rPr>
-                <w:rFonts w:ascii="游ゴシック" w:cs="游ゴシック" w:eastAsia="游ゴシック" w:hAnsi="游ゴシック"/>
+                <w:rFonts w:ascii="BIZ UDPゴシック" w:cs="BIZ UDPゴシック" w:eastAsia="BIZ UDPゴシック" w:hAnsi="BIZ UDPゴシック"/>
                 <w:b w:val="false"/>
                 <w:bCs w:val="false"/>
                 <w:color w:val="000000"/>
@@ -13446,7 +13446,7 @@
             </w:pPr>
             <w:r>
               <w:rPr>
-                <w:rFonts w:ascii="游ゴシック" w:cs="游ゴシック" w:eastAsia="游ゴシック" w:hAnsi="游ゴシック"/>
+                <w:rFonts w:ascii="BIZ UDPゴシック" w:cs="BIZ UDPゴシック" w:eastAsia="BIZ UDPゴシック" w:hAnsi="BIZ UDPゴシック"/>
                 <w:b w:val="false"/>
                 <w:bCs w:val="false"/>
                 <w:color w:val="000000"/>
@@ -13474,7 +13474,7 @@
             </w:pPr>
             <w:r>
               <w:rPr>
-                <w:rFonts w:ascii="游ゴシック" w:cs="游ゴシック" w:eastAsia="游ゴシック" w:hAnsi="游ゴシック"/>
+                <w:rFonts w:ascii="BIZ UDPゴシック" w:cs="BIZ UDPゴシック" w:eastAsia="BIZ UDPゴシック" w:hAnsi="BIZ UDPゴシック"/>
                 <w:b w:val="false"/>
                 <w:bCs w:val="false"/>
                 <w:color w:val="000000"/>
@@ -13502,7 +13502,7 @@
             </w:pPr>
             <w:r>
               <w:rPr>
-                <w:rFonts w:ascii="游ゴシック" w:cs="游ゴシック" w:eastAsia="游ゴシック" w:hAnsi="游ゴシック"/>
+                <w:rFonts w:ascii="BIZ UDPゴシック" w:cs="BIZ UDPゴシック" w:eastAsia="BIZ UDPゴシック" w:hAnsi="BIZ UDPゴシック"/>
                 <w:b w:val="false"/>
                 <w:bCs w:val="false"/>
                 <w:color w:val="000000"/>
@@ -13530,7 +13530,7 @@
             </w:pPr>
             <w:r>
               <w:rPr>
-                <w:rFonts w:ascii="游ゴシック" w:cs="游ゴシック" w:eastAsia="游ゴシック" w:hAnsi="游ゴシック"/>
+                <w:rFonts w:ascii="BIZ UDPゴシック" w:cs="BIZ UDPゴシック" w:eastAsia="BIZ UDPゴシック" w:hAnsi="BIZ UDPゴシック"/>
                 <w:b w:val="false"/>
                 <w:bCs w:val="false"/>
                 <w:color w:val="000000"/>
@@ -13558,7 +13558,7 @@
             </w:pPr>
             <w:r>
               <w:rPr>
-                <w:rFonts w:ascii="游ゴシック" w:cs="游ゴシック" w:eastAsia="游ゴシック" w:hAnsi="游ゴシック"/>
+                <w:rFonts w:ascii="BIZ UDPゴシック" w:cs="BIZ UDPゴシック" w:eastAsia="BIZ UDPゴシック" w:hAnsi="BIZ UDPゴシック"/>
                 <w:b w:val="false"/>
                 <w:bCs w:val="false"/>
                 <w:color w:val="000000"/>
@@ -13592,7 +13592,7 @@
             </w:pPr>
             <w:r>
               <w:rPr>
-                <w:rFonts w:ascii="游ゴシック" w:cs="游ゴシック" w:eastAsia="游ゴシック" w:hAnsi="游ゴシック"/>
+                <w:rFonts w:ascii="BIZ UDPゴシック" w:cs="BIZ UDPゴシック" w:eastAsia="BIZ UDPゴシック" w:hAnsi="BIZ UDPゴシック"/>
                 <w:b w:val="false"/>
                 <w:bCs w:val="false"/>
                 <w:color w:val="000000"/>
@@ -13621,7 +13621,7 @@
             </w:pPr>
             <w:r>
               <w:rPr>
-                <w:rFonts w:ascii="游ゴシック" w:cs="游ゴシック" w:eastAsia="游ゴシック" w:hAnsi="游ゴシック"/>
+                <w:rFonts w:ascii="BIZ UDPゴシック" w:cs="BIZ UDPゴシック" w:eastAsia="BIZ UDPゴシック" w:hAnsi="BIZ UDPゴシック"/>
                 <w:b w:val="false"/>
                 <w:bCs w:val="false"/>
                 <w:color w:val="000000"/>
@@ -13650,7 +13650,7 @@
             </w:pPr>
             <w:r>
               <w:rPr>
-                <w:rFonts w:ascii="游ゴシック" w:cs="游ゴシック" w:eastAsia="游ゴシック" w:hAnsi="游ゴシック"/>
+                <w:rFonts w:ascii="BIZ UDPゴシック" w:cs="BIZ UDPゴシック" w:eastAsia="BIZ UDPゴシック" w:hAnsi="BIZ UDPゴシック"/>
                 <w:b w:val="false"/>
                 <w:bCs w:val="false"/>
                 <w:color w:val="000000"/>
@@ -13679,7 +13679,7 @@
             </w:pPr>
             <w:r>
               <w:rPr>
-                <w:rFonts w:ascii="游ゴシック" w:cs="游ゴシック" w:eastAsia="游ゴシック" w:hAnsi="游ゴシック"/>
+                <w:rFonts w:ascii="BIZ UDPゴシック" w:cs="BIZ UDPゴシック" w:eastAsia="BIZ UDPゴシック" w:hAnsi="BIZ UDPゴシック"/>
                 <w:b w:val="false"/>
                 <w:bCs w:val="false"/>
                 <w:color w:val="000000"/>
@@ -13708,7 +13708,7 @@
             </w:pPr>
             <w:r>
               <w:rPr>
-                <w:rFonts w:ascii="游ゴシック" w:cs="游ゴシック" w:eastAsia="游ゴシック" w:hAnsi="游ゴシック"/>
+                <w:rFonts w:ascii="BIZ UDPゴシック" w:cs="BIZ UDPゴシック" w:eastAsia="BIZ UDPゴシック" w:hAnsi="BIZ UDPゴシック"/>
                 <w:b w:val="false"/>
                 <w:bCs w:val="false"/>
                 <w:color w:val="000000"/>
@@ -13737,7 +13737,7 @@
             </w:pPr>
             <w:r>
               <w:rPr>
-                <w:rFonts w:ascii="游ゴシック" w:cs="游ゴシック" w:eastAsia="游ゴシック" w:hAnsi="游ゴシック"/>
+                <w:rFonts w:ascii="BIZ UDPゴシック" w:cs="BIZ UDPゴシック" w:eastAsia="BIZ UDPゴシック" w:hAnsi="BIZ UDPゴシック"/>
                 <w:b w:val="false"/>
                 <w:bCs w:val="false"/>
                 <w:color w:val="000000"/>
@@ -13766,7 +13766,7 @@
             </w:pPr>
             <w:r>
               <w:rPr>
-                <w:rFonts w:ascii="游ゴシック" w:cs="游ゴシック" w:eastAsia="游ゴシック" w:hAnsi="游ゴシック"/>
+                <w:rFonts w:ascii="BIZ UDPゴシック" w:cs="BIZ UDPゴシック" w:eastAsia="BIZ UDPゴシック" w:hAnsi="BIZ UDPゴシック"/>
                 <w:b w:val="false"/>
                 <w:bCs w:val="false"/>
                 <w:color w:val="000000"/>
@@ -13799,7 +13799,7 @@
             </w:pPr>
             <w:r>
               <w:rPr>
-                <w:rFonts w:ascii="游ゴシック" w:cs="游ゴシック" w:eastAsia="游ゴシック" w:hAnsi="游ゴシック"/>
+                <w:rFonts w:ascii="BIZ UDPゴシック" w:cs="BIZ UDPゴシック" w:eastAsia="BIZ UDPゴシック" w:hAnsi="BIZ UDPゴシック"/>
                 <w:b w:val="false"/>
                 <w:bCs w:val="false"/>
                 <w:color w:val="000000"/>
@@ -13827,7 +13827,7 @@
             </w:pPr>
             <w:r>
               <w:rPr>
-                <w:rFonts w:ascii="游ゴシック" w:cs="游ゴシック" w:eastAsia="游ゴシック" w:hAnsi="游ゴシック"/>
+                <w:rFonts w:ascii="BIZ UDPゴシック" w:cs="BIZ UDPゴシック" w:eastAsia="BIZ UDPゴシック" w:hAnsi="BIZ UDPゴシック"/>
                 <w:b w:val="false"/>
                 <w:bCs w:val="false"/>
                 <w:color w:val="000000"/>
@@ -13855,7 +13855,7 @@
             </w:pPr>
             <w:r>
               <w:rPr>
-                <w:rFonts w:ascii="游ゴシック" w:cs="游ゴシック" w:eastAsia="游ゴシック" w:hAnsi="游ゴシック"/>
+                <w:rFonts w:ascii="BIZ UDPゴシック" w:cs="BIZ UDPゴシック" w:eastAsia="BIZ UDPゴシック" w:hAnsi="BIZ UDPゴシック"/>
                 <w:b w:val="false"/>
                 <w:bCs w:val="false"/>
                 <w:color w:val="000000"/>
@@ -13883,7 +13883,7 @@
             </w:pPr>
             <w:r>
               <w:rPr>
-                <w:rFonts w:ascii="游ゴシック" w:cs="游ゴシック" w:eastAsia="游ゴシック" w:hAnsi="游ゴシック"/>
+                <w:rFonts w:ascii="BIZ UDPゴシック" w:cs="BIZ UDPゴシック" w:eastAsia="BIZ UDPゴシック" w:hAnsi="BIZ UDPゴシック"/>
                 <w:b w:val="false"/>
                 <w:bCs w:val="false"/>
                 <w:color w:val="000000"/>
@@ -13911,7 +13911,7 @@
             </w:pPr>
             <w:r>
               <w:rPr>
-                <w:rFonts w:ascii="游ゴシック" w:cs="游ゴシック" w:eastAsia="游ゴシック" w:hAnsi="游ゴシック"/>
+                <w:rFonts w:ascii="BIZ UDPゴシック" w:cs="BIZ UDPゴシック" w:eastAsia="BIZ UDPゴシック" w:hAnsi="BIZ UDPゴシック"/>
                 <w:b w:val="false"/>
                 <w:bCs w:val="false"/>
                 <w:color w:val="000000"/>
@@ -13939,7 +13939,7 @@
             </w:pPr>
             <w:r>
               <w:rPr>
-                <w:rFonts w:ascii="游ゴシック" w:cs="游ゴシック" w:eastAsia="游ゴシック" w:hAnsi="游ゴシック"/>
+                <w:rFonts w:ascii="BIZ UDPゴシック" w:cs="BIZ UDPゴシック" w:eastAsia="BIZ UDPゴシック" w:hAnsi="BIZ UDPゴシック"/>
                 <w:b w:val="false"/>
                 <w:bCs w:val="false"/>
                 <w:color w:val="000000"/>
@@ -13967,7 +13967,7 @@
             </w:pPr>
             <w:r>
               <w:rPr>
-                <w:rFonts w:ascii="游ゴシック" w:cs="游ゴシック" w:eastAsia="游ゴシック" w:hAnsi="游ゴシック"/>
+                <w:rFonts w:ascii="BIZ UDPゴシック" w:cs="BIZ UDPゴシック" w:eastAsia="BIZ UDPゴシック" w:hAnsi="BIZ UDPゴシック"/>
                 <w:b w:val="false"/>
                 <w:bCs w:val="false"/>
                 <w:color w:val="000000"/>
@@ -13986,7 +13986,7 @@
       </w:pPr>
       <w:r>
         <w:rPr>
-          <w:rFonts w:ascii="游ゴシック" w:cs="游ゴシック" w:eastAsia="游ゴシック" w:hAnsi="游ゴシック"/>
+          <w:rFonts w:ascii="BIZ UDPゴシック" w:cs="BIZ UDPゴシック" w:eastAsia="BIZ UDPゴシック" w:hAnsi="BIZ UDPゴシック"/>
           <w:sz w:val="21"/>
           <w:szCs w:val="21"/>
         </w:rPr>
@@ -14004,7 +14004,7 @@
       </w:pPr>
       <w:r>
         <w:rPr>
-          <w:rFonts w:ascii="游ゴシック" w:cs="游ゴシック" w:eastAsia="游ゴシック" w:hAnsi="游ゴシック"/>
+          <w:rFonts w:ascii="BIZ UDPゴシック" w:cs="BIZ UDPゴシック" w:eastAsia="BIZ UDPゴシック" w:hAnsi="BIZ UDPゴシック"/>
           <w:color w:val="595959"/>
           <w:sz w:val="17"/>
           <w:szCs w:val="17"/>
@@ -14024,7 +14024,7 @@
       </w:pPr>
       <w:r>
         <w:rPr>
-          <w:rFonts w:ascii="游ゴシック" w:cs="游ゴシック" w:eastAsia="游ゴシック" w:hAnsi="游ゴシック"/>
+          <w:rFonts w:ascii="BIZ UDPゴシック" w:cs="BIZ UDPゴシック" w:eastAsia="BIZ UDPゴシック" w:hAnsi="BIZ UDPゴシック"/>
           <w:b/>
           <w:bCs/>
           <w:color w:val="1F3864"/>
@@ -14040,7 +14040,7 @@
       </w:pPr>
       <w:r>
         <w:rPr>
-          <w:rFonts w:ascii="游ゴシック" w:cs="游ゴシック" w:eastAsia="游ゴシック" w:hAnsi="游ゴシック"/>
+          <w:rFonts w:ascii="BIZ UDPゴシック" w:cs="BIZ UDPゴシック" w:eastAsia="BIZ UDPゴシック" w:hAnsi="BIZ UDPゴシック"/>
           <w:sz w:val="21"/>
           <w:szCs w:val="21"/>
         </w:rPr>
@@ -14089,7 +14089,7 @@
             </w:pPr>
             <w:r>
               <w:rPr>
-                <w:rFonts w:ascii="游ゴシック" w:cs="游ゴシック" w:eastAsia="游ゴシック" w:hAnsi="游ゴシック"/>
+                <w:rFonts w:ascii="BIZ UDPゴシック" w:cs="BIZ UDPゴシック" w:eastAsia="BIZ UDPゴシック" w:hAnsi="BIZ UDPゴシック"/>
                 <w:b/>
                 <w:bCs/>
                 <w:color w:val="FFFFFF"/>
@@ -14118,7 +14118,7 @@
             </w:pPr>
             <w:r>
               <w:rPr>
-                <w:rFonts w:ascii="游ゴシック" w:cs="游ゴシック" w:eastAsia="游ゴシック" w:hAnsi="游ゴシック"/>
+                <w:rFonts w:ascii="BIZ UDPゴシック" w:cs="BIZ UDPゴシック" w:eastAsia="BIZ UDPゴシック" w:hAnsi="BIZ UDPゴシック"/>
                 <w:b/>
                 <w:bCs/>
                 <w:color w:val="FFFFFF"/>
@@ -14147,7 +14147,7 @@
             </w:pPr>
             <w:r>
               <w:rPr>
-                <w:rFonts w:ascii="游ゴシック" w:cs="游ゴシック" w:eastAsia="游ゴシック" w:hAnsi="游ゴシック"/>
+                <w:rFonts w:ascii="BIZ UDPゴシック" w:cs="BIZ UDPゴシック" w:eastAsia="BIZ UDPゴシック" w:hAnsi="BIZ UDPゴシック"/>
                 <w:b/>
                 <w:bCs/>
                 <w:color w:val="FFFFFF"/>
@@ -14176,7 +14176,7 @@
             </w:pPr>
             <w:r>
               <w:rPr>
-                <w:rFonts w:ascii="游ゴシック" w:cs="游ゴシック" w:eastAsia="游ゴシック" w:hAnsi="游ゴシック"/>
+                <w:rFonts w:ascii="BIZ UDPゴシック" w:cs="BIZ UDPゴシック" w:eastAsia="BIZ UDPゴシック" w:hAnsi="BIZ UDPゴシック"/>
                 <w:b/>
                 <w:bCs/>
                 <w:color w:val="FFFFFF"/>
@@ -14209,7 +14209,7 @@
             </w:pPr>
             <w:r>
               <w:rPr>
-                <w:rFonts w:ascii="游ゴシック" w:cs="游ゴシック" w:eastAsia="游ゴシック" w:hAnsi="游ゴシック"/>
+                <w:rFonts w:ascii="BIZ UDPゴシック" w:cs="BIZ UDPゴシック" w:eastAsia="BIZ UDPゴシック" w:hAnsi="BIZ UDPゴシック"/>
                 <w:b w:val="false"/>
                 <w:bCs w:val="false"/>
                 <w:color w:val="000000"/>
@@ -14237,7 +14237,7 @@
             </w:pPr>
             <w:r>
               <w:rPr>
-                <w:rFonts w:ascii="游ゴシック" w:cs="游ゴシック" w:eastAsia="游ゴシック" w:hAnsi="游ゴシック"/>
+                <w:rFonts w:ascii="BIZ UDPゴシック" w:cs="BIZ UDPゴシック" w:eastAsia="BIZ UDPゴシック" w:hAnsi="BIZ UDPゴシック"/>
                 <w:b w:val="false"/>
                 <w:bCs w:val="false"/>
                 <w:color w:val="000000"/>
@@ -14265,7 +14265,7 @@
             </w:pPr>
             <w:r>
               <w:rPr>
-                <w:rFonts w:ascii="游ゴシック" w:cs="游ゴシック" w:eastAsia="游ゴシック" w:hAnsi="游ゴシック"/>
+                <w:rFonts w:ascii="BIZ UDPゴシック" w:cs="BIZ UDPゴシック" w:eastAsia="BIZ UDPゴシック" w:hAnsi="BIZ UDPゴシック"/>
                 <w:b w:val="false"/>
                 <w:bCs w:val="false"/>
                 <w:color w:val="000000"/>
@@ -14293,7 +14293,7 @@
             </w:pPr>
             <w:r>
               <w:rPr>
-                <w:rFonts w:ascii="游ゴシック" w:cs="游ゴシック" w:eastAsia="游ゴシック" w:hAnsi="游ゴシック"/>
+                <w:rFonts w:ascii="BIZ UDPゴシック" w:cs="BIZ UDPゴシック" w:eastAsia="BIZ UDPゴシック" w:hAnsi="BIZ UDPゴシック"/>
                 <w:b w:val="false"/>
                 <w:bCs w:val="false"/>
                 <w:color w:val="000000"/>
@@ -14326,7 +14326,7 @@
             </w:pPr>
             <w:r>
               <w:rPr>
-                <w:rFonts w:ascii="游ゴシック" w:cs="游ゴシック" w:eastAsia="游ゴシック" w:hAnsi="游ゴシック"/>
+                <w:rFonts w:ascii="BIZ UDPゴシック" w:cs="BIZ UDPゴシック" w:eastAsia="BIZ UDPゴシック" w:hAnsi="BIZ UDPゴシック"/>
                 <w:b w:val="false"/>
                 <w:bCs w:val="false"/>
                 <w:color w:val="000000"/>
@@ -14354,7 +14354,7 @@
             </w:pPr>
             <w:r>
               <w:rPr>
-                <w:rFonts w:ascii="游ゴシック" w:cs="游ゴシック" w:eastAsia="游ゴシック" w:hAnsi="游ゴシック"/>
+                <w:rFonts w:ascii="BIZ UDPゴシック" w:cs="BIZ UDPゴシック" w:eastAsia="BIZ UDPゴシック" w:hAnsi="BIZ UDPゴシック"/>
                 <w:b w:val="false"/>
                 <w:bCs w:val="false"/>
                 <w:color w:val="000000"/>
@@ -14382,7 +14382,7 @@
             </w:pPr>
             <w:r>
               <w:rPr>
-                <w:rFonts w:ascii="游ゴシック" w:cs="游ゴシック" w:eastAsia="游ゴシック" w:hAnsi="游ゴシック"/>
+                <w:rFonts w:ascii="BIZ UDPゴシック" w:cs="BIZ UDPゴシック" w:eastAsia="BIZ UDPゴシック" w:hAnsi="BIZ UDPゴシック"/>
                 <w:b w:val="false"/>
                 <w:bCs w:val="false"/>
                 <w:color w:val="000000"/>
@@ -14410,7 +14410,7 @@
             </w:pPr>
             <w:r>
               <w:rPr>
-                <w:rFonts w:ascii="游ゴシック" w:cs="游ゴシック" w:eastAsia="游ゴシック" w:hAnsi="游ゴシック"/>
+                <w:rFonts w:ascii="BIZ UDPゴシック" w:cs="BIZ UDPゴシック" w:eastAsia="BIZ UDPゴシック" w:hAnsi="BIZ UDPゴシック"/>
                 <w:b w:val="false"/>
                 <w:bCs w:val="false"/>
                 <w:color w:val="000000"/>
@@ -14443,7 +14443,7 @@
             </w:pPr>
             <w:r>
               <w:rPr>
-                <w:rFonts w:ascii="游ゴシック" w:cs="游ゴシック" w:eastAsia="游ゴシック" w:hAnsi="游ゴシック"/>
+                <w:rFonts w:ascii="BIZ UDPゴシック" w:cs="BIZ UDPゴシック" w:eastAsia="BIZ UDPゴシック" w:hAnsi="BIZ UDPゴシック"/>
                 <w:b w:val="false"/>
                 <w:bCs w:val="false"/>
                 <w:color w:val="000000"/>
@@ -14471,7 +14471,7 @@
             </w:pPr>
             <w:r>
               <w:rPr>
-                <w:rFonts w:ascii="游ゴシック" w:cs="游ゴシック" w:eastAsia="游ゴシック" w:hAnsi="游ゴシック"/>
+                <w:rFonts w:ascii="BIZ UDPゴシック" w:cs="BIZ UDPゴシック" w:eastAsia="BIZ UDPゴシック" w:hAnsi="BIZ UDPゴシック"/>
                 <w:b w:val="false"/>
                 <w:bCs w:val="false"/>
                 <w:color w:val="000000"/>
@@ -14499,7 +14499,7 @@
             </w:pPr>
             <w:r>
               <w:rPr>
-                <w:rFonts w:ascii="游ゴシック" w:cs="游ゴシック" w:eastAsia="游ゴシック" w:hAnsi="游ゴシック"/>
+                <w:rFonts w:ascii="BIZ UDPゴシック" w:cs="BIZ UDPゴシック" w:eastAsia="BIZ UDPゴシック" w:hAnsi="BIZ UDPゴシック"/>
                 <w:b w:val="false"/>
                 <w:bCs w:val="false"/>
                 <w:color w:val="000000"/>
@@ -14527,7 +14527,7 @@
             </w:pPr>
             <w:r>
               <w:rPr>
-                <w:rFonts w:ascii="游ゴシック" w:cs="游ゴシック" w:eastAsia="游ゴシック" w:hAnsi="游ゴシック"/>
+                <w:rFonts w:ascii="BIZ UDPゴシック" w:cs="BIZ UDPゴシック" w:eastAsia="BIZ UDPゴシック" w:hAnsi="BIZ UDPゴシック"/>
                 <w:b w:val="false"/>
                 <w:bCs w:val="false"/>
                 <w:color w:val="000000"/>
@@ -14560,7 +14560,7 @@
             </w:pPr>
             <w:r>
               <w:rPr>
-                <w:rFonts w:ascii="游ゴシック" w:cs="游ゴシック" w:eastAsia="游ゴシック" w:hAnsi="游ゴシック"/>
+                <w:rFonts w:ascii="BIZ UDPゴシック" w:cs="BIZ UDPゴシック" w:eastAsia="BIZ UDPゴシック" w:hAnsi="BIZ UDPゴシック"/>
                 <w:b w:val="false"/>
                 <w:bCs w:val="false"/>
                 <w:color w:val="000000"/>
@@ -14588,7 +14588,7 @@
             </w:pPr>
             <w:r>
               <w:rPr>
-                <w:rFonts w:ascii="游ゴシック" w:cs="游ゴシック" w:eastAsia="游ゴシック" w:hAnsi="游ゴシック"/>
+                <w:rFonts w:ascii="BIZ UDPゴシック" w:cs="BIZ UDPゴシック" w:eastAsia="BIZ UDPゴシック" w:hAnsi="BIZ UDPゴシック"/>
                 <w:b w:val="false"/>
                 <w:bCs w:val="false"/>
                 <w:color w:val="000000"/>
@@ -14616,7 +14616,7 @@
             </w:pPr>
             <w:r>
               <w:rPr>
-                <w:rFonts w:ascii="游ゴシック" w:cs="游ゴシック" w:eastAsia="游ゴシック" w:hAnsi="游ゴシック"/>
+                <w:rFonts w:ascii="BIZ UDPゴシック" w:cs="BIZ UDPゴシック" w:eastAsia="BIZ UDPゴシック" w:hAnsi="BIZ UDPゴシック"/>
                 <w:b w:val="false"/>
                 <w:bCs w:val="false"/>
                 <w:color w:val="000000"/>
@@ -14644,7 +14644,7 @@
             </w:pPr>
             <w:r>
               <w:rPr>
-                <w:rFonts w:ascii="游ゴシック" w:cs="游ゴシック" w:eastAsia="游ゴシック" w:hAnsi="游ゴシック"/>
+                <w:rFonts w:ascii="BIZ UDPゴシック" w:cs="BIZ UDPゴシック" w:eastAsia="BIZ UDPゴシック" w:hAnsi="BIZ UDPゴシック"/>
                 <w:b w:val="false"/>
                 <w:bCs w:val="false"/>
                 <w:color w:val="000000"/>
@@ -14677,7 +14677,7 @@
             </w:pPr>
             <w:r>
               <w:rPr>
-                <w:rFonts w:ascii="游ゴシック" w:cs="游ゴシック" w:eastAsia="游ゴシック" w:hAnsi="游ゴシック"/>
+                <w:rFonts w:ascii="BIZ UDPゴシック" w:cs="BIZ UDPゴシック" w:eastAsia="BIZ UDPゴシック" w:hAnsi="BIZ UDPゴシック"/>
                 <w:b w:val="false"/>
                 <w:bCs w:val="false"/>
                 <w:color w:val="000000"/>
@@ -14705,7 +14705,7 @@
             </w:pPr>
             <w:r>
               <w:rPr>
-                <w:rFonts w:ascii="游ゴシック" w:cs="游ゴシック" w:eastAsia="游ゴシック" w:hAnsi="游ゴシック"/>
+                <w:rFonts w:ascii="BIZ UDPゴシック" w:cs="BIZ UDPゴシック" w:eastAsia="BIZ UDPゴシック" w:hAnsi="BIZ UDPゴシック"/>
                 <w:b w:val="false"/>
                 <w:bCs w:val="false"/>
                 <w:color w:val="000000"/>
@@ -14733,7 +14733,7 @@
             </w:pPr>
             <w:r>
               <w:rPr>
-                <w:rFonts w:ascii="游ゴシック" w:cs="游ゴシック" w:eastAsia="游ゴシック" w:hAnsi="游ゴシック"/>
+                <w:rFonts w:ascii="BIZ UDPゴシック" w:cs="BIZ UDPゴシック" w:eastAsia="BIZ UDPゴシック" w:hAnsi="BIZ UDPゴシック"/>
                 <w:b w:val="false"/>
                 <w:bCs w:val="false"/>
                 <w:color w:val="000000"/>
@@ -14761,7 +14761,7 @@
             </w:pPr>
             <w:r>
               <w:rPr>
-                <w:rFonts w:ascii="游ゴシック" w:cs="游ゴシック" w:eastAsia="游ゴシック" w:hAnsi="游ゴシック"/>
+                <w:rFonts w:ascii="BIZ UDPゴシック" w:cs="BIZ UDPゴシック" w:eastAsia="BIZ UDPゴシック" w:hAnsi="BIZ UDPゴシック"/>
                 <w:b w:val="false"/>
                 <w:bCs w:val="false"/>
                 <w:color w:val="000000"/>
@@ -14794,7 +14794,7 @@
             </w:pPr>
             <w:r>
               <w:rPr>
-                <w:rFonts w:ascii="游ゴシック" w:cs="游ゴシック" w:eastAsia="游ゴシック" w:hAnsi="游ゴシック"/>
+                <w:rFonts w:ascii="BIZ UDPゴシック" w:cs="BIZ UDPゴシック" w:eastAsia="BIZ UDPゴシック" w:hAnsi="BIZ UDPゴシック"/>
                 <w:b w:val="false"/>
                 <w:bCs w:val="false"/>
                 <w:color w:val="000000"/>
@@ -14822,7 +14822,7 @@
             </w:pPr>
             <w:r>
               <w:rPr>
-                <w:rFonts w:ascii="游ゴシック" w:cs="游ゴシック" w:eastAsia="游ゴシック" w:hAnsi="游ゴシック"/>
+                <w:rFonts w:ascii="BIZ UDPゴシック" w:cs="BIZ UDPゴシック" w:eastAsia="BIZ UDPゴシック" w:hAnsi="BIZ UDPゴシック"/>
                 <w:b w:val="false"/>
                 <w:bCs w:val="false"/>
                 <w:color w:val="000000"/>
@@ -14850,7 +14850,7 @@
             </w:pPr>
             <w:r>
               <w:rPr>
-                <w:rFonts w:ascii="游ゴシック" w:cs="游ゴシック" w:eastAsia="游ゴシック" w:hAnsi="游ゴシック"/>
+                <w:rFonts w:ascii="BIZ UDPゴシック" w:cs="BIZ UDPゴシック" w:eastAsia="BIZ UDPゴシック" w:hAnsi="BIZ UDPゴシック"/>
                 <w:b w:val="false"/>
                 <w:bCs w:val="false"/>
                 <w:color w:val="000000"/>
@@ -14878,7 +14878,7 @@
             </w:pPr>
             <w:r>
               <w:rPr>
-                <w:rFonts w:ascii="游ゴシック" w:cs="游ゴシック" w:eastAsia="游ゴシック" w:hAnsi="游ゴシック"/>
+                <w:rFonts w:ascii="BIZ UDPゴシック" w:cs="BIZ UDPゴシック" w:eastAsia="BIZ UDPゴシック" w:hAnsi="BIZ UDPゴシック"/>
                 <w:b w:val="false"/>
                 <w:bCs w:val="false"/>
                 <w:color w:val="000000"/>
@@ -14912,7 +14912,7 @@
             </w:pPr>
             <w:r>
               <w:rPr>
-                <w:rFonts w:ascii="游ゴシック" w:cs="游ゴシック" w:eastAsia="游ゴシック" w:hAnsi="游ゴシック"/>
+                <w:rFonts w:ascii="BIZ UDPゴシック" w:cs="BIZ UDPゴシック" w:eastAsia="BIZ UDPゴシック" w:hAnsi="BIZ UDPゴシック"/>
                 <w:b w:val="false"/>
                 <w:bCs w:val="false"/>
                 <w:color w:val="000000"/>
@@ -14941,7 +14941,7 @@
             </w:pPr>
             <w:r>
               <w:rPr>
-                <w:rFonts w:ascii="游ゴシック" w:cs="游ゴシック" w:eastAsia="游ゴシック" w:hAnsi="游ゴシック"/>
+                <w:rFonts w:ascii="BIZ UDPゴシック" w:cs="BIZ UDPゴシック" w:eastAsia="BIZ UDPゴシック" w:hAnsi="BIZ UDPゴシック"/>
                 <w:b w:val="false"/>
                 <w:bCs w:val="false"/>
                 <w:color w:val="000000"/>
@@ -14970,7 +14970,7 @@
             </w:pPr>
             <w:r>
               <w:rPr>
-                <w:rFonts w:ascii="游ゴシック" w:cs="游ゴシック" w:eastAsia="游ゴシック" w:hAnsi="游ゴシック"/>
+                <w:rFonts w:ascii="BIZ UDPゴシック" w:cs="BIZ UDPゴシック" w:eastAsia="BIZ UDPゴシック" w:hAnsi="BIZ UDPゴシック"/>
                 <w:b w:val="false"/>
                 <w:bCs w:val="false"/>
                 <w:color w:val="000000"/>
@@ -14999,7 +14999,7 @@
             </w:pPr>
             <w:r>
               <w:rPr>
-                <w:rFonts w:ascii="游ゴシック" w:cs="游ゴシック" w:eastAsia="游ゴシック" w:hAnsi="游ゴシック"/>
+                <w:rFonts w:ascii="BIZ UDPゴシック" w:cs="BIZ UDPゴシック" w:eastAsia="BIZ UDPゴシック" w:hAnsi="BIZ UDPゴシック"/>
                 <w:b w:val="false"/>
                 <w:bCs w:val="false"/>
                 <w:color w:val="000000"/>
@@ -15032,7 +15032,7 @@
             </w:pPr>
             <w:r>
               <w:rPr>
-                <w:rFonts w:ascii="游ゴシック" w:cs="游ゴシック" w:eastAsia="游ゴシック" w:hAnsi="游ゴシック"/>
+                <w:rFonts w:ascii="BIZ UDPゴシック" w:cs="BIZ UDPゴシック" w:eastAsia="BIZ UDPゴシック" w:hAnsi="BIZ UDPゴシック"/>
                 <w:b w:val="false"/>
                 <w:bCs w:val="false"/>
                 <w:color w:val="000000"/>
@@ -15060,7 +15060,7 @@
             </w:pPr>
             <w:r>
               <w:rPr>
-                <w:rFonts w:ascii="游ゴシック" w:cs="游ゴシック" w:eastAsia="游ゴシック" w:hAnsi="游ゴシック"/>
+                <w:rFonts w:ascii="BIZ UDPゴシック" w:cs="BIZ UDPゴシック" w:eastAsia="BIZ UDPゴシック" w:hAnsi="BIZ UDPゴシック"/>
                 <w:b w:val="false"/>
                 <w:bCs w:val="false"/>
                 <w:color w:val="000000"/>
@@ -15088,7 +15088,7 @@
             </w:pPr>
             <w:r>
               <w:rPr>
-                <w:rFonts w:ascii="游ゴシック" w:cs="游ゴシック" w:eastAsia="游ゴシック" w:hAnsi="游ゴシック"/>
+                <w:rFonts w:ascii="BIZ UDPゴシック" w:cs="BIZ UDPゴシック" w:eastAsia="BIZ UDPゴシック" w:hAnsi="BIZ UDPゴシック"/>
                 <w:b w:val="false"/>
                 <w:bCs w:val="false"/>
                 <w:color w:val="000000"/>
@@ -15116,7 +15116,7 @@
             </w:pPr>
             <w:r>
               <w:rPr>
-                <w:rFonts w:ascii="游ゴシック" w:cs="游ゴシック" w:eastAsia="游ゴシック" w:hAnsi="游ゴシック"/>
+                <w:rFonts w:ascii="BIZ UDPゴシック" w:cs="BIZ UDPゴシック" w:eastAsia="BIZ UDPゴシック" w:hAnsi="BIZ UDPゴシック"/>
                 <w:b w:val="false"/>
                 <w:bCs w:val="false"/>
                 <w:color w:val="000000"/>
@@ -15135,7 +15135,7 @@
       </w:pPr>
       <w:r>
         <w:rPr>
-          <w:rFonts w:ascii="游ゴシック" w:cs="游ゴシック" w:eastAsia="游ゴシック" w:hAnsi="游ゴシック"/>
+          <w:rFonts w:ascii="BIZ UDPゴシック" w:cs="BIZ UDPゴシック" w:eastAsia="BIZ UDPゴシック" w:hAnsi="BIZ UDPゴシック"/>
           <w:sz w:val="21"/>
           <w:szCs w:val="21"/>
         </w:rPr>
@@ -15153,7 +15153,7 @@
       </w:pPr>
       <w:r>
         <w:rPr>
-          <w:rFonts w:ascii="游ゴシック" w:cs="游ゴシック" w:eastAsia="游ゴシック" w:hAnsi="游ゴシック"/>
+          <w:rFonts w:ascii="BIZ UDPゴシック" w:cs="BIZ UDPゴシック" w:eastAsia="BIZ UDPゴシック" w:hAnsi="BIZ UDPゴシック"/>
           <w:color w:val="595959"/>
           <w:sz w:val="17"/>
           <w:szCs w:val="17"/>
@@ -15176,7 +15176,7 @@
       </w:pPr>
       <w:r>
         <w:rPr>
-          <w:rFonts w:ascii="游ゴシック" w:cs="游ゴシック" w:eastAsia="游ゴシック" w:hAnsi="游ゴシック"/>
+          <w:rFonts w:ascii="BIZ UDPゴシック" w:cs="BIZ UDPゴシック" w:eastAsia="BIZ UDPゴシック" w:hAnsi="BIZ UDPゴシック"/>
           <w:b/>
           <w:bCs/>
           <w:color w:val="FFFFFF"/>
@@ -15198,7 +15198,7 @@
       </w:pPr>
       <w:r>
         <w:rPr>
-          <w:rFonts w:ascii="游ゴシック" w:cs="游ゴシック" w:eastAsia="游ゴシック" w:hAnsi="游ゴシック"/>
+          <w:rFonts w:ascii="BIZ UDPゴシック" w:cs="BIZ UDPゴシック" w:eastAsia="BIZ UDPゴシック" w:hAnsi="BIZ UDPゴシック"/>
           <w:b/>
           <w:bCs/>
           <w:color w:val="1F3864"/>
@@ -15214,7 +15214,7 @@
       </w:pPr>
       <w:r>
         <w:rPr>
-          <w:rFonts w:ascii="游ゴシック" w:cs="游ゴシック" w:eastAsia="游ゴシック" w:hAnsi="游ゴシック"/>
+          <w:rFonts w:ascii="BIZ UDPゴシック" w:cs="BIZ UDPゴシック" w:eastAsia="BIZ UDPゴシック" w:hAnsi="BIZ UDPゴシック"/>
           <w:sz w:val="21"/>
           <w:szCs w:val="21"/>
         </w:rPr>
@@ -15262,7 +15262,7 @@
             </w:pPr>
             <w:r>
               <w:rPr>
-                <w:rFonts w:ascii="游ゴシック" w:cs="游ゴシック" w:eastAsia="游ゴシック" w:hAnsi="游ゴシック"/>
+                <w:rFonts w:ascii="BIZ UDPゴシック" w:cs="BIZ UDPゴシック" w:eastAsia="BIZ UDPゴシック" w:hAnsi="BIZ UDPゴシック"/>
                 <w:b/>
                 <w:bCs/>
                 <w:color w:val="FFFFFF"/>
@@ -15291,7 +15291,7 @@
             </w:pPr>
             <w:r>
               <w:rPr>
-                <w:rFonts w:ascii="游ゴシック" w:cs="游ゴシック" w:eastAsia="游ゴシック" w:hAnsi="游ゴシック"/>
+                <w:rFonts w:ascii="BIZ UDPゴシック" w:cs="BIZ UDPゴシック" w:eastAsia="BIZ UDPゴシック" w:hAnsi="BIZ UDPゴシック"/>
                 <w:b/>
                 <w:bCs/>
                 <w:color w:val="FFFFFF"/>
@@ -15320,7 +15320,7 @@
             </w:pPr>
             <w:r>
               <w:rPr>
-                <w:rFonts w:ascii="游ゴシック" w:cs="游ゴシック" w:eastAsia="游ゴシック" w:hAnsi="游ゴシック"/>
+                <w:rFonts w:ascii="BIZ UDPゴシック" w:cs="BIZ UDPゴシック" w:eastAsia="BIZ UDPゴシック" w:hAnsi="BIZ UDPゴシック"/>
                 <w:b/>
                 <w:bCs/>
                 <w:color w:val="FFFFFF"/>
@@ -15354,7 +15354,7 @@
             </w:pPr>
             <w:r>
               <w:rPr>
-                <w:rFonts w:ascii="游ゴシック" w:cs="游ゴシック" w:eastAsia="游ゴシック" w:hAnsi="游ゴシック"/>
+                <w:rFonts w:ascii="BIZ UDPゴシック" w:cs="BIZ UDPゴシック" w:eastAsia="BIZ UDPゴシック" w:hAnsi="BIZ UDPゴシック"/>
                 <w:b w:val="false"/>
                 <w:bCs w:val="false"/>
                 <w:color w:val="000000"/>
@@ -15383,7 +15383,7 @@
             </w:pPr>
             <w:r>
               <w:rPr>
-                <w:rFonts w:ascii="游ゴシック" w:cs="游ゴシック" w:eastAsia="游ゴシック" w:hAnsi="游ゴシック"/>
+                <w:rFonts w:ascii="BIZ UDPゴシック" w:cs="BIZ UDPゴシック" w:eastAsia="BIZ UDPゴシック" w:hAnsi="BIZ UDPゴシック"/>
                 <w:b w:val="false"/>
                 <w:bCs w:val="false"/>
                 <w:color w:val="000000"/>
@@ -15412,7 +15412,7 @@
             </w:pPr>
             <w:r>
               <w:rPr>
-                <w:rFonts w:ascii="游ゴシック" w:cs="游ゴシック" w:eastAsia="游ゴシック" w:hAnsi="游ゴシック"/>
+                <w:rFonts w:ascii="BIZ UDPゴシック" w:cs="BIZ UDPゴシック" w:eastAsia="BIZ UDPゴシック" w:hAnsi="BIZ UDPゴシック"/>
                 <w:b w:val="false"/>
                 <w:bCs w:val="false"/>
                 <w:color w:val="000000"/>
@@ -15445,7 +15445,7 @@
             </w:pPr>
             <w:r>
               <w:rPr>
-                <w:rFonts w:ascii="游ゴシック" w:cs="游ゴシック" w:eastAsia="游ゴシック" w:hAnsi="游ゴシック"/>
+                <w:rFonts w:ascii="BIZ UDPゴシック" w:cs="BIZ UDPゴシック" w:eastAsia="BIZ UDPゴシック" w:hAnsi="BIZ UDPゴシック"/>
                 <w:b w:val="false"/>
                 <w:bCs w:val="false"/>
                 <w:color w:val="000000"/>
@@ -15473,7 +15473,7 @@
             </w:pPr>
             <w:r>
               <w:rPr>
-                <w:rFonts w:ascii="游ゴシック" w:cs="游ゴシック" w:eastAsia="游ゴシック" w:hAnsi="游ゴシック"/>
+                <w:rFonts w:ascii="BIZ UDPゴシック" w:cs="BIZ UDPゴシック" w:eastAsia="BIZ UDPゴシック" w:hAnsi="BIZ UDPゴシック"/>
                 <w:b w:val="false"/>
                 <w:bCs w:val="false"/>
                 <w:color w:val="000000"/>
@@ -15501,7 +15501,7 @@
             </w:pPr>
             <w:r>
               <w:rPr>
-                <w:rFonts w:ascii="游ゴシック" w:cs="游ゴシック" w:eastAsia="游ゴシック" w:hAnsi="游ゴシック"/>
+                <w:rFonts w:ascii="BIZ UDPゴシック" w:cs="BIZ UDPゴシック" w:eastAsia="BIZ UDPゴシック" w:hAnsi="BIZ UDPゴシック"/>
                 <w:b w:val="false"/>
                 <w:bCs w:val="false"/>
                 <w:color w:val="000000"/>
@@ -15520,7 +15520,7 @@
       </w:pPr>
       <w:r>
         <w:rPr>
-          <w:rFonts w:ascii="游ゴシック" w:cs="游ゴシック" w:eastAsia="游ゴシック" w:hAnsi="游ゴシック"/>
+          <w:rFonts w:ascii="BIZ UDPゴシック" w:cs="BIZ UDPゴシック" w:eastAsia="BIZ UDPゴシック" w:hAnsi="BIZ UDPゴシック"/>
           <w:sz w:val="21"/>
           <w:szCs w:val="21"/>
         </w:rPr>
@@ -15538,7 +15538,7 @@
       </w:pPr>
       <w:r>
         <w:rPr>
-          <w:rFonts w:ascii="游ゴシック" w:cs="游ゴシック" w:eastAsia="游ゴシック" w:hAnsi="游ゴシック"/>
+          <w:rFonts w:ascii="BIZ UDPゴシック" w:cs="BIZ UDPゴシック" w:eastAsia="BIZ UDPゴシック" w:hAnsi="BIZ UDPゴシック"/>
           <w:b/>
           <w:bCs/>
           <w:sz w:val="20"/>
@@ -15559,7 +15559,7 @@
       </w:pPr>
       <w:r>
         <w:rPr>
-          <w:rFonts w:ascii="游ゴシック" w:cs="游ゴシック" w:eastAsia="游ゴシック" w:hAnsi="游ゴシック"/>
+          <w:rFonts w:ascii="BIZ UDPゴシック" w:cs="BIZ UDPゴシック" w:eastAsia="BIZ UDPゴシック" w:hAnsi="BIZ UDPゴシック"/>
           <w:b/>
           <w:bCs/>
           <w:color w:val="1F3864"/>
@@ -15577,7 +15577,7 @@
       </w:pPr>
       <w:r>
         <w:rPr>
-          <w:rFonts w:ascii="游ゴシック" w:cs="游ゴシック" w:eastAsia="游ゴシック" w:hAnsi="游ゴシック"/>
+          <w:rFonts w:ascii="BIZ UDPゴシック" w:cs="BIZ UDPゴシック" w:eastAsia="BIZ UDPゴシック" w:hAnsi="BIZ UDPゴシック"/>
           <w:b/>
           <w:bCs/>
           <w:color w:val="2E75B6"/>
@@ -15593,7 +15593,7 @@
       </w:pPr>
       <w:r>
         <w:rPr>
-          <w:rFonts w:ascii="游ゴシック" w:cs="游ゴシック" w:eastAsia="游ゴシック" w:hAnsi="游ゴシック"/>
+          <w:rFonts w:ascii="BIZ UDPゴシック" w:cs="BIZ UDPゴシック" w:eastAsia="BIZ UDPゴシック" w:hAnsi="BIZ UDPゴシック"/>
           <w:sz w:val="21"/>
           <w:szCs w:val="21"/>
         </w:rPr>
@@ -15608,7 +15608,7 @@
       </w:pPr>
       <w:r>
         <w:rPr>
-          <w:rFonts w:ascii="游ゴシック" w:cs="游ゴシック" w:eastAsia="游ゴシック" w:hAnsi="游ゴシック"/>
+          <w:rFonts w:ascii="BIZ UDPゴシック" w:cs="BIZ UDPゴシック" w:eastAsia="BIZ UDPゴシック" w:hAnsi="BIZ UDPゴシック"/>
           <w:b/>
           <w:bCs/>
           <w:color w:val="2E75B6"/>
@@ -15624,7 +15624,7 @@
       </w:pPr>
       <w:r>
         <w:rPr>
-          <w:rFonts w:ascii="游ゴシック" w:cs="游ゴシック" w:eastAsia="游ゴシック" w:hAnsi="游ゴシック"/>
+          <w:rFonts w:ascii="BIZ UDPゴシック" w:cs="BIZ UDPゴシック" w:eastAsia="BIZ UDPゴシック" w:hAnsi="BIZ UDPゴシック"/>
           <w:sz w:val="21"/>
           <w:szCs w:val="21"/>
         </w:rPr>
@@ -15639,7 +15639,7 @@
       </w:pPr>
       <w:r>
         <w:rPr>
-          <w:rFonts w:ascii="游ゴシック" w:cs="游ゴシック" w:eastAsia="游ゴシック" w:hAnsi="游ゴシック"/>
+          <w:rFonts w:ascii="BIZ UDPゴシック" w:cs="BIZ UDPゴシック" w:eastAsia="BIZ UDPゴシック" w:hAnsi="BIZ UDPゴシック"/>
           <w:b/>
           <w:bCs/>
           <w:color w:val="2E75B6"/>
@@ -15655,7 +15655,7 @@
       </w:pPr>
       <w:r>
         <w:rPr>
-          <w:rFonts w:ascii="游ゴシック" w:cs="游ゴシック" w:eastAsia="游ゴシック" w:hAnsi="游ゴシック"/>
+          <w:rFonts w:ascii="BIZ UDPゴシック" w:cs="BIZ UDPゴシック" w:eastAsia="BIZ UDPゴシック" w:hAnsi="BIZ UDPゴシック"/>
           <w:sz w:val="21"/>
           <w:szCs w:val="21"/>
         </w:rPr>
@@ -15670,7 +15670,7 @@
       </w:pPr>
       <w:r>
         <w:rPr>
-          <w:rFonts w:ascii="游ゴシック" w:cs="游ゴシック" w:eastAsia="游ゴシック" w:hAnsi="游ゴシック"/>
+          <w:rFonts w:ascii="BIZ UDPゴシック" w:cs="BIZ UDPゴシック" w:eastAsia="BIZ UDPゴシック" w:hAnsi="BIZ UDPゴシック"/>
           <w:b/>
           <w:bCs/>
           <w:color w:val="2E75B6"/>
@@ -15686,7 +15686,7 @@
       </w:pPr>
       <w:r>
         <w:rPr>
-          <w:rFonts w:ascii="游ゴシック" w:cs="游ゴシック" w:eastAsia="游ゴシック" w:hAnsi="游ゴシック"/>
+          <w:rFonts w:ascii="BIZ UDPゴシック" w:cs="BIZ UDPゴシック" w:eastAsia="BIZ UDPゴシック" w:hAnsi="BIZ UDPゴシック"/>
           <w:sz w:val="21"/>
           <w:szCs w:val="21"/>
         </w:rPr>
@@ -15733,7 +15733,7 @@
             </w:pPr>
             <w:r>
               <w:rPr>
-                <w:rFonts w:ascii="游ゴシック" w:cs="游ゴシック" w:eastAsia="游ゴシック" w:hAnsi="游ゴシック"/>
+                <w:rFonts w:ascii="BIZ UDPゴシック" w:cs="BIZ UDPゴシック" w:eastAsia="BIZ UDPゴシック" w:hAnsi="BIZ UDPゴシック"/>
                 <w:b/>
                 <w:bCs/>
                 <w:color w:val="FFFFFF"/>
@@ -15762,7 +15762,7 @@
             </w:pPr>
             <w:r>
               <w:rPr>
-                <w:rFonts w:ascii="游ゴシック" w:cs="游ゴシック" w:eastAsia="游ゴシック" w:hAnsi="游ゴシック"/>
+                <w:rFonts w:ascii="BIZ UDPゴシック" w:cs="BIZ UDPゴシック" w:eastAsia="BIZ UDPゴシック" w:hAnsi="BIZ UDPゴシック"/>
                 <w:b/>
                 <w:bCs/>
                 <w:color w:val="FFFFFF"/>
@@ -15795,7 +15795,7 @@
             </w:pPr>
             <w:r>
               <w:rPr>
-                <w:rFonts w:ascii="游ゴシック" w:cs="游ゴシック" w:eastAsia="游ゴシック" w:hAnsi="游ゴシック"/>
+                <w:rFonts w:ascii="BIZ UDPゴシック" w:cs="BIZ UDPゴシック" w:eastAsia="BIZ UDPゴシック" w:hAnsi="BIZ UDPゴシック"/>
                 <w:b w:val="false"/>
                 <w:bCs w:val="false"/>
                 <w:color w:val="000000"/>
@@ -15823,7 +15823,7 @@
             </w:pPr>
             <w:r>
               <w:rPr>
-                <w:rFonts w:ascii="游ゴシック" w:cs="游ゴシック" w:eastAsia="游ゴシック" w:hAnsi="游ゴシック"/>
+                <w:rFonts w:ascii="BIZ UDPゴシック" w:cs="BIZ UDPゴシック" w:eastAsia="BIZ UDPゴシック" w:hAnsi="BIZ UDPゴシック"/>
                 <w:b w:val="false"/>
                 <w:bCs w:val="false"/>
                 <w:color w:val="000000"/>
@@ -15856,7 +15856,7 @@
             </w:pPr>
             <w:r>
               <w:rPr>
-                <w:rFonts w:ascii="游ゴシック" w:cs="游ゴシック" w:eastAsia="游ゴシック" w:hAnsi="游ゴシック"/>
+                <w:rFonts w:ascii="BIZ UDPゴシック" w:cs="BIZ UDPゴシック" w:eastAsia="BIZ UDPゴシック" w:hAnsi="BIZ UDPゴシック"/>
                 <w:b w:val="false"/>
                 <w:bCs w:val="false"/>
                 <w:color w:val="000000"/>
@@ -15884,7 +15884,7 @@
             </w:pPr>
             <w:r>
               <w:rPr>
-                <w:rFonts w:ascii="游ゴシック" w:cs="游ゴシック" w:eastAsia="游ゴシック" w:hAnsi="游ゴシック"/>
+                <w:rFonts w:ascii="BIZ UDPゴシック" w:cs="BIZ UDPゴシック" w:eastAsia="BIZ UDPゴシック" w:hAnsi="BIZ UDPゴシック"/>
                 <w:b w:val="false"/>
                 <w:bCs w:val="false"/>
                 <w:color w:val="000000"/>
@@ -15917,7 +15917,7 @@
             </w:pPr>
             <w:r>
               <w:rPr>
-                <w:rFonts w:ascii="游ゴシック" w:cs="游ゴシック" w:eastAsia="游ゴシック" w:hAnsi="游ゴシック"/>
+                <w:rFonts w:ascii="BIZ UDPゴシック" w:cs="BIZ UDPゴシック" w:eastAsia="BIZ UDPゴシック" w:hAnsi="BIZ UDPゴシック"/>
                 <w:b w:val="false"/>
                 <w:bCs w:val="false"/>
                 <w:color w:val="000000"/>
@@ -15945,7 +15945,7 @@
             </w:pPr>
             <w:r>
               <w:rPr>
-                <w:rFonts w:ascii="游ゴシック" w:cs="游ゴシック" w:eastAsia="游ゴシック" w:hAnsi="游ゴシック"/>
+                <w:rFonts w:ascii="BIZ UDPゴシック" w:cs="BIZ UDPゴシック" w:eastAsia="BIZ UDPゴシック" w:hAnsi="BIZ UDPゴシック"/>
                 <w:b w:val="false"/>
                 <w:bCs w:val="false"/>
                 <w:color w:val="000000"/>
@@ -15978,7 +15978,7 @@
             </w:pPr>
             <w:r>
               <w:rPr>
-                <w:rFonts w:ascii="游ゴシック" w:cs="游ゴシック" w:eastAsia="游ゴシック" w:hAnsi="游ゴシック"/>
+                <w:rFonts w:ascii="BIZ UDPゴシック" w:cs="BIZ UDPゴシック" w:eastAsia="BIZ UDPゴシック" w:hAnsi="BIZ UDPゴシック"/>
                 <w:b w:val="false"/>
                 <w:bCs w:val="false"/>
                 <w:color w:val="000000"/>
@@ -16006,7 +16006,7 @@
             </w:pPr>
             <w:r>
               <w:rPr>
-                <w:rFonts w:ascii="游ゴシック" w:cs="游ゴシック" w:eastAsia="游ゴシック" w:hAnsi="游ゴシック"/>
+                <w:rFonts w:ascii="BIZ UDPゴシック" w:cs="BIZ UDPゴシック" w:eastAsia="BIZ UDPゴシック" w:hAnsi="BIZ UDPゴシック"/>
                 <w:b w:val="false"/>
                 <w:bCs w:val="false"/>
                 <w:color w:val="000000"/>
@@ -16039,7 +16039,7 @@
             </w:pPr>
             <w:r>
               <w:rPr>
-                <w:rFonts w:ascii="游ゴシック" w:cs="游ゴシック" w:eastAsia="游ゴシック" w:hAnsi="游ゴシック"/>
+                <w:rFonts w:ascii="BIZ UDPゴシック" w:cs="BIZ UDPゴシック" w:eastAsia="BIZ UDPゴシック" w:hAnsi="BIZ UDPゴシック"/>
                 <w:b w:val="false"/>
                 <w:bCs w:val="false"/>
                 <w:color w:val="000000"/>
@@ -16067,7 +16067,7 @@
             </w:pPr>
             <w:r>
               <w:rPr>
-                <w:rFonts w:ascii="游ゴシック" w:cs="游ゴシック" w:eastAsia="游ゴシック" w:hAnsi="游ゴシック"/>
+                <w:rFonts w:ascii="BIZ UDPゴシック" w:cs="BIZ UDPゴシック" w:eastAsia="BIZ UDPゴシック" w:hAnsi="BIZ UDPゴシック"/>
                 <w:b w:val="false"/>
                 <w:bCs w:val="false"/>
                 <w:color w:val="000000"/>
@@ -16100,7 +16100,7 @@
             </w:pPr>
             <w:r>
               <w:rPr>
-                <w:rFonts w:ascii="游ゴシック" w:cs="游ゴシック" w:eastAsia="游ゴシック" w:hAnsi="游ゴシック"/>
+                <w:rFonts w:ascii="BIZ UDPゴシック" w:cs="BIZ UDPゴシック" w:eastAsia="BIZ UDPゴシック" w:hAnsi="BIZ UDPゴシック"/>
                 <w:b w:val="false"/>
                 <w:bCs w:val="false"/>
                 <w:color w:val="000000"/>
@@ -16128,7 +16128,7 @@
             </w:pPr>
             <w:r>
               <w:rPr>
-                <w:rFonts w:ascii="游ゴシック" w:cs="游ゴシック" w:eastAsia="游ゴシック" w:hAnsi="游ゴシック"/>
+                <w:rFonts w:ascii="BIZ UDPゴシック" w:cs="BIZ UDPゴシック" w:eastAsia="BIZ UDPゴシック" w:hAnsi="BIZ UDPゴシック"/>
                 <w:b w:val="false"/>
                 <w:bCs w:val="false"/>
                 <w:color w:val="000000"/>
@@ -16161,7 +16161,7 @@
             </w:pPr>
             <w:r>
               <w:rPr>
-                <w:rFonts w:ascii="游ゴシック" w:cs="游ゴシック" w:eastAsia="游ゴシック" w:hAnsi="游ゴシック"/>
+                <w:rFonts w:ascii="BIZ UDPゴシック" w:cs="BIZ UDPゴシック" w:eastAsia="BIZ UDPゴシック" w:hAnsi="BIZ UDPゴシック"/>
                 <w:b w:val="false"/>
                 <w:bCs w:val="false"/>
                 <w:color w:val="000000"/>
@@ -16189,7 +16189,7 @@
             </w:pPr>
             <w:r>
               <w:rPr>
-                <w:rFonts w:ascii="游ゴシック" w:cs="游ゴシック" w:eastAsia="游ゴシック" w:hAnsi="游ゴシック"/>
+                <w:rFonts w:ascii="BIZ UDPゴシック" w:cs="BIZ UDPゴシック" w:eastAsia="BIZ UDPゴシック" w:hAnsi="BIZ UDPゴシック"/>
                 <w:b w:val="false"/>
                 <w:bCs w:val="false"/>
                 <w:color w:val="000000"/>
@@ -16222,7 +16222,7 @@
             </w:pPr>
             <w:r>
               <w:rPr>
-                <w:rFonts w:ascii="游ゴシック" w:cs="游ゴシック" w:eastAsia="游ゴシック" w:hAnsi="游ゴシック"/>
+                <w:rFonts w:ascii="BIZ UDPゴシック" w:cs="BIZ UDPゴシック" w:eastAsia="BIZ UDPゴシック" w:hAnsi="BIZ UDPゴシック"/>
                 <w:b w:val="false"/>
                 <w:bCs w:val="false"/>
                 <w:color w:val="000000"/>
@@ -16250,7 +16250,7 @@
             </w:pPr>
             <w:r>
               <w:rPr>
-                <w:rFonts w:ascii="游ゴシック" w:cs="游ゴシック" w:eastAsia="游ゴシック" w:hAnsi="游ゴシック"/>
+                <w:rFonts w:ascii="BIZ UDPゴシック" w:cs="BIZ UDPゴシック" w:eastAsia="BIZ UDPゴシック" w:hAnsi="BIZ UDPゴシック"/>
                 <w:b w:val="false"/>
                 <w:bCs w:val="false"/>
                 <w:color w:val="000000"/>
@@ -16283,7 +16283,7 @@
             </w:pPr>
             <w:r>
               <w:rPr>
-                <w:rFonts w:ascii="游ゴシック" w:cs="游ゴシック" w:eastAsia="游ゴシック" w:hAnsi="游ゴシック"/>
+                <w:rFonts w:ascii="BIZ UDPゴシック" w:cs="BIZ UDPゴシック" w:eastAsia="BIZ UDPゴシック" w:hAnsi="BIZ UDPゴシック"/>
                 <w:b w:val="false"/>
                 <w:bCs w:val="false"/>
                 <w:color w:val="000000"/>
@@ -16311,7 +16311,7 @@
             </w:pPr>
             <w:r>
               <w:rPr>
-                <w:rFonts w:ascii="游ゴシック" w:cs="游ゴシック" w:eastAsia="游ゴシック" w:hAnsi="游ゴシック"/>
+                <w:rFonts w:ascii="BIZ UDPゴシック" w:cs="BIZ UDPゴシック" w:eastAsia="BIZ UDPゴシック" w:hAnsi="BIZ UDPゴシック"/>
                 <w:b w:val="false"/>
                 <w:bCs w:val="false"/>
                 <w:color w:val="000000"/>
@@ -16345,7 +16345,7 @@
             </w:pPr>
             <w:r>
               <w:rPr>
-                <w:rFonts w:ascii="游ゴシック" w:cs="游ゴシック" w:eastAsia="游ゴシック" w:hAnsi="游ゴシック"/>
+                <w:rFonts w:ascii="BIZ UDPゴシック" w:cs="BIZ UDPゴシック" w:eastAsia="BIZ UDPゴシック" w:hAnsi="BIZ UDPゴシック"/>
                 <w:b w:val="false"/>
                 <w:bCs w:val="false"/>
                 <w:color w:val="000000"/>
@@ -16374,7 +16374,7 @@
             </w:pPr>
             <w:r>
               <w:rPr>
-                <w:rFonts w:ascii="游ゴシック" w:cs="游ゴシック" w:eastAsia="游ゴシック" w:hAnsi="游ゴシック"/>
+                <w:rFonts w:ascii="BIZ UDPゴシック" w:cs="BIZ UDPゴシック" w:eastAsia="BIZ UDPゴシック" w:hAnsi="BIZ UDPゴシック"/>
                 <w:b w:val="false"/>
                 <w:bCs w:val="false"/>
                 <w:color w:val="000000"/>
@@ -16407,7 +16407,7 @@
             </w:pPr>
             <w:r>
               <w:rPr>
-                <w:rFonts w:ascii="游ゴシック" w:cs="游ゴシック" w:eastAsia="游ゴシック" w:hAnsi="游ゴシック"/>
+                <w:rFonts w:ascii="BIZ UDPゴシック" w:cs="BIZ UDPゴシック" w:eastAsia="BIZ UDPゴシック" w:hAnsi="BIZ UDPゴシック"/>
                 <w:b w:val="false"/>
                 <w:bCs w:val="false"/>
                 <w:color w:val="000000"/>
@@ -16435,7 +16435,7 @@
             </w:pPr>
             <w:r>
               <w:rPr>
-                <w:rFonts w:ascii="游ゴシック" w:cs="游ゴシック" w:eastAsia="游ゴシック" w:hAnsi="游ゴシック"/>
+                <w:rFonts w:ascii="BIZ UDPゴシック" w:cs="BIZ UDPゴシック" w:eastAsia="BIZ UDPゴシック" w:hAnsi="BIZ UDPゴシック"/>
                 <w:b w:val="false"/>
                 <w:bCs w:val="false"/>
                 <w:color w:val="000000"/>
@@ -16454,7 +16454,7 @@
       </w:pPr>
       <w:r>
         <w:rPr>
-          <w:rFonts w:ascii="游ゴシック" w:cs="游ゴシック" w:eastAsia="游ゴシック" w:hAnsi="游ゴシック"/>
+          <w:rFonts w:ascii="BIZ UDPゴシック" w:cs="BIZ UDPゴシック" w:eastAsia="BIZ UDPゴシック" w:hAnsi="BIZ UDPゴシック"/>
           <w:sz w:val="21"/>
           <w:szCs w:val="21"/>
         </w:rPr>
@@ -16472,7 +16472,7 @@
       </w:pPr>
       <w:r>
         <w:rPr>
-          <w:rFonts w:ascii="游ゴシック" w:cs="游ゴシック" w:eastAsia="游ゴシック" w:hAnsi="游ゴシック"/>
+          <w:rFonts w:ascii="BIZ UDPゴシック" w:cs="BIZ UDPゴシック" w:eastAsia="BIZ UDPゴシック" w:hAnsi="BIZ UDPゴシック"/>
           <w:color w:val="595959"/>
           <w:sz w:val="17"/>
           <w:szCs w:val="17"/>
@@ -16482,9 +16482,11 @@
     </w:p>
     <w:sectPr>
       <w:footerReference w:type="default" r:id="rId7"/>
+      <w:footerReference w:type="first" r:id="rId8"/>
       <w:pgSz w:w="11906" w:h="16838" w:orient="portrait"/>
       <w:pgMar w:top="1134" w:right="1134" w:bottom="1134" w:left="1134" w:header="708" w:footer="708" w:gutter="0"/>
       <w:pgNumType/>
+      <w:titlePg/>
       <w:docGrid w:linePitch="360"/>
     </w:sectPr>
   </w:body>
@@ -16540,7 +16542,7 @@
     </w:pPr>
     <w:r>
       <w:rPr>
-        <w:rFonts w:ascii="游ゴシック" w:cs="游ゴシック" w:eastAsia="游ゴシック" w:hAnsi="游ゴシック"/>
+        <w:rFonts w:ascii="BIZ UDPゴシック" w:cs="BIZ UDPゴシック" w:eastAsia="BIZ UDPゴシック" w:hAnsi="BIZ UDPゴシック"/>
         <w:color w:val="595959"/>
         <w:sz w:val="18"/>
         <w:szCs w:val="18"/>
@@ -16549,6 +16551,16 @@
       <w:instrText xml:space="preserve">PAGE</w:instrText>
       <w:fldChar w:fldCharType="separate"/>
       <w:fldChar w:fldCharType="end"/>
+    </w:r>
+  </w:p>
+</w:ftr>
+</file>
+
+<file path=word/footer2.xml><?xml version="1.0" encoding="utf-8"?>
+<w:ftr xmlns:wpc="http://schemas.microsoft.com/office/word/2010/wordprocessingCanvas" xmlns:mc="http://schemas.openxmlformats.org/markup-compatibility/2006" xmlns:o="urn:schemas-microsoft-com:office:office" xmlns:r="http://schemas.openxmlformats.org/officeDocument/2006/relationships" xmlns:m="http://schemas.openxmlformats.org/officeDocument/2006/math" xmlns:v="urn:schemas-microsoft-com:vml" xmlns:wp14="http://schemas.microsoft.com/office/word/2010/wordprocessingDrawing" xmlns:wp="http://schemas.openxmlformats.org/drawingml/2006/wordprocessingDrawing" xmlns:w10="urn:schemas-microsoft-com:office:word" xmlns:w="http://schemas.openxmlformats.org/wordprocessingml/2006/main" xmlns:w14="http://schemas.microsoft.com/office/word/2010/wordml" xmlns:w15="http://schemas.microsoft.com/office/word/2012/wordml" xmlns:wpg="http://schemas.microsoft.com/office/word/2010/wordprocessingGroup" xmlns:wpi="http://schemas.microsoft.com/office/word/2010/wordprocessingInk" xmlns:wne="http://schemas.microsoft.com/office/word/2006/wordml" xmlns:wps="http://schemas.microsoft.com/office/word/2010/wordprocessingShape">
+  <w:p>
+    <w:r>
+      <w:t xml:space="preserve"/>
     </w:r>
   </w:p>
 </w:ftr>
@@ -16703,7 +16715,7 @@
   <w:docDefaults>
     <w:rPrDefault>
       <w:rPr>
-        <w:rFonts w:ascii="游ゴシック" w:cs="游ゴシック" w:eastAsia="游ゴシック" w:hAnsi="游ゴシック"/>
+        <w:rFonts w:ascii="BIZ UDPゴシック" w:cs="BIZ UDPゴシック" w:eastAsia="BIZ UDPゴシック" w:hAnsi="BIZ UDPゴシック"/>
         <w:sz w:val="21"/>
         <w:szCs w:val="21"/>
       </w:rPr>
@@ -16726,7 +16738,7 @@
     <w:next w:val="Normal"/>
     <w:qFormat/>
     <w:rPr>
-      <w:rFonts w:ascii="游ゴシック" w:cs="游ゴシック" w:eastAsia="游ゴシック" w:hAnsi="游ゴシック"/>
+      <w:rFonts w:ascii="BIZ UDPゴシック" w:cs="BIZ UDPゴシック" w:eastAsia="BIZ UDPゴシック" w:hAnsi="BIZ UDPゴシック"/>
       <w:b/>
       <w:bCs/>
       <w:color w:val="FFFFFF"/>
@@ -16740,7 +16752,7 @@
     <w:next w:val="Normal"/>
     <w:qFormat/>
     <w:rPr>
-      <w:rFonts w:ascii="游ゴシック" w:cs="游ゴシック" w:eastAsia="游ゴシック" w:hAnsi="游ゴシック"/>
+      <w:rFonts w:ascii="BIZ UDPゴシック" w:cs="BIZ UDPゴシック" w:eastAsia="BIZ UDPゴシック" w:hAnsi="BIZ UDPゴシック"/>
       <w:b/>
       <w:bCs/>
       <w:color w:val="1F3864"/>

--- a/output/19_北塩原村第10期_策定委員会参考資料_交付金の評価と第10期の目標.docx
+++ b/output/19_北塩原村第10期_策定委員会参考資料_交付金の評価と第10期の目標.docx
@@ -16728,8 +16728,7 @@
     <w:next w:val="Normal"/>
     <w:qFormat/>
     <w:rPr>
-      <w:sz w:val="56"/>
-      <w:szCs w:val="56"/>
+      <w:color w:val="1F3864"/>
     </w:rPr>
   </w:style>
   <w:style w:type="paragraph" w:styleId="Heading1">
@@ -16766,9 +16765,7 @@
     <w:next w:val="Normal"/>
     <w:qFormat/>
     <w:rPr>
-      <w:color w:val="1F4D78"/>
-      <w:sz w:val="24"/>
-      <w:szCs w:val="24"/>
+      <w:color w:val="1F3864"/>
     </w:rPr>
   </w:style>
   <w:style w:type="paragraph" w:styleId="Heading4">
@@ -16777,9 +16774,7 @@
     <w:next w:val="Normal"/>
     <w:qFormat/>
     <w:rPr>
-      <w:i/>
-      <w:iCs/>
-      <w:color w:val="2E74B5"/>
+      <w:color w:val="1F3864"/>
     </w:rPr>
   </w:style>
   <w:style w:type="paragraph" w:styleId="Heading5">
@@ -16788,7 +16783,7 @@
     <w:next w:val="Normal"/>
     <w:qFormat/>
     <w:rPr>
-      <w:color w:val="2E74B5"/>
+      <w:color w:val="1F3864"/>
     </w:rPr>
   </w:style>
   <w:style w:type="paragraph" w:styleId="Heading6">
@@ -16797,7 +16792,7 @@
     <w:next w:val="Normal"/>
     <w:qFormat/>
     <w:rPr>
-      <w:color w:val="1F4D78"/>
+      <w:color w:val="1F3864"/>
     </w:rPr>
   </w:style>
   <w:style w:type="paragraph" w:styleId="Strong">
@@ -16822,7 +16817,6 @@
     <w:unhideWhenUsed/>
     <w:rPr>
       <w:color w:val="0563C1"/>
-      <w:u w:val="single"/>
     </w:rPr>
   </w:style>
   <w:style w:type="character" w:styleId="FootnoteReference">

--- a/output/19_北塩原村第10期_策定委員会参考資料_交付金の評価と第10期の目標.docx
+++ b/output/19_北塩原村第10期_策定委員会参考資料_交付金の評価と第10期の目標.docx
@@ -5953,7 +5953,7 @@
                 <w:sz w:val="17"/>
                 <w:szCs w:val="17"/>
               </w:rPr>
-              <w:t xml:space="preserve">記載で取れる</w:t>
+              <w:t xml:space="preserve">記載で取得をめざせる</w:t>
             </w:r>
           </w:p>
         </w:tc>
@@ -6126,7 +6126,7 @@
                 <w:sz w:val="17"/>
                 <w:szCs w:val="17"/>
               </w:rPr>
-              <w:t xml:space="preserve">本業務で取れる</w:t>
+              <w:t xml:space="preserve">本業務で取得をめざせる</w:t>
             </w:r>
           </w:p>
         </w:tc>
@@ -6799,7 +6799,7 @@
           <w:sz w:val="20"/>
           <w:szCs w:val="20"/>
         </w:rPr>
-        <w:t xml:space="preserve">計画への記載・要綱の整備・手順の明文化と、それに沿った実施・記録で取得をめざせるのが11項目62点です。本業務（ニーズ調査・在宅介護実態調査・見える化分析・認知症施策推進計画の策定）の実施で取得できるのが3項目9点です。この2つは本計画の策定により取得できます。</w:t>
+        <w:t xml:space="preserve">計画への記載・要綱の整備・手順の明文化と、それに沿った実施・記録で取得をめざせるのが11項目62点です。本業務（ニーズ調査・在宅介護実態調査・見える化分析・認知症施策推進計画の策定）の実施で取得をめざせるのが3項目9点です。この2つは本計画の策定とそれに沿った実施・記録により評価の対象となり得ます。</w:t>
       </w:r>
     </w:p>
     <w:p>
@@ -6853,7 +6853,7 @@
           <w:sz w:val="21"/>
           <w:szCs w:val="21"/>
         </w:rPr>
-        <w:t xml:space="preserve">令和8年度の評価で0点であり、かつ全国の45%以上の市町村が取得している項目は32項目122点あります。このうち、新たな施設や大きな予算を要さず、本計画への記載・要綱の整備・手順の明文化により取得できるものが11項目62点です。これに、本計画が認知症施策推進計画を兼ねることにより取得できる5点を加えた12項目67点の取得を、第10期の目標とします。</w:t>
+        <w:t xml:space="preserve">令和8年度の評価で0点であり、かつ全国の45%以上の市町村が取得している項目は32項目122点あります。このうち、新たな施設や大きな予算を要さず、本計画への記載・要綱の整備・手順の明文化と、それに沿った実施・記録により取得をめざせるものが11項目62点です。これに、本計画が認知症施策推進計画を兼ねることにより評価の対象となり得る5点を加えた12項目67点の取得を、第10期の目標とします。</w:t>
       </w:r>
     </w:p>
     <w:tbl>
@@ -9639,7 +9639,7 @@
           <w:sz w:val="21"/>
           <w:szCs w:val="21"/>
         </w:rPr>
-        <w:t xml:space="preserve">本業務の実施で取得できる4点を含めると518点です。条件付きで取得できる33点は事業の実施を伴うため、施策1-2（総合事業の多様なサービス）・施策4-4（認知症施策）のご判断と一体で決まります。</w:t>
+        <w:t xml:space="preserve">本業務の実施で取得をめざせる4点を含めると518点です。条件付きで取得をめざせる33点は事業の実施を伴うため、施策1-2（総合事業の多様なサービス）・施策4-4（認知症施策）のご判断と一体で決まります。</w:t>
       </w:r>
     </w:p>
     <w:p>
@@ -15480,7 +15480,7 @@
                 <w:sz w:val="17"/>
                 <w:szCs w:val="17"/>
               </w:rPr>
-              <w:t xml:space="preserve">条件付きで取得できる33点について、事業の実施まで踏み込むかどうか</w:t>
+              <w:t xml:space="preserve">条件付きで取得をめざせる33点について、事業の実施まで踏み込むかどうか</w:t>
             </w:r>
           </w:p>
         </w:tc>
@@ -15544,7 +15544,7 @@
           <w:sz w:val="20"/>
           <w:szCs w:val="20"/>
         </w:rPr>
-        <w:t xml:space="preserve">段Ａ（計画への記載で取得をめざす11項目62点）は、本計画に書いたうえで、令和9年度に実施し記録を残すことで取得できます。書くだけでは点になりません。第2回策定委員会でご承認をいただければ、素案6-3の取得目標として確定します。</w:t>
+        <w:t xml:space="preserve">段Ａ（計画への記載で取得をめざす11項目62点）は、本計画に書いたうえで、令和9年度に実施し記録を残すことで評価の対象となり得ます。書くだけでは点になりません。評価は国の該当状況調査への回答と、実施・記録の結果によります。第2回策定委員会でご承認をいただければ、素案6-3の取得目標として確定します。</w:t>
       </w:r>
     </w:p>
     <w:p>

--- a/output/19_北塩原村第10期_策定委員会参考資料_交付金の評価と第10期の目標.docx
+++ b/output/19_北塩原村第10期_策定委員会参考資料_交付金の評価と第10期の目標.docx
@@ -6800,6 +6800,25 @@
           <w:szCs w:val="20"/>
         </w:rPr>
         <w:t xml:space="preserve">計画への記載・要綱の整備・手順の明文化と、それに沿った実施・記録で取得をめざせるのが11項目62点です。本業務（ニーズ調査・在宅介護実態調査・見える化分析・認知症施策推進計画の策定）の実施で取得をめざせるのが3項目9点です。この2つは本計画の策定とそれに沿った実施・記録により評価の対象となり得ます。</w:t>
+      </w:r>
+    </w:p>
+    <w:p>
+      <w:pPr>
+        <w:pBdr>
+          <w:left w:val="single" w:color="C00000" w:sz="18" w:space="8"/>
+        </w:pBdr>
+        <w:shd w:fill="FFF3F3" w:val="clear"/>
+        <w:spacing w:after="180" w:before="120" w:line="280" w:lineRule="exact"/>
+        <w:ind w:left="200" w:right="200"/>
+      </w:pPr>
+      <w:r>
+        <w:rPr>
+          <w:rFonts w:ascii="BIZ UDPゴシック" w:cs="BIZ UDPゴシック" w:eastAsia="BIZ UDPゴシック" w:hAnsi="BIZ UDPゴシック"/>
+          <w:color w:val="595959"/>
+          <w:sz w:val="17"/>
+          <w:szCs w:val="17"/>
+        </w:rPr>
+        <w:t xml:space="preserve">※ 上の5つの段は未取得の全項目を分けたものです。次の2-2の4区分（令和8年度に0点で全国該当率45%以上の32項目）とは母集団が違い、同じ項目は同じ扱いです。段Ｂの9点は2-2の本業務の4点に認知症施策推進計画の策定5点を、段Ｃの39点は2-2の条件付きの33点に32項目の外の6点を加えたものです（成果品15に対照表）。</w:t>
       </w:r>
     </w:p>
     <w:p>
